--- a/00_doc/LabDoc/Aurix_lab_zabeleske_i_plan_PoVl.docx
+++ b/00_doc/LabDoc/Aurix_lab_zabeleske_i_plan_PoVl.docx
@@ -1,6 +1,6 @@
 
 <file path=word/document.xml><?xml version="1.0" encoding="utf-8"?>
-<w:document xmlns:wpc="http://schemas.microsoft.com/office/word/2010/wordprocessingCanvas" xmlns:cx="http://schemas.microsoft.com/office/drawing/2014/chartex" xmlns:cx1="http://schemas.microsoft.com/office/drawing/2015/9/8/chartex" xmlns:cx2="http://schemas.microsoft.com/office/drawing/2015/10/21/chartex" xmlns:cx3="http://schemas.microsoft.com/office/drawing/2016/5/9/chartex" xmlns:cx4="http://schemas.microsoft.com/office/drawing/2016/5/10/chartex" xmlns:cx5="http://schemas.microsoft.com/office/drawing/2016/5/11/chartex" xmlns:cx6="http://schemas.microsoft.com/office/drawing/2016/5/12/chartex" xmlns:cx7="http://schemas.microsoft.com/office/drawing/2016/5/13/chartex" xmlns:cx8="http://schemas.microsoft.com/office/drawing/2016/5/14/chartex" xmlns:mc="http://schemas.openxmlformats.org/markup-compatibility/2006" xmlns:aink="http://schemas.microsoft.com/office/drawing/2016/ink" xmlns:am3d="http://schemas.microsoft.com/office/drawing/2017/model3d" xmlns:o="urn:schemas-microsoft-com:office:office" xmlns:oel="http://schemas.microsoft.com/office/2019/extlst" xmlns:r="http://schemas.openxmlformats.org/officeDocument/2006/relationships" xmlns:m="http://schemas.openxmlformats.org/officeDocument/2006/math" xmlns:v="urn:schemas-microsoft-com:vml" xmlns:wp14="http://schemas.microsoft.com/office/word/2010/wordprocessingDrawing" xmlns:wp="http://schemas.openxmlformats.org/drawingml/2006/wordprocessingDrawing" xmlns:w10="urn:schemas-microsoft-com:office:word" xmlns:w="http://schemas.openxmlformats.org/wordprocessingml/2006/main" xmlns:w14="http://schemas.microsoft.com/office/word/2010/wordml" xmlns:w15="http://schemas.microsoft.com/office/word/2012/wordml" xmlns:w16cex="http://schemas.microsoft.com/office/word/2018/wordml/cex" xmlns:w16cid="http://schemas.microsoft.com/office/word/2016/wordml/cid" xmlns:w16="http://schemas.microsoft.com/office/word/2018/wordml" xmlns:w16du="http://schemas.microsoft.com/office/word/2023/wordml/word16du" xmlns:w16sdtdh="http://schemas.microsoft.com/office/word/2020/wordml/sdtdatahash" xmlns:w16sdtfl="http://schemas.microsoft.com/office/word/2024/wordml/sdtformatlock" xmlns:w16se="http://schemas.microsoft.com/office/word/2015/wordml/symex" xmlns:wpg="http://schemas.microsoft.com/office/word/2010/wordprocessingGroup" xmlns:wpi="http://schemas.microsoft.com/office/word/2010/wordprocessingInk" xmlns:wne="http://schemas.microsoft.com/office/word/2006/wordml" xmlns:wps="http://schemas.microsoft.com/office/word/2010/wordprocessingShape" mc:Ignorable="w14 w15 w16se w16cid w16 w16cex w16sdtdh w16sdtfl w16du wp14">
+<w:document xmlns:wpc="http://schemas.microsoft.com/office/word/2010/wordprocessingCanvas" xmlns:cx="http://schemas.microsoft.com/office/drawing/2014/chartex" xmlns:cx1="http://schemas.microsoft.com/office/drawing/2015/9/8/chartex" xmlns:mc="http://schemas.openxmlformats.org/markup-compatibility/2006" xmlns:o="urn:schemas-microsoft-com:office:office" xmlns:r="http://schemas.openxmlformats.org/officeDocument/2006/relationships" xmlns:m="http://schemas.openxmlformats.org/officeDocument/2006/math" xmlns:v="urn:schemas-microsoft-com:vml" xmlns:wp14="http://schemas.microsoft.com/office/word/2010/wordprocessingDrawing" xmlns:wp="http://schemas.openxmlformats.org/drawingml/2006/wordprocessingDrawing" xmlns:w10="urn:schemas-microsoft-com:office:word" xmlns:w="http://schemas.openxmlformats.org/wordprocessingml/2006/main" xmlns:w14="http://schemas.microsoft.com/office/word/2010/wordml" xmlns:w15="http://schemas.microsoft.com/office/word/2012/wordml" xmlns:w16se="http://schemas.microsoft.com/office/word/2015/wordml/symex" xmlns:wpg="http://schemas.microsoft.com/office/word/2010/wordprocessingGroup" xmlns:wpi="http://schemas.microsoft.com/office/word/2010/wordprocessingInk" xmlns:wne="http://schemas.microsoft.com/office/word/2006/wordml" xmlns:wps="http://schemas.microsoft.com/office/word/2010/wordprocessingShape" mc:Ignorable="w14 w15 w16se wp14">
   <w:body>
     <w:p>
       <w:pPr>
@@ -131,50 +131,48 @@
         <w:t>)</w:t>
       </w:r>
     </w:p>
-    <w:p/>
+    <w:p>
+      <w:pPr>
+        <w:rPr>
+          <w:sz w:val="14"/>
+          <w:szCs w:val="14"/>
+        </w:rPr>
+      </w:pPr>
+    </w:p>
     <w:tbl>
       <w:tblPr>
-        <w:tblW w:w="9780" w:type="dxa"/>
-        <w:shd w:val="clear" w:color="auto" w:fill="FFFFFF"/>
-        <w:tblCellMar>
-          <w:top w:w="15" w:type="dxa"/>
-          <w:left w:w="15" w:type="dxa"/>
-          <w:bottom w:w="15" w:type="dxa"/>
-          <w:right w:w="15" w:type="dxa"/>
-        </w:tblCellMar>
+        <w:tblStyle w:val="PlainTable2"/>
+        <w:tblW w:w="9239" w:type="dxa"/>
+        <w:tblLayout w:type="fixed"/>
         <w:tblLook w:val="04A0" w:firstRow="1" w:lastRow="0" w:firstColumn="1" w:lastColumn="0" w:noHBand="0" w:noVBand="1"/>
       </w:tblPr>
       <w:tblGrid>
-        <w:gridCol w:w="594"/>
+        <w:gridCol w:w="570"/>
+        <w:gridCol w:w="1147"/>
+        <w:gridCol w:w="1260"/>
         <w:gridCol w:w="982"/>
-        <w:gridCol w:w="1507"/>
-        <w:gridCol w:w="1722"/>
-        <w:gridCol w:w="3374"/>
-        <w:gridCol w:w="1601"/>
+        <w:gridCol w:w="35"/>
+        <w:gridCol w:w="2422"/>
+        <w:gridCol w:w="35"/>
+        <w:gridCol w:w="1703"/>
+        <w:gridCol w:w="35"/>
+        <w:gridCol w:w="1050"/>
       </w:tblGrid>
       <w:tr>
+        <w:trPr>
+          <w:cnfStyle w:val="100000000000" w:firstRow="1" w:lastRow="0" w:firstColumn="0" w:lastColumn="0" w:oddVBand="0" w:evenVBand="0" w:oddHBand="0" w:evenHBand="0" w:firstRowFirstColumn="0" w:firstRowLastColumn="0" w:lastRowFirstColumn="0" w:lastRowLastColumn="0"/>
+        </w:trPr>
         <w:tc>
           <w:tcPr>
-            <w:tcW w:w="0" w:type="auto"/>
-            <w:tcBorders>
-              <w:bottom w:val="single" w:sz="6" w:space="0" w:color="DCDFE5"/>
-            </w:tcBorders>
-            <w:shd w:val="clear" w:color="auto" w:fill="FFFFFF"/>
-            <w:tcMar>
-              <w:top w:w="120" w:type="dxa"/>
-              <w:left w:w="0" w:type="dxa"/>
-              <w:bottom w:w="120" w:type="dxa"/>
-              <w:right w:w="240" w:type="dxa"/>
-            </w:tcMar>
-            <w:hideMark/>
+            <w:cnfStyle w:val="001000000000" w:firstRow="0" w:lastRow="0" w:firstColumn="1" w:lastColumn="0" w:oddVBand="0" w:evenVBand="0" w:oddHBand="0" w:evenHBand="0" w:firstRowFirstColumn="0" w:firstRowLastColumn="0" w:lastRowFirstColumn="0" w:lastRowLastColumn="0"/>
+            <w:tcW w:w="570" w:type="dxa"/>
           </w:tcPr>
           <w:p>
             <w:pPr>
-              <w:spacing w:after="0" w:line="240" w:lineRule="auto"/>
-              <w:rPr>
-                <w:rFonts w:eastAsia="Times New Roman" w:cstheme="minorHAnsi"/>
-                <w:b/>
-                <w:bCs/>
+              <w:rPr>
+                <w:rFonts w:eastAsia="Times New Roman" w:cstheme="minorHAnsi"/>
+                <w:b w:val="0"/>
+                <w:bCs w:val="0"/>
                 <w:color w:val="0A0A0A"/>
                 <w:sz w:val="14"/>
                 <w:szCs w:val="14"/>
@@ -183,8 +181,6 @@
             <w:r>
               <w:rPr>
                 <w:rFonts w:eastAsia="Times New Roman" w:cstheme="minorHAnsi"/>
-                <w:b/>
-                <w:bCs/>
                 <w:color w:val="0A0A0A"/>
                 <w:sz w:val="14"/>
                 <w:szCs w:val="14"/>
@@ -195,26 +191,15 @@
         </w:tc>
         <w:tc>
           <w:tcPr>
-            <w:tcW w:w="0" w:type="auto"/>
-            <w:tcBorders>
-              <w:bottom w:val="single" w:sz="6" w:space="0" w:color="DCDFE5"/>
-            </w:tcBorders>
-            <w:shd w:val="clear" w:color="auto" w:fill="FFFFFF"/>
-            <w:tcMar>
-              <w:top w:w="120" w:type="dxa"/>
-              <w:left w:w="0" w:type="dxa"/>
-              <w:bottom w:w="120" w:type="dxa"/>
-              <w:right w:w="240" w:type="dxa"/>
-            </w:tcMar>
-            <w:hideMark/>
+            <w:tcW w:w="1147" w:type="dxa"/>
           </w:tcPr>
           <w:p>
             <w:pPr>
-              <w:spacing w:after="0" w:line="240" w:lineRule="auto"/>
-              <w:rPr>
-                <w:rFonts w:eastAsia="Times New Roman" w:cstheme="minorHAnsi"/>
-                <w:b/>
-                <w:bCs/>
+              <w:cnfStyle w:val="100000000000" w:firstRow="1" w:lastRow="0" w:firstColumn="0" w:lastColumn="0" w:oddVBand="0" w:evenVBand="0" w:oddHBand="0" w:evenHBand="0" w:firstRowFirstColumn="0" w:firstRowLastColumn="0" w:lastRowFirstColumn="0" w:lastRowLastColumn="0"/>
+              <w:rPr>
+                <w:rFonts w:eastAsia="Times New Roman" w:cstheme="minorHAnsi"/>
+                <w:b w:val="0"/>
+                <w:bCs w:val="0"/>
                 <w:color w:val="0A0A0A"/>
                 <w:sz w:val="14"/>
                 <w:szCs w:val="14"/>
@@ -223,8 +208,6 @@
             <w:r>
               <w:rPr>
                 <w:rFonts w:eastAsia="Times New Roman" w:cstheme="minorHAnsi"/>
-                <w:b/>
-                <w:bCs/>
                 <w:color w:val="0A0A0A"/>
                 <w:sz w:val="14"/>
                 <w:szCs w:val="14"/>
@@ -235,26 +218,14 @@
         </w:tc>
         <w:tc>
           <w:tcPr>
-            <w:tcW w:w="0" w:type="auto"/>
-            <w:tcBorders>
-              <w:bottom w:val="single" w:sz="6" w:space="0" w:color="DCDFE5"/>
-            </w:tcBorders>
-            <w:shd w:val="clear" w:color="auto" w:fill="FFFFFF"/>
-            <w:tcMar>
-              <w:top w:w="120" w:type="dxa"/>
-              <w:left w:w="0" w:type="dxa"/>
-              <w:bottom w:w="120" w:type="dxa"/>
-              <w:right w:w="240" w:type="dxa"/>
-            </w:tcMar>
-            <w:hideMark/>
+            <w:tcW w:w="1260" w:type="dxa"/>
           </w:tcPr>
           <w:p>
             <w:pPr>
-              <w:spacing w:after="0" w:line="240" w:lineRule="auto"/>
-              <w:rPr>
-                <w:rFonts w:eastAsia="Times New Roman" w:cstheme="minorHAnsi"/>
-                <w:b/>
-                <w:bCs/>
+              <w:cnfStyle w:val="100000000000" w:firstRow="1" w:lastRow="0" w:firstColumn="0" w:lastColumn="0" w:oddVBand="0" w:evenVBand="0" w:oddHBand="0" w:evenHBand="0" w:firstRowFirstColumn="0" w:firstRowLastColumn="0" w:lastRowFirstColumn="0" w:lastRowLastColumn="0"/>
+              <w:rPr>
+                <w:rFonts w:eastAsia="Times New Roman" w:cstheme="minorHAnsi"/>
+                <w:bCs w:val="0"/>
                 <w:color w:val="0A0A0A"/>
                 <w:sz w:val="14"/>
                 <w:szCs w:val="14"/>
@@ -263,38 +234,35 @@
             <w:r>
               <w:rPr>
                 <w:rFonts w:eastAsia="Times New Roman" w:cstheme="minorHAnsi"/>
-                <w:b/>
-                <w:bCs/>
-                <w:color w:val="0A0A0A"/>
-                <w:sz w:val="14"/>
-                <w:szCs w:val="14"/>
-              </w:rPr>
-              <w:t>Task (Prioritet*)</w:t>
+                <w:bCs w:val="0"/>
+                <w:color w:val="0A0A0A"/>
+                <w:sz w:val="14"/>
+                <w:szCs w:val="14"/>
+              </w:rPr>
+              <w:t>Task (Prioritet</w:t>
+            </w:r>
+            <w:r>
+              <w:rPr>
+                <w:rFonts w:eastAsia="Times New Roman" w:cstheme="minorHAnsi"/>
+                <w:color w:val="0A0A0A"/>
+                <w:sz w:val="14"/>
+                <w:szCs w:val="14"/>
+              </w:rPr>
+              <w:t>)</w:t>
             </w:r>
           </w:p>
         </w:tc>
         <w:tc>
           <w:tcPr>
-            <w:tcW w:w="0" w:type="auto"/>
-            <w:tcBorders>
-              <w:bottom w:val="single" w:sz="6" w:space="0" w:color="DCDFE5"/>
-            </w:tcBorders>
-            <w:shd w:val="clear" w:color="auto" w:fill="FFFFFF"/>
-            <w:tcMar>
-              <w:top w:w="120" w:type="dxa"/>
-              <w:left w:w="0" w:type="dxa"/>
-              <w:bottom w:w="120" w:type="dxa"/>
-              <w:right w:w="240" w:type="dxa"/>
-            </w:tcMar>
-            <w:hideMark/>
+            <w:tcW w:w="982" w:type="dxa"/>
           </w:tcPr>
           <w:p>
             <w:pPr>
-              <w:spacing w:after="0" w:line="240" w:lineRule="auto"/>
-              <w:rPr>
-                <w:rFonts w:eastAsia="Times New Roman" w:cstheme="minorHAnsi"/>
-                <w:b/>
-                <w:bCs/>
+              <w:cnfStyle w:val="100000000000" w:firstRow="1" w:lastRow="0" w:firstColumn="0" w:lastColumn="0" w:oddVBand="0" w:evenVBand="0" w:oddHBand="0" w:evenHBand="0" w:firstRowFirstColumn="0" w:firstRowLastColumn="0" w:lastRowFirstColumn="0" w:lastRowLastColumn="0"/>
+              <w:rPr>
+                <w:rFonts w:eastAsia="Times New Roman" w:cstheme="minorHAnsi"/>
+                <w:b w:val="0"/>
+                <w:bCs w:val="0"/>
                 <w:color w:val="0A0A0A"/>
                 <w:sz w:val="14"/>
                 <w:szCs w:val="14"/>
@@ -303,8 +271,6 @@
             <w:r>
               <w:rPr>
                 <w:rFonts w:eastAsia="Times New Roman" w:cstheme="minorHAnsi"/>
-                <w:b/>
-                <w:bCs/>
                 <w:color w:val="0A0A0A"/>
                 <w:sz w:val="14"/>
                 <w:szCs w:val="14"/>
@@ -315,26 +281,16 @@
         </w:tc>
         <w:tc>
           <w:tcPr>
-            <w:tcW w:w="0" w:type="auto"/>
-            <w:tcBorders>
-              <w:bottom w:val="single" w:sz="6" w:space="0" w:color="DCDFE5"/>
-            </w:tcBorders>
-            <w:shd w:val="clear" w:color="auto" w:fill="FFFFFF"/>
-            <w:tcMar>
-              <w:top w:w="120" w:type="dxa"/>
-              <w:left w:w="0" w:type="dxa"/>
-              <w:bottom w:w="120" w:type="dxa"/>
-              <w:right w:w="240" w:type="dxa"/>
-            </w:tcMar>
-            <w:hideMark/>
+            <w:tcW w:w="2457" w:type="dxa"/>
+            <w:gridSpan w:val="2"/>
           </w:tcPr>
           <w:p>
             <w:pPr>
-              <w:spacing w:after="0" w:line="240" w:lineRule="auto"/>
-              <w:rPr>
-                <w:rFonts w:eastAsia="Times New Roman" w:cstheme="minorHAnsi"/>
-                <w:b/>
-                <w:bCs/>
+              <w:cnfStyle w:val="100000000000" w:firstRow="1" w:lastRow="0" w:firstColumn="0" w:lastColumn="0" w:oddVBand="0" w:evenVBand="0" w:oddHBand="0" w:evenHBand="0" w:firstRowFirstColumn="0" w:firstRowLastColumn="0" w:lastRowFirstColumn="0" w:lastRowLastColumn="0"/>
+              <w:rPr>
+                <w:rFonts w:eastAsia="Times New Roman" w:cstheme="minorHAnsi"/>
+                <w:b w:val="0"/>
+                <w:bCs w:val="0"/>
                 <w:color w:val="0A0A0A"/>
                 <w:sz w:val="14"/>
                 <w:szCs w:val="14"/>
@@ -343,8 +299,6 @@
             <w:r>
               <w:rPr>
                 <w:rFonts w:eastAsia="Times New Roman" w:cstheme="minorHAnsi"/>
-                <w:b/>
-                <w:bCs/>
                 <w:color w:val="0A0A0A"/>
                 <w:sz w:val="14"/>
                 <w:szCs w:val="14"/>
@@ -355,22 +309,99 @@
         </w:tc>
         <w:tc>
           <w:tcPr>
-            <w:tcW w:w="0" w:type="auto"/>
-            <w:tcBorders>
-              <w:bottom w:val="single" w:sz="6" w:space="0" w:color="DCDFE5"/>
-            </w:tcBorders>
-            <w:shd w:val="clear" w:color="auto" w:fill="FFFFFF"/>
-            <w:tcMar>
-              <w:top w:w="120" w:type="dxa"/>
-              <w:left w:w="0" w:type="dxa"/>
-              <w:bottom w:w="120" w:type="dxa"/>
-              <w:right w:w="0" w:type="dxa"/>
-            </w:tcMar>
-            <w:hideMark/>
+            <w:tcW w:w="1738" w:type="dxa"/>
+            <w:gridSpan w:val="2"/>
           </w:tcPr>
           <w:p>
             <w:pPr>
-              <w:spacing w:after="0" w:line="240" w:lineRule="auto"/>
+              <w:cnfStyle w:val="100000000000" w:firstRow="1" w:lastRow="0" w:firstColumn="0" w:lastColumn="0" w:oddVBand="0" w:evenVBand="0" w:oddHBand="0" w:evenHBand="0" w:firstRowFirstColumn="0" w:firstRowLastColumn="0" w:lastRowFirstColumn="0" w:lastRowLastColumn="0"/>
+              <w:rPr>
+                <w:rFonts w:eastAsia="Times New Roman" w:cstheme="minorHAnsi"/>
+                <w:b w:val="0"/>
+                <w:bCs w:val="0"/>
+                <w:color w:val="0A0A0A"/>
+                <w:sz w:val="14"/>
+                <w:szCs w:val="14"/>
+              </w:rPr>
+            </w:pPr>
+            <w:r>
+              <w:rPr>
+                <w:rFonts w:eastAsia="Times New Roman" w:cstheme="minorHAnsi"/>
+                <w:color w:val="0A0A0A"/>
+                <w:sz w:val="14"/>
+                <w:szCs w:val="14"/>
+              </w:rPr>
+              <w:t>Ključni edukativni cilj</w:t>
+            </w:r>
+          </w:p>
+        </w:tc>
+        <w:tc>
+          <w:tcPr>
+            <w:tcW w:w="1085" w:type="dxa"/>
+            <w:gridSpan w:val="2"/>
+          </w:tcPr>
+          <w:p>
+            <w:pPr>
+              <w:cnfStyle w:val="100000000000" w:firstRow="1" w:lastRow="0" w:firstColumn="0" w:lastColumn="0" w:oddVBand="0" w:evenVBand="0" w:oddHBand="0" w:evenHBand="0" w:firstRowFirstColumn="0" w:firstRowLastColumn="0" w:lastRowFirstColumn="0" w:lastRowLastColumn="0"/>
+              <w:rPr>
+                <w:rFonts w:eastAsia="Times New Roman" w:cstheme="minorHAnsi"/>
+                <w:bCs w:val="0"/>
+                <w:color w:val="0A0A0A"/>
+                <w:sz w:val="14"/>
+                <w:szCs w:val="14"/>
+              </w:rPr>
+            </w:pPr>
+            <w:r>
+              <w:rPr>
+                <w:rFonts w:eastAsia="Times New Roman" w:cstheme="minorHAnsi"/>
+                <w:bCs w:val="0"/>
+                <w:color w:val="0A0A0A"/>
+                <w:sz w:val="14"/>
+                <w:szCs w:val="14"/>
+              </w:rPr>
+              <w:t>Zadatak</w:t>
+            </w:r>
+          </w:p>
+        </w:tc>
+      </w:tr>
+      <w:tr>
+        <w:trPr>
+          <w:cnfStyle w:val="000000100000" w:firstRow="0" w:lastRow="0" w:firstColumn="0" w:lastColumn="0" w:oddVBand="0" w:evenVBand="0" w:oddHBand="1" w:evenHBand="0" w:firstRowFirstColumn="0" w:firstRowLastColumn="0" w:lastRowFirstColumn="0" w:lastRowLastColumn="0"/>
+        </w:trPr>
+        <w:tc>
+          <w:tcPr>
+            <w:cnfStyle w:val="001000000000" w:firstRow="0" w:lastRow="0" w:firstColumn="1" w:lastColumn="0" w:oddVBand="0" w:evenVBand="0" w:oddHBand="0" w:evenHBand="0" w:firstRowFirstColumn="0" w:firstRowLastColumn="0" w:lastRowFirstColumn="0" w:lastRowLastColumn="0"/>
+            <w:tcW w:w="570" w:type="dxa"/>
+          </w:tcPr>
+          <w:p>
+            <w:pPr>
+              <w:rPr>
+                <w:rFonts w:eastAsia="Times New Roman" w:cstheme="minorHAnsi"/>
+                <w:b w:val="0"/>
+                <w:bCs w:val="0"/>
+                <w:color w:val="0A0A0A"/>
+                <w:sz w:val="14"/>
+                <w:szCs w:val="14"/>
+              </w:rPr>
+            </w:pPr>
+            <w:r>
+              <w:rPr>
+                <w:rFonts w:eastAsia="Times New Roman" w:cstheme="minorHAnsi"/>
+                <w:color w:val="0A0A0A"/>
+                <w:sz w:val="14"/>
+                <w:szCs w:val="14"/>
+              </w:rPr>
+              <w:t>1.</w:t>
+            </w:r>
+          </w:p>
+        </w:tc>
+        <w:tc>
+          <w:tcPr>
+            <w:tcW w:w="1147" w:type="dxa"/>
+          </w:tcPr>
+          <w:p>
+            <w:pPr>
+              <w:cnfStyle w:val="000000100000" w:firstRow="0" w:lastRow="0" w:firstColumn="0" w:lastColumn="0" w:oddVBand="0" w:evenVBand="0" w:oddHBand="1" w:evenHBand="0" w:firstRowFirstColumn="0" w:firstRowLastColumn="0" w:lastRowFirstColumn="0" w:lastRowLastColumn="0"/>
               <w:rPr>
                 <w:rFonts w:eastAsia="Times New Roman" w:cstheme="minorHAnsi"/>
                 <w:b/>
@@ -378,6 +409,7 @@
                 <w:color w:val="0A0A0A"/>
                 <w:sz w:val="14"/>
                 <w:szCs w:val="14"/>
+                <w:highlight w:val="yellow"/>
               </w:rPr>
             </w:pPr>
             <w:r>
@@ -388,8 +420,663 @@
                 <w:color w:val="0A0A0A"/>
                 <w:sz w:val="14"/>
                 <w:szCs w:val="14"/>
-              </w:rPr>
-              <w:t>Ključni edukativni cilj</w:t>
+                <w:highlight w:val="yellow"/>
+              </w:rPr>
+              <w:t>FreeRTOS_</w:t>
+            </w:r>
+            <w:r>
+              <w:rPr>
+                <w:rFonts w:eastAsia="Times New Roman" w:cstheme="minorHAnsi"/>
+                <w:b/>
+                <w:bCs/>
+                <w:color w:val="0A0A0A"/>
+                <w:sz w:val="14"/>
+                <w:szCs w:val="14"/>
+                <w:highlight w:val="yellow"/>
+              </w:rPr>
+              <w:t xml:space="preserve">Basic </w:t>
+            </w:r>
+          </w:p>
+        </w:tc>
+        <w:tc>
+          <w:tcPr>
+            <w:tcW w:w="1260" w:type="dxa"/>
+          </w:tcPr>
+          <w:p>
+            <w:pPr>
+              <w:cnfStyle w:val="000000100000" w:firstRow="0" w:lastRow="0" w:firstColumn="0" w:lastColumn="0" w:oddVBand="0" w:evenVBand="0" w:oddHBand="1" w:evenHBand="0" w:firstRowFirstColumn="0" w:firstRowLastColumn="0" w:lastRowFirstColumn="0" w:lastRowLastColumn="0"/>
+              <w:rPr>
+                <w:rFonts w:eastAsia="Times New Roman" w:cstheme="minorHAnsi"/>
+                <w:b/>
+                <w:bCs/>
+                <w:color w:val="0A0A0A"/>
+                <w:sz w:val="14"/>
+                <w:szCs w:val="14"/>
+              </w:rPr>
+            </w:pPr>
+            <w:r>
+              <w:rPr>
+                <w:rFonts w:eastAsia="Times New Roman" w:cstheme="minorHAnsi"/>
+                <w:b/>
+                <w:bCs/>
+                <w:color w:val="0A0A0A"/>
+                <w:sz w:val="14"/>
+                <w:szCs w:val="14"/>
+              </w:rPr>
+              <w:t>Task_app_led1</w:t>
+            </w:r>
+            <w:r>
+              <w:rPr>
+                <w:rFonts w:eastAsia="Times New Roman" w:cstheme="minorHAnsi"/>
+                <w:b/>
+                <w:bCs/>
+                <w:color w:val="0A0A0A"/>
+                <w:sz w:val="14"/>
+                <w:szCs w:val="14"/>
+              </w:rPr>
+              <w:t xml:space="preserve"> </w:t>
+            </w:r>
+            <w:r>
+              <w:rPr>
+                <w:rFonts w:eastAsia="Times New Roman" w:cstheme="minorHAnsi"/>
+                <w:b/>
+                <w:bCs/>
+                <w:color w:val="0A0A0A"/>
+                <w:sz w:val="14"/>
+                <w:szCs w:val="14"/>
+              </w:rPr>
+              <w:t>(3)</w:t>
+            </w:r>
+          </w:p>
+          <w:p>
+            <w:pPr>
+              <w:cnfStyle w:val="000000100000" w:firstRow="0" w:lastRow="0" w:firstColumn="0" w:lastColumn="0" w:oddVBand="0" w:evenVBand="0" w:oddHBand="1" w:evenHBand="0" w:firstRowFirstColumn="0" w:firstRowLastColumn="0" w:lastRowFirstColumn="0" w:lastRowLastColumn="0"/>
+              <w:rPr>
+                <w:rFonts w:eastAsia="Times New Roman" w:cstheme="minorHAnsi"/>
+                <w:b/>
+                <w:bCs/>
+                <w:color w:val="0A0A0A"/>
+                <w:sz w:val="14"/>
+                <w:szCs w:val="14"/>
+              </w:rPr>
+            </w:pPr>
+            <w:r>
+              <w:rPr>
+                <w:rFonts w:eastAsia="Times New Roman" w:cstheme="minorHAnsi"/>
+                <w:b/>
+                <w:bCs/>
+                <w:color w:val="0A0A0A"/>
+                <w:sz w:val="14"/>
+                <w:szCs w:val="14"/>
+              </w:rPr>
+              <w:t>Task_app_led2</w:t>
+            </w:r>
+            <w:r>
+              <w:rPr>
+                <w:rFonts w:eastAsia="Times New Roman" w:cstheme="minorHAnsi"/>
+                <w:b/>
+                <w:bCs/>
+                <w:color w:val="0A0A0A"/>
+                <w:sz w:val="14"/>
+                <w:szCs w:val="14"/>
+              </w:rPr>
+              <w:t xml:space="preserve"> (2)</w:t>
+            </w:r>
+          </w:p>
+        </w:tc>
+        <w:tc>
+          <w:tcPr>
+            <w:tcW w:w="982" w:type="dxa"/>
+          </w:tcPr>
+          <w:p>
+            <w:pPr>
+              <w:cnfStyle w:val="000000100000" w:firstRow="0" w:lastRow="0" w:firstColumn="0" w:lastColumn="0" w:oddVBand="0" w:evenVBand="0" w:oddHBand="1" w:evenHBand="0" w:firstRowFirstColumn="0" w:firstRowLastColumn="0" w:lastRowFirstColumn="0" w:lastRowLastColumn="0"/>
+              <w:rPr>
+                <w:rFonts w:eastAsia="Times New Roman" w:cstheme="minorHAnsi"/>
+                <w:b/>
+                <w:bCs/>
+                <w:color w:val="0A0A0A"/>
+                <w:sz w:val="14"/>
+                <w:szCs w:val="14"/>
+              </w:rPr>
+            </w:pPr>
+            <w:r>
+              <w:rPr>
+                <w:rFonts w:eastAsia="Times New Roman" w:cstheme="minorHAnsi"/>
+                <w:b/>
+                <w:bCs/>
+                <w:color w:val="0A0A0A"/>
+                <w:sz w:val="14"/>
+                <w:szCs w:val="14"/>
+              </w:rPr>
+              <w:t>Periodičnost</w:t>
+            </w:r>
+            <w:r>
+              <w:rPr>
+                <w:rFonts w:eastAsia="Times New Roman" w:cstheme="minorHAnsi"/>
+                <w:b/>
+                <w:bCs/>
+                <w:color w:val="0A0A0A"/>
+                <w:sz w:val="14"/>
+                <w:szCs w:val="14"/>
+              </w:rPr>
+              <w:t>;</w:t>
+            </w:r>
+            <w:bookmarkStart w:id="0" w:name="_GoBack"/>
+            <w:bookmarkEnd w:id="0"/>
+          </w:p>
+          <w:p>
+            <w:pPr>
+              <w:cnfStyle w:val="000000100000" w:firstRow="0" w:lastRow="0" w:firstColumn="0" w:lastColumn="0" w:oddVBand="0" w:evenVBand="0" w:oddHBand="1" w:evenHBand="0" w:firstRowFirstColumn="0" w:firstRowLastColumn="0" w:lastRowFirstColumn="0" w:lastRowLastColumn="0"/>
+              <w:rPr>
+                <w:rFonts w:eastAsia="Times New Roman" w:cstheme="minorHAnsi"/>
+                <w:b/>
+                <w:bCs/>
+                <w:color w:val="0A0A0A"/>
+                <w:sz w:val="14"/>
+                <w:szCs w:val="14"/>
+              </w:rPr>
+            </w:pPr>
+            <w:r>
+              <w:rPr>
+                <w:rFonts w:eastAsia="Times New Roman" w:cstheme="minorHAnsi"/>
+                <w:b/>
+                <w:bCs/>
+                <w:color w:val="0A0A0A"/>
+                <w:sz w:val="14"/>
+                <w:szCs w:val="14"/>
+              </w:rPr>
+              <w:t>Task n</w:t>
+            </w:r>
+            <w:r>
+              <w:rPr>
+                <w:rFonts w:eastAsia="Times New Roman" w:cstheme="minorHAnsi"/>
+                <w:b/>
+                <w:bCs/>
+                <w:color w:val="0A0A0A"/>
+                <w:sz w:val="14"/>
+                <w:szCs w:val="14"/>
+              </w:rPr>
+              <w:t>otification</w:t>
+            </w:r>
+          </w:p>
+          <w:p>
+            <w:pPr>
+              <w:cnfStyle w:val="000000100000" w:firstRow="0" w:lastRow="0" w:firstColumn="0" w:lastColumn="0" w:oddVBand="0" w:evenVBand="0" w:oddHBand="1" w:evenHBand="0" w:firstRowFirstColumn="0" w:firstRowLastColumn="0" w:lastRowFirstColumn="0" w:lastRowLastColumn="0"/>
+              <w:rPr>
+                <w:rFonts w:eastAsia="Times New Roman" w:cstheme="minorHAnsi"/>
+                <w:b/>
+                <w:bCs/>
+                <w:color w:val="0A0A0A"/>
+                <w:sz w:val="14"/>
+                <w:szCs w:val="14"/>
+              </w:rPr>
+            </w:pPr>
+            <w:r>
+              <w:rPr>
+                <w:rFonts w:eastAsia="Times New Roman" w:cstheme="minorHAnsi"/>
+                <w:b/>
+                <w:bCs/>
+                <w:color w:val="0A0A0A"/>
+                <w:sz w:val="14"/>
+                <w:szCs w:val="14"/>
+              </w:rPr>
+              <w:t>(binary semphore))</w:t>
+            </w:r>
+          </w:p>
+        </w:tc>
+        <w:tc>
+          <w:tcPr>
+            <w:tcW w:w="2457" w:type="dxa"/>
+            <w:gridSpan w:val="2"/>
+          </w:tcPr>
+          <w:p>
+            <w:pPr>
+              <w:cnfStyle w:val="000000100000" w:firstRow="0" w:lastRow="0" w:firstColumn="0" w:lastColumn="0" w:oddVBand="0" w:evenVBand="0" w:oddHBand="1" w:evenHBand="0" w:firstRowFirstColumn="0" w:firstRowLastColumn="0" w:lastRowFirstColumn="0" w:lastRowLastColumn="0"/>
+              <w:rPr>
+                <w:rFonts w:eastAsia="Times New Roman" w:cstheme="minorHAnsi"/>
+                <w:bCs/>
+                <w:color w:val="0A0A0A"/>
+                <w:sz w:val="14"/>
+                <w:szCs w:val="14"/>
+              </w:rPr>
+            </w:pPr>
+            <w:r>
+              <w:rPr>
+                <w:rFonts w:eastAsia="Times New Roman" w:cstheme="minorHAnsi"/>
+                <w:bCs/>
+                <w:color w:val="0A0A0A"/>
+                <w:sz w:val="14"/>
+                <w:szCs w:val="14"/>
+              </w:rPr>
+              <w:t>Task_app_led1</w:t>
+            </w:r>
+            <w:r>
+              <w:rPr>
+                <w:rFonts w:eastAsia="Times New Roman" w:cstheme="minorHAnsi"/>
+                <w:bCs/>
+                <w:color w:val="0A0A0A"/>
+                <w:sz w:val="14"/>
+                <w:szCs w:val="14"/>
+              </w:rPr>
+              <w:t>:</w:t>
+            </w:r>
+            <w:r>
+              <w:rPr>
+                <w:rFonts w:eastAsia="Times New Roman" w:cstheme="minorHAnsi"/>
+                <w:bCs/>
+                <w:color w:val="0A0A0A"/>
+                <w:sz w:val="14"/>
+                <w:szCs w:val="14"/>
+              </w:rPr>
+              <w:t> periodičan</w:t>
+            </w:r>
+            <w:r>
+              <w:rPr>
+                <w:rFonts w:eastAsia="Times New Roman" w:cstheme="minorHAnsi"/>
+                <w:bCs/>
+                <w:color w:val="0A0A0A"/>
+                <w:sz w:val="14"/>
+                <w:szCs w:val="14"/>
+              </w:rPr>
+              <w:t>,</w:t>
+            </w:r>
+            <w:r>
+              <w:rPr>
+                <w:rFonts w:eastAsia="Times New Roman" w:cstheme="minorHAnsi"/>
+                <w:bCs/>
+                <w:color w:val="0A0A0A"/>
+                <w:sz w:val="14"/>
+                <w:szCs w:val="14"/>
+              </w:rPr>
+              <w:t xml:space="preserve"> </w:t>
+            </w:r>
+            <w:r>
+              <w:rPr>
+                <w:rFonts w:eastAsia="Times New Roman" w:cstheme="minorHAnsi"/>
+                <w:bCs/>
+                <w:i/>
+                <w:color w:val="0A0A0A"/>
+                <w:sz w:val="14"/>
+                <w:szCs w:val="14"/>
+              </w:rPr>
+              <w:t>toggl</w:t>
+            </w:r>
+            <w:r>
+              <w:rPr>
+                <w:rFonts w:eastAsia="Times New Roman" w:cstheme="minorHAnsi"/>
+                <w:bCs/>
+                <w:i/>
+                <w:color w:val="0A0A0A"/>
+                <w:sz w:val="14"/>
+                <w:szCs w:val="14"/>
+              </w:rPr>
+              <w:t>e-</w:t>
+            </w:r>
+            <w:r>
+              <w:rPr>
+                <w:rFonts w:eastAsia="Times New Roman" w:cstheme="minorHAnsi"/>
+                <w:bCs/>
+                <w:color w:val="0A0A0A"/>
+                <w:sz w:val="14"/>
+                <w:szCs w:val="14"/>
+              </w:rPr>
+              <w:t>uje LED1 </w:t>
+            </w:r>
+          </w:p>
+          <w:p>
+            <w:pPr>
+              <w:cnfStyle w:val="000000100000" w:firstRow="0" w:lastRow="0" w:firstColumn="0" w:lastColumn="0" w:oddVBand="0" w:evenVBand="0" w:oddHBand="1" w:evenHBand="0" w:firstRowFirstColumn="0" w:firstRowLastColumn="0" w:lastRowFirstColumn="0" w:lastRowLastColumn="0"/>
+              <w:rPr>
+                <w:rFonts w:eastAsia="Times New Roman" w:cstheme="minorHAnsi"/>
+                <w:bCs/>
+                <w:color w:val="0A0A0A"/>
+                <w:sz w:val="14"/>
+                <w:szCs w:val="14"/>
+              </w:rPr>
+            </w:pPr>
+            <w:r>
+              <w:rPr>
+                <w:rFonts w:eastAsia="Times New Roman" w:cstheme="minorHAnsi"/>
+                <w:bCs/>
+                <w:color w:val="0A0A0A"/>
+                <w:sz w:val="14"/>
+                <w:szCs w:val="14"/>
+              </w:rPr>
+              <w:t>Task_app_led2</w:t>
+            </w:r>
+            <w:r>
+              <w:rPr>
+                <w:rFonts w:eastAsia="Times New Roman" w:cstheme="minorHAnsi"/>
+                <w:bCs/>
+                <w:color w:val="0A0A0A"/>
+                <w:sz w:val="14"/>
+                <w:szCs w:val="14"/>
+              </w:rPr>
+              <w:t>:</w:t>
+            </w:r>
+            <w:r>
+              <w:rPr>
+                <w:rFonts w:eastAsia="Times New Roman" w:cstheme="minorHAnsi"/>
+                <w:bCs/>
+                <w:color w:val="0A0A0A"/>
+                <w:sz w:val="14"/>
+                <w:szCs w:val="14"/>
+              </w:rPr>
+              <w:t> čeka notifikaciju</w:t>
+            </w:r>
+            <w:r>
+              <w:rPr>
+                <w:rFonts w:eastAsia="Times New Roman" w:cstheme="minorHAnsi"/>
+                <w:bCs/>
+                <w:color w:val="0A0A0A"/>
+                <w:sz w:val="14"/>
+                <w:szCs w:val="14"/>
+              </w:rPr>
+              <w:t>,</w:t>
+            </w:r>
+            <w:r>
+              <w:rPr>
+                <w:rFonts w:eastAsia="Times New Roman" w:cstheme="minorHAnsi"/>
+                <w:bCs/>
+                <w:color w:val="0A0A0A"/>
+                <w:sz w:val="14"/>
+                <w:szCs w:val="14"/>
+              </w:rPr>
+              <w:t xml:space="preserve"> </w:t>
+            </w:r>
+            <w:r>
+              <w:rPr>
+                <w:rFonts w:eastAsia="Times New Roman" w:cstheme="minorHAnsi"/>
+                <w:bCs/>
+                <w:color w:val="0A0A0A"/>
+                <w:sz w:val="14"/>
+                <w:szCs w:val="14"/>
+              </w:rPr>
+              <w:t xml:space="preserve">koja se dobija </w:t>
+            </w:r>
+            <w:r>
+              <w:rPr>
+                <w:rFonts w:eastAsia="Times New Roman" w:cstheme="minorHAnsi"/>
+                <w:bCs/>
+                <w:color w:val="0A0A0A"/>
+                <w:sz w:val="14"/>
+                <w:szCs w:val="14"/>
+              </w:rPr>
+              <w:t xml:space="preserve">iz </w:t>
+            </w:r>
+            <w:r>
+              <w:rPr>
+                <w:rFonts w:eastAsia="Times New Roman" w:cstheme="minorHAnsi"/>
+                <w:bCs/>
+                <w:color w:val="0A0A0A"/>
+                <w:sz w:val="14"/>
+                <w:szCs w:val="14"/>
+              </w:rPr>
+              <w:t xml:space="preserve">eksternog </w:t>
+            </w:r>
+            <w:r>
+              <w:rPr>
+                <w:rFonts w:eastAsia="Times New Roman" w:cstheme="minorHAnsi"/>
+                <w:bCs/>
+                <w:color w:val="0A0A0A"/>
+                <w:sz w:val="14"/>
+                <w:szCs w:val="14"/>
+              </w:rPr>
+              <w:t xml:space="preserve">ISR-a </w:t>
+            </w:r>
+            <w:r>
+              <w:rPr>
+                <w:rFonts w:eastAsia="Times New Roman" w:cstheme="minorHAnsi"/>
+                <w:bCs/>
+                <w:color w:val="0A0A0A"/>
+                <w:sz w:val="14"/>
+                <w:szCs w:val="14"/>
+              </w:rPr>
+              <w:t>izazvanog tasterom,</w:t>
+            </w:r>
+            <w:r>
+              <w:rPr>
+                <w:rFonts w:eastAsia="Times New Roman" w:cstheme="minorHAnsi"/>
+                <w:bCs/>
+                <w:color w:val="0A0A0A"/>
+                <w:sz w:val="14"/>
+                <w:szCs w:val="14"/>
+              </w:rPr>
+              <w:t xml:space="preserve"> </w:t>
+            </w:r>
+            <w:r>
+              <w:rPr>
+                <w:rFonts w:eastAsia="Times New Roman" w:cstheme="minorHAnsi"/>
+                <w:bCs/>
+                <w:color w:val="0A0A0A"/>
+                <w:sz w:val="14"/>
+                <w:szCs w:val="14"/>
+              </w:rPr>
+              <w:t>kada se</w:t>
+            </w:r>
+            <w:r>
+              <w:rPr>
+                <w:rFonts w:eastAsia="Times New Roman" w:cstheme="minorHAnsi"/>
+                <w:bCs/>
+                <w:color w:val="0A0A0A"/>
+                <w:sz w:val="14"/>
+                <w:szCs w:val="14"/>
+              </w:rPr>
+              <w:t xml:space="preserve"> </w:t>
+            </w:r>
+            <w:r>
+              <w:rPr>
+                <w:rFonts w:eastAsia="Times New Roman" w:cstheme="minorHAnsi"/>
+                <w:bCs/>
+                <w:i/>
+                <w:color w:val="0A0A0A"/>
+                <w:sz w:val="14"/>
+                <w:szCs w:val="14"/>
+              </w:rPr>
+              <w:t>toggle</w:t>
+            </w:r>
+            <w:r>
+              <w:rPr>
+                <w:rFonts w:eastAsia="Times New Roman" w:cstheme="minorHAnsi"/>
+                <w:bCs/>
+                <w:color w:val="0A0A0A"/>
+                <w:sz w:val="14"/>
+                <w:szCs w:val="14"/>
+              </w:rPr>
+              <w:t>-uje</w:t>
+            </w:r>
+            <w:r>
+              <w:rPr>
+                <w:rFonts w:eastAsia="Times New Roman" w:cstheme="minorHAnsi"/>
+                <w:bCs/>
+                <w:color w:val="0A0A0A"/>
+                <w:sz w:val="14"/>
+                <w:szCs w:val="14"/>
+              </w:rPr>
+              <w:t xml:space="preserve"> LED2</w:t>
+            </w:r>
+          </w:p>
+        </w:tc>
+        <w:tc>
+          <w:tcPr>
+            <w:tcW w:w="1738" w:type="dxa"/>
+            <w:gridSpan w:val="2"/>
+          </w:tcPr>
+          <w:p>
+            <w:pPr>
+              <w:cnfStyle w:val="000000100000" w:firstRow="0" w:lastRow="0" w:firstColumn="0" w:lastColumn="0" w:oddVBand="0" w:evenVBand="0" w:oddHBand="1" w:evenHBand="0" w:firstRowFirstColumn="0" w:firstRowLastColumn="0" w:lastRowFirstColumn="0" w:lastRowLastColumn="0"/>
+              <w:rPr>
+                <w:rFonts w:eastAsia="Times New Roman" w:cstheme="minorHAnsi"/>
+                <w:bCs/>
+                <w:color w:val="0A0A0A"/>
+                <w:sz w:val="14"/>
+                <w:szCs w:val="14"/>
+              </w:rPr>
+            </w:pPr>
+            <w:r>
+              <w:rPr>
+                <w:rFonts w:eastAsia="Times New Roman" w:cstheme="minorHAnsi"/>
+                <w:bCs/>
+                <w:color w:val="0A0A0A"/>
+                <w:sz w:val="14"/>
+                <w:szCs w:val="14"/>
+              </w:rPr>
+              <w:t>Periodične aktivnosti</w:t>
+            </w:r>
+            <w:r>
+              <w:rPr>
+                <w:rFonts w:eastAsia="Times New Roman" w:cstheme="minorHAnsi"/>
+                <w:bCs/>
+                <w:color w:val="0A0A0A"/>
+                <w:sz w:val="14"/>
+                <w:szCs w:val="14"/>
+              </w:rPr>
+              <w:t>;</w:t>
+            </w:r>
+          </w:p>
+          <w:p>
+            <w:pPr>
+              <w:cnfStyle w:val="000000100000" w:firstRow="0" w:lastRow="0" w:firstColumn="0" w:lastColumn="0" w:oddVBand="0" w:evenVBand="0" w:oddHBand="1" w:evenHBand="0" w:firstRowFirstColumn="0" w:firstRowLastColumn="0" w:lastRowFirstColumn="0" w:lastRowLastColumn="0"/>
+              <w:rPr>
+                <w:rFonts w:eastAsia="Times New Roman" w:cstheme="minorHAnsi"/>
+                <w:b/>
+                <w:bCs/>
+                <w:color w:val="0A0A0A"/>
+                <w:sz w:val="14"/>
+                <w:szCs w:val="14"/>
+              </w:rPr>
+            </w:pPr>
+            <w:r>
+              <w:rPr>
+                <w:rFonts w:eastAsia="Times New Roman" w:cstheme="minorHAnsi"/>
+                <w:bCs/>
+                <w:color w:val="0A0A0A"/>
+                <w:sz w:val="14"/>
+                <w:szCs w:val="14"/>
+              </w:rPr>
+              <w:t xml:space="preserve">Sinhronizacija taska sa prekidom </w:t>
+            </w:r>
+            <w:r>
+              <w:rPr>
+                <w:rFonts w:eastAsia="Times New Roman" w:cstheme="minorHAnsi"/>
+                <w:bCs/>
+                <w:color w:val="0A0A0A"/>
+                <w:sz w:val="14"/>
+                <w:szCs w:val="14"/>
+              </w:rPr>
+              <w:t xml:space="preserve">(eksternim ISR)  </w:t>
+            </w:r>
+            <w:r>
+              <w:rPr>
+                <w:rFonts w:eastAsia="Times New Roman" w:cstheme="minorHAnsi"/>
+                <w:bCs/>
+                <w:color w:val="0A0A0A"/>
+                <w:sz w:val="14"/>
+                <w:szCs w:val="14"/>
+              </w:rPr>
+              <w:t>upotrebom</w:t>
+            </w:r>
+            <w:r>
+              <w:rPr>
+                <w:rFonts w:eastAsia="Times New Roman" w:cstheme="minorHAnsi"/>
+                <w:bCs/>
+                <w:color w:val="0A0A0A"/>
+                <w:sz w:val="14"/>
+                <w:szCs w:val="14"/>
+              </w:rPr>
+              <w:t xml:space="preserve"> </w:t>
+            </w:r>
+            <w:r>
+              <w:rPr>
+                <w:rFonts w:eastAsia="Times New Roman" w:cstheme="minorHAnsi"/>
+                <w:b/>
+                <w:bCs/>
+                <w:color w:val="0A0A0A"/>
+                <w:sz w:val="14"/>
+                <w:szCs w:val="14"/>
+              </w:rPr>
+              <w:t>binarnog semafora</w:t>
+            </w:r>
+          </w:p>
+          <w:p>
+            <w:pPr>
+              <w:cnfStyle w:val="000000100000" w:firstRow="0" w:lastRow="0" w:firstColumn="0" w:lastColumn="0" w:oddVBand="0" w:evenVBand="0" w:oddHBand="1" w:evenHBand="0" w:firstRowFirstColumn="0" w:firstRowLastColumn="0" w:lastRowFirstColumn="0" w:lastRowLastColumn="0"/>
+              <w:rPr>
+                <w:rFonts w:eastAsia="Times New Roman" w:cstheme="minorHAnsi"/>
+                <w:bCs/>
+                <w:color w:val="0A0A0A"/>
+                <w:sz w:val="14"/>
+                <w:szCs w:val="14"/>
+              </w:rPr>
+            </w:pPr>
+            <w:r>
+              <w:rPr>
+                <w:rFonts w:eastAsia="Times New Roman" w:cstheme="minorHAnsi"/>
+                <w:bCs/>
+                <w:color w:val="0A0A0A"/>
+                <w:sz w:val="14"/>
+                <w:szCs w:val="14"/>
+              </w:rPr>
+              <w:t>(</w:t>
+            </w:r>
+            <w:r>
+              <w:rPr>
+                <w:rFonts w:eastAsia="Times New Roman" w:cstheme="minorHAnsi"/>
+                <w:bCs/>
+                <w:color w:val="0A0A0A"/>
+                <w:sz w:val="14"/>
+                <w:szCs w:val="14"/>
+              </w:rPr>
+              <w:t>vTaskNotifyGiveFromISR() + ulTaskNotifyTake()</w:t>
+            </w:r>
+            <w:r>
+              <w:rPr>
+                <w:rFonts w:eastAsia="Times New Roman" w:cstheme="minorHAnsi"/>
+                <w:bCs/>
+                <w:color w:val="0A0A0A"/>
+                <w:sz w:val="14"/>
+                <w:szCs w:val="14"/>
+              </w:rPr>
+              <w:t>)</w:t>
+            </w:r>
+          </w:p>
+        </w:tc>
+        <w:tc>
+          <w:tcPr>
+            <w:tcW w:w="1085" w:type="dxa"/>
+            <w:gridSpan w:val="2"/>
+          </w:tcPr>
+          <w:p>
+            <w:pPr>
+              <w:cnfStyle w:val="000000100000" w:firstRow="0" w:lastRow="0" w:firstColumn="0" w:lastColumn="0" w:oddVBand="0" w:evenVBand="0" w:oddHBand="1" w:evenHBand="0" w:firstRowFirstColumn="0" w:firstRowLastColumn="0" w:lastRowFirstColumn="0" w:lastRowLastColumn="0"/>
+              <w:rPr>
+                <w:rFonts w:eastAsia="Times New Roman" w:cstheme="minorHAnsi"/>
+                <w:bCs/>
+                <w:color w:val="0A0A0A"/>
+                <w:sz w:val="14"/>
+                <w:szCs w:val="14"/>
+              </w:rPr>
+            </w:pPr>
+            <w:r>
+              <w:rPr>
+                <w:rFonts w:eastAsia="Times New Roman" w:cstheme="minorHAnsi"/>
+                <w:bCs/>
+                <w:color w:val="0A0A0A"/>
+                <w:sz w:val="14"/>
+                <w:szCs w:val="14"/>
+              </w:rPr>
+              <w:t>Task_app_led1</w:t>
+            </w:r>
+            <w:r>
+              <w:rPr>
+                <w:rFonts w:eastAsia="Times New Roman" w:cstheme="minorHAnsi"/>
+                <w:bCs/>
+                <w:color w:val="0A0A0A"/>
+                <w:sz w:val="14"/>
+                <w:szCs w:val="14"/>
+              </w:rPr>
+              <w:t xml:space="preserve"> ažurira kreiranu strukturu vremena SystemTime (hh:mm:ss)</w:t>
             </w:r>
           </w:p>
         </w:tc>
@@ -397,22 +1084,11 @@
       <w:tr>
         <w:tc>
           <w:tcPr>
-            <w:tcW w:w="0" w:type="auto"/>
-            <w:tcBorders>
-              <w:bottom w:val="single" w:sz="6" w:space="0" w:color="DCDFE5"/>
-            </w:tcBorders>
-            <w:shd w:val="clear" w:color="auto" w:fill="FFFFFF"/>
-            <w:tcMar>
-              <w:top w:w="180" w:type="dxa"/>
-              <w:left w:w="0" w:type="dxa"/>
-              <w:bottom w:w="180" w:type="dxa"/>
-              <w:right w:w="240" w:type="dxa"/>
-            </w:tcMar>
-            <w:hideMark/>
+            <w:cnfStyle w:val="001000000000" w:firstRow="0" w:lastRow="0" w:firstColumn="1" w:lastColumn="0" w:oddVBand="0" w:evenVBand="0" w:oddHBand="0" w:evenHBand="0" w:firstRowFirstColumn="0" w:firstRowLastColumn="0" w:lastRowFirstColumn="0" w:lastRowLastColumn="0"/>
+            <w:tcW w:w="570" w:type="dxa"/>
           </w:tcPr>
           <w:p>
             <w:pPr>
-              <w:spacing w:after="0" w:line="240" w:lineRule="auto"/>
               <w:rPr>
                 <w:rFonts w:eastAsia="Times New Roman" w:cstheme="minorHAnsi"/>
                 <w:color w:val="0A0A0A"/>
@@ -423,37 +1099,24 @@
             <w:r>
               <w:rPr>
                 <w:rFonts w:eastAsia="Times New Roman" w:cstheme="minorHAnsi"/>
-                <w:b/>
-                <w:bCs/>
-                <w:color w:val="0A0A0A"/>
-                <w:sz w:val="14"/>
-                <w:szCs w:val="14"/>
-              </w:rPr>
-              <w:t>0.</w:t>
+                <w:color w:val="0A0A0A"/>
+                <w:sz w:val="14"/>
+                <w:szCs w:val="14"/>
+              </w:rPr>
+              <w:t>2.</w:t>
             </w:r>
           </w:p>
         </w:tc>
         <w:tc>
           <w:tcPr>
-            <w:tcW w:w="0" w:type="auto"/>
-            <w:tcBorders>
-              <w:bottom w:val="single" w:sz="6" w:space="0" w:color="DCDFE5"/>
-            </w:tcBorders>
-            <w:shd w:val="clear" w:color="auto" w:fill="FFFFFF"/>
-            <w:tcMar>
-              <w:top w:w="180" w:type="dxa"/>
-              <w:left w:w="0" w:type="dxa"/>
-              <w:bottom w:w="180" w:type="dxa"/>
-              <w:right w:w="240" w:type="dxa"/>
-            </w:tcMar>
-            <w:hideMark/>
+            <w:tcW w:w="1147" w:type="dxa"/>
           </w:tcPr>
           <w:p>
             <w:pPr>
-              <w:spacing w:after="0" w:line="240" w:lineRule="auto"/>
-              <w:rPr>
-                <w:rFonts w:eastAsia="Times New Roman" w:cstheme="minorHAnsi"/>
-                <w:color w:val="FF0000"/>
+              <w:cnfStyle w:val="000000000000" w:firstRow="0" w:lastRow="0" w:firstColumn="0" w:lastColumn="0" w:oddVBand="0" w:evenVBand="0" w:oddHBand="0" w:evenHBand="0" w:firstRowFirstColumn="0" w:firstRowLastColumn="0" w:lastRowFirstColumn="0" w:lastRowLastColumn="0"/>
+              <w:rPr>
+                <w:rFonts w:eastAsia="Times New Roman" w:cstheme="minorHAnsi"/>
+                <w:color w:val="0A0A0A"/>
                 <w:sz w:val="14"/>
                 <w:szCs w:val="14"/>
               </w:rPr>
@@ -463,43 +1126,22 @@
                 <w:rFonts w:eastAsia="Times New Roman" w:cstheme="minorHAnsi"/>
                 <w:b/>
                 <w:bCs/>
-                <w:color w:val="FF0000"/>
-                <w:sz w:val="14"/>
-                <w:szCs w:val="14"/>
-              </w:rPr>
-              <w:t xml:space="preserve">System </w:t>
-            </w:r>
-            <w:r>
-              <w:rPr>
-                <w:rFonts w:eastAsia="Times New Roman" w:cstheme="minorHAnsi"/>
-                <w:b/>
-                <w:bCs/>
-                <w:color w:val="FF0000"/>
-                <w:sz w:val="14"/>
-                <w:szCs w:val="14"/>
-              </w:rPr>
-              <w:t>init</w:t>
+                <w:color w:val="0A0A0A"/>
+                <w:sz w:val="14"/>
+                <w:szCs w:val="14"/>
+                <w:highlight w:val="yellow"/>
+              </w:rPr>
+              <w:t>CAN Bus (Rx/Tx)</w:t>
             </w:r>
           </w:p>
         </w:tc>
         <w:tc>
           <w:tcPr>
-            <w:tcW w:w="0" w:type="auto"/>
-            <w:tcBorders>
-              <w:bottom w:val="single" w:sz="6" w:space="0" w:color="DCDFE5"/>
-            </w:tcBorders>
-            <w:shd w:val="clear" w:color="auto" w:fill="FFFFFF"/>
-            <w:tcMar>
-              <w:top w:w="180" w:type="dxa"/>
-              <w:left w:w="0" w:type="dxa"/>
-              <w:bottom w:w="180" w:type="dxa"/>
-              <w:right w:w="240" w:type="dxa"/>
-            </w:tcMar>
-            <w:hideMark/>
+            <w:tcW w:w="1260" w:type="dxa"/>
           </w:tcPr>
           <w:p>
             <w:pPr>
-              <w:spacing w:after="0" w:line="240" w:lineRule="auto"/>
+              <w:cnfStyle w:val="000000000000" w:firstRow="0" w:lastRow="0" w:firstColumn="0" w:lastColumn="0" w:oddVBand="0" w:evenVBand="0" w:oddHBand="0" w:evenHBand="0" w:firstRowFirstColumn="0" w:firstRowLastColumn="0" w:lastRowFirstColumn="0" w:lastRowLastColumn="0"/>
               <w:rPr>
                 <w:rFonts w:eastAsia="Times New Roman" w:cstheme="minorHAnsi"/>
                 <w:color w:val="0A0A0A"/>
@@ -516,39 +1158,17 @@
                 <w:sz w:val="14"/>
                 <w:szCs w:val="14"/>
               </w:rPr>
-              <w:t>Task_Init</w:t>
-            </w:r>
-            <w:r>
-              <w:rPr>
-                <w:rFonts w:eastAsia="Times New Roman" w:cstheme="minorHAnsi"/>
-                <w:b/>
-                <w:bCs/>
-                <w:color w:val="0A0A0A"/>
-                <w:sz w:val="14"/>
-                <w:szCs w:val="14"/>
-              </w:rPr>
-              <w:t xml:space="preserve"> (6)</w:t>
+              <w:t>Bez FreeRTOS</w:t>
             </w:r>
           </w:p>
         </w:tc>
         <w:tc>
           <w:tcPr>
-            <w:tcW w:w="0" w:type="auto"/>
-            <w:tcBorders>
-              <w:bottom w:val="single" w:sz="6" w:space="0" w:color="DCDFE5"/>
-            </w:tcBorders>
-            <w:shd w:val="clear" w:color="auto" w:fill="FFFFFF"/>
-            <w:tcMar>
-              <w:top w:w="180" w:type="dxa"/>
-              <w:left w:w="0" w:type="dxa"/>
-              <w:bottom w:w="180" w:type="dxa"/>
-              <w:right w:w="240" w:type="dxa"/>
-            </w:tcMar>
-            <w:hideMark/>
+            <w:tcW w:w="982" w:type="dxa"/>
           </w:tcPr>
           <w:p>
             <w:pPr>
-              <w:spacing w:after="0" w:line="240" w:lineRule="auto"/>
+              <w:cnfStyle w:val="000000000000" w:firstRow="0" w:lastRow="0" w:firstColumn="0" w:lastColumn="0" w:oddVBand="0" w:evenVBand="0" w:oddHBand="0" w:evenHBand="0" w:firstRowFirstColumn="0" w:firstRowLastColumn="0" w:lastRowFirstColumn="0" w:lastRowLastColumn="0"/>
               <w:rPr>
                 <w:rFonts w:eastAsia="Times New Roman" w:cstheme="minorHAnsi"/>
                 <w:color w:val="0A0A0A"/>
@@ -559,45 +1179,22 @@
             <w:r>
               <w:rPr>
                 <w:rFonts w:eastAsia="Times New Roman" w:cstheme="minorHAnsi"/>
-                <w:b/>
-                <w:bCs/>
-                <w:color w:val="0A0A0A"/>
-                <w:sz w:val="14"/>
-                <w:szCs w:val="14"/>
-              </w:rPr>
-              <w:t>Task Management</w:t>
-            </w:r>
-            <w:r>
-              <w:rPr>
-                <w:rFonts w:eastAsia="Times New Roman" w:cstheme="minorHAnsi"/>
-                <w:b/>
-                <w:bCs/>
-                <w:color w:val="0A0A0A"/>
-                <w:sz w:val="14"/>
-                <w:szCs w:val="14"/>
-              </w:rPr>
-              <w:t xml:space="preserve"> – inicijalizacija sistema</w:t>
+                <w:color w:val="0A0A0A"/>
+                <w:sz w:val="14"/>
+                <w:szCs w:val="14"/>
+              </w:rPr>
+              <w:t>-</w:t>
             </w:r>
           </w:p>
         </w:tc>
         <w:tc>
           <w:tcPr>
-            <w:tcW w:w="0" w:type="auto"/>
-            <w:tcBorders>
-              <w:bottom w:val="single" w:sz="6" w:space="0" w:color="DCDFE5"/>
-            </w:tcBorders>
-            <w:shd w:val="clear" w:color="auto" w:fill="FFFFFF"/>
-            <w:tcMar>
-              <w:top w:w="180" w:type="dxa"/>
-              <w:left w:w="0" w:type="dxa"/>
-              <w:bottom w:w="180" w:type="dxa"/>
-              <w:right w:w="240" w:type="dxa"/>
-            </w:tcMar>
-            <w:hideMark/>
+            <w:tcW w:w="2457" w:type="dxa"/>
+            <w:gridSpan w:val="2"/>
           </w:tcPr>
           <w:p>
             <w:pPr>
-              <w:spacing w:after="0" w:line="240" w:lineRule="auto"/>
+              <w:cnfStyle w:val="000000000000" w:firstRow="0" w:lastRow="0" w:firstColumn="0" w:lastColumn="0" w:oddVBand="0" w:evenVBand="0" w:oddHBand="0" w:evenHBand="0" w:firstRowFirstColumn="0" w:firstRowLastColumn="0" w:lastRowFirstColumn="0" w:lastRowLastColumn="0"/>
               <w:rPr>
                 <w:rFonts w:eastAsia="Times New Roman" w:cstheme="minorHAnsi"/>
                 <w:color w:val="0A0A0A"/>
@@ -608,43 +1205,62 @@
             <w:r>
               <w:rPr>
                 <w:rFonts w:eastAsia="Times New Roman" w:cstheme="minorHAnsi"/>
-                <w:b/>
                 <w:bCs/>
                 <w:color w:val="0A0A0A"/>
                 <w:sz w:val="14"/>
                 <w:szCs w:val="14"/>
               </w:rPr>
-              <w:t>Inicijalizacija:</w:t>
-            </w:r>
-            <w:r>
-              <w:rPr>
-                <w:rFonts w:eastAsia="Times New Roman" w:cstheme="minorHAnsi"/>
-                <w:color w:val="0A0A0A"/>
-                <w:sz w:val="14"/>
-                <w:szCs w:val="14"/>
-              </w:rPr>
-              <w:t> Konfiguriše RTC (I2C) i EEPROM (SPI) registre. Kreira sve ostale taskove (1-6) i zatim briše sam sebe.</w:t>
+              <w:t>Razmena CAN poruka između 2 kontrolera. Definisani</w:t>
+            </w:r>
+            <w:r>
+              <w:rPr>
+                <w:rFonts w:eastAsia="Times New Roman" w:cstheme="minorHAnsi"/>
+                <w:bCs/>
+                <w:color w:val="0A0A0A"/>
+                <w:sz w:val="14"/>
+                <w:szCs w:val="14"/>
+              </w:rPr>
+              <w:t xml:space="preserve"> CAN</w:t>
+            </w:r>
+            <w:r>
+              <w:rPr>
+                <w:rFonts w:eastAsia="Times New Roman" w:cstheme="minorHAnsi"/>
+                <w:bCs/>
+                <w:color w:val="0A0A0A"/>
+                <w:sz w:val="14"/>
+                <w:szCs w:val="14"/>
+              </w:rPr>
+              <w:t xml:space="preserve"> </w:t>
+            </w:r>
+            <w:r>
+              <w:rPr>
+                <w:rFonts w:eastAsia="Times New Roman" w:cstheme="minorHAnsi"/>
+                <w:bCs/>
+                <w:color w:val="0A0A0A"/>
+                <w:sz w:val="14"/>
+                <w:szCs w:val="14"/>
+              </w:rPr>
+              <w:t>ISR</w:t>
+            </w:r>
+            <w:r>
+              <w:rPr>
+                <w:rFonts w:eastAsia="Times New Roman" w:cstheme="minorHAnsi"/>
+                <w:color w:val="0A0A0A"/>
+                <w:sz w:val="14"/>
+                <w:szCs w:val="14"/>
+              </w:rPr>
+              <w:t xml:space="preserve"> Tx, Rx </w:t>
             </w:r>
           </w:p>
         </w:tc>
         <w:tc>
           <w:tcPr>
-            <w:tcW w:w="0" w:type="auto"/>
-            <w:tcBorders>
-              <w:bottom w:val="single" w:sz="6" w:space="0" w:color="DCDFE5"/>
-            </w:tcBorders>
-            <w:shd w:val="clear" w:color="auto" w:fill="FFFFFF"/>
-            <w:tcMar>
-              <w:top w:w="180" w:type="dxa"/>
-              <w:left w:w="0" w:type="dxa"/>
-              <w:bottom w:w="180" w:type="dxa"/>
-              <w:right w:w="0" w:type="dxa"/>
-            </w:tcMar>
-            <w:hideMark/>
+            <w:tcW w:w="1738" w:type="dxa"/>
+            <w:gridSpan w:val="2"/>
           </w:tcPr>
           <w:p>
             <w:pPr>
-              <w:spacing w:after="0" w:line="240" w:lineRule="auto"/>
+              <w:cnfStyle w:val="000000000000" w:firstRow="0" w:lastRow="0" w:firstColumn="0" w:lastColumn="0" w:oddVBand="0" w:evenVBand="0" w:oddHBand="0" w:evenHBand="0" w:firstRowFirstColumn="0" w:firstRowLastColumn="0" w:lastRowFirstColumn="0" w:lastRowLastColumn="0"/>
               <w:rPr>
                 <w:rFonts w:eastAsia="Times New Roman" w:cstheme="minorHAnsi"/>
                 <w:color w:val="0A0A0A"/>
@@ -659,32 +1275,285 @@
                 <w:sz w:val="14"/>
                 <w:szCs w:val="14"/>
               </w:rPr>
+              <w:t>CAN komunikacija</w:t>
+            </w:r>
+          </w:p>
+          <w:p>
+            <w:pPr>
+              <w:cnfStyle w:val="000000000000" w:firstRow="0" w:lastRow="0" w:firstColumn="0" w:lastColumn="0" w:oddVBand="0" w:evenVBand="0" w:oddHBand="0" w:evenHBand="0" w:firstRowFirstColumn="0" w:firstRowLastColumn="0" w:lastRowFirstColumn="0" w:lastRowLastColumn="0"/>
+              <w:rPr>
+                <w:rFonts w:eastAsia="Times New Roman" w:cstheme="minorHAnsi"/>
+                <w:color w:val="0A0A0A"/>
+                <w:sz w:val="14"/>
+                <w:szCs w:val="14"/>
+              </w:rPr>
+            </w:pPr>
+          </w:p>
+        </w:tc>
+        <w:tc>
+          <w:tcPr>
+            <w:tcW w:w="1085" w:type="dxa"/>
+            <w:gridSpan w:val="2"/>
+          </w:tcPr>
+          <w:p>
+            <w:pPr>
+              <w:cnfStyle w:val="000000000000" w:firstRow="0" w:lastRow="0" w:firstColumn="0" w:lastColumn="0" w:oddVBand="0" w:evenVBand="0" w:oddHBand="0" w:evenHBand="0" w:firstRowFirstColumn="0" w:firstRowLastColumn="0" w:lastRowFirstColumn="0" w:lastRowLastColumn="0"/>
+              <w:rPr>
+                <w:rFonts w:eastAsia="Times New Roman" w:cstheme="minorHAnsi"/>
+                <w:b/>
+                <w:bCs/>
+                <w:color w:val="0A0A0A"/>
+                <w:sz w:val="14"/>
+                <w:szCs w:val="14"/>
+              </w:rPr>
+            </w:pPr>
+            <w:r>
+              <w:rPr>
+                <w:rFonts w:eastAsia="Times New Roman" w:cstheme="minorHAnsi"/>
+                <w:color w:val="0A0A0A"/>
+                <w:sz w:val="14"/>
+                <w:szCs w:val="14"/>
+              </w:rPr>
+              <w:t>Osciloskop…</w:t>
+            </w:r>
+          </w:p>
+        </w:tc>
+      </w:tr>
+      <w:tr>
+        <w:trPr>
+          <w:cnfStyle w:val="000000100000" w:firstRow="0" w:lastRow="0" w:firstColumn="0" w:lastColumn="0" w:oddVBand="0" w:evenVBand="0" w:oddHBand="1" w:evenHBand="0" w:firstRowFirstColumn="0" w:firstRowLastColumn="0" w:lastRowFirstColumn="0" w:lastRowLastColumn="0"/>
+        </w:trPr>
+        <w:tc>
+          <w:tcPr>
+            <w:cnfStyle w:val="001000000000" w:firstRow="0" w:lastRow="0" w:firstColumn="1" w:lastColumn="0" w:oddVBand="0" w:evenVBand="0" w:oddHBand="0" w:evenHBand="0" w:firstRowFirstColumn="0" w:firstRowLastColumn="0" w:lastRowFirstColumn="0" w:lastRowLastColumn="0"/>
+            <w:tcW w:w="570" w:type="dxa"/>
+          </w:tcPr>
+          <w:p>
+            <w:pPr>
+              <w:rPr>
+                <w:rFonts w:eastAsia="Times New Roman" w:cstheme="minorHAnsi"/>
+                <w:color w:val="0A0A0A"/>
+                <w:sz w:val="14"/>
+                <w:szCs w:val="14"/>
+              </w:rPr>
+            </w:pPr>
+            <w:r>
+              <w:rPr>
+                <w:rFonts w:eastAsia="Times New Roman" w:cstheme="minorHAnsi"/>
+                <w:color w:val="0A0A0A"/>
+                <w:sz w:val="14"/>
+                <w:szCs w:val="14"/>
+              </w:rPr>
+              <w:t>3</w:t>
+            </w:r>
+            <w:r>
+              <w:rPr>
+                <w:rFonts w:eastAsia="Times New Roman" w:cstheme="minorHAnsi"/>
+                <w:color w:val="0A0A0A"/>
+                <w:sz w:val="14"/>
+                <w:szCs w:val="14"/>
+              </w:rPr>
+              <w:t>.</w:t>
+            </w:r>
+          </w:p>
+        </w:tc>
+        <w:tc>
+          <w:tcPr>
+            <w:tcW w:w="1147" w:type="dxa"/>
+          </w:tcPr>
+          <w:p>
+            <w:pPr>
+              <w:cnfStyle w:val="000000100000" w:firstRow="0" w:lastRow="0" w:firstColumn="0" w:lastColumn="0" w:oddVBand="0" w:evenVBand="0" w:oddHBand="1" w:evenHBand="0" w:firstRowFirstColumn="0" w:firstRowLastColumn="0" w:lastRowFirstColumn="0" w:lastRowLastColumn="0"/>
+              <w:rPr>
+                <w:rFonts w:eastAsia="Times New Roman" w:cstheme="minorHAnsi"/>
+                <w:color w:val="0A0A0A"/>
+                <w:sz w:val="14"/>
+                <w:szCs w:val="14"/>
+                <w:highlight w:val="green"/>
+              </w:rPr>
+            </w:pPr>
+            <w:r>
+              <w:rPr>
+                <w:rFonts w:eastAsia="Times New Roman" w:cstheme="minorHAnsi"/>
+                <w:b/>
+                <w:bCs/>
+                <w:color w:val="0A0A0A"/>
+                <w:sz w:val="14"/>
+                <w:szCs w:val="14"/>
+                <w:highlight w:val="green"/>
+              </w:rPr>
+              <w:t>System init</w:t>
+            </w:r>
+          </w:p>
+        </w:tc>
+        <w:tc>
+          <w:tcPr>
+            <w:tcW w:w="1260" w:type="dxa"/>
+          </w:tcPr>
+          <w:p>
+            <w:pPr>
+              <w:cnfStyle w:val="000000100000" w:firstRow="0" w:lastRow="0" w:firstColumn="0" w:lastColumn="0" w:oddVBand="0" w:evenVBand="0" w:oddHBand="1" w:evenHBand="0" w:firstRowFirstColumn="0" w:firstRowLastColumn="0" w:lastRowFirstColumn="0" w:lastRowLastColumn="0"/>
+              <w:rPr>
+                <w:rFonts w:eastAsia="Times New Roman" w:cstheme="minorHAnsi"/>
+                <w:color w:val="0A0A0A"/>
+                <w:sz w:val="14"/>
+                <w:szCs w:val="14"/>
+              </w:rPr>
+            </w:pPr>
+            <w:r>
+              <w:rPr>
+                <w:rFonts w:eastAsia="Times New Roman" w:cstheme="minorHAnsi"/>
+                <w:b/>
+                <w:bCs/>
+                <w:color w:val="0A0A0A"/>
+                <w:sz w:val="14"/>
+                <w:szCs w:val="14"/>
+              </w:rPr>
+              <w:t>System init (6)</w:t>
+            </w:r>
+          </w:p>
+        </w:tc>
+        <w:tc>
+          <w:tcPr>
+            <w:tcW w:w="1017" w:type="dxa"/>
+            <w:gridSpan w:val="2"/>
+          </w:tcPr>
+          <w:p>
+            <w:pPr>
+              <w:cnfStyle w:val="000000100000" w:firstRow="0" w:lastRow="0" w:firstColumn="0" w:lastColumn="0" w:oddVBand="0" w:evenVBand="0" w:oddHBand="1" w:evenHBand="0" w:firstRowFirstColumn="0" w:firstRowLastColumn="0" w:lastRowFirstColumn="0" w:lastRowLastColumn="0"/>
+              <w:rPr>
+                <w:rFonts w:eastAsia="Times New Roman" w:cstheme="minorHAnsi"/>
+                <w:color w:val="0A0A0A"/>
+                <w:sz w:val="14"/>
+                <w:szCs w:val="14"/>
+              </w:rPr>
+            </w:pPr>
+            <w:r>
+              <w:rPr>
+                <w:rFonts w:eastAsia="Times New Roman" w:cstheme="minorHAnsi"/>
+                <w:b/>
+                <w:bCs/>
+                <w:color w:val="0A0A0A"/>
+                <w:sz w:val="14"/>
+                <w:szCs w:val="14"/>
+              </w:rPr>
+              <w:t>Task Management</w:t>
+            </w:r>
+          </w:p>
+        </w:tc>
+        <w:tc>
+          <w:tcPr>
+            <w:tcW w:w="2457" w:type="dxa"/>
+            <w:gridSpan w:val="2"/>
+          </w:tcPr>
+          <w:p>
+            <w:pPr>
+              <w:cnfStyle w:val="000000100000" w:firstRow="0" w:lastRow="0" w:firstColumn="0" w:lastColumn="0" w:oddVBand="0" w:evenVBand="0" w:oddHBand="1" w:evenHBand="0" w:firstRowFirstColumn="0" w:firstRowLastColumn="0" w:lastRowFirstColumn="0" w:lastRowLastColumn="0"/>
+              <w:rPr>
+                <w:rFonts w:eastAsia="Times New Roman" w:cstheme="minorHAnsi"/>
+                <w:color w:val="0A0A0A"/>
+                <w:sz w:val="14"/>
+                <w:szCs w:val="14"/>
+              </w:rPr>
+            </w:pPr>
+            <w:r>
+              <w:rPr>
+                <w:rFonts w:eastAsia="Times New Roman" w:cstheme="minorHAnsi"/>
+                <w:b/>
+                <w:bCs/>
+                <w:color w:val="0A0A0A"/>
+                <w:sz w:val="14"/>
+                <w:szCs w:val="14"/>
+              </w:rPr>
+              <w:t>Inicijalizacija:</w:t>
+            </w:r>
+            <w:r>
+              <w:rPr>
+                <w:rFonts w:eastAsia="Times New Roman" w:cstheme="minorHAnsi"/>
+                <w:color w:val="0A0A0A"/>
+                <w:sz w:val="14"/>
+                <w:szCs w:val="14"/>
+              </w:rPr>
+              <w:t> Konfiguracija perifierija i ure</w:t>
+            </w:r>
+            <w:r>
+              <w:rPr>
+                <w:rFonts w:eastAsia="Times New Roman" w:cstheme="minorHAnsi"/>
+                <w:color w:val="0A0A0A"/>
+                <w:sz w:val="14"/>
+                <w:szCs w:val="14"/>
+                <w:lang w:val="sr-Latn-RS"/>
+              </w:rPr>
+              <w:t xml:space="preserve">đaja: </w:t>
+            </w:r>
+            <w:r>
+              <w:rPr>
+                <w:rFonts w:eastAsia="Times New Roman" w:cstheme="minorHAnsi"/>
+                <w:color w:val="0A0A0A"/>
+                <w:sz w:val="14"/>
+                <w:szCs w:val="14"/>
+              </w:rPr>
+              <w:t>CAN, I2C + RTC, SPI + EEPROM, UART... Kreira sve ostale taskove (1-6) i zatim briše sam sebe.</w:t>
+            </w:r>
+          </w:p>
+        </w:tc>
+        <w:tc>
+          <w:tcPr>
+            <w:tcW w:w="1738" w:type="dxa"/>
+            <w:gridSpan w:val="2"/>
+          </w:tcPr>
+          <w:p>
+            <w:pPr>
+              <w:cnfStyle w:val="000000100000" w:firstRow="0" w:lastRow="0" w:firstColumn="0" w:lastColumn="0" w:oddVBand="0" w:evenVBand="0" w:oddHBand="1" w:evenHBand="0" w:firstRowFirstColumn="0" w:firstRowLastColumn="0" w:lastRowFirstColumn="0" w:lastRowLastColumn="0"/>
+              <w:rPr>
+                <w:rFonts w:eastAsia="Times New Roman" w:cstheme="minorHAnsi"/>
+                <w:color w:val="0A0A0A"/>
+                <w:sz w:val="14"/>
+                <w:szCs w:val="14"/>
+              </w:rPr>
+            </w:pPr>
+            <w:r>
+              <w:rPr>
+                <w:rFonts w:eastAsia="Times New Roman" w:cstheme="minorHAnsi"/>
+                <w:color w:val="0A0A0A"/>
+                <w:sz w:val="14"/>
+                <w:szCs w:val="14"/>
+              </w:rPr>
               <w:t>Upravljanje životnim ciklusom taskova i redosled podizanja sistema.</w:t>
             </w:r>
+          </w:p>
+        </w:tc>
+        <w:tc>
+          <w:tcPr>
+            <w:tcW w:w="1050" w:type="dxa"/>
+          </w:tcPr>
+          <w:p>
+            <w:pPr>
+              <w:cnfStyle w:val="000000100000" w:firstRow="0" w:lastRow="0" w:firstColumn="0" w:lastColumn="0" w:oddVBand="0" w:evenVBand="0" w:oddHBand="1" w:evenHBand="0" w:firstRowFirstColumn="0" w:firstRowLastColumn="0" w:lastRowFirstColumn="0" w:lastRowLastColumn="0"/>
+              <w:rPr>
+                <w:rFonts w:eastAsia="Times New Roman" w:cstheme="minorHAnsi"/>
+                <w:b/>
+                <w:bCs/>
+                <w:color w:val="0A0A0A"/>
+                <w:sz w:val="14"/>
+                <w:szCs w:val="14"/>
+              </w:rPr>
+            </w:pPr>
           </w:p>
         </w:tc>
       </w:tr>
       <w:tr>
         <w:tc>
           <w:tcPr>
-            <w:tcW w:w="0" w:type="auto"/>
-            <w:tcBorders>
-              <w:bottom w:val="single" w:sz="6" w:space="0" w:color="DCDFE5"/>
-            </w:tcBorders>
-            <w:shd w:val="clear" w:color="auto" w:fill="FFFFFF"/>
-            <w:tcMar>
-              <w:top w:w="180" w:type="dxa"/>
-              <w:left w:w="0" w:type="dxa"/>
-              <w:bottom w:w="180" w:type="dxa"/>
-              <w:right w:w="240" w:type="dxa"/>
-            </w:tcMar>
-            <w:hideMark/>
+            <w:cnfStyle w:val="001000000000" w:firstRow="0" w:lastRow="0" w:firstColumn="1" w:lastColumn="0" w:oddVBand="0" w:evenVBand="0" w:oddHBand="0" w:evenHBand="0" w:firstRowFirstColumn="0" w:firstRowLastColumn="0" w:lastRowFirstColumn="0" w:lastRowLastColumn="0"/>
+            <w:tcW w:w="570" w:type="dxa"/>
           </w:tcPr>
           <w:p>
             <w:pPr>
-              <w:spacing w:after="0" w:line="240" w:lineRule="auto"/>
-              <w:rPr>
-                <w:rFonts w:eastAsia="Times New Roman" w:cstheme="minorHAnsi"/>
+              <w:rPr>
+                <w:rFonts w:eastAsia="Times New Roman" w:cstheme="minorHAnsi"/>
+                <w:b w:val="0"/>
+                <w:bCs w:val="0"/>
                 <w:color w:val="0A0A0A"/>
                 <w:sz w:val="14"/>
                 <w:szCs w:val="14"/>
@@ -693,80 +1562,61 @@
             <w:r>
               <w:rPr>
                 <w:rFonts w:eastAsia="Times New Roman" w:cstheme="minorHAnsi"/>
-                <w:b/>
-                <w:bCs/>
-                <w:color w:val="0A0A0A"/>
-                <w:sz w:val="14"/>
-                <w:szCs w:val="14"/>
-              </w:rPr>
-              <w:t>1.</w:t>
+                <w:color w:val="0A0A0A"/>
+                <w:sz w:val="14"/>
+                <w:szCs w:val="14"/>
+              </w:rPr>
+              <w:t>4</w:t>
+            </w:r>
+            <w:r>
+              <w:rPr>
+                <w:rFonts w:eastAsia="Times New Roman" w:cstheme="minorHAnsi"/>
+                <w:color w:val="0A0A0A"/>
+                <w:sz w:val="14"/>
+                <w:szCs w:val="14"/>
+              </w:rPr>
+              <w:t>.</w:t>
             </w:r>
           </w:p>
         </w:tc>
         <w:tc>
           <w:tcPr>
-            <w:tcW w:w="0" w:type="auto"/>
-            <w:tcBorders>
-              <w:bottom w:val="single" w:sz="6" w:space="0" w:color="DCDFE5"/>
-            </w:tcBorders>
-            <w:shd w:val="clear" w:color="auto" w:fill="FFFFFF"/>
-            <w:tcMar>
-              <w:top w:w="180" w:type="dxa"/>
-              <w:left w:w="0" w:type="dxa"/>
-              <w:bottom w:w="180" w:type="dxa"/>
-              <w:right w:w="240" w:type="dxa"/>
-            </w:tcMar>
-            <w:hideMark/>
+            <w:tcW w:w="1147" w:type="dxa"/>
           </w:tcPr>
           <w:p>
             <w:pPr>
-              <w:spacing w:after="0" w:line="240" w:lineRule="auto"/>
-              <w:rPr>
-                <w:rFonts w:eastAsia="Times New Roman" w:cstheme="minorHAnsi"/>
-                <w:color w:val="0A0A0A"/>
-                <w:sz w:val="14"/>
-                <w:szCs w:val="14"/>
-              </w:rPr>
-            </w:pPr>
-            <w:r>
+              <w:cnfStyle w:val="000000000000" w:firstRow="0" w:lastRow="0" w:firstColumn="0" w:lastColumn="0" w:oddVBand="0" w:evenVBand="0" w:oddHBand="0" w:evenHBand="0" w:firstRowFirstColumn="0" w:firstRowLastColumn="0" w:lastRowFirstColumn="0" w:lastRowLastColumn="0"/>
               <w:rPr>
                 <w:rFonts w:eastAsia="Times New Roman" w:cstheme="minorHAnsi"/>
                 <w:b/>
                 <w:bCs/>
-                <w:color w:val="FF0000"/>
-                <w:sz w:val="14"/>
-                <w:szCs w:val="14"/>
-              </w:rPr>
-              <w:t>Basic (LED &amp; Time)</w:t>
+                <w:color w:val="0A0A0A"/>
+                <w:sz w:val="14"/>
+                <w:szCs w:val="14"/>
+                <w:highlight w:val="green"/>
+              </w:rPr>
+            </w:pPr>
+            <w:r>
+              <w:rPr>
+                <w:rFonts w:eastAsia="Times New Roman" w:cstheme="minorHAnsi"/>
+                <w:b/>
+                <w:bCs/>
+                <w:color w:val="0A0A0A"/>
+                <w:sz w:val="14"/>
+                <w:szCs w:val="14"/>
+                <w:highlight w:val="green"/>
+              </w:rPr>
+              <w:t>CAN Bus (Rx/Tx)</w:t>
             </w:r>
           </w:p>
         </w:tc>
         <w:tc>
           <w:tcPr>
-            <w:tcW w:w="0" w:type="auto"/>
-            <w:tcBorders>
-              <w:bottom w:val="single" w:sz="6" w:space="0" w:color="DCDFE5"/>
-            </w:tcBorders>
-            <w:shd w:val="clear" w:color="auto" w:fill="FFFFFF"/>
-            <w:tcMar>
-              <w:top w:w="180" w:type="dxa"/>
-              <w:left w:w="0" w:type="dxa"/>
-              <w:bottom w:w="180" w:type="dxa"/>
-              <w:right w:w="240" w:type="dxa"/>
-            </w:tcMar>
-            <w:hideMark/>
+            <w:tcW w:w="1260" w:type="dxa"/>
           </w:tcPr>
           <w:p>
             <w:pPr>
-              <w:spacing w:after="0" w:line="240" w:lineRule="auto"/>
-              <w:rPr>
-                <w:rFonts w:eastAsia="Times New Roman" w:cstheme="minorHAnsi"/>
-                <w:color w:val="0A0A0A"/>
-                <w:sz w:val="14"/>
-                <w:szCs w:val="14"/>
-              </w:rPr>
-            </w:pPr>
-            <w:r>
+              <w:cnfStyle w:val="000000000000" w:firstRow="0" w:lastRow="0" w:firstColumn="0" w:lastColumn="0" w:oddVBand="0" w:evenVBand="0" w:oddHBand="0" w:evenHBand="0" w:firstRowFirstColumn="0" w:firstRowLastColumn="0" w:lastRowFirstColumn="0" w:lastRowLastColumn="0"/>
               <w:rPr>
                 <w:rFonts w:eastAsia="Times New Roman" w:cstheme="minorHAnsi"/>
                 <w:b/>
@@ -775,8 +1625,7 @@
                 <w:sz w:val="14"/>
                 <w:szCs w:val="14"/>
               </w:rPr>
-              <w:t>task_app_led1</w:t>
-            </w:r>
+            </w:pPr>
             <w:r>
               <w:rPr>
                 <w:rFonts w:eastAsia="Times New Roman" w:cstheme="minorHAnsi"/>
@@ -786,16 +1635,7 @@
                 <w:sz w:val="14"/>
                 <w:szCs w:val="14"/>
               </w:rPr>
-              <w:t xml:space="preserve"> (3)</w:t>
-            </w:r>
-            <w:r>
-              <w:rPr>
-                <w:rFonts w:eastAsia="Times New Roman" w:cstheme="minorHAnsi"/>
-                <w:color w:val="0A0A0A"/>
-                <w:sz w:val="14"/>
-                <w:szCs w:val="14"/>
-              </w:rPr>
-              <w:t>, </w:t>
+              <w:t>Task_CANRx_handler</w:t>
             </w:r>
             <w:r>
               <w:rPr>
@@ -806,58 +1646,17 @@
                 <w:sz w:val="14"/>
                 <w:szCs w:val="14"/>
               </w:rPr>
-              <w:t>task_app_led</w:t>
-            </w:r>
-            <w:r>
-              <w:rPr>
-                <w:rFonts w:eastAsia="Times New Roman" w:cstheme="minorHAnsi"/>
-                <w:b/>
-                <w:bCs/>
-                <w:color w:val="0A0A0A"/>
-                <w:sz w:val="14"/>
-                <w:szCs w:val="14"/>
-              </w:rPr>
-              <w:t>2</w:t>
-            </w:r>
-            <w:r>
-              <w:rPr>
-                <w:rFonts w:eastAsia="Times New Roman" w:cstheme="minorHAnsi"/>
-                <w:b/>
-                <w:bCs/>
-                <w:color w:val="0A0A0A"/>
-                <w:sz w:val="14"/>
-                <w:szCs w:val="14"/>
-              </w:rPr>
-              <w:t xml:space="preserve"> (2)</w:t>
+              <w:t xml:space="preserve"> (4)</w:t>
             </w:r>
           </w:p>
         </w:tc>
         <w:tc>
           <w:tcPr>
-            <w:tcW w:w="0" w:type="auto"/>
-            <w:tcBorders>
-              <w:bottom w:val="single" w:sz="6" w:space="0" w:color="DCDFE5"/>
-            </w:tcBorders>
-            <w:shd w:val="clear" w:color="auto" w:fill="FFFFFF"/>
-            <w:tcMar>
-              <w:top w:w="180" w:type="dxa"/>
-              <w:left w:w="0" w:type="dxa"/>
-              <w:bottom w:w="180" w:type="dxa"/>
-              <w:right w:w="240" w:type="dxa"/>
-            </w:tcMar>
-            <w:hideMark/>
+            <w:tcW w:w="982" w:type="dxa"/>
           </w:tcPr>
           <w:p>
             <w:pPr>
-              <w:spacing w:after="0" w:line="240" w:lineRule="auto"/>
-              <w:rPr>
-                <w:rFonts w:eastAsia="Times New Roman" w:cstheme="minorHAnsi"/>
-                <w:color w:val="0A0A0A"/>
-                <w:sz w:val="14"/>
-                <w:szCs w:val="14"/>
-              </w:rPr>
-            </w:pPr>
-            <w:r>
+              <w:cnfStyle w:val="000000000000" w:firstRow="0" w:lastRow="0" w:firstColumn="0" w:lastColumn="0" w:oddVBand="0" w:evenVBand="0" w:oddHBand="0" w:evenHBand="0" w:firstRowFirstColumn="0" w:firstRowLastColumn="0" w:lastRowFirstColumn="0" w:lastRowLastColumn="0"/>
               <w:rPr>
                 <w:rFonts w:eastAsia="Times New Roman" w:cstheme="minorHAnsi"/>
                 <w:b/>
@@ -866,30 +1665,31 @@
                 <w:sz w:val="14"/>
                 <w:szCs w:val="14"/>
               </w:rPr>
-              <w:t>Task Notification</w:t>
+            </w:pPr>
+            <w:r>
+              <w:rPr>
+                <w:rFonts w:eastAsia="Times New Roman" w:cstheme="minorHAnsi"/>
+                <w:b/>
+                <w:bCs/>
+                <w:color w:val="0A0A0A"/>
+                <w:sz w:val="14"/>
+                <w:szCs w:val="14"/>
+              </w:rPr>
+              <w:t>Queue (za Rx)</w:t>
             </w:r>
           </w:p>
         </w:tc>
         <w:tc>
           <w:tcPr>
-            <w:tcW w:w="0" w:type="auto"/>
-            <w:tcBorders>
-              <w:bottom w:val="single" w:sz="6" w:space="0" w:color="DCDFE5"/>
-            </w:tcBorders>
-            <w:shd w:val="clear" w:color="auto" w:fill="FFFFFF"/>
-            <w:tcMar>
-              <w:top w:w="180" w:type="dxa"/>
-              <w:left w:w="0" w:type="dxa"/>
-              <w:bottom w:w="180" w:type="dxa"/>
-              <w:right w:w="240" w:type="dxa"/>
-            </w:tcMar>
-            <w:hideMark/>
+            <w:tcW w:w="2457" w:type="dxa"/>
+            <w:gridSpan w:val="2"/>
           </w:tcPr>
           <w:p>
             <w:pPr>
-              <w:spacing w:after="0" w:line="240" w:lineRule="auto"/>
-              <w:rPr>
-                <w:rFonts w:eastAsia="Times New Roman" w:cstheme="minorHAnsi"/>
+              <w:cnfStyle w:val="000000000000" w:firstRow="0" w:lastRow="0" w:firstColumn="0" w:lastColumn="0" w:oddVBand="0" w:evenVBand="0" w:oddHBand="0" w:evenHBand="0" w:firstRowFirstColumn="0" w:firstRowLastColumn="0" w:lastRowFirstColumn="0" w:lastRowLastColumn="0"/>
+              <w:rPr>
+                <w:rFonts w:eastAsia="Times New Roman" w:cstheme="minorHAnsi"/>
+                <w:bCs/>
                 <w:color w:val="0A0A0A"/>
                 <w:sz w:val="14"/>
                 <w:szCs w:val="14"/>
@@ -898,99 +1698,89 @@
             <w:r>
               <w:rPr>
                 <w:rFonts w:eastAsia="Times New Roman" w:cstheme="minorHAnsi"/>
-                <w:b/>
                 <w:bCs/>
                 <w:color w:val="0A0A0A"/>
                 <w:sz w:val="14"/>
                 <w:szCs w:val="14"/>
               </w:rPr>
-              <w:t>Task 1</w:t>
-            </w:r>
-            <w:r>
-              <w:rPr>
-                <w:rFonts w:eastAsia="Times New Roman" w:cstheme="minorHAnsi"/>
-                <w:color w:val="0A0A0A"/>
-                <w:sz w:val="14"/>
-                <w:szCs w:val="14"/>
-              </w:rPr>
-              <w:t> </w:t>
-            </w:r>
-            <w:r>
-              <w:rPr>
-                <w:rFonts w:eastAsia="Times New Roman" w:cstheme="minorHAnsi"/>
-                <w:color w:val="0A0A0A"/>
-                <w:sz w:val="14"/>
-                <w:szCs w:val="14"/>
-              </w:rPr>
-              <w:t xml:space="preserve">je periodican (mozda: </w:t>
-            </w:r>
-            <w:r>
-              <w:rPr>
-                <w:rFonts w:eastAsia="Times New Roman" w:cstheme="minorHAnsi"/>
-                <w:color w:val="0A0A0A"/>
-                <w:sz w:val="14"/>
-                <w:szCs w:val="14"/>
-              </w:rPr>
-              <w:t>ažurira internu strukturu vremena</w:t>
-            </w:r>
-            <w:r>
-              <w:rPr>
-                <w:rFonts w:eastAsia="Times New Roman" w:cstheme="minorHAnsi"/>
-                <w:color w:val="0A0A0A"/>
-                <w:sz w:val="14"/>
-                <w:szCs w:val="14"/>
+              <w:t xml:space="preserve">CAN Rx: ISR stavlja primljeni podatak u queue, čime se aktivira odgovarajući task za parsiranje. </w:t>
+            </w:r>
+          </w:p>
+          <w:p>
+            <w:pPr>
+              <w:cnfStyle w:val="000000000000" w:firstRow="0" w:lastRow="0" w:firstColumn="0" w:lastColumn="0" w:oddVBand="0" w:evenVBand="0" w:oddHBand="0" w:evenHBand="0" w:firstRowFirstColumn="0" w:firstRowLastColumn="0" w:lastRowFirstColumn="0" w:lastRowLastColumn="0"/>
+              <w:rPr>
+                <w:rFonts w:eastAsia="Times New Roman" w:cstheme="minorHAnsi"/>
+                <w:bCs/>
+                <w:color w:val="0A0A0A"/>
+                <w:sz w:val="14"/>
+                <w:szCs w:val="14"/>
+              </w:rPr>
+            </w:pPr>
+            <w:r>
+              <w:rPr>
+                <w:rFonts w:eastAsia="Times New Roman" w:cstheme="minorHAnsi"/>
+                <w:bCs/>
+                <w:color w:val="0A0A0A"/>
+                <w:sz w:val="14"/>
+                <w:szCs w:val="14"/>
+              </w:rPr>
+              <w:t>CANTx: ciklicno slanje u postoje</w:t>
+            </w:r>
+            <w:r>
+              <w:rPr>
+                <w:rFonts w:eastAsia="Times New Roman" w:cstheme="minorHAnsi"/>
+                <w:bCs/>
+                <w:color w:val="0A0A0A"/>
+                <w:sz w:val="14"/>
+                <w:szCs w:val="14"/>
+                <w:lang w:val="sr-Latn-RS"/>
+              </w:rPr>
+              <w:t>ćem tasku (</w:t>
+            </w:r>
+            <w:r>
+              <w:rPr>
+                <w:rFonts w:eastAsia="Times New Roman" w:cstheme="minorHAnsi"/>
+                <w:bCs/>
+                <w:color w:val="0A0A0A"/>
+                <w:sz w:val="14"/>
+                <w:szCs w:val="14"/>
+              </w:rPr>
+              <w:t>Task_app_led2</w:t>
+            </w:r>
+            <w:r>
+              <w:rPr>
+                <w:rFonts w:eastAsia="Times New Roman" w:cstheme="minorHAnsi"/>
+                <w:bCs/>
+                <w:color w:val="0A0A0A"/>
+                <w:sz w:val="14"/>
+                <w:szCs w:val="14"/>
+                <w:lang w:val="sr-Latn-RS"/>
               </w:rPr>
               <w:t>)</w:t>
             </w:r>
-            <w:r>
-              <w:rPr>
-                <w:rFonts w:eastAsia="Times New Roman" w:cstheme="minorHAnsi"/>
-                <w:color w:val="0A0A0A"/>
-                <w:sz w:val="14"/>
-                <w:szCs w:val="14"/>
-              </w:rPr>
-              <w:t>. </w:t>
-            </w:r>
-            <w:r>
-              <w:rPr>
-                <w:rFonts w:eastAsia="Times New Roman" w:cstheme="minorHAnsi"/>
-                <w:b/>
+          </w:p>
+          <w:p>
+            <w:pPr>
+              <w:cnfStyle w:val="000000000000" w:firstRow="0" w:lastRow="0" w:firstColumn="0" w:lastColumn="0" w:oddVBand="0" w:evenVBand="0" w:oddHBand="0" w:evenHBand="0" w:firstRowFirstColumn="0" w:firstRowLastColumn="0" w:lastRowFirstColumn="0" w:lastRowLastColumn="0"/>
+              <w:rPr>
+                <w:rFonts w:eastAsia="Times New Roman" w:cstheme="minorHAnsi"/>
                 <w:bCs/>
                 <w:color w:val="0A0A0A"/>
                 <w:sz w:val="14"/>
                 <w:szCs w:val="14"/>
               </w:rPr>
-              <w:t>Task 2</w:t>
-            </w:r>
-            <w:r>
-              <w:rPr>
-                <w:rFonts w:eastAsia="Times New Roman" w:cstheme="minorHAnsi"/>
-                <w:color w:val="0A0A0A"/>
-                <w:sz w:val="14"/>
-                <w:szCs w:val="14"/>
-              </w:rPr>
-              <w:t> čeka notifikaciju iz ISR-a tastera da bi toggle-ovao LED2.</w:t>
-            </w:r>
+            </w:pPr>
           </w:p>
         </w:tc>
         <w:tc>
           <w:tcPr>
-            <w:tcW w:w="0" w:type="auto"/>
-            <w:tcBorders>
-              <w:bottom w:val="single" w:sz="6" w:space="0" w:color="DCDFE5"/>
-            </w:tcBorders>
-            <w:shd w:val="clear" w:color="auto" w:fill="FFFFFF"/>
-            <w:tcMar>
-              <w:top w:w="180" w:type="dxa"/>
-              <w:left w:w="0" w:type="dxa"/>
-              <w:bottom w:w="180" w:type="dxa"/>
-              <w:right w:w="0" w:type="dxa"/>
-            </w:tcMar>
-            <w:hideMark/>
+            <w:tcW w:w="1738" w:type="dxa"/>
+            <w:gridSpan w:val="2"/>
           </w:tcPr>
           <w:p>
             <w:pPr>
-              <w:spacing w:after="0" w:line="240" w:lineRule="auto"/>
+              <w:cnfStyle w:val="000000000000" w:firstRow="0" w:lastRow="0" w:firstColumn="0" w:lastColumn="0" w:oddVBand="0" w:evenVBand="0" w:oddHBand="0" w:evenHBand="0" w:firstRowFirstColumn="0" w:firstRowLastColumn="0" w:lastRowFirstColumn="0" w:lastRowLastColumn="0"/>
               <w:rPr>
                 <w:rFonts w:eastAsia="Times New Roman" w:cstheme="minorHAnsi"/>
                 <w:color w:val="0A0A0A"/>
@@ -1005,30 +1795,357 @@
                 <w:sz w:val="14"/>
                 <w:szCs w:val="14"/>
               </w:rPr>
-              <w:t>Sinhronizacija taska sa hardverskim prekidom bez upotrebe semafora.</w:t>
-            </w:r>
+              <w:t>Upot</w:t>
+            </w:r>
+            <w:r>
+              <w:rPr>
+                <w:rFonts w:eastAsia="Times New Roman" w:cstheme="minorHAnsi"/>
+                <w:color w:val="0A0A0A"/>
+                <w:sz w:val="14"/>
+                <w:szCs w:val="14"/>
+              </w:rPr>
+              <w:t>reba redova za asinhroni prijem.</w:t>
+            </w:r>
+          </w:p>
+          <w:p>
+            <w:pPr>
+              <w:cnfStyle w:val="000000000000" w:firstRow="0" w:lastRow="0" w:firstColumn="0" w:lastColumn="0" w:oddVBand="0" w:evenVBand="0" w:oddHBand="0" w:evenHBand="0" w:firstRowFirstColumn="0" w:firstRowLastColumn="0" w:lastRowFirstColumn="0" w:lastRowLastColumn="0"/>
+              <w:rPr>
+                <w:rFonts w:eastAsia="Times New Roman" w:cstheme="minorHAnsi"/>
+                <w:color w:val="0A0A0A"/>
+                <w:sz w:val="14"/>
+                <w:szCs w:val="14"/>
+              </w:rPr>
+            </w:pPr>
+            <w:r>
+              <w:rPr>
+                <w:rFonts w:eastAsia="Times New Roman" w:cstheme="minorHAnsi"/>
+                <w:color w:val="0A0A0A"/>
+                <w:sz w:val="14"/>
+                <w:szCs w:val="14"/>
+              </w:rPr>
+              <w:t>xQueueCreate(),</w:t>
+            </w:r>
+          </w:p>
+          <w:p>
+            <w:pPr>
+              <w:cnfStyle w:val="000000000000" w:firstRow="0" w:lastRow="0" w:firstColumn="0" w:lastColumn="0" w:oddVBand="0" w:evenVBand="0" w:oddHBand="0" w:evenHBand="0" w:firstRowFirstColumn="0" w:firstRowLastColumn="0" w:lastRowFirstColumn="0" w:lastRowLastColumn="0"/>
+              <w:rPr>
+                <w:rFonts w:eastAsia="Times New Roman" w:cstheme="minorHAnsi"/>
+                <w:i/>
+                <w:iCs/>
+                <w:color w:val="0A0A0A"/>
+                <w:sz w:val="14"/>
+                <w:szCs w:val="14"/>
+              </w:rPr>
+            </w:pPr>
+            <w:r>
+              <w:rPr>
+                <w:rFonts w:eastAsia="Times New Roman" w:cstheme="minorHAnsi"/>
+                <w:i/>
+                <w:iCs/>
+                <w:color w:val="0A0A0A"/>
+                <w:sz w:val="14"/>
+                <w:szCs w:val="14"/>
+              </w:rPr>
+              <w:t>xQueueSend() - CAN Rx ISR,</w:t>
+            </w:r>
+          </w:p>
+          <w:p>
+            <w:pPr>
+              <w:cnfStyle w:val="000000000000" w:firstRow="0" w:lastRow="0" w:firstColumn="0" w:lastColumn="0" w:oddVBand="0" w:evenVBand="0" w:oddHBand="0" w:evenHBand="0" w:firstRowFirstColumn="0" w:firstRowLastColumn="0" w:lastRowFirstColumn="0" w:lastRowLastColumn="0"/>
+              <w:rPr>
+                <w:rFonts w:eastAsia="Times New Roman" w:cstheme="minorHAnsi"/>
+                <w:color w:val="0A0A0A"/>
+                <w:sz w:val="14"/>
+                <w:szCs w:val="14"/>
+              </w:rPr>
+            </w:pPr>
+            <w:r>
+              <w:rPr>
+                <w:rFonts w:eastAsia="Times New Roman" w:cstheme="minorHAnsi"/>
+                <w:i/>
+                <w:iCs/>
+                <w:color w:val="0A0A0A"/>
+                <w:sz w:val="14"/>
+                <w:szCs w:val="14"/>
+              </w:rPr>
+              <w:t>xQueueReceive())</w:t>
+            </w:r>
+            <w:r>
+              <w:rPr>
+                <w:rFonts w:eastAsia="Times New Roman" w:cstheme="minorHAnsi"/>
+                <w:i/>
+                <w:iCs/>
+                <w:color w:val="0A0A0A"/>
+                <w:sz w:val="14"/>
+                <w:szCs w:val="14"/>
+              </w:rPr>
+              <w:t xml:space="preserve"> – T</w:t>
+            </w:r>
+            <w:r>
+              <w:rPr>
+                <w:rFonts w:eastAsia="Times New Roman" w:cstheme="minorHAnsi"/>
+                <w:i/>
+                <w:iCs/>
+                <w:color w:val="0A0A0A"/>
+                <w:sz w:val="14"/>
+                <w:szCs w:val="14"/>
+              </w:rPr>
+              <w:t>ask_CANRx</w:t>
+            </w:r>
+          </w:p>
+        </w:tc>
+        <w:tc>
+          <w:tcPr>
+            <w:tcW w:w="1085" w:type="dxa"/>
+            <w:gridSpan w:val="2"/>
+          </w:tcPr>
+          <w:p>
+            <w:pPr>
+              <w:cnfStyle w:val="000000000000" w:firstRow="0" w:lastRow="0" w:firstColumn="0" w:lastColumn="0" w:oddVBand="0" w:evenVBand="0" w:oddHBand="0" w:evenHBand="0" w:firstRowFirstColumn="0" w:firstRowLastColumn="0" w:lastRowFirstColumn="0" w:lastRowLastColumn="0"/>
+              <w:rPr>
+                <w:rFonts w:eastAsia="Times New Roman" w:cstheme="minorHAnsi"/>
+                <w:b/>
+                <w:bCs/>
+                <w:color w:val="0A0A0A"/>
+                <w:sz w:val="14"/>
+                <w:szCs w:val="14"/>
+              </w:rPr>
+            </w:pPr>
+          </w:p>
+        </w:tc>
+      </w:tr>
+      <w:tr>
+        <w:trPr>
+          <w:cnfStyle w:val="000000100000" w:firstRow="0" w:lastRow="0" w:firstColumn="0" w:lastColumn="0" w:oddVBand="0" w:evenVBand="0" w:oddHBand="1" w:evenHBand="0" w:firstRowFirstColumn="0" w:firstRowLastColumn="0" w:lastRowFirstColumn="0" w:lastRowLastColumn="0"/>
+        </w:trPr>
+        <w:tc>
+          <w:tcPr>
+            <w:cnfStyle w:val="001000000000" w:firstRow="0" w:lastRow="0" w:firstColumn="1" w:lastColumn="0" w:oddVBand="0" w:evenVBand="0" w:oddHBand="0" w:evenHBand="0" w:firstRowFirstColumn="0" w:firstRowLastColumn="0" w:lastRowFirstColumn="0" w:lastRowLastColumn="0"/>
+            <w:tcW w:w="570" w:type="dxa"/>
+          </w:tcPr>
+          <w:p>
+            <w:pPr>
+              <w:rPr>
+                <w:rFonts w:eastAsia="Times New Roman" w:cstheme="minorHAnsi"/>
+                <w:color w:val="0A0A0A"/>
+                <w:sz w:val="14"/>
+                <w:szCs w:val="14"/>
+              </w:rPr>
+            </w:pPr>
+            <w:r>
+              <w:rPr>
+                <w:rFonts w:eastAsia="Times New Roman" w:cstheme="minorHAnsi"/>
+                <w:color w:val="0A0A0A"/>
+                <w:sz w:val="14"/>
+                <w:szCs w:val="14"/>
+              </w:rPr>
+              <w:t>x</w:t>
+            </w:r>
+            <w:r>
+              <w:rPr>
+                <w:rFonts w:eastAsia="Times New Roman" w:cstheme="minorHAnsi"/>
+                <w:color w:val="0A0A0A"/>
+                <w:sz w:val="14"/>
+                <w:szCs w:val="14"/>
+              </w:rPr>
+              <w:t>.</w:t>
+            </w:r>
+          </w:p>
+        </w:tc>
+        <w:tc>
+          <w:tcPr>
+            <w:tcW w:w="1147" w:type="dxa"/>
+          </w:tcPr>
+          <w:p>
+            <w:pPr>
+              <w:cnfStyle w:val="000000100000" w:firstRow="0" w:lastRow="0" w:firstColumn="0" w:lastColumn="0" w:oddVBand="0" w:evenVBand="0" w:oddHBand="1" w:evenHBand="0" w:firstRowFirstColumn="0" w:firstRowLastColumn="0" w:lastRowFirstColumn="0" w:lastRowLastColumn="0"/>
+              <w:rPr>
+                <w:rFonts w:eastAsia="Times New Roman" w:cstheme="minorHAnsi"/>
+                <w:color w:val="0A0A0A"/>
+                <w:sz w:val="14"/>
+                <w:szCs w:val="14"/>
+              </w:rPr>
+            </w:pPr>
+            <w:r>
+              <w:rPr>
+                <w:rFonts w:eastAsia="Times New Roman" w:cstheme="minorHAnsi"/>
+                <w:b/>
+                <w:bCs/>
+                <w:color w:val="0A0A0A"/>
+                <w:sz w:val="14"/>
+                <w:szCs w:val="14"/>
+              </w:rPr>
+              <w:t>I2C - RTC 3 Click</w:t>
+            </w:r>
+          </w:p>
+        </w:tc>
+        <w:tc>
+          <w:tcPr>
+            <w:tcW w:w="1260" w:type="dxa"/>
+          </w:tcPr>
+          <w:p>
+            <w:pPr>
+              <w:cnfStyle w:val="000000100000" w:firstRow="0" w:lastRow="0" w:firstColumn="0" w:lastColumn="0" w:oddVBand="0" w:evenVBand="0" w:oddHBand="1" w:evenHBand="0" w:firstRowFirstColumn="0" w:firstRowLastColumn="0" w:lastRowFirstColumn="0" w:lastRowLastColumn="0"/>
+              <w:rPr>
+                <w:rFonts w:eastAsia="Times New Roman" w:cstheme="minorHAnsi"/>
+                <w:color w:val="0A0A0A"/>
+                <w:sz w:val="14"/>
+                <w:szCs w:val="14"/>
+              </w:rPr>
+            </w:pPr>
+            <w:r>
+              <w:rPr>
+                <w:rFonts w:eastAsia="Times New Roman" w:cstheme="minorHAnsi"/>
+                <w:b/>
+                <w:bCs/>
+                <w:color w:val="0A0A0A"/>
+                <w:sz w:val="14"/>
+                <w:szCs w:val="14"/>
+              </w:rPr>
+              <w:t>Task 1 (3)</w:t>
+            </w:r>
+          </w:p>
+        </w:tc>
+        <w:tc>
+          <w:tcPr>
+            <w:tcW w:w="982" w:type="dxa"/>
+          </w:tcPr>
+          <w:p>
+            <w:pPr>
+              <w:cnfStyle w:val="000000100000" w:firstRow="0" w:lastRow="0" w:firstColumn="0" w:lastColumn="0" w:oddVBand="0" w:evenVBand="0" w:oddHBand="1" w:evenHBand="0" w:firstRowFirstColumn="0" w:firstRowLastColumn="0" w:lastRowFirstColumn="0" w:lastRowLastColumn="0"/>
+              <w:rPr>
+                <w:rFonts w:eastAsia="Times New Roman" w:cstheme="minorHAnsi"/>
+                <w:color w:val="0A0A0A"/>
+                <w:sz w:val="14"/>
+                <w:szCs w:val="14"/>
+              </w:rPr>
+            </w:pPr>
+            <w:r>
+              <w:rPr>
+                <w:rFonts w:eastAsia="Times New Roman" w:cstheme="minorHAnsi"/>
+                <w:b/>
+                <w:bCs/>
+                <w:color w:val="0A0A0A"/>
+                <w:sz w:val="14"/>
+                <w:szCs w:val="14"/>
+              </w:rPr>
+              <w:t>Binary Semaphore</w:t>
+            </w:r>
+          </w:p>
+        </w:tc>
+        <w:tc>
+          <w:tcPr>
+            <w:tcW w:w="2457" w:type="dxa"/>
+            <w:gridSpan w:val="2"/>
+          </w:tcPr>
+          <w:p>
+            <w:pPr>
+              <w:cnfStyle w:val="000000100000" w:firstRow="0" w:lastRow="0" w:firstColumn="0" w:lastColumn="0" w:oddVBand="0" w:evenVBand="0" w:oddHBand="1" w:evenHBand="0" w:firstRowFirstColumn="0" w:firstRowLastColumn="0" w:lastRowFirstColumn="0" w:lastRowLastColumn="0"/>
+              <w:rPr>
+                <w:rFonts w:eastAsia="Times New Roman" w:cstheme="minorHAnsi"/>
+                <w:color w:val="0A0A0A"/>
+                <w:sz w:val="14"/>
+                <w:szCs w:val="14"/>
+              </w:rPr>
+            </w:pPr>
+            <w:r>
+              <w:rPr>
+                <w:rFonts w:eastAsia="Times New Roman" w:cstheme="minorHAnsi"/>
+                <w:b/>
+                <w:bCs/>
+                <w:color w:val="0A0A0A"/>
+                <w:sz w:val="14"/>
+                <w:szCs w:val="14"/>
+              </w:rPr>
+              <w:t>Task 1</w:t>
+            </w:r>
+            <w:r>
+              <w:rPr>
+                <w:rFonts w:eastAsia="Times New Roman" w:cstheme="minorHAnsi"/>
+                <w:color w:val="0A0A0A"/>
+                <w:sz w:val="14"/>
+                <w:szCs w:val="14"/>
+              </w:rPr>
+              <w:t> inicira sekvencijalno čitanje 7 bajtova sa DS1307 i blokira se na </w:t>
+            </w:r>
+            <w:r>
+              <w:rPr>
+                <w:rFonts w:eastAsia="Times New Roman" w:cstheme="minorHAnsi"/>
+                <w:b/>
+                <w:bCs/>
+                <w:color w:val="0A0A0A"/>
+                <w:sz w:val="14"/>
+                <w:szCs w:val="14"/>
+              </w:rPr>
+              <w:t>semaforu</w:t>
+            </w:r>
+            <w:r>
+              <w:rPr>
+                <w:rFonts w:eastAsia="Times New Roman" w:cstheme="minorHAnsi"/>
+                <w:color w:val="0A0A0A"/>
+                <w:sz w:val="14"/>
+                <w:szCs w:val="14"/>
+              </w:rPr>
+              <w:t> dok I2C ISR ne završi prenos.</w:t>
+            </w:r>
+          </w:p>
+        </w:tc>
+        <w:tc>
+          <w:tcPr>
+            <w:tcW w:w="1738" w:type="dxa"/>
+            <w:gridSpan w:val="2"/>
+          </w:tcPr>
+          <w:p>
+            <w:pPr>
+              <w:cnfStyle w:val="000000100000" w:firstRow="0" w:lastRow="0" w:firstColumn="0" w:lastColumn="0" w:oddVBand="0" w:evenVBand="0" w:oddHBand="1" w:evenHBand="0" w:firstRowFirstColumn="0" w:firstRowLastColumn="0" w:lastRowFirstColumn="0" w:lastRowLastColumn="0"/>
+              <w:rPr>
+                <w:rFonts w:eastAsia="Times New Roman" w:cstheme="minorHAnsi"/>
+                <w:color w:val="0A0A0A"/>
+                <w:sz w:val="14"/>
+                <w:szCs w:val="14"/>
+              </w:rPr>
+            </w:pPr>
+            <w:r>
+              <w:rPr>
+                <w:rFonts w:eastAsia="Times New Roman" w:cstheme="minorHAnsi"/>
+                <w:color w:val="0A0A0A"/>
+                <w:sz w:val="14"/>
+                <w:szCs w:val="14"/>
+              </w:rPr>
+              <w:t>Upravljanje višebajtnim prenosom i pretvaranje blokirajućih poziva u neblokirajuće.</w:t>
+            </w:r>
+          </w:p>
+        </w:tc>
+        <w:tc>
+          <w:tcPr>
+            <w:tcW w:w="1085" w:type="dxa"/>
+            <w:gridSpan w:val="2"/>
+          </w:tcPr>
+          <w:p>
+            <w:pPr>
+              <w:cnfStyle w:val="000000100000" w:firstRow="0" w:lastRow="0" w:firstColumn="0" w:lastColumn="0" w:oddVBand="0" w:evenVBand="0" w:oddHBand="1" w:evenHBand="0" w:firstRowFirstColumn="0" w:firstRowLastColumn="0" w:lastRowFirstColumn="0" w:lastRowLastColumn="0"/>
+              <w:rPr>
+                <w:rFonts w:eastAsia="Times New Roman" w:cstheme="minorHAnsi"/>
+                <w:b/>
+                <w:bCs/>
+                <w:color w:val="0A0A0A"/>
+                <w:sz w:val="14"/>
+                <w:szCs w:val="14"/>
+              </w:rPr>
+            </w:pPr>
           </w:p>
         </w:tc>
       </w:tr>
       <w:tr>
         <w:tc>
           <w:tcPr>
-            <w:tcW w:w="0" w:type="auto"/>
-            <w:tcBorders>
-              <w:bottom w:val="single" w:sz="6" w:space="0" w:color="DCDFE5"/>
-            </w:tcBorders>
-            <w:shd w:val="clear" w:color="auto" w:fill="FFFFFF"/>
-            <w:tcMar>
-              <w:top w:w="180" w:type="dxa"/>
-              <w:left w:w="0" w:type="dxa"/>
-              <w:bottom w:w="180" w:type="dxa"/>
-              <w:right w:w="240" w:type="dxa"/>
-            </w:tcMar>
-            <w:hideMark/>
+            <w:cnfStyle w:val="001000000000" w:firstRow="0" w:lastRow="0" w:firstColumn="1" w:lastColumn="0" w:oddVBand="0" w:evenVBand="0" w:oddHBand="0" w:evenHBand="0" w:firstRowFirstColumn="0" w:firstRowLastColumn="0" w:lastRowFirstColumn="0" w:lastRowLastColumn="0"/>
+            <w:tcW w:w="570" w:type="dxa"/>
           </w:tcPr>
           <w:p>
             <w:pPr>
-              <w:spacing w:after="0" w:line="240" w:lineRule="auto"/>
               <w:rPr>
                 <w:rFonts w:eastAsia="Times New Roman" w:cstheme="minorHAnsi"/>
                 <w:color w:val="0A0A0A"/>
@@ -1039,34 +2156,30 @@
             <w:r>
               <w:rPr>
                 <w:rFonts w:eastAsia="Times New Roman" w:cstheme="minorHAnsi"/>
-                <w:b/>
-                <w:bCs/>
-                <w:color w:val="0A0A0A"/>
-                <w:sz w:val="14"/>
-                <w:szCs w:val="14"/>
-              </w:rPr>
-              <w:t>2.</w:t>
+                <w:color w:val="0A0A0A"/>
+                <w:sz w:val="14"/>
+                <w:szCs w:val="14"/>
+              </w:rPr>
+              <w:t>x</w:t>
+            </w:r>
+            <w:r>
+              <w:rPr>
+                <w:rFonts w:eastAsia="Times New Roman" w:cstheme="minorHAnsi"/>
+                <w:color w:val="0A0A0A"/>
+                <w:sz w:val="14"/>
+                <w:szCs w:val="14"/>
+              </w:rPr>
+              <w:t>.</w:t>
             </w:r>
           </w:p>
         </w:tc>
         <w:tc>
           <w:tcPr>
-            <w:tcW w:w="0" w:type="auto"/>
-            <w:tcBorders>
-              <w:bottom w:val="single" w:sz="6" w:space="0" w:color="DCDFE5"/>
-            </w:tcBorders>
-            <w:shd w:val="clear" w:color="auto" w:fill="FFFFFF"/>
-            <w:tcMar>
-              <w:top w:w="180" w:type="dxa"/>
-              <w:left w:w="0" w:type="dxa"/>
-              <w:bottom w:w="180" w:type="dxa"/>
-              <w:right w:w="240" w:type="dxa"/>
-            </w:tcMar>
-            <w:hideMark/>
+            <w:tcW w:w="1147" w:type="dxa"/>
           </w:tcPr>
           <w:p>
             <w:pPr>
-              <w:spacing w:after="0" w:line="240" w:lineRule="auto"/>
+              <w:cnfStyle w:val="000000000000" w:firstRow="0" w:lastRow="0" w:firstColumn="0" w:lastColumn="0" w:oddVBand="0" w:evenVBand="0" w:oddHBand="0" w:evenHBand="0" w:firstRowFirstColumn="0" w:firstRowLastColumn="0" w:lastRowFirstColumn="0" w:lastRowLastColumn="0"/>
               <w:rPr>
                 <w:rFonts w:eastAsia="Times New Roman" w:cstheme="minorHAnsi"/>
                 <w:color w:val="0A0A0A"/>
@@ -1079,43 +2192,21 @@
                 <w:rFonts w:eastAsia="Times New Roman" w:cstheme="minorHAnsi"/>
                 <w:b/>
                 <w:bCs/>
-                <w:color w:val="FF0000"/>
-                <w:sz w:val="14"/>
-                <w:szCs w:val="14"/>
-              </w:rPr>
-              <w:t xml:space="preserve">CAN Bus </w:t>
-            </w:r>
-            <w:r>
-              <w:rPr>
-                <w:rFonts w:eastAsia="Times New Roman" w:cstheme="minorHAnsi"/>
-                <w:b/>
-                <w:bCs/>
-                <w:color w:val="0A0A0A"/>
-                <w:sz w:val="14"/>
-                <w:szCs w:val="14"/>
-              </w:rPr>
-              <w:t>(Rx/Tx)</w:t>
+                <w:color w:val="0A0A0A"/>
+                <w:sz w:val="14"/>
+                <w:szCs w:val="14"/>
+              </w:rPr>
+              <w:t>SPI - EEPROM</w:t>
             </w:r>
           </w:p>
         </w:tc>
         <w:tc>
           <w:tcPr>
-            <w:tcW w:w="0" w:type="auto"/>
-            <w:tcBorders>
-              <w:bottom w:val="single" w:sz="6" w:space="0" w:color="DCDFE5"/>
-            </w:tcBorders>
-            <w:shd w:val="clear" w:color="auto" w:fill="FFFFFF"/>
-            <w:tcMar>
-              <w:top w:w="180" w:type="dxa"/>
-              <w:left w:w="0" w:type="dxa"/>
-              <w:bottom w:w="180" w:type="dxa"/>
-              <w:right w:w="240" w:type="dxa"/>
-            </w:tcMar>
-            <w:hideMark/>
+            <w:tcW w:w="1260" w:type="dxa"/>
           </w:tcPr>
           <w:p>
             <w:pPr>
-              <w:spacing w:after="0" w:line="240" w:lineRule="auto"/>
+              <w:cnfStyle w:val="000000000000" w:firstRow="0" w:lastRow="0" w:firstColumn="0" w:lastColumn="0" w:oddVBand="0" w:evenVBand="0" w:oddHBand="0" w:evenHBand="0" w:firstRowFirstColumn="0" w:firstRowLastColumn="0" w:lastRowFirstColumn="0" w:lastRowLastColumn="0"/>
               <w:rPr>
                 <w:rFonts w:eastAsia="Times New Roman" w:cstheme="minorHAnsi"/>
                 <w:color w:val="0A0A0A"/>
@@ -1132,39 +2223,25 @@
                 <w:sz w:val="14"/>
                 <w:szCs w:val="14"/>
               </w:rPr>
-              <w:t>task_CANRx</w:t>
-            </w:r>
-            <w:r>
-              <w:rPr>
-                <w:rFonts w:eastAsia="Times New Roman" w:cstheme="minorHAnsi"/>
-                <w:b/>
-                <w:bCs/>
-                <w:color w:val="0A0A0A"/>
-                <w:sz w:val="14"/>
-                <w:szCs w:val="14"/>
-              </w:rPr>
-              <w:t xml:space="preserve"> (4)</w:t>
+              <w:t>Task 4 (1)</w:t>
             </w:r>
           </w:p>
         </w:tc>
         <w:tc>
           <w:tcPr>
-            <w:tcW w:w="0" w:type="auto"/>
-            <w:tcBorders>
-              <w:bottom w:val="single" w:sz="6" w:space="0" w:color="DCDFE5"/>
-            </w:tcBorders>
-            <w:shd w:val="clear" w:color="auto" w:fill="FFFFFF"/>
-            <w:tcMar>
-              <w:top w:w="180" w:type="dxa"/>
-              <w:left w:w="0" w:type="dxa"/>
-              <w:bottom w:w="180" w:type="dxa"/>
-              <w:right w:w="240" w:type="dxa"/>
-            </w:tcMar>
-            <w:hideMark/>
+            <w:tcW w:w="982" w:type="dxa"/>
           </w:tcPr>
           <w:p>
             <w:pPr>
-              <w:spacing w:after="0" w:line="240" w:lineRule="auto"/>
+              <w:cnfStyle w:val="000000000000" w:firstRow="0" w:lastRow="0" w:firstColumn="0" w:lastColumn="0" w:oddVBand="0" w:evenVBand="0" w:oddHBand="0" w:evenHBand="0" w:firstRowFirstColumn="0" w:firstRowLastColumn="0" w:lastRowFirstColumn="0" w:lastRowLastColumn="0"/>
+              <w:rPr>
+                <w:rFonts w:eastAsia="Times New Roman" w:cstheme="minorHAnsi"/>
+                <w:color w:val="0A0A0A"/>
+                <w:sz w:val="14"/>
+                <w:szCs w:val="14"/>
+              </w:rPr>
+            </w:pPr>
+            <w:r>
               <w:rPr>
                 <w:rFonts w:eastAsia="Times New Roman" w:cstheme="minorHAnsi"/>
                 <w:b/>
@@ -1173,276 +2250,18 @@
                 <w:sz w:val="14"/>
                 <w:szCs w:val="14"/>
               </w:rPr>
-            </w:pPr>
-            <w:r>
-              <w:rPr>
-                <w:rFonts w:eastAsia="Times New Roman" w:cstheme="minorHAnsi"/>
-                <w:b/>
-                <w:bCs/>
-                <w:color w:val="0A0A0A"/>
-                <w:sz w:val="14"/>
-                <w:szCs w:val="14"/>
-              </w:rPr>
-              <w:t>Queue (</w:t>
-            </w:r>
-            <w:r>
-              <w:rPr>
-                <w:rFonts w:eastAsia="Times New Roman" w:cstheme="minorHAnsi"/>
-                <w:b/>
-                <w:bCs/>
-                <w:color w:val="0A0A0A"/>
-                <w:sz w:val="14"/>
-                <w:szCs w:val="14"/>
-              </w:rPr>
-              <w:t>for</w:t>
-            </w:r>
-            <w:r>
-              <w:rPr>
-                <w:rFonts w:eastAsia="Times New Roman" w:cstheme="minorHAnsi"/>
-                <w:b/>
-                <w:bCs/>
-                <w:color w:val="0A0A0A"/>
-                <w:sz w:val="14"/>
-                <w:szCs w:val="14"/>
-              </w:rPr>
-              <w:t xml:space="preserve"> CAN</w:t>
-            </w:r>
-            <w:r>
-              <w:rPr>
-                <w:rFonts w:eastAsia="Times New Roman" w:cstheme="minorHAnsi"/>
-                <w:b/>
-                <w:bCs/>
-                <w:color w:val="0A0A0A"/>
-                <w:sz w:val="14"/>
-                <w:szCs w:val="14"/>
-              </w:rPr>
-              <w:t xml:space="preserve"> Rx) + </w:t>
-            </w:r>
-            <w:r>
-              <w:rPr>
-                <w:rFonts w:eastAsia="Times New Roman" w:cstheme="minorHAnsi"/>
-                <w:b/>
-                <w:bCs/>
-                <w:color w:val="0A0A0A"/>
-                <w:sz w:val="14"/>
-                <w:szCs w:val="14"/>
-              </w:rPr>
-              <w:t>ciklicno</w:t>
-            </w:r>
-            <w:r>
-              <w:rPr>
-                <w:rFonts w:eastAsia="Times New Roman" w:cstheme="minorHAnsi"/>
-                <w:b/>
-                <w:bCs/>
-                <w:color w:val="0A0A0A"/>
-                <w:sz w:val="14"/>
-                <w:szCs w:val="14"/>
-              </w:rPr>
-              <w:t xml:space="preserve"> (</w:t>
-            </w:r>
-            <w:r>
-              <w:rPr>
-                <w:rFonts w:eastAsia="Times New Roman" w:cstheme="minorHAnsi"/>
-                <w:b/>
-                <w:bCs/>
-                <w:color w:val="0A0A0A"/>
-                <w:sz w:val="14"/>
-                <w:szCs w:val="14"/>
-              </w:rPr>
-              <w:t>for</w:t>
-            </w:r>
-            <w:r>
-              <w:rPr>
-                <w:rFonts w:eastAsia="Times New Roman" w:cstheme="minorHAnsi"/>
-                <w:b/>
-                <w:bCs/>
-                <w:color w:val="0A0A0A"/>
-                <w:sz w:val="14"/>
-                <w:szCs w:val="14"/>
-              </w:rPr>
-              <w:t xml:space="preserve"> CAN</w:t>
-            </w:r>
-            <w:r>
-              <w:rPr>
-                <w:rFonts w:eastAsia="Times New Roman" w:cstheme="minorHAnsi"/>
-                <w:b/>
-                <w:bCs/>
-                <w:color w:val="0A0A0A"/>
-                <w:sz w:val="14"/>
-                <w:szCs w:val="14"/>
-              </w:rPr>
-              <w:t xml:space="preserve"> Tx)</w:t>
-            </w:r>
-            <w:r>
-              <w:rPr>
-                <w:rFonts w:eastAsia="Times New Roman" w:cstheme="minorHAnsi"/>
-                <w:b/>
-                <w:bCs/>
-                <w:color w:val="0A0A0A"/>
-                <w:sz w:val="14"/>
-                <w:szCs w:val="14"/>
-              </w:rPr>
-              <w:t xml:space="preserve"> </w:t>
-            </w:r>
-            <w:r>
-              <w:rPr>
-                <w:rFonts w:eastAsia="Times New Roman" w:cstheme="minorHAnsi"/>
-                <w:b/>
-                <w:bCs/>
-                <w:color w:val="0A0A0A"/>
-                <w:sz w:val="14"/>
-                <w:szCs w:val="14"/>
-              </w:rPr>
-              <w:t>in existing peridic task</w:t>
-            </w:r>
-          </w:p>
-          <w:p>
-            <w:pPr>
-              <w:spacing w:after="0" w:line="240" w:lineRule="auto"/>
-              <w:rPr>
-                <w:rFonts w:eastAsia="Times New Roman" w:cstheme="minorHAnsi"/>
-                <w:color w:val="0A0A0A"/>
-                <w:sz w:val="14"/>
-                <w:szCs w:val="14"/>
-              </w:rPr>
-            </w:pPr>
-            <w:r>
-              <w:rPr>
-                <w:rFonts w:eastAsia="Times New Roman" w:cstheme="minorHAnsi"/>
-                <w:color w:val="0A0A0A"/>
-                <w:sz w:val="14"/>
-                <w:szCs w:val="14"/>
-              </w:rPr>
-              <w:t>(</w:t>
-            </w:r>
-            <w:r>
-              <w:rPr>
-                <w:rFonts w:eastAsia="Times New Roman" w:cstheme="minorHAnsi"/>
-                <w:color w:val="0A0A0A"/>
-                <w:sz w:val="14"/>
-                <w:szCs w:val="14"/>
-              </w:rPr>
-              <w:t>xQueueCreate()</w:t>
-            </w:r>
-            <w:r>
-              <w:rPr>
-                <w:rFonts w:eastAsia="Times New Roman" w:cstheme="minorHAnsi"/>
-                <w:color w:val="0A0A0A"/>
-                <w:sz w:val="14"/>
-                <w:szCs w:val="14"/>
-              </w:rPr>
-              <w:t>,</w:t>
-            </w:r>
-          </w:p>
-          <w:p>
-            <w:pPr>
-              <w:spacing w:after="0" w:line="240" w:lineRule="auto"/>
-              <w:rPr>
-                <w:rFonts w:eastAsia="Times New Roman" w:cstheme="minorHAnsi"/>
-                <w:i/>
-                <w:iCs/>
-                <w:color w:val="0A0A0A"/>
-                <w:sz w:val="14"/>
-                <w:szCs w:val="14"/>
-              </w:rPr>
-            </w:pPr>
-            <w:r>
-              <w:rPr>
-                <w:rFonts w:eastAsia="Times New Roman" w:cstheme="minorHAnsi"/>
-                <w:i/>
-                <w:iCs/>
-                <w:color w:val="0A0A0A"/>
-                <w:sz w:val="14"/>
-                <w:szCs w:val="14"/>
-              </w:rPr>
-              <w:t>xQueueSend()</w:t>
-            </w:r>
-            <w:r>
-              <w:rPr>
-                <w:rFonts w:eastAsia="Times New Roman" w:cstheme="minorHAnsi"/>
-                <w:i/>
-                <w:iCs/>
-                <w:color w:val="0A0A0A"/>
-                <w:sz w:val="14"/>
-                <w:szCs w:val="14"/>
-              </w:rPr>
-              <w:t xml:space="preserve"> </w:t>
-            </w:r>
-            <w:r>
-              <w:rPr>
-                <w:rFonts w:eastAsia="Times New Roman" w:cstheme="minorHAnsi"/>
-                <w:i/>
-                <w:iCs/>
-                <w:color w:val="0A0A0A"/>
-                <w:sz w:val="14"/>
-                <w:szCs w:val="14"/>
-              </w:rPr>
-              <w:t>- CAN Rx ISR,</w:t>
-            </w:r>
-          </w:p>
-          <w:p>
-            <w:pPr>
-              <w:spacing w:after="0" w:line="240" w:lineRule="auto"/>
-              <w:rPr>
-                <w:rFonts w:eastAsia="Times New Roman" w:cstheme="minorHAnsi"/>
-                <w:color w:val="0A0A0A"/>
-                <w:sz w:val="14"/>
-                <w:szCs w:val="14"/>
-              </w:rPr>
-            </w:pPr>
-            <w:r>
-              <w:rPr>
-                <w:rFonts w:eastAsia="Times New Roman" w:cstheme="minorHAnsi"/>
-                <w:i/>
-                <w:iCs/>
-                <w:color w:val="0A0A0A"/>
-                <w:sz w:val="14"/>
-                <w:szCs w:val="14"/>
-              </w:rPr>
-              <w:t>xQueueReceive()</w:t>
-            </w:r>
-            <w:r>
-              <w:rPr>
-                <w:rFonts w:eastAsia="Times New Roman" w:cstheme="minorHAnsi"/>
-                <w:i/>
-                <w:iCs/>
-                <w:color w:val="0A0A0A"/>
-                <w:sz w:val="14"/>
-                <w:szCs w:val="14"/>
-              </w:rPr>
-              <w:t>)</w:t>
-            </w:r>
-            <w:r>
-              <w:rPr>
-                <w:rFonts w:eastAsia="Times New Roman" w:cstheme="minorHAnsi"/>
-                <w:i/>
-                <w:iCs/>
-                <w:color w:val="0A0A0A"/>
-                <w:sz w:val="14"/>
-                <w:szCs w:val="14"/>
-              </w:rPr>
-              <w:t xml:space="preserve"> – task_CANRx</w:t>
+              <w:t>Mutex + vTaskDelay</w:t>
             </w:r>
           </w:p>
         </w:tc>
         <w:tc>
           <w:tcPr>
-            <w:tcW w:w="0" w:type="auto"/>
-            <w:tcBorders>
-              <w:bottom w:val="single" w:sz="6" w:space="0" w:color="DCDFE5"/>
-            </w:tcBorders>
-            <w:shd w:val="clear" w:color="auto" w:fill="FFFFFF"/>
-            <w:tcMar>
-              <w:top w:w="180" w:type="dxa"/>
-              <w:left w:w="0" w:type="dxa"/>
-              <w:bottom w:w="180" w:type="dxa"/>
-              <w:right w:w="240" w:type="dxa"/>
-            </w:tcMar>
-            <w:hideMark/>
+            <w:tcW w:w="2457" w:type="dxa"/>
+            <w:gridSpan w:val="2"/>
           </w:tcPr>
           <w:p>
             <w:pPr>
-              <w:spacing w:after="0" w:line="240" w:lineRule="auto"/>
+              <w:cnfStyle w:val="000000000000" w:firstRow="0" w:lastRow="0" w:firstColumn="0" w:lastColumn="0" w:oddVBand="0" w:evenVBand="0" w:oddHBand="0" w:evenHBand="0" w:firstRowFirstColumn="0" w:firstRowLastColumn="0" w:lastRowFirstColumn="0" w:lastRowLastColumn="0"/>
               <w:rPr>
                 <w:rFonts w:eastAsia="Times New Roman" w:cstheme="minorHAnsi"/>
                 <w:color w:val="0A0A0A"/>
@@ -1450,24 +2269,6 @@
                 <w:szCs w:val="14"/>
               </w:rPr>
             </w:pPr>
-            <w:r>
-              <w:rPr>
-                <w:rFonts w:eastAsia="Times New Roman" w:cstheme="minorHAnsi"/>
-                <w:color w:val="0A0A0A"/>
-                <w:sz w:val="14"/>
-                <w:szCs w:val="14"/>
-              </w:rPr>
-              <w:t>CAN Tx: s</w:t>
-            </w:r>
-            <w:r>
-              <w:rPr>
-                <w:rFonts w:eastAsia="Times New Roman" w:cstheme="minorHAnsi"/>
-                <w:color w:val="0A0A0A"/>
-                <w:sz w:val="14"/>
-                <w:szCs w:val="14"/>
-              </w:rPr>
-              <w:t xml:space="preserve">alje se struktura </w:t>
-            </w:r>
             <w:r>
               <w:rPr>
                 <w:rFonts w:eastAsia="Times New Roman" w:cstheme="minorHAnsi"/>
@@ -1477,7 +2278,16 @@
                 <w:sz w:val="14"/>
                 <w:szCs w:val="14"/>
               </w:rPr>
-              <w:t>SystemTime</w:t>
+              <w:t>Task 4</w:t>
+            </w:r>
+            <w:r>
+              <w:rPr>
+                <w:rFonts w:eastAsia="Times New Roman" w:cstheme="minorHAnsi"/>
+                <w:color w:val="0A0A0A"/>
+                <w:sz w:val="14"/>
+                <w:szCs w:val="14"/>
+              </w:rPr>
+              <w:t> piše podatke. Koristi </w:t>
             </w:r>
             <w:r>
               <w:rPr>
@@ -1488,7 +2298,16 @@
                 <w:sz w:val="14"/>
                 <w:szCs w:val="14"/>
               </w:rPr>
-              <w:t>HourMinSec</w:t>
+              <w:t>Mutex</w:t>
+            </w:r>
+            <w:r>
+              <w:rPr>
+                <w:rFonts w:eastAsia="Times New Roman" w:cstheme="minorHAnsi"/>
+                <w:color w:val="0A0A0A"/>
+                <w:sz w:val="14"/>
+                <w:szCs w:val="14"/>
+              </w:rPr>
+              <w:t> za QSPI bus, a unutar petlje proverava WIP bit memorije uz </w:t>
             </w:r>
             <w:r>
               <w:rPr>
@@ -1499,139 +2318,27 @@
                 <w:sz w:val="14"/>
                 <w:szCs w:val="14"/>
               </w:rPr>
-              <w:t>Transmit</w:t>
-            </w:r>
-            <w:r>
-              <w:rPr>
-                <w:rFonts w:eastAsia="Times New Roman" w:cstheme="minorHAnsi"/>
-                <w:b/>
-                <w:bCs/>
-                <w:color w:val="0A0A0A"/>
-                <w:sz w:val="14"/>
-                <w:szCs w:val="14"/>
-              </w:rPr>
-              <w:t xml:space="preserve"> </w:t>
-            </w:r>
-            <w:r>
-              <w:rPr>
-                <w:rFonts w:eastAsia="Times New Roman" w:cstheme="minorHAnsi"/>
-                <w:color w:val="0A0A0A"/>
-                <w:sz w:val="14"/>
-                <w:szCs w:val="14"/>
-              </w:rPr>
-              <w:t>(1byte:1byte:1byte), koja je formirana u periodicno</w:t>
-            </w:r>
-            <w:r>
-              <w:rPr>
-                <w:rFonts w:eastAsia="Times New Roman" w:cstheme="minorHAnsi"/>
-                <w:color w:val="0A0A0A"/>
-                <w:sz w:val="14"/>
-                <w:szCs w:val="14"/>
-              </w:rPr>
-              <w:t>m</w:t>
-            </w:r>
-            <w:r>
-              <w:rPr>
-                <w:rFonts w:eastAsia="Times New Roman" w:cstheme="minorHAnsi"/>
-                <w:color w:val="0A0A0A"/>
-                <w:sz w:val="14"/>
-                <w:szCs w:val="14"/>
-              </w:rPr>
-              <w:t xml:space="preserve"> tasku</w:t>
-            </w:r>
-          </w:p>
-          <w:p>
-            <w:pPr>
-              <w:spacing w:after="0" w:line="240" w:lineRule="auto"/>
-              <w:rPr>
-                <w:rFonts w:eastAsia="Times New Roman" w:cstheme="minorHAnsi"/>
-                <w:b/>
-                <w:bCs/>
-                <w:color w:val="0A0A0A"/>
-                <w:sz w:val="14"/>
-                <w:szCs w:val="14"/>
-              </w:rPr>
-            </w:pPr>
-            <w:r>
-              <w:rPr>
-                <w:rFonts w:eastAsia="Times New Roman" w:cstheme="minorHAnsi"/>
-                <w:color w:val="0A0A0A"/>
-                <w:sz w:val="14"/>
-                <w:szCs w:val="14"/>
-              </w:rPr>
-              <w:t>CANRx: prima se sirov podatak</w:t>
-            </w:r>
-            <w:r>
-              <w:rPr>
-                <w:rFonts w:eastAsia="Times New Roman" w:cstheme="minorHAnsi"/>
-                <w:color w:val="0A0A0A"/>
-                <w:sz w:val="14"/>
-                <w:szCs w:val="14"/>
-              </w:rPr>
-              <w:t xml:space="preserve"> u CAN Rx ISR</w:t>
-            </w:r>
-            <w:r>
-              <w:rPr>
-                <w:rFonts w:eastAsia="Times New Roman" w:cstheme="minorHAnsi"/>
-                <w:color w:val="0A0A0A"/>
-                <w:sz w:val="14"/>
-                <w:szCs w:val="14"/>
-              </w:rPr>
-              <w:t xml:space="preserve">, koji se u CANRx tasku parsira u strukturu </w:t>
-            </w:r>
-            <w:r>
-              <w:rPr>
-                <w:rFonts w:eastAsia="Times New Roman" w:cstheme="minorHAnsi"/>
-                <w:b/>
-                <w:bCs/>
-                <w:color w:val="0A0A0A"/>
-                <w:sz w:val="14"/>
-                <w:szCs w:val="14"/>
-              </w:rPr>
-              <w:t>SystemTime</w:t>
-            </w:r>
-            <w:r>
-              <w:rPr>
-                <w:rFonts w:eastAsia="Times New Roman" w:cstheme="minorHAnsi"/>
-                <w:b/>
-                <w:bCs/>
-                <w:color w:val="0A0A0A"/>
-                <w:sz w:val="14"/>
-                <w:szCs w:val="14"/>
-              </w:rPr>
-              <w:t>HourMinSec</w:t>
-            </w:r>
-            <w:r>
-              <w:rPr>
-                <w:rFonts w:eastAsia="Times New Roman" w:cstheme="minorHAnsi"/>
-                <w:b/>
-                <w:bCs/>
-                <w:color w:val="0A0A0A"/>
-                <w:sz w:val="14"/>
-                <w:szCs w:val="14"/>
-              </w:rPr>
-              <w:t>Receive.</w:t>
+              <w:t>vTaskDelay</w:t>
+            </w:r>
+            <w:r>
+              <w:rPr>
+                <w:rFonts w:eastAsia="Times New Roman" w:cstheme="minorHAnsi"/>
+                <w:color w:val="0A0A0A"/>
+                <w:sz w:val="14"/>
+                <w:szCs w:val="14"/>
+              </w:rPr>
+              <w:t> da ne troši CPU.</w:t>
             </w:r>
           </w:p>
         </w:tc>
         <w:tc>
           <w:tcPr>
-            <w:tcW w:w="0" w:type="auto"/>
-            <w:tcBorders>
-              <w:bottom w:val="single" w:sz="6" w:space="0" w:color="DCDFE5"/>
-            </w:tcBorders>
-            <w:shd w:val="clear" w:color="auto" w:fill="FFFFFF"/>
-            <w:tcMar>
-              <w:top w:w="180" w:type="dxa"/>
-              <w:left w:w="0" w:type="dxa"/>
-              <w:bottom w:w="180" w:type="dxa"/>
-              <w:right w:w="0" w:type="dxa"/>
-            </w:tcMar>
-            <w:hideMark/>
+            <w:tcW w:w="1738" w:type="dxa"/>
+            <w:gridSpan w:val="2"/>
           </w:tcPr>
           <w:p>
             <w:pPr>
-              <w:spacing w:after="0" w:line="240" w:lineRule="auto"/>
+              <w:cnfStyle w:val="000000000000" w:firstRow="0" w:lastRow="0" w:firstColumn="0" w:lastColumn="0" w:oddVBand="0" w:evenVBand="0" w:oddHBand="0" w:evenHBand="0" w:firstRowFirstColumn="0" w:firstRowLastColumn="0" w:lastRowFirstColumn="0" w:lastRowLastColumn="0"/>
               <w:rPr>
                 <w:rFonts w:eastAsia="Times New Roman" w:cstheme="minorHAnsi"/>
                 <w:color w:val="0A0A0A"/>
@@ -1646,39 +2353,280 @@
                 <w:sz w:val="14"/>
                 <w:szCs w:val="14"/>
               </w:rPr>
-              <w:t>Upotreba redova za asinhroni prijem</w:t>
-            </w:r>
-            <w:r>
-              <w:rPr>
-                <w:rFonts w:eastAsia="Times New Roman" w:cstheme="minorHAnsi"/>
-                <w:color w:val="0A0A0A"/>
-                <w:sz w:val="14"/>
-                <w:szCs w:val="14"/>
-              </w:rPr>
-              <w:t>, ciklicno slanje</w:t>
-            </w:r>
+              <w:t>Rešavanje problema sporosti periferije (EEPROM write cycle) unutar RTOS-a.</w:t>
+            </w:r>
+          </w:p>
+        </w:tc>
+        <w:tc>
+          <w:tcPr>
+            <w:tcW w:w="1085" w:type="dxa"/>
+            <w:gridSpan w:val="2"/>
+          </w:tcPr>
+          <w:p>
+            <w:pPr>
+              <w:cnfStyle w:val="000000000000" w:firstRow="0" w:lastRow="0" w:firstColumn="0" w:lastColumn="0" w:oddVBand="0" w:evenVBand="0" w:oddHBand="0" w:evenHBand="0" w:firstRowFirstColumn="0" w:firstRowLastColumn="0" w:lastRowFirstColumn="0" w:lastRowLastColumn="0"/>
+              <w:rPr>
+                <w:rFonts w:eastAsia="Times New Roman" w:cstheme="minorHAnsi"/>
+                <w:b/>
+                <w:bCs/>
+                <w:color w:val="0A0A0A"/>
+                <w:sz w:val="14"/>
+                <w:szCs w:val="14"/>
+              </w:rPr>
+            </w:pPr>
+          </w:p>
+        </w:tc>
+      </w:tr>
+      <w:tr>
+        <w:trPr>
+          <w:cnfStyle w:val="000000100000" w:firstRow="0" w:lastRow="0" w:firstColumn="0" w:lastColumn="0" w:oddVBand="0" w:evenVBand="0" w:oddHBand="1" w:evenHBand="0" w:firstRowFirstColumn="0" w:firstRowLastColumn="0" w:lastRowFirstColumn="0" w:lastRowLastColumn="0"/>
+        </w:trPr>
+        <w:tc>
+          <w:tcPr>
+            <w:cnfStyle w:val="001000000000" w:firstRow="0" w:lastRow="0" w:firstColumn="1" w:lastColumn="0" w:oddVBand="0" w:evenVBand="0" w:oddHBand="0" w:evenHBand="0" w:firstRowFirstColumn="0" w:firstRowLastColumn="0" w:lastRowFirstColumn="0" w:lastRowLastColumn="0"/>
+            <w:tcW w:w="570" w:type="dxa"/>
+          </w:tcPr>
+          <w:p>
+            <w:pPr>
+              <w:rPr>
+                <w:rFonts w:eastAsia="Times New Roman" w:cstheme="minorHAnsi"/>
+                <w:color w:val="0A0A0A"/>
+                <w:sz w:val="14"/>
+                <w:szCs w:val="14"/>
+              </w:rPr>
+            </w:pPr>
+            <w:r>
+              <w:rPr>
+                <w:rFonts w:eastAsia="Times New Roman" w:cstheme="minorHAnsi"/>
+                <w:color w:val="0A0A0A"/>
+                <w:sz w:val="14"/>
+                <w:szCs w:val="14"/>
+              </w:rPr>
+              <w:t>x</w:t>
+            </w:r>
+            <w:r>
+              <w:rPr>
+                <w:rFonts w:eastAsia="Times New Roman" w:cstheme="minorHAnsi"/>
+                <w:color w:val="0A0A0A"/>
+                <w:sz w:val="14"/>
+                <w:szCs w:val="14"/>
+              </w:rPr>
+              <w:t>.</w:t>
+            </w:r>
+          </w:p>
+        </w:tc>
+        <w:tc>
+          <w:tcPr>
+            <w:tcW w:w="1147" w:type="dxa"/>
+          </w:tcPr>
+          <w:p>
+            <w:pPr>
+              <w:cnfStyle w:val="000000100000" w:firstRow="0" w:lastRow="0" w:firstColumn="0" w:lastColumn="0" w:oddVBand="0" w:evenVBand="0" w:oddHBand="1" w:evenHBand="0" w:firstRowFirstColumn="0" w:firstRowLastColumn="0" w:lastRowFirstColumn="0" w:lastRowLastColumn="0"/>
+              <w:rPr>
+                <w:rFonts w:eastAsia="Times New Roman" w:cstheme="minorHAnsi"/>
+                <w:color w:val="0A0A0A"/>
+                <w:sz w:val="14"/>
+                <w:szCs w:val="14"/>
+              </w:rPr>
+            </w:pPr>
+            <w:r>
+              <w:rPr>
+                <w:rFonts w:eastAsia="Times New Roman" w:cstheme="minorHAnsi"/>
+                <w:b/>
+                <w:bCs/>
+                <w:color w:val="0A0A0A"/>
+                <w:sz w:val="14"/>
+                <w:szCs w:val="14"/>
+              </w:rPr>
+              <w:t>UART Terminal</w:t>
+            </w:r>
+          </w:p>
+        </w:tc>
+        <w:tc>
+          <w:tcPr>
+            <w:tcW w:w="1260" w:type="dxa"/>
+          </w:tcPr>
+          <w:p>
+            <w:pPr>
+              <w:cnfStyle w:val="000000100000" w:firstRow="0" w:lastRow="0" w:firstColumn="0" w:lastColumn="0" w:oddVBand="0" w:evenVBand="0" w:oddHBand="1" w:evenHBand="0" w:firstRowFirstColumn="0" w:firstRowLastColumn="0" w:lastRowFirstColumn="0" w:lastRowLastColumn="0"/>
+              <w:rPr>
+                <w:rFonts w:eastAsia="Times New Roman" w:cstheme="minorHAnsi"/>
+                <w:color w:val="0A0A0A"/>
+                <w:sz w:val="14"/>
+                <w:szCs w:val="14"/>
+              </w:rPr>
+            </w:pPr>
+            <w:r>
+              <w:rPr>
+                <w:rFonts w:eastAsia="Times New Roman" w:cstheme="minorHAnsi"/>
+                <w:b/>
+                <w:bCs/>
+                <w:color w:val="0A0A0A"/>
+                <w:sz w:val="14"/>
+                <w:szCs w:val="14"/>
+              </w:rPr>
+              <w:t>Task 5 (5)</w:t>
+            </w:r>
+          </w:p>
+        </w:tc>
+        <w:tc>
+          <w:tcPr>
+            <w:tcW w:w="982" w:type="dxa"/>
+          </w:tcPr>
+          <w:p>
+            <w:pPr>
+              <w:cnfStyle w:val="000000100000" w:firstRow="0" w:lastRow="0" w:firstColumn="0" w:lastColumn="0" w:oddVBand="0" w:evenVBand="0" w:oddHBand="1" w:evenHBand="0" w:firstRowFirstColumn="0" w:firstRowLastColumn="0" w:lastRowFirstColumn="0" w:lastRowLastColumn="0"/>
+              <w:rPr>
+                <w:rFonts w:eastAsia="Times New Roman" w:cstheme="minorHAnsi"/>
+                <w:color w:val="0A0A0A"/>
+                <w:sz w:val="14"/>
+                <w:szCs w:val="14"/>
+              </w:rPr>
+            </w:pPr>
+            <w:r>
+              <w:rPr>
+                <w:rFonts w:eastAsia="Times New Roman" w:cstheme="minorHAnsi"/>
+                <w:b/>
+                <w:bCs/>
+                <w:color w:val="0A0A0A"/>
+                <w:sz w:val="14"/>
+                <w:szCs w:val="14"/>
+              </w:rPr>
+              <w:t>Mutex (za Tx) + Queue (za Rx)</w:t>
+            </w:r>
+          </w:p>
+        </w:tc>
+        <w:tc>
+          <w:tcPr>
+            <w:tcW w:w="2457" w:type="dxa"/>
+            <w:gridSpan w:val="2"/>
+          </w:tcPr>
+          <w:p>
+            <w:pPr>
+              <w:cnfStyle w:val="000000100000" w:firstRow="0" w:lastRow="0" w:firstColumn="0" w:lastColumn="0" w:oddVBand="0" w:evenVBand="0" w:oddHBand="1" w:evenHBand="0" w:firstRowFirstColumn="0" w:firstRowLastColumn="0" w:lastRowFirstColumn="0" w:lastRowLastColumn="0"/>
+              <w:rPr>
+                <w:rFonts w:eastAsia="Times New Roman" w:cstheme="minorHAnsi"/>
+                <w:color w:val="0A0A0A"/>
+                <w:sz w:val="14"/>
+                <w:szCs w:val="14"/>
+              </w:rPr>
+            </w:pPr>
+            <w:r>
+              <w:rPr>
+                <w:rFonts w:eastAsia="Times New Roman" w:cstheme="minorHAnsi"/>
+                <w:b/>
+                <w:bCs/>
+                <w:color w:val="0A0A0A"/>
+                <w:sz w:val="14"/>
+                <w:szCs w:val="14"/>
+              </w:rPr>
+              <w:t>Task 5 (CLI)</w:t>
+            </w:r>
+            <w:r>
+              <w:rPr>
+                <w:rFonts w:eastAsia="Times New Roman" w:cstheme="minorHAnsi"/>
+                <w:color w:val="0A0A0A"/>
+                <w:sz w:val="14"/>
+                <w:szCs w:val="14"/>
+              </w:rPr>
+              <w:t> čita komande iz reda. Svi ostali taskovi koriste </w:t>
+            </w:r>
+            <w:r>
+              <w:rPr>
+                <w:rFonts w:eastAsia="Times New Roman" w:cstheme="minorHAnsi"/>
+                <w:b/>
+                <w:bCs/>
+                <w:color w:val="0A0A0A"/>
+                <w:sz w:val="14"/>
+                <w:szCs w:val="14"/>
+              </w:rPr>
+              <w:t>Mutex</w:t>
+            </w:r>
+            <w:r>
+              <w:rPr>
+                <w:rFonts w:eastAsia="Times New Roman" w:cstheme="minorHAnsi"/>
+                <w:color w:val="0A0A0A"/>
+                <w:sz w:val="14"/>
+                <w:szCs w:val="14"/>
+              </w:rPr>
+              <w:t> prilikom </w:t>
+            </w:r>
+            <w:r>
+              <w:rPr>
+                <w:rFonts w:eastAsia="Times New Roman" w:cstheme="minorHAnsi"/>
+                <w:color w:val="0A0A0A"/>
+                <w:sz w:val="14"/>
+                <w:szCs w:val="14"/>
+                <w:bdr w:val="single" w:sz="6" w:space="2" w:color="F0F2F5" w:frame="1"/>
+                <w:shd w:val="clear" w:color="auto" w:fill="F0F2F5"/>
+              </w:rPr>
+              <w:t>printf</w:t>
+            </w:r>
+            <w:r>
+              <w:rPr>
+                <w:rFonts w:eastAsia="Times New Roman" w:cstheme="minorHAnsi"/>
+                <w:color w:val="0A0A0A"/>
+                <w:sz w:val="14"/>
+                <w:szCs w:val="14"/>
+              </w:rPr>
+              <w:t> funkcije kako bi sprečili mešanje karaktera.</w:t>
+            </w:r>
+          </w:p>
+        </w:tc>
+        <w:tc>
+          <w:tcPr>
+            <w:tcW w:w="1738" w:type="dxa"/>
+            <w:gridSpan w:val="2"/>
+          </w:tcPr>
+          <w:p>
+            <w:pPr>
+              <w:cnfStyle w:val="000000100000" w:firstRow="0" w:lastRow="0" w:firstColumn="0" w:lastColumn="0" w:oddVBand="0" w:evenVBand="0" w:oddHBand="1" w:evenHBand="0" w:firstRowFirstColumn="0" w:firstRowLastColumn="0" w:lastRowFirstColumn="0" w:lastRowLastColumn="0"/>
+              <w:rPr>
+                <w:rFonts w:eastAsia="Times New Roman" w:cstheme="minorHAnsi"/>
+                <w:color w:val="0A0A0A"/>
+                <w:sz w:val="14"/>
+                <w:szCs w:val="14"/>
+              </w:rPr>
+            </w:pPr>
+            <w:r>
+              <w:rPr>
+                <w:rFonts w:eastAsia="Times New Roman" w:cstheme="minorHAnsi"/>
+                <w:color w:val="0A0A0A"/>
+                <w:sz w:val="14"/>
+                <w:szCs w:val="14"/>
+              </w:rPr>
+              <w:t>Implementacija Command Line Interfejsa i zaštita standardnog izlaza.</w:t>
+            </w:r>
+          </w:p>
+        </w:tc>
+        <w:tc>
+          <w:tcPr>
+            <w:tcW w:w="1085" w:type="dxa"/>
+            <w:gridSpan w:val="2"/>
+          </w:tcPr>
+          <w:p>
+            <w:pPr>
+              <w:cnfStyle w:val="000000100000" w:firstRow="0" w:lastRow="0" w:firstColumn="0" w:lastColumn="0" w:oddVBand="0" w:evenVBand="0" w:oddHBand="1" w:evenHBand="0" w:firstRowFirstColumn="0" w:firstRowLastColumn="0" w:lastRowFirstColumn="0" w:lastRowLastColumn="0"/>
+              <w:rPr>
+                <w:rFonts w:eastAsia="Times New Roman" w:cstheme="minorHAnsi"/>
+                <w:b/>
+                <w:bCs/>
+                <w:color w:val="0A0A0A"/>
+                <w:sz w:val="14"/>
+                <w:szCs w:val="14"/>
+              </w:rPr>
+            </w:pPr>
           </w:p>
         </w:tc>
       </w:tr>
       <w:tr>
         <w:tc>
           <w:tcPr>
-            <w:tcW w:w="0" w:type="auto"/>
-            <w:tcBorders>
-              <w:bottom w:val="single" w:sz="6" w:space="0" w:color="DCDFE5"/>
-            </w:tcBorders>
-            <w:shd w:val="clear" w:color="auto" w:fill="FFFFFF"/>
-            <w:tcMar>
-              <w:top w:w="180" w:type="dxa"/>
-              <w:left w:w="0" w:type="dxa"/>
-              <w:bottom w:w="180" w:type="dxa"/>
-              <w:right w:w="240" w:type="dxa"/>
-            </w:tcMar>
-            <w:hideMark/>
+            <w:cnfStyle w:val="001000000000" w:firstRow="0" w:lastRow="0" w:firstColumn="1" w:lastColumn="0" w:oddVBand="0" w:evenVBand="0" w:oddHBand="0" w:evenHBand="0" w:firstRowFirstColumn="0" w:firstRowLastColumn="0" w:lastRowFirstColumn="0" w:lastRowLastColumn="0"/>
+            <w:tcW w:w="570" w:type="dxa"/>
           </w:tcPr>
           <w:p>
             <w:pPr>
-              <w:spacing w:after="0" w:line="240" w:lineRule="auto"/>
               <w:rPr>
                 <w:rFonts w:eastAsia="Times New Roman" w:cstheme="minorHAnsi"/>
                 <w:color w:val="0A0A0A"/>
@@ -1689,34 +2637,30 @@
             <w:r>
               <w:rPr>
                 <w:rFonts w:eastAsia="Times New Roman" w:cstheme="minorHAnsi"/>
-                <w:b/>
-                <w:bCs/>
-                <w:color w:val="0A0A0A"/>
-                <w:sz w:val="14"/>
-                <w:szCs w:val="14"/>
-              </w:rPr>
-              <w:t>3.</w:t>
+                <w:color w:val="0A0A0A"/>
+                <w:sz w:val="14"/>
+                <w:szCs w:val="14"/>
+              </w:rPr>
+              <w:t>x</w:t>
+            </w:r>
+            <w:r>
+              <w:rPr>
+                <w:rFonts w:eastAsia="Times New Roman" w:cstheme="minorHAnsi"/>
+                <w:color w:val="0A0A0A"/>
+                <w:sz w:val="14"/>
+                <w:szCs w:val="14"/>
+              </w:rPr>
+              <w:t>.</w:t>
             </w:r>
           </w:p>
         </w:tc>
         <w:tc>
           <w:tcPr>
-            <w:tcW w:w="0" w:type="auto"/>
-            <w:tcBorders>
-              <w:bottom w:val="single" w:sz="6" w:space="0" w:color="DCDFE5"/>
-            </w:tcBorders>
-            <w:shd w:val="clear" w:color="auto" w:fill="FFFFFF"/>
-            <w:tcMar>
-              <w:top w:w="180" w:type="dxa"/>
-              <w:left w:w="0" w:type="dxa"/>
-              <w:bottom w:w="180" w:type="dxa"/>
-              <w:right w:w="240" w:type="dxa"/>
-            </w:tcMar>
-            <w:hideMark/>
+            <w:tcW w:w="1147" w:type="dxa"/>
           </w:tcPr>
           <w:p>
             <w:pPr>
-              <w:spacing w:after="0" w:line="240" w:lineRule="auto"/>
+              <w:cnfStyle w:val="000000000000" w:firstRow="0" w:lastRow="0" w:firstColumn="0" w:lastColumn="0" w:oddVBand="0" w:evenVBand="0" w:oddHBand="0" w:evenHBand="0" w:firstRowFirstColumn="0" w:firstRowLastColumn="0" w:lastRowFirstColumn="0" w:lastRowLastColumn="0"/>
               <w:rPr>
                 <w:rFonts w:eastAsia="Times New Roman" w:cstheme="minorHAnsi"/>
                 <w:color w:val="0A0A0A"/>
@@ -1733,28 +2677,17 @@
                 <w:sz w:val="14"/>
                 <w:szCs w:val="14"/>
               </w:rPr>
-              <w:t>I2C - RTC 3 Click</w:t>
+              <w:t>OneEye Monitoring</w:t>
             </w:r>
           </w:p>
         </w:tc>
         <w:tc>
           <w:tcPr>
-            <w:tcW w:w="0" w:type="auto"/>
-            <w:tcBorders>
-              <w:bottom w:val="single" w:sz="6" w:space="0" w:color="DCDFE5"/>
-            </w:tcBorders>
-            <w:shd w:val="clear" w:color="auto" w:fill="FFFFFF"/>
-            <w:tcMar>
-              <w:top w:w="180" w:type="dxa"/>
-              <w:left w:w="0" w:type="dxa"/>
-              <w:bottom w:w="180" w:type="dxa"/>
-              <w:right w:w="240" w:type="dxa"/>
-            </w:tcMar>
-            <w:hideMark/>
+            <w:tcW w:w="1260" w:type="dxa"/>
           </w:tcPr>
           <w:p>
             <w:pPr>
-              <w:spacing w:after="0" w:line="240" w:lineRule="auto"/>
+              <w:cnfStyle w:val="000000000000" w:firstRow="0" w:lastRow="0" w:firstColumn="0" w:lastColumn="0" w:oddVBand="0" w:evenVBand="0" w:oddHBand="0" w:evenHBand="0" w:firstRowFirstColumn="0" w:firstRowLastColumn="0" w:lastRowFirstColumn="0" w:lastRowLastColumn="0"/>
               <w:rPr>
                 <w:rFonts w:eastAsia="Times New Roman" w:cstheme="minorHAnsi"/>
                 <w:color w:val="0A0A0A"/>
@@ -1771,28 +2704,17 @@
                 <w:sz w:val="14"/>
                 <w:szCs w:val="14"/>
               </w:rPr>
-              <w:t>Task 1 (3)</w:t>
+              <w:t>Svi Taskovi</w:t>
             </w:r>
           </w:p>
         </w:tc>
         <w:tc>
           <w:tcPr>
-            <w:tcW w:w="0" w:type="auto"/>
-            <w:tcBorders>
-              <w:bottom w:val="single" w:sz="6" w:space="0" w:color="DCDFE5"/>
-            </w:tcBorders>
-            <w:shd w:val="clear" w:color="auto" w:fill="FFFFFF"/>
-            <w:tcMar>
-              <w:top w:w="180" w:type="dxa"/>
-              <w:left w:w="0" w:type="dxa"/>
-              <w:bottom w:w="180" w:type="dxa"/>
-              <w:right w:w="240" w:type="dxa"/>
-            </w:tcMar>
-            <w:hideMark/>
+            <w:tcW w:w="982" w:type="dxa"/>
           </w:tcPr>
           <w:p>
             <w:pPr>
-              <w:spacing w:after="0" w:line="240" w:lineRule="auto"/>
+              <w:cnfStyle w:val="000000000000" w:firstRow="0" w:lastRow="0" w:firstColumn="0" w:lastColumn="0" w:oddVBand="0" w:evenVBand="0" w:oddHBand="0" w:evenHBand="0" w:firstRowFirstColumn="0" w:firstRowLastColumn="0" w:lastRowFirstColumn="0" w:lastRowLastColumn="0"/>
               <w:rPr>
                 <w:rFonts w:eastAsia="Times New Roman" w:cstheme="minorHAnsi"/>
                 <w:color w:val="0A0A0A"/>
@@ -1809,28 +2731,18 @@
                 <w:sz w:val="14"/>
                 <w:szCs w:val="14"/>
               </w:rPr>
-              <w:t>Binary Semaphore</w:t>
+              <w:t>DAP Interface</w:t>
             </w:r>
           </w:p>
         </w:tc>
         <w:tc>
           <w:tcPr>
-            <w:tcW w:w="0" w:type="auto"/>
-            <w:tcBorders>
-              <w:bottom w:val="single" w:sz="6" w:space="0" w:color="DCDFE5"/>
-            </w:tcBorders>
-            <w:shd w:val="clear" w:color="auto" w:fill="FFFFFF"/>
-            <w:tcMar>
-              <w:top w:w="180" w:type="dxa"/>
-              <w:left w:w="0" w:type="dxa"/>
-              <w:bottom w:w="180" w:type="dxa"/>
-              <w:right w:w="240" w:type="dxa"/>
-            </w:tcMar>
-            <w:hideMark/>
+            <w:tcW w:w="2457" w:type="dxa"/>
+            <w:gridSpan w:val="2"/>
           </w:tcPr>
           <w:p>
             <w:pPr>
-              <w:spacing w:after="0" w:line="240" w:lineRule="auto"/>
+              <w:cnfStyle w:val="000000000000" w:firstRow="0" w:lastRow="0" w:firstColumn="0" w:lastColumn="0" w:oddVBand="0" w:evenVBand="0" w:oddHBand="0" w:evenHBand="0" w:firstRowFirstColumn="0" w:firstRowLastColumn="0" w:lastRowFirstColumn="0" w:lastRowLastColumn="0"/>
               <w:rPr>
                 <w:rFonts w:eastAsia="Times New Roman" w:cstheme="minorHAnsi"/>
                 <w:color w:val="0A0A0A"/>
@@ -1841,63 +2753,22 @@
             <w:r>
               <w:rPr>
                 <w:rFonts w:eastAsia="Times New Roman" w:cstheme="minorHAnsi"/>
-                <w:b/>
-                <w:bCs/>
-                <w:color w:val="0A0A0A"/>
-                <w:sz w:val="14"/>
-                <w:szCs w:val="14"/>
-              </w:rPr>
-              <w:t>Task 1</w:t>
-            </w:r>
-            <w:r>
-              <w:rPr>
-                <w:rFonts w:eastAsia="Times New Roman" w:cstheme="minorHAnsi"/>
-                <w:color w:val="0A0A0A"/>
-                <w:sz w:val="14"/>
-                <w:szCs w:val="14"/>
-              </w:rPr>
-              <w:t> inicira sekvencijalno čitanje 7 bajtova sa DS1307 i blokira se na </w:t>
-            </w:r>
-            <w:r>
-              <w:rPr>
-                <w:rFonts w:eastAsia="Times New Roman" w:cstheme="minorHAnsi"/>
-                <w:b/>
-                <w:bCs/>
-                <w:color w:val="0A0A0A"/>
-                <w:sz w:val="14"/>
-                <w:szCs w:val="14"/>
-              </w:rPr>
-              <w:t>semaforu</w:t>
-            </w:r>
-            <w:r>
-              <w:rPr>
-                <w:rFonts w:eastAsia="Times New Roman" w:cstheme="minorHAnsi"/>
-                <w:color w:val="0A0A0A"/>
-                <w:sz w:val="14"/>
-                <w:szCs w:val="14"/>
-              </w:rPr>
-              <w:t> dok I2C ISR ne završi prenos.</w:t>
+                <w:color w:val="0A0A0A"/>
+                <w:sz w:val="14"/>
+                <w:szCs w:val="14"/>
+              </w:rPr>
+              <w:t>Alat za vizuelizaciju varijabli (vreme, CAN brojači) u realnom vremenu putem DAP interfejsa bez uticaja na scheduler.</w:t>
             </w:r>
           </w:p>
         </w:tc>
         <w:tc>
           <w:tcPr>
-            <w:tcW w:w="0" w:type="auto"/>
-            <w:tcBorders>
-              <w:bottom w:val="single" w:sz="6" w:space="0" w:color="DCDFE5"/>
-            </w:tcBorders>
-            <w:shd w:val="clear" w:color="auto" w:fill="FFFFFF"/>
-            <w:tcMar>
-              <w:top w:w="180" w:type="dxa"/>
-              <w:left w:w="0" w:type="dxa"/>
-              <w:bottom w:w="180" w:type="dxa"/>
-              <w:right w:w="0" w:type="dxa"/>
-            </w:tcMar>
-            <w:hideMark/>
+            <w:tcW w:w="1738" w:type="dxa"/>
+            <w:gridSpan w:val="2"/>
           </w:tcPr>
           <w:p>
             <w:pPr>
-              <w:spacing w:after="0" w:line="240" w:lineRule="auto"/>
+              <w:cnfStyle w:val="000000000000" w:firstRow="0" w:lastRow="0" w:firstColumn="0" w:lastColumn="0" w:oddVBand="0" w:evenVBand="0" w:oddHBand="0" w:evenHBand="0" w:firstRowFirstColumn="0" w:firstRowLastColumn="0" w:lastRowFirstColumn="0" w:lastRowLastColumn="0"/>
               <w:rPr>
                 <w:rFonts w:eastAsia="Times New Roman" w:cstheme="minorHAnsi"/>
                 <w:color w:val="0A0A0A"/>
@@ -1912,30 +2783,41 @@
                 <w:sz w:val="14"/>
                 <w:szCs w:val="14"/>
               </w:rPr>
-              <w:t>Upravljanje višebajtnim prenosom i pretvaranje blokirajućih poziva u neblokirajuće.</w:t>
-            </w:r>
+              <w:t>Napredna dijagnostika i monitoring sistema u realnom vremenu.</w:t>
+            </w:r>
+          </w:p>
+        </w:tc>
+        <w:tc>
+          <w:tcPr>
+            <w:tcW w:w="1085" w:type="dxa"/>
+            <w:gridSpan w:val="2"/>
+          </w:tcPr>
+          <w:p>
+            <w:pPr>
+              <w:cnfStyle w:val="000000000000" w:firstRow="0" w:lastRow="0" w:firstColumn="0" w:lastColumn="0" w:oddVBand="0" w:evenVBand="0" w:oddHBand="0" w:evenHBand="0" w:firstRowFirstColumn="0" w:firstRowLastColumn="0" w:lastRowFirstColumn="0" w:lastRowLastColumn="0"/>
+              <w:rPr>
+                <w:rFonts w:eastAsia="Times New Roman" w:cstheme="minorHAnsi"/>
+                <w:b/>
+                <w:bCs/>
+                <w:color w:val="0A0A0A"/>
+                <w:sz w:val="14"/>
+                <w:szCs w:val="14"/>
+              </w:rPr>
+            </w:pPr>
           </w:p>
         </w:tc>
       </w:tr>
       <w:tr>
+        <w:trPr>
+          <w:cnfStyle w:val="000000100000" w:firstRow="0" w:lastRow="0" w:firstColumn="0" w:lastColumn="0" w:oddVBand="0" w:evenVBand="0" w:oddHBand="1" w:evenHBand="0" w:firstRowFirstColumn="0" w:firstRowLastColumn="0" w:lastRowFirstColumn="0" w:lastRowLastColumn="0"/>
+        </w:trPr>
         <w:tc>
           <w:tcPr>
-            <w:tcW w:w="0" w:type="auto"/>
-            <w:tcBorders>
-              <w:bottom w:val="single" w:sz="6" w:space="0" w:color="DCDFE5"/>
-            </w:tcBorders>
-            <w:shd w:val="clear" w:color="auto" w:fill="FFFFFF"/>
-            <w:tcMar>
-              <w:top w:w="180" w:type="dxa"/>
-              <w:left w:w="0" w:type="dxa"/>
-              <w:bottom w:w="180" w:type="dxa"/>
-              <w:right w:w="240" w:type="dxa"/>
-            </w:tcMar>
-            <w:hideMark/>
+            <w:cnfStyle w:val="001000000000" w:firstRow="0" w:lastRow="0" w:firstColumn="1" w:lastColumn="0" w:oddVBand="0" w:evenVBand="0" w:oddHBand="0" w:evenHBand="0" w:firstRowFirstColumn="0" w:firstRowLastColumn="0" w:lastRowFirstColumn="0" w:lastRowLastColumn="0"/>
+            <w:tcW w:w="570" w:type="dxa"/>
           </w:tcPr>
           <w:p>
             <w:pPr>
-              <w:spacing w:after="0" w:line="240" w:lineRule="auto"/>
               <w:rPr>
                 <w:rFonts w:eastAsia="Times New Roman" w:cstheme="minorHAnsi"/>
                 <w:color w:val="0A0A0A"/>
@@ -1946,34 +2828,30 @@
             <w:r>
               <w:rPr>
                 <w:rFonts w:eastAsia="Times New Roman" w:cstheme="minorHAnsi"/>
-                <w:b/>
-                <w:bCs/>
-                <w:color w:val="0A0A0A"/>
-                <w:sz w:val="14"/>
-                <w:szCs w:val="14"/>
-              </w:rPr>
-              <w:t>4.</w:t>
+                <w:color w:val="0A0A0A"/>
+                <w:sz w:val="14"/>
+                <w:szCs w:val="14"/>
+              </w:rPr>
+              <w:t>x</w:t>
+            </w:r>
+            <w:r>
+              <w:rPr>
+                <w:rFonts w:eastAsia="Times New Roman" w:cstheme="minorHAnsi"/>
+                <w:color w:val="0A0A0A"/>
+                <w:sz w:val="14"/>
+                <w:szCs w:val="14"/>
+              </w:rPr>
+              <w:t>.</w:t>
             </w:r>
           </w:p>
         </w:tc>
         <w:tc>
           <w:tcPr>
-            <w:tcW w:w="0" w:type="auto"/>
-            <w:tcBorders>
-              <w:bottom w:val="single" w:sz="6" w:space="0" w:color="DCDFE5"/>
-            </w:tcBorders>
-            <w:shd w:val="clear" w:color="auto" w:fill="FFFFFF"/>
-            <w:tcMar>
-              <w:top w:w="180" w:type="dxa"/>
-              <w:left w:w="0" w:type="dxa"/>
-              <w:bottom w:w="180" w:type="dxa"/>
-              <w:right w:w="240" w:type="dxa"/>
-            </w:tcMar>
-            <w:hideMark/>
+            <w:tcW w:w="1147" w:type="dxa"/>
           </w:tcPr>
           <w:p>
             <w:pPr>
-              <w:spacing w:after="0" w:line="240" w:lineRule="auto"/>
+              <w:cnfStyle w:val="000000100000" w:firstRow="0" w:lastRow="0" w:firstColumn="0" w:lastColumn="0" w:oddVBand="0" w:evenVBand="0" w:oddHBand="1" w:evenHBand="0" w:firstRowFirstColumn="0" w:firstRowLastColumn="0" w:lastRowFirstColumn="0" w:lastRowLastColumn="0"/>
               <w:rPr>
                 <w:rFonts w:eastAsia="Times New Roman" w:cstheme="minorHAnsi"/>
                 <w:color w:val="0A0A0A"/>
@@ -1990,28 +2868,17 @@
                 <w:sz w:val="14"/>
                 <w:szCs w:val="14"/>
               </w:rPr>
-              <w:t>SPI - EEPROM</w:t>
+              <w:t>LIN Bus</w:t>
             </w:r>
           </w:p>
         </w:tc>
         <w:tc>
           <w:tcPr>
-            <w:tcW w:w="0" w:type="auto"/>
-            <w:tcBorders>
-              <w:bottom w:val="single" w:sz="6" w:space="0" w:color="DCDFE5"/>
-            </w:tcBorders>
-            <w:shd w:val="clear" w:color="auto" w:fill="FFFFFF"/>
-            <w:tcMar>
-              <w:top w:w="180" w:type="dxa"/>
-              <w:left w:w="0" w:type="dxa"/>
-              <w:bottom w:w="180" w:type="dxa"/>
-              <w:right w:w="240" w:type="dxa"/>
-            </w:tcMar>
-            <w:hideMark/>
+            <w:tcW w:w="1260" w:type="dxa"/>
           </w:tcPr>
           <w:p>
             <w:pPr>
-              <w:spacing w:after="0" w:line="240" w:lineRule="auto"/>
+              <w:cnfStyle w:val="000000100000" w:firstRow="0" w:lastRow="0" w:firstColumn="0" w:lastColumn="0" w:oddVBand="0" w:evenVBand="0" w:oddHBand="1" w:evenHBand="0" w:firstRowFirstColumn="0" w:firstRowLastColumn="0" w:lastRowFirstColumn="0" w:lastRowLastColumn="0"/>
               <w:rPr>
                 <w:rFonts w:eastAsia="Times New Roman" w:cstheme="minorHAnsi"/>
                 <w:color w:val="0A0A0A"/>
@@ -2028,28 +2895,17 @@
                 <w:sz w:val="14"/>
                 <w:szCs w:val="14"/>
               </w:rPr>
-              <w:t>Task 4 (1)</w:t>
+              <w:t>Task 6 (2)</w:t>
             </w:r>
           </w:p>
         </w:tc>
         <w:tc>
           <w:tcPr>
-            <w:tcW w:w="0" w:type="auto"/>
-            <w:tcBorders>
-              <w:bottom w:val="single" w:sz="6" w:space="0" w:color="DCDFE5"/>
-            </w:tcBorders>
-            <w:shd w:val="clear" w:color="auto" w:fill="FFFFFF"/>
-            <w:tcMar>
-              <w:top w:w="180" w:type="dxa"/>
-              <w:left w:w="0" w:type="dxa"/>
-              <w:bottom w:w="180" w:type="dxa"/>
-              <w:right w:w="240" w:type="dxa"/>
-            </w:tcMar>
-            <w:hideMark/>
+            <w:tcW w:w="982" w:type="dxa"/>
           </w:tcPr>
           <w:p>
             <w:pPr>
-              <w:spacing w:after="0" w:line="240" w:lineRule="auto"/>
+              <w:cnfStyle w:val="000000100000" w:firstRow="0" w:lastRow="0" w:firstColumn="0" w:lastColumn="0" w:oddVBand="0" w:evenVBand="0" w:oddHBand="1" w:evenHBand="0" w:firstRowFirstColumn="0" w:firstRowLastColumn="0" w:lastRowFirstColumn="0" w:lastRowLastColumn="0"/>
               <w:rPr>
                 <w:rFonts w:eastAsia="Times New Roman" w:cstheme="minorHAnsi"/>
                 <w:color w:val="0A0A0A"/>
@@ -2066,28 +2922,18 @@
                 <w:sz w:val="14"/>
                 <w:szCs w:val="14"/>
               </w:rPr>
-              <w:t>Mutex + vTaskDelay</w:t>
+              <w:t>Software Timer</w:t>
             </w:r>
           </w:p>
         </w:tc>
         <w:tc>
           <w:tcPr>
-            <w:tcW w:w="0" w:type="auto"/>
-            <w:tcBorders>
-              <w:bottom w:val="single" w:sz="6" w:space="0" w:color="DCDFE5"/>
-            </w:tcBorders>
-            <w:shd w:val="clear" w:color="auto" w:fill="FFFFFF"/>
-            <w:tcMar>
-              <w:top w:w="180" w:type="dxa"/>
-              <w:left w:w="0" w:type="dxa"/>
-              <w:bottom w:w="180" w:type="dxa"/>
-              <w:right w:w="240" w:type="dxa"/>
-            </w:tcMar>
-            <w:hideMark/>
+            <w:tcW w:w="2457" w:type="dxa"/>
+            <w:gridSpan w:val="2"/>
           </w:tcPr>
           <w:p>
             <w:pPr>
-              <w:spacing w:after="0" w:line="240" w:lineRule="auto"/>
+              <w:cnfStyle w:val="000000100000" w:firstRow="0" w:lastRow="0" w:firstColumn="0" w:lastColumn="0" w:oddVBand="0" w:evenVBand="0" w:oddHBand="1" w:evenHBand="0" w:firstRowFirstColumn="0" w:firstRowLastColumn="0" w:lastRowFirstColumn="0" w:lastRowLastColumn="0"/>
               <w:rPr>
                 <w:rFonts w:eastAsia="Times New Roman" w:cstheme="minorHAnsi"/>
                 <w:color w:val="0A0A0A"/>
@@ -2104,77 +2950,27 @@
                 <w:sz w:val="14"/>
                 <w:szCs w:val="14"/>
               </w:rPr>
-              <w:t>Task 4</w:t>
-            </w:r>
-            <w:r>
-              <w:rPr>
-                <w:rFonts w:eastAsia="Times New Roman" w:cstheme="minorHAnsi"/>
-                <w:color w:val="0A0A0A"/>
-                <w:sz w:val="14"/>
-                <w:szCs w:val="14"/>
-              </w:rPr>
-              <w:t> piše podatke. Koristi </w:t>
-            </w:r>
-            <w:r>
-              <w:rPr>
-                <w:rFonts w:eastAsia="Times New Roman" w:cstheme="minorHAnsi"/>
-                <w:b/>
-                <w:bCs/>
-                <w:color w:val="0A0A0A"/>
-                <w:sz w:val="14"/>
-                <w:szCs w:val="14"/>
-              </w:rPr>
-              <w:t>Mutex</w:t>
-            </w:r>
-            <w:r>
-              <w:rPr>
-                <w:rFonts w:eastAsia="Times New Roman" w:cstheme="minorHAnsi"/>
-                <w:color w:val="0A0A0A"/>
-                <w:sz w:val="14"/>
-                <w:szCs w:val="14"/>
-              </w:rPr>
-              <w:t> za QSPI bus, a unutar petlje proverava WIP bit memorije uz </w:t>
-            </w:r>
-            <w:r>
-              <w:rPr>
-                <w:rFonts w:eastAsia="Times New Roman" w:cstheme="minorHAnsi"/>
-                <w:b/>
-                <w:bCs/>
-                <w:color w:val="0A0A0A"/>
-                <w:sz w:val="14"/>
-                <w:szCs w:val="14"/>
-              </w:rPr>
-              <w:t>vTaskDelay</w:t>
-            </w:r>
-            <w:r>
-              <w:rPr>
-                <w:rFonts w:eastAsia="Times New Roman" w:cstheme="minorHAnsi"/>
-                <w:color w:val="0A0A0A"/>
-                <w:sz w:val="14"/>
-                <w:szCs w:val="14"/>
-              </w:rPr>
-              <w:t> da ne troši CPU.</w:t>
+              <w:t>Task 6</w:t>
+            </w:r>
+            <w:r>
+              <w:rPr>
+                <w:rFonts w:eastAsia="Times New Roman" w:cstheme="minorHAnsi"/>
+                <w:color w:val="0A0A0A"/>
+                <w:sz w:val="14"/>
+                <w:szCs w:val="14"/>
+              </w:rPr>
+              <w:t> koristi softverski tajmer za slanje LIN Master zahteva i čitanje Slave odgovora u definisanim vremenskim slotovima.</w:t>
             </w:r>
           </w:p>
         </w:tc>
         <w:tc>
           <w:tcPr>
-            <w:tcW w:w="0" w:type="auto"/>
-            <w:tcBorders>
-              <w:bottom w:val="single" w:sz="6" w:space="0" w:color="DCDFE5"/>
-            </w:tcBorders>
-            <w:shd w:val="clear" w:color="auto" w:fill="FFFFFF"/>
-            <w:tcMar>
-              <w:top w:w="180" w:type="dxa"/>
-              <w:left w:w="0" w:type="dxa"/>
-              <w:bottom w:w="180" w:type="dxa"/>
-              <w:right w:w="0" w:type="dxa"/>
-            </w:tcMar>
-            <w:hideMark/>
+            <w:tcW w:w="1738" w:type="dxa"/>
+            <w:gridSpan w:val="2"/>
           </w:tcPr>
           <w:p>
             <w:pPr>
-              <w:spacing w:after="0" w:line="240" w:lineRule="auto"/>
+              <w:cnfStyle w:val="000000100000" w:firstRow="0" w:lastRow="0" w:firstColumn="0" w:lastColumn="0" w:oddVBand="0" w:evenVBand="0" w:oddHBand="1" w:evenHBand="0" w:firstRowFirstColumn="0" w:firstRowLastColumn="0" w:lastRowFirstColumn="0" w:lastRowLastColumn="0"/>
               <w:rPr>
                 <w:rFonts w:eastAsia="Times New Roman" w:cstheme="minorHAnsi"/>
                 <w:color w:val="0A0A0A"/>
@@ -2189,76 +2985,18 @@
                 <w:sz w:val="14"/>
                 <w:szCs w:val="14"/>
               </w:rPr>
-              <w:t>Rešavanje problema sporosti periferije (EEPROM write cycle) unutar RTOS-a.</w:t>
-            </w:r>
-          </w:p>
-        </w:tc>
-      </w:tr>
-      <w:tr>
-        <w:tc>
-          <w:tcPr>
-            <w:tcW w:w="0" w:type="auto"/>
-            <w:tcBorders>
-              <w:bottom w:val="single" w:sz="6" w:space="0" w:color="DCDFE5"/>
-            </w:tcBorders>
-            <w:shd w:val="clear" w:color="auto" w:fill="FFFFFF"/>
-            <w:tcMar>
-              <w:top w:w="180" w:type="dxa"/>
-              <w:left w:w="0" w:type="dxa"/>
-              <w:bottom w:w="180" w:type="dxa"/>
-              <w:right w:w="240" w:type="dxa"/>
-            </w:tcMar>
-            <w:hideMark/>
-          </w:tcPr>
-          <w:p>
-            <w:pPr>
-              <w:spacing w:after="0" w:line="240" w:lineRule="auto"/>
-              <w:rPr>
-                <w:rFonts w:eastAsia="Times New Roman" w:cstheme="minorHAnsi"/>
-                <w:color w:val="0A0A0A"/>
-                <w:sz w:val="14"/>
-                <w:szCs w:val="14"/>
-              </w:rPr>
-            </w:pPr>
-            <w:r>
-              <w:rPr>
-                <w:rFonts w:eastAsia="Times New Roman" w:cstheme="minorHAnsi"/>
-                <w:b/>
-                <w:bCs/>
-                <w:color w:val="0A0A0A"/>
-                <w:sz w:val="14"/>
-                <w:szCs w:val="14"/>
-              </w:rPr>
-              <w:t>5.</w:t>
+              <w:t>Implementacija determinističkih protokola na bazi vremenskog planiranja.</w:t>
             </w:r>
           </w:p>
         </w:tc>
         <w:tc>
           <w:tcPr>
-            <w:tcW w:w="0" w:type="auto"/>
-            <w:tcBorders>
-              <w:bottom w:val="single" w:sz="6" w:space="0" w:color="DCDFE5"/>
-            </w:tcBorders>
-            <w:shd w:val="clear" w:color="auto" w:fill="FFFFFF"/>
-            <w:tcMar>
-              <w:top w:w="180" w:type="dxa"/>
-              <w:left w:w="0" w:type="dxa"/>
-              <w:bottom w:w="180" w:type="dxa"/>
-              <w:right w:w="240" w:type="dxa"/>
-            </w:tcMar>
-            <w:hideMark/>
+            <w:tcW w:w="1085" w:type="dxa"/>
+            <w:gridSpan w:val="2"/>
           </w:tcPr>
           <w:p>
             <w:pPr>
-              <w:spacing w:after="0" w:line="240" w:lineRule="auto"/>
-              <w:rPr>
-                <w:rFonts w:eastAsia="Times New Roman" w:cstheme="minorHAnsi"/>
-                <w:color w:val="0A0A0A"/>
-                <w:sz w:val="14"/>
-                <w:szCs w:val="14"/>
-              </w:rPr>
-            </w:pPr>
-            <w:r>
+              <w:cnfStyle w:val="000000100000" w:firstRow="0" w:lastRow="0" w:firstColumn="0" w:lastColumn="0" w:oddVBand="0" w:evenVBand="0" w:oddHBand="1" w:evenHBand="0" w:firstRowFirstColumn="0" w:firstRowLastColumn="0" w:lastRowFirstColumn="0" w:lastRowLastColumn="0"/>
               <w:rPr>
                 <w:rFonts w:eastAsia="Times New Roman" w:cstheme="minorHAnsi"/>
                 <w:b/>
@@ -2267,708 +3005,66 @@
                 <w:sz w:val="14"/>
                 <w:szCs w:val="14"/>
               </w:rPr>
-              <w:t>UART Terminal</w:t>
-            </w:r>
-          </w:p>
-        </w:tc>
-        <w:tc>
-          <w:tcPr>
-            <w:tcW w:w="0" w:type="auto"/>
-            <w:tcBorders>
-              <w:bottom w:val="single" w:sz="6" w:space="0" w:color="DCDFE5"/>
-            </w:tcBorders>
-            <w:shd w:val="clear" w:color="auto" w:fill="FFFFFF"/>
-            <w:tcMar>
-              <w:top w:w="180" w:type="dxa"/>
-              <w:left w:w="0" w:type="dxa"/>
-              <w:bottom w:w="180" w:type="dxa"/>
-              <w:right w:w="240" w:type="dxa"/>
-            </w:tcMar>
-            <w:hideMark/>
-          </w:tcPr>
-          <w:p>
-            <w:pPr>
-              <w:spacing w:after="0" w:line="240" w:lineRule="auto"/>
-              <w:rPr>
-                <w:rFonts w:eastAsia="Times New Roman" w:cstheme="minorHAnsi"/>
-                <w:color w:val="0A0A0A"/>
-                <w:sz w:val="14"/>
-                <w:szCs w:val="14"/>
-              </w:rPr>
             </w:pPr>
-            <w:r>
-              <w:rPr>
-                <w:rFonts w:eastAsia="Times New Roman" w:cstheme="minorHAnsi"/>
-                <w:b/>
-                <w:bCs/>
-                <w:color w:val="0A0A0A"/>
-                <w:sz w:val="14"/>
-                <w:szCs w:val="14"/>
-              </w:rPr>
-              <w:t>Task 5 (5)</w:t>
-            </w:r>
-          </w:p>
-        </w:tc>
-        <w:tc>
-          <w:tcPr>
-            <w:tcW w:w="0" w:type="auto"/>
-            <w:tcBorders>
-              <w:bottom w:val="single" w:sz="6" w:space="0" w:color="DCDFE5"/>
-            </w:tcBorders>
-            <w:shd w:val="clear" w:color="auto" w:fill="FFFFFF"/>
-            <w:tcMar>
-              <w:top w:w="180" w:type="dxa"/>
-              <w:left w:w="0" w:type="dxa"/>
-              <w:bottom w:w="180" w:type="dxa"/>
-              <w:right w:w="240" w:type="dxa"/>
-            </w:tcMar>
-            <w:hideMark/>
-          </w:tcPr>
-          <w:p>
-            <w:pPr>
-              <w:spacing w:after="0" w:line="240" w:lineRule="auto"/>
-              <w:rPr>
-                <w:rFonts w:eastAsia="Times New Roman" w:cstheme="minorHAnsi"/>
-                <w:color w:val="0A0A0A"/>
-                <w:sz w:val="14"/>
-                <w:szCs w:val="14"/>
-              </w:rPr>
-            </w:pPr>
-            <w:r>
-              <w:rPr>
-                <w:rFonts w:eastAsia="Times New Roman" w:cstheme="minorHAnsi"/>
-                <w:b/>
-                <w:bCs/>
-                <w:color w:val="0A0A0A"/>
-                <w:sz w:val="14"/>
-                <w:szCs w:val="14"/>
-              </w:rPr>
-              <w:t>Mutex (za Tx) + Queue (za Rx)</w:t>
-            </w:r>
-          </w:p>
-        </w:tc>
-        <w:tc>
-          <w:tcPr>
-            <w:tcW w:w="0" w:type="auto"/>
-            <w:tcBorders>
-              <w:bottom w:val="single" w:sz="6" w:space="0" w:color="DCDFE5"/>
-            </w:tcBorders>
-            <w:shd w:val="clear" w:color="auto" w:fill="FFFFFF"/>
-            <w:tcMar>
-              <w:top w:w="180" w:type="dxa"/>
-              <w:left w:w="0" w:type="dxa"/>
-              <w:bottom w:w="180" w:type="dxa"/>
-              <w:right w:w="240" w:type="dxa"/>
-            </w:tcMar>
-            <w:hideMark/>
-          </w:tcPr>
-          <w:p>
-            <w:pPr>
-              <w:spacing w:after="0" w:line="240" w:lineRule="auto"/>
-              <w:rPr>
-                <w:rFonts w:eastAsia="Times New Roman" w:cstheme="minorHAnsi"/>
-                <w:color w:val="0A0A0A"/>
-                <w:sz w:val="14"/>
-                <w:szCs w:val="14"/>
-              </w:rPr>
-            </w:pPr>
-            <w:r>
-              <w:rPr>
-                <w:rFonts w:eastAsia="Times New Roman" w:cstheme="minorHAnsi"/>
-                <w:b/>
-                <w:bCs/>
-                <w:color w:val="0A0A0A"/>
-                <w:sz w:val="14"/>
-                <w:szCs w:val="14"/>
-              </w:rPr>
-              <w:t>Task 5 (CLI)</w:t>
-            </w:r>
-            <w:r>
-              <w:rPr>
-                <w:rFonts w:eastAsia="Times New Roman" w:cstheme="minorHAnsi"/>
-                <w:color w:val="0A0A0A"/>
-                <w:sz w:val="14"/>
-                <w:szCs w:val="14"/>
-              </w:rPr>
-              <w:t> čita komande iz reda. Svi ostali taskovi koriste </w:t>
-            </w:r>
-            <w:r>
-              <w:rPr>
-                <w:rFonts w:eastAsia="Times New Roman" w:cstheme="minorHAnsi"/>
-                <w:b/>
-                <w:bCs/>
-                <w:color w:val="0A0A0A"/>
-                <w:sz w:val="14"/>
-                <w:szCs w:val="14"/>
-              </w:rPr>
-              <w:t>Mutex</w:t>
-            </w:r>
-            <w:r>
-              <w:rPr>
-                <w:rFonts w:eastAsia="Times New Roman" w:cstheme="minorHAnsi"/>
-                <w:color w:val="0A0A0A"/>
-                <w:sz w:val="14"/>
-                <w:szCs w:val="14"/>
-              </w:rPr>
-              <w:t> prilikom </w:t>
-            </w:r>
-            <w:r>
-              <w:rPr>
-                <w:rFonts w:eastAsia="Times New Roman" w:cstheme="minorHAnsi"/>
-                <w:color w:val="0A0A0A"/>
-                <w:sz w:val="14"/>
-                <w:szCs w:val="14"/>
-                <w:bdr w:val="single" w:sz="6" w:space="2" w:color="F0F2F5" w:frame="1"/>
-                <w:shd w:val="clear" w:color="auto" w:fill="F0F2F5"/>
-              </w:rPr>
-              <w:t>printf</w:t>
-            </w:r>
-            <w:r>
-              <w:rPr>
-                <w:rFonts w:eastAsia="Times New Roman" w:cstheme="minorHAnsi"/>
-                <w:color w:val="0A0A0A"/>
-                <w:sz w:val="14"/>
-                <w:szCs w:val="14"/>
-              </w:rPr>
-              <w:t> funkcije kako bi sprečili mešanje karaktera.</w:t>
-            </w:r>
-          </w:p>
-        </w:tc>
-        <w:tc>
-          <w:tcPr>
-            <w:tcW w:w="0" w:type="auto"/>
-            <w:tcBorders>
-              <w:bottom w:val="single" w:sz="6" w:space="0" w:color="DCDFE5"/>
-            </w:tcBorders>
-            <w:shd w:val="clear" w:color="auto" w:fill="FFFFFF"/>
-            <w:tcMar>
-              <w:top w:w="180" w:type="dxa"/>
-              <w:left w:w="0" w:type="dxa"/>
-              <w:bottom w:w="180" w:type="dxa"/>
-              <w:right w:w="0" w:type="dxa"/>
-            </w:tcMar>
-            <w:hideMark/>
-          </w:tcPr>
-          <w:p>
-            <w:pPr>
-              <w:spacing w:after="0" w:line="240" w:lineRule="auto"/>
-              <w:rPr>
-                <w:rFonts w:eastAsia="Times New Roman" w:cstheme="minorHAnsi"/>
-                <w:color w:val="0A0A0A"/>
-                <w:sz w:val="14"/>
-                <w:szCs w:val="14"/>
-              </w:rPr>
-            </w:pPr>
-            <w:r>
-              <w:rPr>
-                <w:rFonts w:eastAsia="Times New Roman" w:cstheme="minorHAnsi"/>
-                <w:color w:val="0A0A0A"/>
-                <w:sz w:val="14"/>
-                <w:szCs w:val="14"/>
-              </w:rPr>
-              <w:t>Implementacija Command Line Interfejsa i zaštita standardnog izlaza.</w:t>
-            </w:r>
-          </w:p>
-        </w:tc>
-      </w:tr>
-      <w:tr>
-        <w:tc>
-          <w:tcPr>
-            <w:tcW w:w="0" w:type="auto"/>
-            <w:tcBorders>
-              <w:bottom w:val="single" w:sz="6" w:space="0" w:color="DCDFE5"/>
-            </w:tcBorders>
-            <w:shd w:val="clear" w:color="auto" w:fill="FFFFFF"/>
-            <w:tcMar>
-              <w:top w:w="180" w:type="dxa"/>
-              <w:left w:w="0" w:type="dxa"/>
-              <w:bottom w:w="180" w:type="dxa"/>
-              <w:right w:w="240" w:type="dxa"/>
-            </w:tcMar>
-            <w:hideMark/>
-          </w:tcPr>
-          <w:p>
-            <w:pPr>
-              <w:spacing w:after="0" w:line="240" w:lineRule="auto"/>
-              <w:rPr>
-                <w:rFonts w:eastAsia="Times New Roman" w:cstheme="minorHAnsi"/>
-                <w:color w:val="0A0A0A"/>
-                <w:sz w:val="14"/>
-                <w:szCs w:val="14"/>
-              </w:rPr>
-            </w:pPr>
-            <w:r>
-              <w:rPr>
-                <w:rFonts w:eastAsia="Times New Roman" w:cstheme="minorHAnsi"/>
-                <w:b/>
-                <w:bCs/>
-                <w:color w:val="0A0A0A"/>
-                <w:sz w:val="14"/>
-                <w:szCs w:val="14"/>
-              </w:rPr>
-              <w:t>6.</w:t>
-            </w:r>
-          </w:p>
-        </w:tc>
-        <w:tc>
-          <w:tcPr>
-            <w:tcW w:w="0" w:type="auto"/>
-            <w:tcBorders>
-              <w:bottom w:val="single" w:sz="6" w:space="0" w:color="DCDFE5"/>
-            </w:tcBorders>
-            <w:shd w:val="clear" w:color="auto" w:fill="FFFFFF"/>
-            <w:tcMar>
-              <w:top w:w="180" w:type="dxa"/>
-              <w:left w:w="0" w:type="dxa"/>
-              <w:bottom w:w="180" w:type="dxa"/>
-              <w:right w:w="240" w:type="dxa"/>
-            </w:tcMar>
-            <w:hideMark/>
-          </w:tcPr>
-          <w:p>
-            <w:pPr>
-              <w:spacing w:after="0" w:line="240" w:lineRule="auto"/>
-              <w:rPr>
-                <w:rFonts w:eastAsia="Times New Roman" w:cstheme="minorHAnsi"/>
-                <w:color w:val="0A0A0A"/>
-                <w:sz w:val="14"/>
-                <w:szCs w:val="14"/>
-              </w:rPr>
-            </w:pPr>
-            <w:r>
-              <w:rPr>
-                <w:rFonts w:eastAsia="Times New Roman" w:cstheme="minorHAnsi"/>
-                <w:b/>
-                <w:bCs/>
-                <w:color w:val="0A0A0A"/>
-                <w:sz w:val="14"/>
-                <w:szCs w:val="14"/>
-              </w:rPr>
-              <w:t>OneEye Monitoring</w:t>
-            </w:r>
-          </w:p>
-        </w:tc>
-        <w:tc>
-          <w:tcPr>
-            <w:tcW w:w="0" w:type="auto"/>
-            <w:tcBorders>
-              <w:bottom w:val="single" w:sz="6" w:space="0" w:color="DCDFE5"/>
-            </w:tcBorders>
-            <w:shd w:val="clear" w:color="auto" w:fill="FFFFFF"/>
-            <w:tcMar>
-              <w:top w:w="180" w:type="dxa"/>
-              <w:left w:w="0" w:type="dxa"/>
-              <w:bottom w:w="180" w:type="dxa"/>
-              <w:right w:w="240" w:type="dxa"/>
-            </w:tcMar>
-            <w:hideMark/>
-          </w:tcPr>
-          <w:p>
-            <w:pPr>
-              <w:spacing w:after="0" w:line="240" w:lineRule="auto"/>
-              <w:rPr>
-                <w:rFonts w:eastAsia="Times New Roman" w:cstheme="minorHAnsi"/>
-                <w:color w:val="0A0A0A"/>
-                <w:sz w:val="14"/>
-                <w:szCs w:val="14"/>
-              </w:rPr>
-            </w:pPr>
-            <w:r>
-              <w:rPr>
-                <w:rFonts w:eastAsia="Times New Roman" w:cstheme="minorHAnsi"/>
-                <w:b/>
-                <w:bCs/>
-                <w:color w:val="0A0A0A"/>
-                <w:sz w:val="14"/>
-                <w:szCs w:val="14"/>
-              </w:rPr>
-              <w:t>Svi Taskovi</w:t>
-            </w:r>
-          </w:p>
-        </w:tc>
-        <w:tc>
-          <w:tcPr>
-            <w:tcW w:w="0" w:type="auto"/>
-            <w:tcBorders>
-              <w:bottom w:val="single" w:sz="6" w:space="0" w:color="DCDFE5"/>
-            </w:tcBorders>
-            <w:shd w:val="clear" w:color="auto" w:fill="FFFFFF"/>
-            <w:tcMar>
-              <w:top w:w="180" w:type="dxa"/>
-              <w:left w:w="0" w:type="dxa"/>
-              <w:bottom w:w="180" w:type="dxa"/>
-              <w:right w:w="240" w:type="dxa"/>
-            </w:tcMar>
-            <w:hideMark/>
-          </w:tcPr>
-          <w:p>
-            <w:pPr>
-              <w:spacing w:after="0" w:line="240" w:lineRule="auto"/>
-              <w:rPr>
-                <w:rFonts w:eastAsia="Times New Roman" w:cstheme="minorHAnsi"/>
-                <w:color w:val="0A0A0A"/>
-                <w:sz w:val="14"/>
-                <w:szCs w:val="14"/>
-              </w:rPr>
-            </w:pPr>
-            <w:r>
-              <w:rPr>
-                <w:rFonts w:eastAsia="Times New Roman" w:cstheme="minorHAnsi"/>
-                <w:b/>
-                <w:bCs/>
-                <w:color w:val="0A0A0A"/>
-                <w:sz w:val="14"/>
-                <w:szCs w:val="14"/>
-              </w:rPr>
-              <w:t>DAP Interface</w:t>
-            </w:r>
-          </w:p>
-        </w:tc>
-        <w:tc>
-          <w:tcPr>
-            <w:tcW w:w="0" w:type="auto"/>
-            <w:tcBorders>
-              <w:bottom w:val="single" w:sz="6" w:space="0" w:color="DCDFE5"/>
-            </w:tcBorders>
-            <w:shd w:val="clear" w:color="auto" w:fill="FFFFFF"/>
-            <w:tcMar>
-              <w:top w:w="180" w:type="dxa"/>
-              <w:left w:w="0" w:type="dxa"/>
-              <w:bottom w:w="180" w:type="dxa"/>
-              <w:right w:w="240" w:type="dxa"/>
-            </w:tcMar>
-            <w:hideMark/>
-          </w:tcPr>
-          <w:p>
-            <w:pPr>
-              <w:spacing w:after="0" w:line="240" w:lineRule="auto"/>
-              <w:rPr>
-                <w:rFonts w:eastAsia="Times New Roman" w:cstheme="minorHAnsi"/>
-                <w:color w:val="0A0A0A"/>
-                <w:sz w:val="14"/>
-                <w:szCs w:val="14"/>
-              </w:rPr>
-            </w:pPr>
-            <w:r>
-              <w:rPr>
-                <w:rFonts w:eastAsia="Times New Roman" w:cstheme="minorHAnsi"/>
-                <w:color w:val="0A0A0A"/>
-                <w:sz w:val="14"/>
-                <w:szCs w:val="14"/>
-              </w:rPr>
-              <w:t>Alat za vizuelizaciju varijabli (vreme, CAN brojači) u realnom vremenu putem DAP interfejsa bez uticaja na scheduler.</w:t>
-            </w:r>
-          </w:p>
-        </w:tc>
-        <w:tc>
-          <w:tcPr>
-            <w:tcW w:w="0" w:type="auto"/>
-            <w:tcBorders>
-              <w:bottom w:val="single" w:sz="6" w:space="0" w:color="DCDFE5"/>
-            </w:tcBorders>
-            <w:shd w:val="clear" w:color="auto" w:fill="FFFFFF"/>
-            <w:tcMar>
-              <w:top w:w="180" w:type="dxa"/>
-              <w:left w:w="0" w:type="dxa"/>
-              <w:bottom w:w="180" w:type="dxa"/>
-              <w:right w:w="0" w:type="dxa"/>
-            </w:tcMar>
-            <w:hideMark/>
-          </w:tcPr>
-          <w:p>
-            <w:pPr>
-              <w:spacing w:after="0" w:line="240" w:lineRule="auto"/>
-              <w:rPr>
-                <w:rFonts w:eastAsia="Times New Roman" w:cstheme="minorHAnsi"/>
-                <w:color w:val="0A0A0A"/>
-                <w:sz w:val="14"/>
-                <w:szCs w:val="14"/>
-              </w:rPr>
-            </w:pPr>
-            <w:r>
-              <w:rPr>
-                <w:rFonts w:eastAsia="Times New Roman" w:cstheme="minorHAnsi"/>
-                <w:color w:val="0A0A0A"/>
-                <w:sz w:val="14"/>
-                <w:szCs w:val="14"/>
-              </w:rPr>
-              <w:t>Napredna dijagnostika i monitoring sistema u realnom vremenu.</w:t>
-            </w:r>
-          </w:p>
-        </w:tc>
-      </w:tr>
-      <w:tr>
-        <w:tc>
-          <w:tcPr>
-            <w:tcW w:w="0" w:type="auto"/>
-            <w:tcBorders>
-              <w:bottom w:val="nil"/>
-            </w:tcBorders>
-            <w:shd w:val="clear" w:color="auto" w:fill="FFFFFF"/>
-            <w:tcMar>
-              <w:top w:w="180" w:type="dxa"/>
-              <w:left w:w="0" w:type="dxa"/>
-              <w:bottom w:w="180" w:type="dxa"/>
-              <w:right w:w="240" w:type="dxa"/>
-            </w:tcMar>
-            <w:hideMark/>
-          </w:tcPr>
-          <w:p>
-            <w:pPr>
-              <w:spacing w:after="0" w:line="240" w:lineRule="auto"/>
-              <w:rPr>
-                <w:rFonts w:eastAsia="Times New Roman" w:cstheme="minorHAnsi"/>
-                <w:color w:val="0A0A0A"/>
-                <w:sz w:val="14"/>
-                <w:szCs w:val="14"/>
-              </w:rPr>
-            </w:pPr>
-            <w:r>
-              <w:rPr>
-                <w:rFonts w:eastAsia="Times New Roman" w:cstheme="minorHAnsi"/>
-                <w:b/>
-                <w:bCs/>
-                <w:color w:val="0A0A0A"/>
-                <w:sz w:val="14"/>
-                <w:szCs w:val="14"/>
-              </w:rPr>
-              <w:t>7.</w:t>
-            </w:r>
-          </w:p>
-        </w:tc>
-        <w:tc>
-          <w:tcPr>
-            <w:tcW w:w="0" w:type="auto"/>
-            <w:tcBorders>
-              <w:bottom w:val="nil"/>
-            </w:tcBorders>
-            <w:shd w:val="clear" w:color="auto" w:fill="FFFFFF"/>
-            <w:tcMar>
-              <w:top w:w="180" w:type="dxa"/>
-              <w:left w:w="0" w:type="dxa"/>
-              <w:bottom w:w="180" w:type="dxa"/>
-              <w:right w:w="240" w:type="dxa"/>
-            </w:tcMar>
-            <w:hideMark/>
-          </w:tcPr>
-          <w:p>
-            <w:pPr>
-              <w:spacing w:after="0" w:line="240" w:lineRule="auto"/>
-              <w:rPr>
-                <w:rFonts w:eastAsia="Times New Roman" w:cstheme="minorHAnsi"/>
-                <w:color w:val="0A0A0A"/>
-                <w:sz w:val="14"/>
-                <w:szCs w:val="14"/>
-              </w:rPr>
-            </w:pPr>
-            <w:r>
-              <w:rPr>
-                <w:rFonts w:eastAsia="Times New Roman" w:cstheme="minorHAnsi"/>
-                <w:b/>
-                <w:bCs/>
-                <w:color w:val="0A0A0A"/>
-                <w:sz w:val="14"/>
-                <w:szCs w:val="14"/>
-              </w:rPr>
-              <w:t>LIN Bus</w:t>
-            </w:r>
-          </w:p>
-        </w:tc>
-        <w:tc>
-          <w:tcPr>
-            <w:tcW w:w="0" w:type="auto"/>
-            <w:tcBorders>
-              <w:bottom w:val="nil"/>
-            </w:tcBorders>
-            <w:shd w:val="clear" w:color="auto" w:fill="FFFFFF"/>
-            <w:tcMar>
-              <w:top w:w="180" w:type="dxa"/>
-              <w:left w:w="0" w:type="dxa"/>
-              <w:bottom w:w="180" w:type="dxa"/>
-              <w:right w:w="240" w:type="dxa"/>
-            </w:tcMar>
-            <w:hideMark/>
-          </w:tcPr>
-          <w:p>
-            <w:pPr>
-              <w:spacing w:after="0" w:line="240" w:lineRule="auto"/>
-              <w:rPr>
-                <w:rFonts w:eastAsia="Times New Roman" w:cstheme="minorHAnsi"/>
-                <w:color w:val="0A0A0A"/>
-                <w:sz w:val="14"/>
-                <w:szCs w:val="14"/>
-              </w:rPr>
-            </w:pPr>
-            <w:r>
-              <w:rPr>
-                <w:rFonts w:eastAsia="Times New Roman" w:cstheme="minorHAnsi"/>
-                <w:b/>
-                <w:bCs/>
-                <w:color w:val="0A0A0A"/>
-                <w:sz w:val="14"/>
-                <w:szCs w:val="14"/>
-              </w:rPr>
-              <w:t>Task 6 (2)</w:t>
-            </w:r>
-          </w:p>
-        </w:tc>
-        <w:tc>
-          <w:tcPr>
-            <w:tcW w:w="0" w:type="auto"/>
-            <w:tcBorders>
-              <w:bottom w:val="nil"/>
-            </w:tcBorders>
-            <w:shd w:val="clear" w:color="auto" w:fill="FFFFFF"/>
-            <w:tcMar>
-              <w:top w:w="180" w:type="dxa"/>
-              <w:left w:w="0" w:type="dxa"/>
-              <w:bottom w:w="180" w:type="dxa"/>
-              <w:right w:w="240" w:type="dxa"/>
-            </w:tcMar>
-            <w:hideMark/>
-          </w:tcPr>
-          <w:p>
-            <w:pPr>
-              <w:spacing w:after="0" w:line="240" w:lineRule="auto"/>
-              <w:rPr>
-                <w:rFonts w:eastAsia="Times New Roman" w:cstheme="minorHAnsi"/>
-                <w:color w:val="0A0A0A"/>
-                <w:sz w:val="14"/>
-                <w:szCs w:val="14"/>
-              </w:rPr>
-            </w:pPr>
-            <w:r>
-              <w:rPr>
-                <w:rFonts w:eastAsia="Times New Roman" w:cstheme="minorHAnsi"/>
-                <w:b/>
-                <w:bCs/>
-                <w:color w:val="0A0A0A"/>
-                <w:sz w:val="14"/>
-                <w:szCs w:val="14"/>
-              </w:rPr>
-              <w:t>Software Timer</w:t>
-            </w:r>
-          </w:p>
-        </w:tc>
-        <w:tc>
-          <w:tcPr>
-            <w:tcW w:w="0" w:type="auto"/>
-            <w:tcBorders>
-              <w:bottom w:val="nil"/>
-            </w:tcBorders>
-            <w:shd w:val="clear" w:color="auto" w:fill="FFFFFF"/>
-            <w:tcMar>
-              <w:top w:w="180" w:type="dxa"/>
-              <w:left w:w="0" w:type="dxa"/>
-              <w:bottom w:w="180" w:type="dxa"/>
-              <w:right w:w="240" w:type="dxa"/>
-            </w:tcMar>
-            <w:hideMark/>
-          </w:tcPr>
-          <w:p>
-            <w:pPr>
-              <w:spacing w:after="0" w:line="240" w:lineRule="auto"/>
-              <w:rPr>
-                <w:rFonts w:eastAsia="Times New Roman" w:cstheme="minorHAnsi"/>
-                <w:color w:val="0A0A0A"/>
-                <w:sz w:val="14"/>
-                <w:szCs w:val="14"/>
-              </w:rPr>
-            </w:pPr>
-            <w:r>
-              <w:rPr>
-                <w:rFonts w:eastAsia="Times New Roman" w:cstheme="minorHAnsi"/>
-                <w:b/>
-                <w:bCs/>
-                <w:color w:val="0A0A0A"/>
-                <w:sz w:val="14"/>
-                <w:szCs w:val="14"/>
-              </w:rPr>
-              <w:t>Task 6</w:t>
-            </w:r>
-            <w:r>
-              <w:rPr>
-                <w:rFonts w:eastAsia="Times New Roman" w:cstheme="minorHAnsi"/>
-                <w:color w:val="0A0A0A"/>
-                <w:sz w:val="14"/>
-                <w:szCs w:val="14"/>
-              </w:rPr>
-              <w:t> koristi softverski tajmer za slanje LIN Master zahteva i čitanje Slave odgovora u definisanim vremenskim slotovima.</w:t>
-            </w:r>
-          </w:p>
-        </w:tc>
-        <w:tc>
-          <w:tcPr>
-            <w:tcW w:w="0" w:type="auto"/>
-            <w:tcBorders>
-              <w:bottom w:val="nil"/>
-            </w:tcBorders>
-            <w:shd w:val="clear" w:color="auto" w:fill="FFFFFF"/>
-            <w:tcMar>
-              <w:top w:w="180" w:type="dxa"/>
-              <w:left w:w="0" w:type="dxa"/>
-              <w:bottom w:w="180" w:type="dxa"/>
-              <w:right w:w="0" w:type="dxa"/>
-            </w:tcMar>
-            <w:hideMark/>
-          </w:tcPr>
-          <w:p>
-            <w:pPr>
-              <w:spacing w:after="0" w:line="240" w:lineRule="auto"/>
-              <w:rPr>
-                <w:rFonts w:eastAsia="Times New Roman" w:cstheme="minorHAnsi"/>
-                <w:color w:val="0A0A0A"/>
-                <w:sz w:val="14"/>
-                <w:szCs w:val="14"/>
-              </w:rPr>
-            </w:pPr>
-            <w:r>
-              <w:rPr>
-                <w:rFonts w:eastAsia="Times New Roman" w:cstheme="minorHAnsi"/>
-                <w:color w:val="0A0A0A"/>
-                <w:sz w:val="14"/>
-                <w:szCs w:val="14"/>
-              </w:rPr>
-              <w:t>Implementacija determinističkih protokola na bazi vremenskog planiranja.</w:t>
-            </w:r>
           </w:p>
         </w:tc>
       </w:tr>
     </w:tbl>
     <w:p>
       <w:pPr>
-        <w:shd w:val="clear" w:color="auto" w:fill="FFFFFF"/>
         <w:spacing w:after="0" w:line="240" w:lineRule="auto"/>
-        <w:rPr>
-          <w:rFonts w:eastAsia="Times New Roman" w:cstheme="minorHAnsi"/>
-          <w:color w:val="0A0A0A"/>
-          <w:sz w:val="14"/>
-          <w:szCs w:val="14"/>
-        </w:rPr>
-      </w:pPr>
-      <w:r>
         <w:rPr>
           <w:rFonts w:eastAsia="Times New Roman" w:cstheme="minorHAnsi"/>
           <w:b/>
           <w:bCs/>
-          <w:i/>
-          <w:iCs/>
           <w:color w:val="0A0A0A"/>
           <w:sz w:val="14"/>
           <w:szCs w:val="14"/>
         </w:rPr>
-        <w:t>Prioriteti:</w:t>
-      </w:r>
-      <w:r>
+      </w:pPr>
+    </w:p>
+    <w:p>
+      <w:pPr>
+        <w:spacing w:after="0" w:line="240" w:lineRule="auto"/>
         <w:rPr>
           <w:rFonts w:eastAsia="Times New Roman" w:cstheme="minorHAnsi"/>
-          <w:i/>
-          <w:iCs/>
+          <w:b/>
+          <w:bCs/>
           <w:color w:val="0A0A0A"/>
           <w:sz w:val="14"/>
           <w:szCs w:val="14"/>
         </w:rPr>
-        <w:t> 6 je najviši (najhitniji), 1 je najniži (pozadinski).</w:t>
+      </w:pPr>
+    </w:p>
+    <w:p>
+      <w:pPr>
+        <w:tabs>
+          <w:tab w:val="left" w:pos="1006"/>
+        </w:tabs>
+        <w:rPr>
+          <w:rFonts w:cstheme="minorHAnsi"/>
+          <w:b/>
+          <w:sz w:val="14"/>
+          <w:szCs w:val="14"/>
+        </w:rPr>
+      </w:pPr>
+      <w:r>
+        <w:rPr>
+          <w:rFonts w:cstheme="minorHAnsi"/>
+          <w:b/>
+          <w:sz w:val="14"/>
+          <w:szCs w:val="14"/>
+        </w:rPr>
+        <w:t>Zabeleske</w:t>
+      </w:r>
+      <w:r>
+        <w:rPr>
+          <w:rFonts w:cstheme="minorHAnsi"/>
+          <w:b/>
+          <w:sz w:val="14"/>
+          <w:szCs w:val="14"/>
+        </w:rPr>
+        <w:tab/>
       </w:r>
     </w:p>
     <w:p>
@@ -2981,12 +3077,21 @@
         <w:shd w:val="clear" w:color="auto" w:fill="FFFFFF"/>
         <w:spacing w:after="0" w:line="240" w:lineRule="auto"/>
         <w:rPr>
-          <w:rFonts w:eastAsia="Times New Roman" w:cstheme="minorHAnsi"/>
-          <w:color w:val="0A0A0A"/>
-          <w:sz w:val="14"/>
-          <w:szCs w:val="14"/>
-        </w:rPr>
-      </w:pPr>
+          <w:rFonts w:cstheme="minorHAnsi"/>
+          <w:b/>
+          <w:sz w:val="14"/>
+          <w:szCs w:val="14"/>
+        </w:rPr>
+      </w:pPr>
+      <w:r>
+        <w:rPr>
+          <w:rFonts w:cstheme="minorHAnsi"/>
+          <w:b/>
+          <w:sz w:val="14"/>
+          <w:szCs w:val="14"/>
+        </w:rPr>
+        <w:t xml:space="preserve">Init </w:t>
+      </w:r>
       <w:r>
         <w:rPr>
           <w:rFonts w:eastAsia="Times New Roman" w:cstheme="minorHAnsi"/>
@@ -2996,16 +3101,1112 @@
           <w:sz w:val="14"/>
           <w:szCs w:val="14"/>
         </w:rPr>
-        <w:t>Visok prioritet:</w:t>
-      </w:r>
-      <w:r>
+        <w:t>task</w:t>
+      </w:r>
+    </w:p>
+    <w:p>
+      <w:pPr>
+        <w:pStyle w:val="ListParagraph"/>
+        <w:shd w:val="clear" w:color="auto" w:fill="FFFFFF"/>
+        <w:spacing w:after="0" w:line="240" w:lineRule="auto"/>
+        <w:ind w:left="360"/>
+        <w:rPr>
+          <w:rFonts w:cstheme="minorHAnsi"/>
+          <w:b/>
+          <w:sz w:val="14"/>
+          <w:szCs w:val="14"/>
+        </w:rPr>
+      </w:pPr>
+    </w:p>
+    <w:p>
+      <w:pPr>
+        <w:pBdr>
+          <w:top w:val="single" w:sz="4" w:space="1" w:color="auto"/>
+          <w:left w:val="single" w:sz="4" w:space="4" w:color="auto"/>
+          <w:bottom w:val="single" w:sz="4" w:space="1" w:color="auto"/>
+          <w:right w:val="single" w:sz="4" w:space="4" w:color="auto"/>
+        </w:pBdr>
+        <w:tabs>
+          <w:tab w:val="left" w:pos="1006"/>
+        </w:tabs>
+        <w:spacing w:after="0"/>
+        <w:rPr>
+          <w:rFonts w:ascii="Consolas" w:hAnsi="Consolas" w:cstheme="minorHAnsi"/>
+          <w:sz w:val="14"/>
+          <w:szCs w:val="14"/>
+        </w:rPr>
+      </w:pPr>
+      <w:r>
+        <w:rPr>
+          <w:rFonts w:ascii="Consolas" w:hAnsi="Consolas" w:cstheme="minorHAnsi"/>
+          <w:sz w:val="14"/>
+          <w:szCs w:val="14"/>
+        </w:rPr>
+        <w:t xml:space="preserve">int </w:t>
+      </w:r>
+      <w:r>
+        <w:rPr>
+          <w:rFonts w:ascii="Consolas" w:hAnsi="Consolas" w:cstheme="minorHAnsi"/>
+          <w:b/>
+          <w:sz w:val="14"/>
+          <w:szCs w:val="14"/>
+        </w:rPr>
+        <w:t>main</w:t>
+      </w:r>
+      <w:r>
+        <w:rPr>
+          <w:rFonts w:ascii="Consolas" w:hAnsi="Consolas" w:cstheme="minorHAnsi"/>
+          <w:sz w:val="14"/>
+          <w:szCs w:val="14"/>
+        </w:rPr>
+        <w:t>(void)</w:t>
+      </w:r>
+    </w:p>
+    <w:p>
+      <w:pPr>
+        <w:pBdr>
+          <w:top w:val="single" w:sz="4" w:space="1" w:color="auto"/>
+          <w:left w:val="single" w:sz="4" w:space="4" w:color="auto"/>
+          <w:bottom w:val="single" w:sz="4" w:space="1" w:color="auto"/>
+          <w:right w:val="single" w:sz="4" w:space="4" w:color="auto"/>
+        </w:pBdr>
+        <w:tabs>
+          <w:tab w:val="left" w:pos="1006"/>
+        </w:tabs>
+        <w:spacing w:after="0"/>
+        <w:rPr>
+          <w:rFonts w:ascii="Consolas" w:hAnsi="Consolas" w:cstheme="minorHAnsi"/>
+          <w:sz w:val="14"/>
+          <w:szCs w:val="14"/>
+        </w:rPr>
+      </w:pPr>
+      <w:r>
+        <w:rPr>
+          <w:rFonts w:ascii="Consolas" w:hAnsi="Consolas" w:cstheme="minorHAnsi"/>
+          <w:sz w:val="14"/>
+          <w:szCs w:val="14"/>
+        </w:rPr>
+        <w:t>{</w:t>
+      </w:r>
+    </w:p>
+    <w:p>
+      <w:pPr>
+        <w:pBdr>
+          <w:top w:val="single" w:sz="4" w:space="1" w:color="auto"/>
+          <w:left w:val="single" w:sz="4" w:space="4" w:color="auto"/>
+          <w:bottom w:val="single" w:sz="4" w:space="1" w:color="auto"/>
+          <w:right w:val="single" w:sz="4" w:space="4" w:color="auto"/>
+        </w:pBdr>
+        <w:tabs>
+          <w:tab w:val="left" w:pos="1006"/>
+        </w:tabs>
+        <w:spacing w:after="0"/>
+        <w:rPr>
+          <w:rFonts w:ascii="Consolas" w:hAnsi="Consolas" w:cstheme="minorHAnsi"/>
+          <w:sz w:val="14"/>
+          <w:szCs w:val="14"/>
+        </w:rPr>
+      </w:pPr>
+      <w:r>
+        <w:rPr>
+          <w:rFonts w:ascii="Consolas" w:hAnsi="Consolas" w:cstheme="minorHAnsi"/>
+          <w:sz w:val="14"/>
+          <w:szCs w:val="14"/>
+        </w:rPr>
+        <w:t xml:space="preserve">    /* Low-level HW init (clock, MPU, etc.) */</w:t>
+      </w:r>
+    </w:p>
+    <w:p>
+      <w:pPr>
+        <w:pBdr>
+          <w:top w:val="single" w:sz="4" w:space="1" w:color="auto"/>
+          <w:left w:val="single" w:sz="4" w:space="4" w:color="auto"/>
+          <w:bottom w:val="single" w:sz="4" w:space="1" w:color="auto"/>
+          <w:right w:val="single" w:sz="4" w:space="4" w:color="auto"/>
+        </w:pBdr>
+        <w:tabs>
+          <w:tab w:val="left" w:pos="1006"/>
+        </w:tabs>
+        <w:spacing w:after="0"/>
+        <w:rPr>
+          <w:rFonts w:ascii="Consolas" w:hAnsi="Consolas" w:cstheme="minorHAnsi"/>
+          <w:sz w:val="14"/>
+          <w:szCs w:val="14"/>
+        </w:rPr>
+      </w:pPr>
+      <w:r>
+        <w:rPr>
+          <w:rFonts w:ascii="Consolas" w:hAnsi="Consolas" w:cstheme="minorHAnsi"/>
+          <w:sz w:val="14"/>
+          <w:szCs w:val="14"/>
+        </w:rPr>
+        <w:t xml:space="preserve">    hw_init_minimal();</w:t>
+      </w:r>
+    </w:p>
+    <w:p>
+      <w:pPr>
+        <w:pBdr>
+          <w:top w:val="single" w:sz="4" w:space="1" w:color="auto"/>
+          <w:left w:val="single" w:sz="4" w:space="4" w:color="auto"/>
+          <w:bottom w:val="single" w:sz="4" w:space="1" w:color="auto"/>
+          <w:right w:val="single" w:sz="4" w:space="4" w:color="auto"/>
+        </w:pBdr>
+        <w:tabs>
+          <w:tab w:val="left" w:pos="1006"/>
+        </w:tabs>
+        <w:spacing w:after="0"/>
+        <w:rPr>
+          <w:rFonts w:ascii="Consolas" w:hAnsi="Consolas" w:cstheme="minorHAnsi"/>
+          <w:sz w:val="14"/>
+          <w:szCs w:val="14"/>
+        </w:rPr>
+      </w:pPr>
+    </w:p>
+    <w:p>
+      <w:pPr>
+        <w:pBdr>
+          <w:top w:val="single" w:sz="4" w:space="1" w:color="auto"/>
+          <w:left w:val="single" w:sz="4" w:space="4" w:color="auto"/>
+          <w:bottom w:val="single" w:sz="4" w:space="1" w:color="auto"/>
+          <w:right w:val="single" w:sz="4" w:space="4" w:color="auto"/>
+        </w:pBdr>
+        <w:tabs>
+          <w:tab w:val="left" w:pos="1006"/>
+        </w:tabs>
+        <w:spacing w:after="0"/>
+        <w:rPr>
+          <w:rFonts w:ascii="Consolas" w:hAnsi="Consolas" w:cstheme="minorHAnsi"/>
+          <w:sz w:val="14"/>
+          <w:szCs w:val="14"/>
+        </w:rPr>
+      </w:pPr>
+      <w:r>
+        <w:rPr>
+          <w:rFonts w:ascii="Consolas" w:hAnsi="Consolas" w:cstheme="minorHAnsi"/>
+          <w:sz w:val="14"/>
+          <w:szCs w:val="14"/>
+        </w:rPr>
+        <w:t xml:space="preserve">    /* Create system init task */</w:t>
+      </w:r>
+    </w:p>
+    <w:p>
+      <w:pPr>
+        <w:pBdr>
+          <w:top w:val="single" w:sz="4" w:space="1" w:color="auto"/>
+          <w:left w:val="single" w:sz="4" w:space="4" w:color="auto"/>
+          <w:bottom w:val="single" w:sz="4" w:space="1" w:color="auto"/>
+          <w:right w:val="single" w:sz="4" w:space="4" w:color="auto"/>
+        </w:pBdr>
+        <w:tabs>
+          <w:tab w:val="left" w:pos="1006"/>
+        </w:tabs>
+        <w:spacing w:after="0"/>
+        <w:rPr>
+          <w:rFonts w:ascii="Consolas" w:hAnsi="Consolas" w:cstheme="minorHAnsi"/>
+          <w:sz w:val="14"/>
+          <w:szCs w:val="14"/>
+        </w:rPr>
+      </w:pPr>
+      <w:r>
+        <w:rPr>
+          <w:rFonts w:ascii="Consolas" w:hAnsi="Consolas" w:cstheme="minorHAnsi"/>
+          <w:sz w:val="14"/>
+          <w:szCs w:val="14"/>
+        </w:rPr>
+        <w:t xml:space="preserve">    xTaskCreate(</w:t>
+      </w:r>
+    </w:p>
+    <w:p>
+      <w:pPr>
+        <w:pBdr>
+          <w:top w:val="single" w:sz="4" w:space="1" w:color="auto"/>
+          <w:left w:val="single" w:sz="4" w:space="4" w:color="auto"/>
+          <w:bottom w:val="single" w:sz="4" w:space="1" w:color="auto"/>
+          <w:right w:val="single" w:sz="4" w:space="4" w:color="auto"/>
+        </w:pBdr>
+        <w:tabs>
+          <w:tab w:val="left" w:pos="1006"/>
+        </w:tabs>
+        <w:spacing w:after="0"/>
+        <w:rPr>
+          <w:rFonts w:ascii="Consolas" w:hAnsi="Consolas" w:cstheme="minorHAnsi"/>
+          <w:sz w:val="14"/>
+          <w:szCs w:val="14"/>
+        </w:rPr>
+      </w:pPr>
+      <w:r>
+        <w:rPr>
+          <w:rFonts w:ascii="Consolas" w:hAnsi="Consolas" w:cstheme="minorHAnsi"/>
+          <w:sz w:val="14"/>
+          <w:szCs w:val="14"/>
+        </w:rPr>
+        <w:t xml:space="preserve">        task_system_init,</w:t>
+      </w:r>
+    </w:p>
+    <w:p>
+      <w:pPr>
+        <w:pBdr>
+          <w:top w:val="single" w:sz="4" w:space="1" w:color="auto"/>
+          <w:left w:val="single" w:sz="4" w:space="4" w:color="auto"/>
+          <w:bottom w:val="single" w:sz="4" w:space="1" w:color="auto"/>
+          <w:right w:val="single" w:sz="4" w:space="4" w:color="auto"/>
+        </w:pBdr>
+        <w:tabs>
+          <w:tab w:val="left" w:pos="1006"/>
+        </w:tabs>
+        <w:spacing w:after="0"/>
+        <w:rPr>
+          <w:rFonts w:ascii="Consolas" w:hAnsi="Consolas" w:cstheme="minorHAnsi"/>
+          <w:sz w:val="14"/>
+          <w:szCs w:val="14"/>
+        </w:rPr>
+      </w:pPr>
+      <w:r>
+        <w:rPr>
+          <w:rFonts w:ascii="Consolas" w:hAnsi="Consolas" w:cstheme="minorHAnsi"/>
+          <w:sz w:val="14"/>
+          <w:szCs w:val="14"/>
+        </w:rPr>
+        <w:t xml:space="preserve">        "SYS_INIT",</w:t>
+      </w:r>
+    </w:p>
+    <w:p>
+      <w:pPr>
+        <w:pBdr>
+          <w:top w:val="single" w:sz="4" w:space="1" w:color="auto"/>
+          <w:left w:val="single" w:sz="4" w:space="4" w:color="auto"/>
+          <w:bottom w:val="single" w:sz="4" w:space="1" w:color="auto"/>
+          <w:right w:val="single" w:sz="4" w:space="4" w:color="auto"/>
+        </w:pBdr>
+        <w:tabs>
+          <w:tab w:val="left" w:pos="1006"/>
+        </w:tabs>
+        <w:spacing w:after="0"/>
+        <w:rPr>
+          <w:rFonts w:ascii="Consolas" w:hAnsi="Consolas" w:cstheme="minorHAnsi"/>
+          <w:sz w:val="14"/>
+          <w:szCs w:val="14"/>
+        </w:rPr>
+      </w:pPr>
+      <w:r>
+        <w:rPr>
+          <w:rFonts w:ascii="Consolas" w:hAnsi="Consolas" w:cstheme="minorHAnsi"/>
+          <w:sz w:val="14"/>
+          <w:szCs w:val="14"/>
+        </w:rPr>
+        <w:t xml:space="preserve">        1024,</w:t>
+      </w:r>
+    </w:p>
+    <w:p>
+      <w:pPr>
+        <w:pBdr>
+          <w:top w:val="single" w:sz="4" w:space="1" w:color="auto"/>
+          <w:left w:val="single" w:sz="4" w:space="4" w:color="auto"/>
+          <w:bottom w:val="single" w:sz="4" w:space="1" w:color="auto"/>
+          <w:right w:val="single" w:sz="4" w:space="4" w:color="auto"/>
+        </w:pBdr>
+        <w:tabs>
+          <w:tab w:val="left" w:pos="1006"/>
+        </w:tabs>
+        <w:spacing w:after="0"/>
+        <w:rPr>
+          <w:rFonts w:ascii="Consolas" w:hAnsi="Consolas" w:cstheme="minorHAnsi"/>
+          <w:sz w:val="14"/>
+          <w:szCs w:val="14"/>
+        </w:rPr>
+      </w:pPr>
+      <w:r>
+        <w:rPr>
+          <w:rFonts w:ascii="Consolas" w:hAnsi="Consolas" w:cstheme="minorHAnsi"/>
+          <w:sz w:val="14"/>
+          <w:szCs w:val="14"/>
+        </w:rPr>
+        <w:t xml:space="preserve">        NULL,</w:t>
+      </w:r>
+    </w:p>
+    <w:p>
+      <w:pPr>
+        <w:pBdr>
+          <w:top w:val="single" w:sz="4" w:space="1" w:color="auto"/>
+          <w:left w:val="single" w:sz="4" w:space="4" w:color="auto"/>
+          <w:bottom w:val="single" w:sz="4" w:space="1" w:color="auto"/>
+          <w:right w:val="single" w:sz="4" w:space="4" w:color="auto"/>
+        </w:pBdr>
+        <w:tabs>
+          <w:tab w:val="left" w:pos="1006"/>
+        </w:tabs>
+        <w:spacing w:after="0"/>
+        <w:rPr>
+          <w:rFonts w:ascii="Consolas" w:hAnsi="Consolas" w:cstheme="minorHAnsi"/>
+          <w:sz w:val="14"/>
+          <w:szCs w:val="14"/>
+        </w:rPr>
+      </w:pPr>
+      <w:r>
+        <w:rPr>
+          <w:rFonts w:ascii="Consolas" w:hAnsi="Consolas" w:cstheme="minorHAnsi"/>
+          <w:sz w:val="14"/>
+          <w:szCs w:val="14"/>
+        </w:rPr>
+        <w:t xml:space="preserve">        tskIDLE_PRIORITY + 3,</w:t>
+      </w:r>
+    </w:p>
+    <w:p>
+      <w:pPr>
+        <w:pBdr>
+          <w:top w:val="single" w:sz="4" w:space="1" w:color="auto"/>
+          <w:left w:val="single" w:sz="4" w:space="4" w:color="auto"/>
+          <w:bottom w:val="single" w:sz="4" w:space="1" w:color="auto"/>
+          <w:right w:val="single" w:sz="4" w:space="4" w:color="auto"/>
+        </w:pBdr>
+        <w:tabs>
+          <w:tab w:val="left" w:pos="1006"/>
+        </w:tabs>
+        <w:spacing w:after="0"/>
+        <w:rPr>
+          <w:rFonts w:ascii="Consolas" w:hAnsi="Consolas" w:cstheme="minorHAnsi"/>
+          <w:sz w:val="14"/>
+          <w:szCs w:val="14"/>
+        </w:rPr>
+      </w:pPr>
+      <w:r>
+        <w:rPr>
+          <w:rFonts w:ascii="Consolas" w:hAnsi="Consolas" w:cstheme="minorHAnsi"/>
+          <w:sz w:val="14"/>
+          <w:szCs w:val="14"/>
+        </w:rPr>
+        <w:t xml:space="preserve">        NULL</w:t>
+      </w:r>
+    </w:p>
+    <w:p>
+      <w:pPr>
+        <w:pBdr>
+          <w:top w:val="single" w:sz="4" w:space="1" w:color="auto"/>
+          <w:left w:val="single" w:sz="4" w:space="4" w:color="auto"/>
+          <w:bottom w:val="single" w:sz="4" w:space="1" w:color="auto"/>
+          <w:right w:val="single" w:sz="4" w:space="4" w:color="auto"/>
+        </w:pBdr>
+        <w:tabs>
+          <w:tab w:val="left" w:pos="1006"/>
+        </w:tabs>
+        <w:spacing w:after="0"/>
+        <w:rPr>
+          <w:rFonts w:ascii="Consolas" w:hAnsi="Consolas" w:cstheme="minorHAnsi"/>
+          <w:sz w:val="14"/>
+          <w:szCs w:val="14"/>
+        </w:rPr>
+      </w:pPr>
+      <w:r>
+        <w:rPr>
+          <w:rFonts w:ascii="Consolas" w:hAnsi="Consolas" w:cstheme="minorHAnsi"/>
+          <w:sz w:val="14"/>
+          <w:szCs w:val="14"/>
+        </w:rPr>
+        <w:t xml:space="preserve">    );</w:t>
+      </w:r>
+    </w:p>
+    <w:p>
+      <w:pPr>
+        <w:pBdr>
+          <w:top w:val="single" w:sz="4" w:space="1" w:color="auto"/>
+          <w:left w:val="single" w:sz="4" w:space="4" w:color="auto"/>
+          <w:bottom w:val="single" w:sz="4" w:space="1" w:color="auto"/>
+          <w:right w:val="single" w:sz="4" w:space="4" w:color="auto"/>
+        </w:pBdr>
+        <w:tabs>
+          <w:tab w:val="left" w:pos="1006"/>
+        </w:tabs>
+        <w:spacing w:after="0"/>
+        <w:rPr>
+          <w:rFonts w:ascii="Consolas" w:hAnsi="Consolas" w:cstheme="minorHAnsi"/>
+          <w:sz w:val="14"/>
+          <w:szCs w:val="14"/>
+        </w:rPr>
+      </w:pPr>
+    </w:p>
+    <w:p>
+      <w:pPr>
+        <w:pBdr>
+          <w:top w:val="single" w:sz="4" w:space="1" w:color="auto"/>
+          <w:left w:val="single" w:sz="4" w:space="4" w:color="auto"/>
+          <w:bottom w:val="single" w:sz="4" w:space="1" w:color="auto"/>
+          <w:right w:val="single" w:sz="4" w:space="4" w:color="auto"/>
+        </w:pBdr>
+        <w:tabs>
+          <w:tab w:val="left" w:pos="1006"/>
+        </w:tabs>
+        <w:spacing w:after="0"/>
+        <w:rPr>
+          <w:rFonts w:ascii="Consolas" w:hAnsi="Consolas" w:cstheme="minorHAnsi"/>
+          <w:sz w:val="14"/>
+          <w:szCs w:val="14"/>
+        </w:rPr>
+      </w:pPr>
+      <w:r>
+        <w:rPr>
+          <w:rFonts w:ascii="Consolas" w:hAnsi="Consolas" w:cstheme="minorHAnsi"/>
+          <w:sz w:val="14"/>
+          <w:szCs w:val="14"/>
+        </w:rPr>
+        <w:t xml:space="preserve">    /* Start scheduler */</w:t>
+      </w:r>
+    </w:p>
+    <w:p>
+      <w:pPr>
+        <w:pBdr>
+          <w:top w:val="single" w:sz="4" w:space="1" w:color="auto"/>
+          <w:left w:val="single" w:sz="4" w:space="4" w:color="auto"/>
+          <w:bottom w:val="single" w:sz="4" w:space="1" w:color="auto"/>
+          <w:right w:val="single" w:sz="4" w:space="4" w:color="auto"/>
+        </w:pBdr>
+        <w:tabs>
+          <w:tab w:val="left" w:pos="1006"/>
+        </w:tabs>
+        <w:spacing w:after="0"/>
+        <w:rPr>
+          <w:rFonts w:ascii="Consolas" w:hAnsi="Consolas" w:cstheme="minorHAnsi"/>
+          <w:sz w:val="14"/>
+          <w:szCs w:val="14"/>
+        </w:rPr>
+      </w:pPr>
+      <w:r>
+        <w:rPr>
+          <w:rFonts w:ascii="Consolas" w:hAnsi="Consolas" w:cstheme="minorHAnsi"/>
+          <w:sz w:val="14"/>
+          <w:szCs w:val="14"/>
+        </w:rPr>
+        <w:t xml:space="preserve">    vTaskStartScheduler();</w:t>
+      </w:r>
+    </w:p>
+    <w:p>
+      <w:pPr>
+        <w:pBdr>
+          <w:top w:val="single" w:sz="4" w:space="1" w:color="auto"/>
+          <w:left w:val="single" w:sz="4" w:space="4" w:color="auto"/>
+          <w:bottom w:val="single" w:sz="4" w:space="1" w:color="auto"/>
+          <w:right w:val="single" w:sz="4" w:space="4" w:color="auto"/>
+        </w:pBdr>
+        <w:tabs>
+          <w:tab w:val="left" w:pos="1006"/>
+        </w:tabs>
+        <w:spacing w:after="0"/>
+        <w:rPr>
+          <w:rFonts w:ascii="Consolas" w:hAnsi="Consolas" w:cstheme="minorHAnsi"/>
+          <w:sz w:val="14"/>
+          <w:szCs w:val="14"/>
+        </w:rPr>
+      </w:pPr>
+    </w:p>
+    <w:p>
+      <w:pPr>
+        <w:pBdr>
+          <w:top w:val="single" w:sz="4" w:space="1" w:color="auto"/>
+          <w:left w:val="single" w:sz="4" w:space="4" w:color="auto"/>
+          <w:bottom w:val="single" w:sz="4" w:space="1" w:color="auto"/>
+          <w:right w:val="single" w:sz="4" w:space="4" w:color="auto"/>
+        </w:pBdr>
+        <w:tabs>
+          <w:tab w:val="left" w:pos="1006"/>
+        </w:tabs>
+        <w:spacing w:after="0"/>
+        <w:rPr>
+          <w:rFonts w:ascii="Consolas" w:hAnsi="Consolas" w:cstheme="minorHAnsi"/>
+          <w:sz w:val="14"/>
+          <w:szCs w:val="14"/>
+        </w:rPr>
+      </w:pPr>
+      <w:r>
+        <w:rPr>
+          <w:rFonts w:ascii="Consolas" w:hAnsi="Consolas" w:cstheme="minorHAnsi"/>
+          <w:sz w:val="14"/>
+          <w:szCs w:val="14"/>
+        </w:rPr>
+        <w:t xml:space="preserve">    /* Should never get here */</w:t>
+      </w:r>
+    </w:p>
+    <w:p>
+      <w:pPr>
+        <w:pBdr>
+          <w:top w:val="single" w:sz="4" w:space="1" w:color="auto"/>
+          <w:left w:val="single" w:sz="4" w:space="4" w:color="auto"/>
+          <w:bottom w:val="single" w:sz="4" w:space="1" w:color="auto"/>
+          <w:right w:val="single" w:sz="4" w:space="4" w:color="auto"/>
+        </w:pBdr>
+        <w:tabs>
+          <w:tab w:val="left" w:pos="1006"/>
+        </w:tabs>
+        <w:spacing w:after="0"/>
+        <w:rPr>
+          <w:rFonts w:ascii="Consolas" w:hAnsi="Consolas" w:cstheme="minorHAnsi"/>
+          <w:sz w:val="14"/>
+          <w:szCs w:val="14"/>
+        </w:rPr>
+      </w:pPr>
+      <w:r>
+        <w:rPr>
+          <w:rFonts w:ascii="Consolas" w:hAnsi="Consolas" w:cstheme="minorHAnsi"/>
+          <w:sz w:val="14"/>
+          <w:szCs w:val="14"/>
+        </w:rPr>
+        <w:t xml:space="preserve">    for (;;);</w:t>
+      </w:r>
+    </w:p>
+    <w:p>
+      <w:pPr>
+        <w:pBdr>
+          <w:top w:val="single" w:sz="4" w:space="1" w:color="auto"/>
+          <w:left w:val="single" w:sz="4" w:space="4" w:color="auto"/>
+          <w:bottom w:val="single" w:sz="4" w:space="1" w:color="auto"/>
+          <w:right w:val="single" w:sz="4" w:space="4" w:color="auto"/>
+        </w:pBdr>
+        <w:tabs>
+          <w:tab w:val="left" w:pos="1006"/>
+        </w:tabs>
+        <w:spacing w:after="0"/>
+        <w:rPr>
+          <w:rFonts w:ascii="Consolas" w:hAnsi="Consolas" w:cstheme="minorHAnsi"/>
+          <w:sz w:val="14"/>
+          <w:szCs w:val="14"/>
+        </w:rPr>
+      </w:pPr>
+      <w:r>
+        <w:rPr>
+          <w:rFonts w:ascii="Consolas" w:hAnsi="Consolas" w:cstheme="minorHAnsi"/>
+          <w:sz w:val="14"/>
+          <w:szCs w:val="14"/>
+        </w:rPr>
+        <w:t>}</w:t>
+      </w:r>
+    </w:p>
+    <w:p>
+      <w:pPr>
+        <w:pBdr>
+          <w:top w:val="single" w:sz="4" w:space="1" w:color="auto"/>
+          <w:left w:val="single" w:sz="4" w:space="4" w:color="auto"/>
+          <w:bottom w:val="single" w:sz="4" w:space="1" w:color="auto"/>
+          <w:right w:val="single" w:sz="4" w:space="4" w:color="auto"/>
+        </w:pBdr>
+        <w:tabs>
+          <w:tab w:val="left" w:pos="1006"/>
+        </w:tabs>
+        <w:spacing w:after="0"/>
+        <w:rPr>
+          <w:rFonts w:ascii="Consolas" w:hAnsi="Consolas" w:cstheme="minorHAnsi"/>
+          <w:sz w:val="14"/>
+          <w:szCs w:val="14"/>
+        </w:rPr>
+      </w:pPr>
+      <w:r>
+        <w:rPr>
+          <w:rFonts w:ascii="Consolas" w:hAnsi="Consolas" w:cstheme="minorHAnsi"/>
+          <w:sz w:val="14"/>
+          <w:szCs w:val="14"/>
+        </w:rPr>
+        <w:t>-------------------------------------------------------------------------------------------</w:t>
+      </w:r>
+    </w:p>
+    <w:p>
+      <w:pPr>
+        <w:pBdr>
+          <w:top w:val="single" w:sz="4" w:space="1" w:color="auto"/>
+          <w:left w:val="single" w:sz="4" w:space="4" w:color="auto"/>
+          <w:bottom w:val="single" w:sz="4" w:space="1" w:color="auto"/>
+          <w:right w:val="single" w:sz="4" w:space="4" w:color="auto"/>
+        </w:pBdr>
+        <w:tabs>
+          <w:tab w:val="left" w:pos="1006"/>
+        </w:tabs>
+        <w:spacing w:after="0"/>
+        <w:rPr>
+          <w:rFonts w:ascii="Consolas" w:hAnsi="Consolas" w:cstheme="minorHAnsi"/>
+          <w:sz w:val="14"/>
+          <w:szCs w:val="14"/>
+        </w:rPr>
+      </w:pPr>
+      <w:r>
+        <w:rPr>
+          <w:rFonts w:ascii="Consolas" w:hAnsi="Consolas" w:cstheme="minorHAnsi"/>
+          <w:sz w:val="14"/>
+          <w:szCs w:val="14"/>
+        </w:rPr>
+        <w:t xml:space="preserve">void </w:t>
+      </w:r>
+      <w:r>
+        <w:rPr>
+          <w:rFonts w:ascii="Consolas" w:hAnsi="Consolas" w:cstheme="minorHAnsi"/>
+          <w:b/>
+          <w:sz w:val="14"/>
+          <w:szCs w:val="14"/>
+        </w:rPr>
+        <w:t>task_system_init</w:t>
+      </w:r>
+      <w:r>
+        <w:rPr>
+          <w:rFonts w:ascii="Consolas" w:hAnsi="Consolas" w:cstheme="minorHAnsi"/>
+          <w:sz w:val="14"/>
+          <w:szCs w:val="14"/>
+        </w:rPr>
+        <w:t>(void *arg)</w:t>
+      </w:r>
+    </w:p>
+    <w:p>
+      <w:pPr>
+        <w:pBdr>
+          <w:top w:val="single" w:sz="4" w:space="1" w:color="auto"/>
+          <w:left w:val="single" w:sz="4" w:space="4" w:color="auto"/>
+          <w:bottom w:val="single" w:sz="4" w:space="1" w:color="auto"/>
+          <w:right w:val="single" w:sz="4" w:space="4" w:color="auto"/>
+        </w:pBdr>
+        <w:tabs>
+          <w:tab w:val="left" w:pos="1006"/>
+        </w:tabs>
+        <w:spacing w:after="0"/>
+        <w:rPr>
+          <w:rFonts w:ascii="Consolas" w:hAnsi="Consolas" w:cstheme="minorHAnsi"/>
+          <w:sz w:val="14"/>
+          <w:szCs w:val="14"/>
+        </w:rPr>
+      </w:pPr>
+      <w:r>
+        <w:rPr>
+          <w:rFonts w:ascii="Consolas" w:hAnsi="Consolas" w:cstheme="minorHAnsi"/>
+          <w:sz w:val="14"/>
+          <w:szCs w:val="14"/>
+        </w:rPr>
+        <w:t>{</w:t>
+      </w:r>
+    </w:p>
+    <w:p>
+      <w:pPr>
+        <w:pBdr>
+          <w:top w:val="single" w:sz="4" w:space="1" w:color="auto"/>
+          <w:left w:val="single" w:sz="4" w:space="4" w:color="auto"/>
+          <w:bottom w:val="single" w:sz="4" w:space="1" w:color="auto"/>
+          <w:right w:val="single" w:sz="4" w:space="4" w:color="auto"/>
+        </w:pBdr>
+        <w:tabs>
+          <w:tab w:val="left" w:pos="1006"/>
+        </w:tabs>
+        <w:spacing w:after="0"/>
+        <w:rPr>
+          <w:rFonts w:ascii="Consolas" w:hAnsi="Consolas" w:cstheme="minorHAnsi"/>
+          <w:sz w:val="14"/>
+          <w:szCs w:val="14"/>
+        </w:rPr>
+      </w:pPr>
+      <w:r>
+        <w:rPr>
+          <w:rFonts w:ascii="Consolas" w:hAnsi="Consolas" w:cstheme="minorHAnsi"/>
+          <w:sz w:val="14"/>
+          <w:szCs w:val="14"/>
+        </w:rPr>
+        <w:t xml:space="preserve">    /* Full system init */</w:t>
+      </w:r>
+    </w:p>
+    <w:p>
+      <w:pPr>
+        <w:pBdr>
+          <w:top w:val="single" w:sz="4" w:space="1" w:color="auto"/>
+          <w:left w:val="single" w:sz="4" w:space="4" w:color="auto"/>
+          <w:bottom w:val="single" w:sz="4" w:space="1" w:color="auto"/>
+          <w:right w:val="single" w:sz="4" w:space="4" w:color="auto"/>
+        </w:pBdr>
+        <w:tabs>
+          <w:tab w:val="left" w:pos="1006"/>
+        </w:tabs>
+        <w:spacing w:after="0"/>
+        <w:rPr>
+          <w:rFonts w:ascii="Consolas" w:hAnsi="Consolas" w:cstheme="minorHAnsi"/>
+          <w:sz w:val="14"/>
+          <w:szCs w:val="14"/>
+        </w:rPr>
+      </w:pPr>
+      <w:r>
+        <w:rPr>
+          <w:rFonts w:ascii="Consolas" w:hAnsi="Consolas" w:cstheme="minorHAnsi"/>
+          <w:sz w:val="14"/>
+          <w:szCs w:val="14"/>
+        </w:rPr>
+        <w:t xml:space="preserve">    init_drivers();</w:t>
+      </w:r>
+    </w:p>
+    <w:p>
+      <w:pPr>
+        <w:pBdr>
+          <w:top w:val="single" w:sz="4" w:space="1" w:color="auto"/>
+          <w:left w:val="single" w:sz="4" w:space="4" w:color="auto"/>
+          <w:bottom w:val="single" w:sz="4" w:space="1" w:color="auto"/>
+          <w:right w:val="single" w:sz="4" w:space="4" w:color="auto"/>
+        </w:pBdr>
+        <w:tabs>
+          <w:tab w:val="left" w:pos="1006"/>
+        </w:tabs>
+        <w:spacing w:after="0"/>
+        <w:rPr>
+          <w:rFonts w:ascii="Consolas" w:hAnsi="Consolas" w:cstheme="minorHAnsi"/>
+          <w:sz w:val="14"/>
+          <w:szCs w:val="14"/>
+        </w:rPr>
+      </w:pPr>
+      <w:r>
+        <w:rPr>
+          <w:rFonts w:ascii="Consolas" w:hAnsi="Consolas" w:cstheme="minorHAnsi"/>
+          <w:sz w:val="14"/>
+          <w:szCs w:val="14"/>
+        </w:rPr>
+        <w:t xml:space="preserve">    init_can();</w:t>
+      </w:r>
+    </w:p>
+    <w:p>
+      <w:pPr>
+        <w:pBdr>
+          <w:top w:val="single" w:sz="4" w:space="1" w:color="auto"/>
+          <w:left w:val="single" w:sz="4" w:space="4" w:color="auto"/>
+          <w:bottom w:val="single" w:sz="4" w:space="1" w:color="auto"/>
+          <w:right w:val="single" w:sz="4" w:space="4" w:color="auto"/>
+        </w:pBdr>
+        <w:tabs>
+          <w:tab w:val="left" w:pos="1006"/>
+        </w:tabs>
+        <w:spacing w:after="0"/>
+        <w:rPr>
+          <w:rFonts w:ascii="Consolas" w:hAnsi="Consolas" w:cstheme="minorHAnsi"/>
+          <w:sz w:val="14"/>
+          <w:szCs w:val="14"/>
+        </w:rPr>
+      </w:pPr>
+      <w:r>
+        <w:rPr>
+          <w:rFonts w:ascii="Consolas" w:hAnsi="Consolas" w:cstheme="minorHAnsi"/>
+          <w:sz w:val="14"/>
+          <w:szCs w:val="14"/>
+        </w:rPr>
+        <w:t xml:space="preserve">    init_adc();</w:t>
+      </w:r>
+    </w:p>
+    <w:p>
+      <w:pPr>
+        <w:pBdr>
+          <w:top w:val="single" w:sz="4" w:space="1" w:color="auto"/>
+          <w:left w:val="single" w:sz="4" w:space="4" w:color="auto"/>
+          <w:bottom w:val="single" w:sz="4" w:space="1" w:color="auto"/>
+          <w:right w:val="single" w:sz="4" w:space="4" w:color="auto"/>
+        </w:pBdr>
+        <w:tabs>
+          <w:tab w:val="left" w:pos="1006"/>
+        </w:tabs>
+        <w:spacing w:after="0"/>
+        <w:rPr>
+          <w:rFonts w:ascii="Consolas" w:hAnsi="Consolas" w:cstheme="minorHAnsi"/>
+          <w:sz w:val="14"/>
+          <w:szCs w:val="14"/>
+        </w:rPr>
+      </w:pPr>
+    </w:p>
+    <w:p>
+      <w:pPr>
+        <w:pBdr>
+          <w:top w:val="single" w:sz="4" w:space="1" w:color="auto"/>
+          <w:left w:val="single" w:sz="4" w:space="4" w:color="auto"/>
+          <w:bottom w:val="single" w:sz="4" w:space="1" w:color="auto"/>
+          <w:right w:val="single" w:sz="4" w:space="4" w:color="auto"/>
+        </w:pBdr>
+        <w:tabs>
+          <w:tab w:val="left" w:pos="1006"/>
+        </w:tabs>
+        <w:spacing w:after="0"/>
+        <w:rPr>
+          <w:rFonts w:ascii="Consolas" w:hAnsi="Consolas" w:cstheme="minorHAnsi"/>
+          <w:sz w:val="14"/>
+          <w:szCs w:val="14"/>
+        </w:rPr>
+      </w:pPr>
+      <w:r>
+        <w:rPr>
+          <w:rFonts w:ascii="Consolas" w:hAnsi="Consolas" w:cstheme="minorHAnsi"/>
+          <w:sz w:val="14"/>
+          <w:szCs w:val="14"/>
+        </w:rPr>
+        <w:t xml:space="preserve">    /* Create application tasks */</w:t>
+      </w:r>
+    </w:p>
+    <w:p>
+      <w:pPr>
+        <w:pBdr>
+          <w:top w:val="single" w:sz="4" w:space="1" w:color="auto"/>
+          <w:left w:val="single" w:sz="4" w:space="4" w:color="auto"/>
+          <w:bottom w:val="single" w:sz="4" w:space="1" w:color="auto"/>
+          <w:right w:val="single" w:sz="4" w:space="4" w:color="auto"/>
+        </w:pBdr>
+        <w:tabs>
+          <w:tab w:val="left" w:pos="1006"/>
+        </w:tabs>
+        <w:spacing w:after="0"/>
+        <w:rPr>
+          <w:rFonts w:ascii="Consolas" w:hAnsi="Consolas" w:cstheme="minorHAnsi"/>
+          <w:sz w:val="14"/>
+          <w:szCs w:val="14"/>
+        </w:rPr>
+      </w:pPr>
+      <w:r>
+        <w:rPr>
+          <w:rFonts w:ascii="Consolas" w:hAnsi="Consolas" w:cstheme="minorHAnsi"/>
+          <w:sz w:val="14"/>
+          <w:szCs w:val="14"/>
+        </w:rPr>
+        <w:t xml:space="preserve">    xTaskCreate(task_app_led2, "LED2", 512, NULL, 1, NULL);</w:t>
+      </w:r>
+    </w:p>
+    <w:p>
+      <w:pPr>
+        <w:pBdr>
+          <w:top w:val="single" w:sz="4" w:space="1" w:color="auto"/>
+          <w:left w:val="single" w:sz="4" w:space="4" w:color="auto"/>
+          <w:bottom w:val="single" w:sz="4" w:space="1" w:color="auto"/>
+          <w:right w:val="single" w:sz="4" w:space="4" w:color="auto"/>
+        </w:pBdr>
+        <w:tabs>
+          <w:tab w:val="left" w:pos="1006"/>
+        </w:tabs>
+        <w:spacing w:after="0"/>
+        <w:rPr>
+          <w:rFonts w:ascii="Consolas" w:hAnsi="Consolas" w:cstheme="minorHAnsi"/>
+          <w:sz w:val="14"/>
+          <w:szCs w:val="14"/>
+        </w:rPr>
+      </w:pPr>
+      <w:r>
+        <w:rPr>
+          <w:rFonts w:ascii="Consolas" w:hAnsi="Consolas" w:cstheme="minorHAnsi"/>
+          <w:sz w:val="14"/>
+          <w:szCs w:val="14"/>
+        </w:rPr>
+        <w:t xml:space="preserve">    xTaskCreate(task_app_comm, "COMM", 1024, NULL, 2, NULL);</w:t>
+      </w:r>
+    </w:p>
+    <w:p>
+      <w:pPr>
+        <w:pBdr>
+          <w:top w:val="single" w:sz="4" w:space="1" w:color="auto"/>
+          <w:left w:val="single" w:sz="4" w:space="4" w:color="auto"/>
+          <w:bottom w:val="single" w:sz="4" w:space="1" w:color="auto"/>
+          <w:right w:val="single" w:sz="4" w:space="4" w:color="auto"/>
+        </w:pBdr>
+        <w:tabs>
+          <w:tab w:val="left" w:pos="1006"/>
+        </w:tabs>
+        <w:spacing w:after="0"/>
+        <w:rPr>
+          <w:rFonts w:ascii="Consolas" w:hAnsi="Consolas" w:cstheme="minorHAnsi"/>
+          <w:sz w:val="14"/>
+          <w:szCs w:val="14"/>
+        </w:rPr>
+      </w:pPr>
+      <w:r>
+        <w:rPr>
+          <w:rFonts w:ascii="Consolas" w:hAnsi="Consolas" w:cstheme="minorHAnsi"/>
+          <w:sz w:val="14"/>
+          <w:szCs w:val="14"/>
+        </w:rPr>
+        <w:t xml:space="preserve">    xTaskCreate(task_app_ctrl, "CTRL", 1024, NULL, 3, NULL);</w:t>
+      </w:r>
+    </w:p>
+    <w:p>
+      <w:pPr>
+        <w:pBdr>
+          <w:top w:val="single" w:sz="4" w:space="1" w:color="auto"/>
+          <w:left w:val="single" w:sz="4" w:space="4" w:color="auto"/>
+          <w:bottom w:val="single" w:sz="4" w:space="1" w:color="auto"/>
+          <w:right w:val="single" w:sz="4" w:space="4" w:color="auto"/>
+        </w:pBdr>
+        <w:tabs>
+          <w:tab w:val="left" w:pos="1006"/>
+        </w:tabs>
+        <w:spacing w:after="0"/>
+        <w:rPr>
+          <w:rFonts w:ascii="Consolas" w:hAnsi="Consolas" w:cstheme="minorHAnsi"/>
+          <w:sz w:val="14"/>
+          <w:szCs w:val="14"/>
+        </w:rPr>
+      </w:pPr>
+    </w:p>
+    <w:p>
+      <w:pPr>
+        <w:pBdr>
+          <w:top w:val="single" w:sz="4" w:space="1" w:color="auto"/>
+          <w:left w:val="single" w:sz="4" w:space="4" w:color="auto"/>
+          <w:bottom w:val="single" w:sz="4" w:space="1" w:color="auto"/>
+          <w:right w:val="single" w:sz="4" w:space="4" w:color="auto"/>
+        </w:pBdr>
+        <w:tabs>
+          <w:tab w:val="left" w:pos="1006"/>
+        </w:tabs>
+        <w:spacing w:after="0"/>
+        <w:rPr>
+          <w:rFonts w:ascii="Consolas" w:hAnsi="Consolas" w:cstheme="minorHAnsi"/>
+          <w:sz w:val="14"/>
+          <w:szCs w:val="14"/>
+        </w:rPr>
+      </w:pPr>
+      <w:r>
+        <w:rPr>
+          <w:rFonts w:ascii="Consolas" w:hAnsi="Consolas" w:cstheme="minorHAnsi"/>
+          <w:sz w:val="14"/>
+          <w:szCs w:val="14"/>
+        </w:rPr>
+        <w:t xml:space="preserve">    /* Optional: signal "system ready" event here */</w:t>
+      </w:r>
+    </w:p>
+    <w:p>
+      <w:pPr>
+        <w:pBdr>
+          <w:top w:val="single" w:sz="4" w:space="1" w:color="auto"/>
+          <w:left w:val="single" w:sz="4" w:space="4" w:color="auto"/>
+          <w:bottom w:val="single" w:sz="4" w:space="1" w:color="auto"/>
+          <w:right w:val="single" w:sz="4" w:space="4" w:color="auto"/>
+        </w:pBdr>
+        <w:tabs>
+          <w:tab w:val="left" w:pos="1006"/>
+        </w:tabs>
+        <w:spacing w:after="0"/>
+        <w:rPr>
+          <w:rFonts w:ascii="Consolas" w:hAnsi="Consolas" w:cstheme="minorHAnsi"/>
+          <w:sz w:val="14"/>
+          <w:szCs w:val="14"/>
+        </w:rPr>
+      </w:pPr>
+    </w:p>
+    <w:p>
+      <w:pPr>
+        <w:pBdr>
+          <w:top w:val="single" w:sz="4" w:space="1" w:color="auto"/>
+          <w:left w:val="single" w:sz="4" w:space="4" w:color="auto"/>
+          <w:bottom w:val="single" w:sz="4" w:space="1" w:color="auto"/>
+          <w:right w:val="single" w:sz="4" w:space="4" w:color="auto"/>
+        </w:pBdr>
+        <w:tabs>
+          <w:tab w:val="left" w:pos="1006"/>
+        </w:tabs>
+        <w:spacing w:after="0"/>
+        <w:rPr>
+          <w:rFonts w:ascii="Consolas" w:hAnsi="Consolas" w:cstheme="minorHAnsi"/>
+          <w:sz w:val="14"/>
+          <w:szCs w:val="14"/>
+        </w:rPr>
+      </w:pPr>
+      <w:r>
+        <w:rPr>
+          <w:rFonts w:ascii="Consolas" w:hAnsi="Consolas" w:cstheme="minorHAnsi"/>
+          <w:sz w:val="14"/>
+          <w:szCs w:val="14"/>
+        </w:rPr>
+        <w:t xml:space="preserve">    /* Delete self */</w:t>
+      </w:r>
+    </w:p>
+    <w:p>
+      <w:pPr>
+        <w:pBdr>
+          <w:top w:val="single" w:sz="4" w:space="1" w:color="auto"/>
+          <w:left w:val="single" w:sz="4" w:space="4" w:color="auto"/>
+          <w:bottom w:val="single" w:sz="4" w:space="1" w:color="auto"/>
+          <w:right w:val="single" w:sz="4" w:space="4" w:color="auto"/>
+        </w:pBdr>
+        <w:tabs>
+          <w:tab w:val="left" w:pos="1006"/>
+        </w:tabs>
+        <w:spacing w:after="0"/>
+        <w:rPr>
+          <w:rFonts w:ascii="Consolas" w:hAnsi="Consolas" w:cstheme="minorHAnsi"/>
+          <w:sz w:val="14"/>
+          <w:szCs w:val="14"/>
+        </w:rPr>
+      </w:pPr>
+      <w:r>
+        <w:rPr>
+          <w:rFonts w:ascii="Consolas" w:hAnsi="Consolas" w:cstheme="minorHAnsi"/>
+          <w:sz w:val="14"/>
+          <w:szCs w:val="14"/>
+        </w:rPr>
+        <w:t xml:space="preserve">    vTaskDelete(NULL);</w:t>
+      </w:r>
+    </w:p>
+    <w:p>
+      <w:pPr>
+        <w:pBdr>
+          <w:top w:val="single" w:sz="4" w:space="1" w:color="auto"/>
+          <w:left w:val="single" w:sz="4" w:space="4" w:color="auto"/>
+          <w:bottom w:val="single" w:sz="4" w:space="1" w:color="auto"/>
+          <w:right w:val="single" w:sz="4" w:space="4" w:color="auto"/>
+        </w:pBdr>
+        <w:tabs>
+          <w:tab w:val="left" w:pos="1006"/>
+        </w:tabs>
+        <w:spacing w:after="0"/>
+        <w:rPr>
+          <w:rFonts w:ascii="Consolas" w:hAnsi="Consolas" w:cstheme="minorHAnsi"/>
+          <w:sz w:val="14"/>
+          <w:szCs w:val="14"/>
+        </w:rPr>
+      </w:pPr>
+      <w:r>
+        <w:rPr>
+          <w:rFonts w:ascii="Consolas" w:hAnsi="Consolas" w:cstheme="minorHAnsi"/>
+          <w:sz w:val="14"/>
+          <w:szCs w:val="14"/>
+        </w:rPr>
+        <w:t>}</w:t>
+      </w:r>
+    </w:p>
+    <w:p>
+      <w:pPr>
+        <w:shd w:val="clear" w:color="auto" w:fill="FFFFFF"/>
+        <w:spacing w:after="0" w:line="240" w:lineRule="auto"/>
+        <w:rPr>
+          <w:rFonts w:eastAsia="Times New Roman" w:cstheme="minorHAnsi"/>
+          <w:b/>
+          <w:bCs/>
+          <w:i/>
+          <w:iCs/>
+          <w:color w:val="0A0A0A"/>
+          <w:sz w:val="14"/>
+          <w:szCs w:val="14"/>
+        </w:rPr>
+      </w:pPr>
+    </w:p>
+    <w:p>
+      <w:pPr>
+        <w:shd w:val="clear" w:color="auto" w:fill="FFFFFF"/>
+        <w:spacing w:after="0" w:line="240" w:lineRule="auto"/>
         <w:rPr>
           <w:rFonts w:eastAsia="Times New Roman" w:cstheme="minorHAnsi"/>
           <w:color w:val="0A0A0A"/>
           <w:sz w:val="14"/>
           <w:szCs w:val="14"/>
         </w:rPr>
-        <w:t> Task za inicijalizaciju, Task 5 (UART RX) i Task 3 (CAN) – jer ne smeju da propuste podatke.</w:t>
+      </w:pPr>
+      <w:r>
+        <w:rPr>
+          <w:rFonts w:eastAsia="Times New Roman" w:cstheme="minorHAnsi"/>
+          <w:b/>
+          <w:bCs/>
+          <w:i/>
+          <w:iCs/>
+          <w:color w:val="0A0A0A"/>
+          <w:sz w:val="14"/>
+          <w:szCs w:val="14"/>
+        </w:rPr>
+        <w:t>Prioriteti:</w:t>
+      </w:r>
+      <w:r>
+        <w:rPr>
+          <w:rFonts w:eastAsia="Times New Roman" w:cstheme="minorHAnsi"/>
+          <w:i/>
+          <w:iCs/>
+          <w:color w:val="0A0A0A"/>
+          <w:sz w:val="14"/>
+          <w:szCs w:val="14"/>
+        </w:rPr>
+        <w:t> 6 je najviši (najhitniji), 1 je najniži (pozadinski).</w:t>
       </w:r>
     </w:p>
     <w:p>
@@ -3033,7 +4234,7 @@
           <w:sz w:val="14"/>
           <w:szCs w:val="14"/>
         </w:rPr>
-        <w:t>Srednji prioritet:</w:t>
+        <w:t>Visok prioritet:</w:t>
       </w:r>
       <w:r>
         <w:rPr>
@@ -3042,7 +4243,7 @@
           <w:sz w:val="14"/>
           <w:szCs w:val="14"/>
         </w:rPr>
-        <w:t> Task 1 (Timekeeper/I2C).</w:t>
+        <w:t> Task za inicijalizaciju, Task 5 (UART RX) i Task 3 (CAN) – jer ne smeju da propuste podatke.</w:t>
       </w:r>
     </w:p>
     <w:p>
@@ -3070,7 +4271,7 @@
           <w:sz w:val="14"/>
           <w:szCs w:val="14"/>
         </w:rPr>
-        <w:t>Nizak prioritet:</w:t>
+        <w:t>Srednji prioritet:</w:t>
       </w:r>
       <w:r>
         <w:rPr>
@@ -3079,46 +4280,7 @@
           <w:sz w:val="14"/>
           <w:szCs w:val="14"/>
         </w:rPr>
-        <w:t> Task 4 (SPI/EEPROM) i Task 6.</w:t>
-      </w:r>
-    </w:p>
-    <w:p>
-      <w:pPr>
-        <w:shd w:val="clear" w:color="auto" w:fill="FFFFFF"/>
-        <w:spacing w:after="0" w:line="240" w:lineRule="auto"/>
-        <w:rPr>
-          <w:rFonts w:eastAsia="Times New Roman" w:cstheme="minorHAnsi"/>
-          <w:b/>
-          <w:bCs/>
-          <w:color w:val="0A0A0A"/>
-          <w:sz w:val="14"/>
-          <w:szCs w:val="14"/>
-        </w:rPr>
-      </w:pPr>
-    </w:p>
-    <w:p>
-      <w:pPr>
-        <w:shd w:val="clear" w:color="auto" w:fill="FFFFFF"/>
-        <w:spacing w:after="0" w:line="240" w:lineRule="auto"/>
-        <w:rPr>
-          <w:rFonts w:eastAsia="Times New Roman" w:cstheme="minorHAnsi"/>
-          <w:b/>
-          <w:bCs/>
-          <w:color w:val="0A0A0A"/>
-          <w:sz w:val="14"/>
-          <w:szCs w:val="14"/>
-        </w:rPr>
-      </w:pPr>
-      <w:r>
-        <w:rPr>
-          <w:rFonts w:eastAsia="Times New Roman" w:cstheme="minorHAnsi"/>
-          <w:b/>
-          <w:bCs/>
-          <w:color w:val="0A0A0A"/>
-          <w:sz w:val="14"/>
-          <w:szCs w:val="14"/>
-        </w:rPr>
-        <w:t>Detalji:</w:t>
+        <w:t> Task 1 (Timekeeper/I2C).</w:t>
       </w:r>
     </w:p>
     <w:p>
@@ -3146,7 +4308,7 @@
           <w:sz w:val="14"/>
           <w:szCs w:val="14"/>
         </w:rPr>
-        <w:t>I2C / SPI Callback:</w:t>
+        <w:t>Nizak prioritet:</w:t>
       </w:r>
       <w:r>
         <w:rPr>
@@ -3155,9 +4317,13 @@
           <w:sz w:val="14"/>
           <w:szCs w:val="14"/>
         </w:rPr>
-        <w:t> Pošto iLLD nema direktan callback, objasnite studentima da je </w:t>
-      </w:r>
-      <w:r>
+        <w:t> Task 4 (SPI/EEPROM) i Task 6.</w:t>
+      </w:r>
+    </w:p>
+    <w:p>
+      <w:pPr>
+        <w:shd w:val="clear" w:color="auto" w:fill="FFFFFF"/>
+        <w:spacing w:after="0" w:line="240" w:lineRule="auto"/>
         <w:rPr>
           <w:rFonts w:eastAsia="Times New Roman" w:cstheme="minorHAnsi"/>
           <w:b/>
@@ -3166,16 +4332,31 @@
           <w:sz w:val="14"/>
           <w:szCs w:val="14"/>
         </w:rPr>
-        <w:t>ISR + Semaphore</w:t>
-      </w:r>
-      <w:r>
+      </w:pPr>
+    </w:p>
+    <w:p>
+      <w:pPr>
+        <w:shd w:val="clear" w:color="auto" w:fill="FFFFFF"/>
+        <w:spacing w:after="0" w:line="240" w:lineRule="auto"/>
         <w:rPr>
           <w:rFonts w:eastAsia="Times New Roman" w:cstheme="minorHAnsi"/>
+          <w:b/>
+          <w:bCs/>
           <w:color w:val="0A0A0A"/>
           <w:sz w:val="14"/>
           <w:szCs w:val="14"/>
         </w:rPr>
-        <w:t> zapravo "RTOS način" implementacije callback-a.</w:t>
+      </w:pPr>
+      <w:r>
+        <w:rPr>
+          <w:rFonts w:eastAsia="Times New Roman" w:cstheme="minorHAnsi"/>
+          <w:b/>
+          <w:bCs/>
+          <w:color w:val="0A0A0A"/>
+          <w:sz w:val="14"/>
+          <w:szCs w:val="14"/>
+        </w:rPr>
+        <w:t>Detalji:</w:t>
       </w:r>
     </w:p>
     <w:p>
@@ -3203,6 +4384,63 @@
           <w:sz w:val="14"/>
           <w:szCs w:val="14"/>
         </w:rPr>
+        <w:t>I2C / SPI Callback:</w:t>
+      </w:r>
+      <w:r>
+        <w:rPr>
+          <w:rFonts w:eastAsia="Times New Roman" w:cstheme="minorHAnsi"/>
+          <w:color w:val="0A0A0A"/>
+          <w:sz w:val="14"/>
+          <w:szCs w:val="14"/>
+        </w:rPr>
+        <w:t> Pošto iLLD nema direktan callback, objasnite studentima da je </w:t>
+      </w:r>
+      <w:r>
+        <w:rPr>
+          <w:rFonts w:eastAsia="Times New Roman" w:cstheme="minorHAnsi"/>
+          <w:b/>
+          <w:bCs/>
+          <w:color w:val="0A0A0A"/>
+          <w:sz w:val="14"/>
+          <w:szCs w:val="14"/>
+        </w:rPr>
+        <w:t>ISR + Semaphore</w:t>
+      </w:r>
+      <w:r>
+        <w:rPr>
+          <w:rFonts w:eastAsia="Times New Roman" w:cstheme="minorHAnsi"/>
+          <w:color w:val="0A0A0A"/>
+          <w:sz w:val="14"/>
+          <w:szCs w:val="14"/>
+        </w:rPr>
+        <w:t> zapravo "RTOS način" implementacije callback-a.</w:t>
+      </w:r>
+    </w:p>
+    <w:p>
+      <w:pPr>
+        <w:pStyle w:val="ListParagraph"/>
+        <w:numPr>
+          <w:ilvl w:val="0"/>
+          <w:numId w:val="24"/>
+        </w:numPr>
+        <w:shd w:val="clear" w:color="auto" w:fill="FFFFFF"/>
+        <w:spacing w:after="0" w:line="240" w:lineRule="auto"/>
+        <w:rPr>
+          <w:rFonts w:eastAsia="Times New Roman" w:cstheme="minorHAnsi"/>
+          <w:color w:val="0A0A0A"/>
+          <w:sz w:val="14"/>
+          <w:szCs w:val="14"/>
+        </w:rPr>
+      </w:pPr>
+      <w:r>
+        <w:rPr>
+          <w:rFonts w:eastAsia="Times New Roman" w:cstheme="minorHAnsi"/>
+          <w:b/>
+          <w:bCs/>
+          <w:color w:val="0A0A0A"/>
+          <w:sz w:val="14"/>
+          <w:szCs w:val="14"/>
+        </w:rPr>
         <w:t>UART Mutex vs Queue:</w:t>
       </w:r>
     </w:p>
@@ -3426,16 +4664,328 @@
         <w:spacing w:after="120"/>
         <w:rPr>
           <w:rFonts w:cstheme="minorHAnsi"/>
-        </w:rPr>
-      </w:pPr>
-    </w:p>
-    <w:p>
-      <w:pPr>
-        <w:spacing w:after="120"/>
-        <w:rPr>
-          <w:rFonts w:cstheme="minorHAnsi"/>
-        </w:rPr>
-      </w:pPr>
+          <w:sz w:val="14"/>
+          <w:szCs w:val="14"/>
+        </w:rPr>
+      </w:pPr>
+    </w:p>
+    <w:p>
+      <w:pPr>
+        <w:pStyle w:val="ListParagraph"/>
+        <w:numPr>
+          <w:ilvl w:val="0"/>
+          <w:numId w:val="24"/>
+        </w:numPr>
+        <w:shd w:val="clear" w:color="auto" w:fill="FFFFFF"/>
+        <w:spacing w:after="0" w:line="240" w:lineRule="auto"/>
+        <w:rPr>
+          <w:rFonts w:cstheme="minorHAnsi"/>
+          <w:b/>
+          <w:sz w:val="14"/>
+          <w:szCs w:val="14"/>
+        </w:rPr>
+      </w:pPr>
+      <w:r>
+        <w:rPr>
+          <w:rFonts w:eastAsia="Times New Roman" w:cstheme="minorHAnsi"/>
+          <w:b/>
+          <w:bCs/>
+          <w:color w:val="0A0A0A"/>
+          <w:sz w:val="14"/>
+          <w:szCs w:val="14"/>
+        </w:rPr>
+        <w:t>FreeRTOS</w:t>
+      </w:r>
+      <w:r>
+        <w:rPr>
+          <w:rFonts w:cstheme="minorHAnsi"/>
+          <w:b/>
+          <w:sz w:val="14"/>
+          <w:szCs w:val="14"/>
+        </w:rPr>
+        <w:t xml:space="preserve"> pojasnjenje: Mutex vs Binary semphore</w:t>
+      </w:r>
+    </w:p>
+    <w:p>
+      <w:pPr>
+        <w:pStyle w:val="NormalWeb"/>
+        <w:spacing w:before="0" w:beforeAutospacing="0" w:after="120" w:afterAutospacing="0"/>
+        <w:ind w:left="357"/>
+        <w:rPr>
+          <w:rFonts w:asciiTheme="minorHAnsi" w:hAnsiTheme="minorHAnsi" w:cstheme="minorHAnsi"/>
+          <w:b/>
+          <w:sz w:val="14"/>
+          <w:szCs w:val="14"/>
+        </w:rPr>
+      </w:pPr>
+      <w:r>
+        <w:rPr>
+          <w:rFonts w:asciiTheme="minorHAnsi" w:hAnsiTheme="minorHAnsi" w:cstheme="minorHAnsi"/>
+          <w:sz w:val="14"/>
+          <w:szCs w:val="14"/>
+        </w:rPr>
+        <w:t>(obzirom da se koriste iste funkcije u oba slucaja (xSemaphoreTake, xSemaphoreGive))</w:t>
+      </w:r>
+    </w:p>
+    <w:p>
+      <w:pPr>
+        <w:rPr>
+          <w:rFonts w:cstheme="minorHAnsi"/>
+          <w:sz w:val="14"/>
+          <w:szCs w:val="14"/>
+        </w:rPr>
+      </w:pPr>
+      <w:r>
+        <w:rPr>
+          <w:rFonts w:cstheme="minorHAnsi"/>
+          <w:noProof/>
+          <w:sz w:val="14"/>
+          <w:szCs w:val="14"/>
+        </w:rPr>
+        <w:drawing>
+          <wp:inline distT="0" distB="0" distL="0" distR="0" wp14:anchorId="282804DE" wp14:editId="224F85C0">
+            <wp:extent cx="4001401" cy="1554819"/>
+            <wp:effectExtent l="0" t="0" r="0" b="7620"/>
+            <wp:docPr id="1" name="Picture 1"/>
+            <wp:cNvGraphicFramePr>
+              <a:graphicFrameLocks xmlns:a="http://schemas.openxmlformats.org/drawingml/2006/main" noChangeAspect="1"/>
+            </wp:cNvGraphicFramePr>
+            <a:graphic xmlns:a="http://schemas.openxmlformats.org/drawingml/2006/main">
+              <a:graphicData uri="http://schemas.openxmlformats.org/drawingml/2006/picture">
+                <pic:pic xmlns:pic="http://schemas.openxmlformats.org/drawingml/2006/picture">
+                  <pic:nvPicPr>
+                    <pic:cNvPr id="1" name=""/>
+                    <pic:cNvPicPr/>
+                  </pic:nvPicPr>
+                  <pic:blipFill>
+                    <a:blip r:embed="rId6"/>
+                    <a:stretch>
+                      <a:fillRect/>
+                    </a:stretch>
+                  </pic:blipFill>
+                  <pic:spPr>
+                    <a:xfrm>
+                      <a:off x="0" y="0"/>
+                      <a:ext cx="4072215" cy="1582335"/>
+                    </a:xfrm>
+                    <a:prstGeom prst="rect">
+                      <a:avLst/>
+                    </a:prstGeom>
+                  </pic:spPr>
+                </pic:pic>
+              </a:graphicData>
+            </a:graphic>
+          </wp:inline>
+        </w:drawing>
+      </w:r>
+    </w:p>
+    <w:p>
+      <w:pPr>
+        <w:rPr>
+          <w:rFonts w:cstheme="minorHAnsi"/>
+          <w:color w:val="0A0A0A"/>
+          <w:sz w:val="14"/>
+          <w:szCs w:val="14"/>
+          <w:shd w:val="clear" w:color="auto" w:fill="FFFFFF"/>
+        </w:rPr>
+      </w:pPr>
+      <w:r>
+        <w:rPr>
+          <w:rStyle w:val="Strong"/>
+          <w:rFonts w:cstheme="minorHAnsi"/>
+          <w:color w:val="0A0A0A"/>
+          <w:sz w:val="14"/>
+          <w:szCs w:val="14"/>
+          <w:shd w:val="clear" w:color="auto" w:fill="FFFFFF"/>
+        </w:rPr>
+        <w:t>Savet:</w:t>
+      </w:r>
+      <w:r>
+        <w:rPr>
+          <w:rFonts w:cstheme="minorHAnsi"/>
+          <w:color w:val="0A0A0A"/>
+          <w:sz w:val="14"/>
+          <w:szCs w:val="14"/>
+          <w:shd w:val="clear" w:color="auto" w:fill="FFFFFF"/>
+        </w:rPr>
+        <w:t> Iako tehnički možete koristiti binarni semafor za zaštitu resursa, uvek koristite </w:t>
+      </w:r>
+      <w:r>
+        <w:rPr>
+          <w:rStyle w:val="Strong"/>
+          <w:rFonts w:cstheme="minorHAnsi"/>
+          <w:color w:val="0A0A0A"/>
+          <w:sz w:val="14"/>
+          <w:szCs w:val="14"/>
+          <w:shd w:val="clear" w:color="auto" w:fill="FFFFFF"/>
+        </w:rPr>
+        <w:t>Muteks</w:t>
+      </w:r>
+      <w:r>
+        <w:rPr>
+          <w:rFonts w:cstheme="minorHAnsi"/>
+          <w:color w:val="0A0A0A"/>
+          <w:sz w:val="14"/>
+          <w:szCs w:val="14"/>
+          <w:shd w:val="clear" w:color="auto" w:fill="FFFFFF"/>
+        </w:rPr>
+        <w:t> zbog zaštite od </w:t>
+      </w:r>
+      <w:r>
+        <w:rPr>
+          <w:rStyle w:val="Emphasis"/>
+          <w:rFonts w:cstheme="minorHAnsi"/>
+          <w:color w:val="0A0A0A"/>
+          <w:sz w:val="14"/>
+          <w:szCs w:val="14"/>
+          <w:shd w:val="clear" w:color="auto" w:fill="FFFFFF"/>
+        </w:rPr>
+        <w:t>priority inversion</w:t>
+      </w:r>
+      <w:r>
+        <w:rPr>
+          <w:rFonts w:cstheme="minorHAnsi"/>
+          <w:color w:val="0A0A0A"/>
+          <w:sz w:val="14"/>
+          <w:szCs w:val="14"/>
+          <w:shd w:val="clear" w:color="auto" w:fill="FFFFFF"/>
+        </w:rPr>
+        <w:t> problema. Za komunikaciju sa prekidima, uvek koristite </w:t>
+      </w:r>
+      <w:r>
+        <w:rPr>
+          <w:rStyle w:val="Strong"/>
+          <w:rFonts w:cstheme="minorHAnsi"/>
+          <w:color w:val="0A0A0A"/>
+          <w:sz w:val="14"/>
+          <w:szCs w:val="14"/>
+          <w:shd w:val="clear" w:color="auto" w:fill="FFFFFF"/>
+        </w:rPr>
+        <w:t>Binarni semafor</w:t>
+      </w:r>
+      <w:r>
+        <w:rPr>
+          <w:rFonts w:cstheme="minorHAnsi"/>
+          <w:color w:val="0A0A0A"/>
+          <w:sz w:val="14"/>
+          <w:szCs w:val="14"/>
+          <w:shd w:val="clear" w:color="auto" w:fill="FFFFFF"/>
+        </w:rPr>
+        <w:t> (ili još bolje, </w:t>
+      </w:r>
+      <w:r>
+        <w:rPr>
+          <w:rStyle w:val="t286pc"/>
+          <w:rFonts w:cstheme="minorHAnsi"/>
+          <w:color w:val="0A0A0A"/>
+          <w:sz w:val="14"/>
+          <w:szCs w:val="14"/>
+          <w:shd w:val="clear" w:color="auto" w:fill="FFFFFF"/>
+        </w:rPr>
+        <w:t>Task Notifications</w:t>
+      </w:r>
+      <w:r>
+        <w:rPr>
+          <w:rFonts w:cstheme="minorHAnsi"/>
+          <w:color w:val="0A0A0A"/>
+          <w:sz w:val="14"/>
+          <w:szCs w:val="14"/>
+          <w:shd w:val="clear" w:color="auto" w:fill="FFFFFF"/>
+        </w:rPr>
+        <w:t> jer su brži).</w:t>
+      </w:r>
+    </w:p>
+    <w:p>
+      <w:pPr>
+        <w:rPr>
+          <w:rFonts w:cstheme="minorHAnsi"/>
+          <w:color w:val="0A0A0A"/>
+          <w:sz w:val="14"/>
+          <w:szCs w:val="14"/>
+          <w:shd w:val="clear" w:color="auto" w:fill="FFFFFF"/>
+        </w:rPr>
+      </w:pPr>
+    </w:p>
+    <w:p>
+      <w:pPr>
+        <w:pStyle w:val="ListParagraph"/>
+        <w:numPr>
+          <w:ilvl w:val="0"/>
+          <w:numId w:val="25"/>
+        </w:numPr>
+        <w:rPr>
+          <w:rFonts w:cstheme="minorHAnsi"/>
+          <w:color w:val="0A0A0A"/>
+          <w:sz w:val="14"/>
+          <w:szCs w:val="14"/>
+          <w:shd w:val="clear" w:color="auto" w:fill="FFFFFF"/>
+        </w:rPr>
+      </w:pPr>
+      <w:r>
+        <w:rPr>
+          <w:rFonts w:cstheme="minorHAnsi"/>
+          <w:color w:val="0A0A0A"/>
+          <w:sz w:val="14"/>
+          <w:szCs w:val="14"/>
+          <w:shd w:val="clear" w:color="auto" w:fill="FFFFFF"/>
+        </w:rPr>
+        <w:t>FreeRTOS STM32 primeri:</w:t>
+      </w:r>
+    </w:p>
+    <w:p>
+      <w:pPr>
+        <w:rPr>
+          <w:rFonts w:eastAsia="Times New Roman" w:cstheme="minorHAnsi"/>
+          <w:color w:val="0A0A0A"/>
+          <w:sz w:val="14"/>
+          <w:szCs w:val="14"/>
+        </w:rPr>
+      </w:pPr>
+      <w:hyperlink r:id="rId7" w:history="1">
+        <w:r>
+          <w:rPr>
+            <w:rStyle w:val="Hyperlink"/>
+            <w:rFonts w:eastAsia="Times New Roman" w:cstheme="minorHAnsi"/>
+            <w:sz w:val="14"/>
+            <w:szCs w:val="14"/>
+          </w:rPr>
+          <w:t>https://www.youtube.com/playlist?list=PLnMKNibPkDnExrAsDpjjF1PsvtoAIBquX</w:t>
+        </w:r>
+      </w:hyperlink>
+    </w:p>
+    <w:p>
+      <w:pPr>
+        <w:rPr>
+          <w:rFonts w:eastAsia="Times New Roman" w:cstheme="minorHAnsi"/>
+          <w:color w:val="0A0A0A"/>
+          <w:sz w:val="14"/>
+          <w:szCs w:val="14"/>
+        </w:rPr>
+      </w:pPr>
+      <w:hyperlink r:id="rId8" w:history="1">
+        <w:r>
+          <w:rPr>
+            <w:rStyle w:val="Hyperlink"/>
+            <w:rFonts w:eastAsia="Times New Roman" w:cstheme="minorHAnsi"/>
+            <w:sz w:val="14"/>
+            <w:szCs w:val="14"/>
+          </w:rPr>
+          <w:t>https://www.youtube.com/playlist?list=PLfIJKC1ud8gj1t2y36sabPT4YcKzmN_5D</w:t>
+        </w:r>
+      </w:hyperlink>
+    </w:p>
+    <w:p>
+      <w:pPr>
+        <w:rPr>
+          <w:rFonts w:cstheme="minorHAnsi"/>
+        </w:rPr>
+      </w:pPr>
+      <w:r>
+        <w:rPr>
+          <w:rFonts w:cstheme="minorHAnsi"/>
+        </w:rPr>
+        <w:br w:type="page"/>
+      </w:r>
     </w:p>
     <w:p>
       <w:pPr>
@@ -3448,6 +4998,7 @@
         <w:rPr>
           <w:rFonts w:asciiTheme="minorHAnsi" w:hAnsiTheme="minorHAnsi" w:cstheme="minorHAnsi"/>
         </w:rPr>
+        <w:lastRenderedPageBreak/>
         <w:t xml:space="preserve">Zadaci </w:t>
       </w:r>
       <w:r>
@@ -3633,14 +5184,45 @@
         <w:rPr>
           <w:rFonts w:cstheme="minorHAnsi"/>
         </w:rPr>
-        <w:t>T</w:t>
+        <w:t>Task_app_led1</w:t>
+      </w:r>
+      <w:r>
+        <w:rPr>
+          <w:rFonts w:cstheme="minorHAnsi"/>
+        </w:rPr>
+        <w:t xml:space="preserve"> </w:t>
       </w:r>
       <w:r>
         <w:rPr>
           <w:rFonts w:cstheme="minorHAnsi"/>
           <w:i/>
         </w:rPr>
-        <w:t>ask</w:t>
+        <w:t>toggl</w:t>
+      </w:r>
+      <w:r>
+        <w:rPr>
+          <w:rFonts w:cstheme="minorHAnsi"/>
+          <w:i/>
+        </w:rPr>
+        <w:t>e-</w:t>
+      </w:r>
+      <w:r>
+        <w:rPr>
+          <w:rFonts w:cstheme="minorHAnsi"/>
+        </w:rPr>
+        <w:t>uje LED1</w:t>
+      </w:r>
+      <w:r>
+        <w:rPr>
+          <w:rFonts w:cstheme="minorHAnsi"/>
+        </w:rPr>
+        <w:t>,</w:t>
+      </w:r>
+      <w:r>
+        <w:rPr>
+          <w:rFonts w:cstheme="minorHAnsi"/>
+        </w:rPr>
+        <w:t xml:space="preserve"> a</w:t>
       </w:r>
       <w:r>
         <w:rPr>
@@ -3652,151 +5234,94 @@
         <w:rPr>
           <w:rFonts w:cstheme="minorHAnsi"/>
         </w:rPr>
-        <w:t xml:space="preserve">1 </w:t>
+        <w:t xml:space="preserve">tester </w:t>
+      </w:r>
+      <w:r>
+        <w:rPr>
+          <w:rFonts w:cstheme="minorHAnsi"/>
+        </w:rPr>
+        <w:t>e</w:t>
+      </w:r>
+      <w:r>
+        <w:rPr>
+          <w:rFonts w:cstheme="minorHAnsi"/>
+        </w:rPr>
+        <w:t>ks</w:t>
+      </w:r>
+      <w:r>
+        <w:rPr>
+          <w:rFonts w:cstheme="minorHAnsi"/>
+        </w:rPr>
+        <w:t>tern</w:t>
+      </w:r>
+      <w:r>
+        <w:rPr>
+          <w:rFonts w:cstheme="minorHAnsi"/>
+        </w:rPr>
+        <w:t>im</w:t>
+      </w:r>
+      <w:r>
+        <w:rPr>
+          <w:rFonts w:cstheme="minorHAnsi"/>
+        </w:rPr>
+        <w:t xml:space="preserve"> </w:t>
       </w:r>
       <w:r>
         <w:rPr>
           <w:rFonts w:cstheme="minorHAnsi"/>
           <w:i/>
         </w:rPr>
-        <w:t>toggl</w:t>
+        <w:t>interrupt</w:t>
+      </w:r>
+      <w:r>
+        <w:rPr>
+          <w:rFonts w:cstheme="minorHAnsi"/>
+        </w:rPr>
+        <w:t>-</w:t>
+      </w:r>
+      <w:r>
+        <w:rPr>
+          <w:rFonts w:cstheme="minorHAnsi"/>
+        </w:rPr>
+        <w:t>om</w:t>
+      </w:r>
+      <w:r>
+        <w:rPr>
+          <w:rFonts w:cstheme="minorHAnsi"/>
+        </w:rPr>
+        <w:t xml:space="preserve"> </w:t>
+      </w:r>
+      <w:r>
+        <w:rPr>
+          <w:rFonts w:cstheme="minorHAnsi"/>
+        </w:rPr>
+        <w:t xml:space="preserve">putem </w:t>
       </w:r>
       <w:r>
         <w:rPr>
           <w:rFonts w:cstheme="minorHAnsi"/>
           <w:i/>
         </w:rPr>
-        <w:t>e-</w:t>
-      </w:r>
-      <w:r>
-        <w:rPr>
-          <w:rFonts w:cstheme="minorHAnsi"/>
-        </w:rPr>
-        <w:t>uje LED1</w:t>
-      </w:r>
-      <w:r>
-        <w:rPr>
-          <w:rFonts w:cstheme="minorHAnsi"/>
-        </w:rPr>
-        <w:t>,</w:t>
-      </w:r>
-      <w:r>
-        <w:rPr>
-          <w:rFonts w:cstheme="minorHAnsi"/>
-        </w:rPr>
-        <w:t xml:space="preserve"> a</w:t>
-      </w:r>
-      <w:r>
-        <w:rPr>
-          <w:rFonts w:cstheme="minorHAnsi"/>
-        </w:rPr>
-        <w:t xml:space="preserve"> </w:t>
-      </w:r>
-      <w:r>
-        <w:rPr>
-          <w:rFonts w:cstheme="minorHAnsi"/>
-        </w:rPr>
-        <w:t xml:space="preserve">tester </w:t>
-      </w:r>
-      <w:r>
-        <w:rPr>
-          <w:rFonts w:cstheme="minorHAnsi"/>
-        </w:rPr>
-        <w:t>e</w:t>
-      </w:r>
-      <w:r>
-        <w:rPr>
-          <w:rFonts w:cstheme="minorHAnsi"/>
-        </w:rPr>
-        <w:t>ks</w:t>
-      </w:r>
-      <w:r>
-        <w:rPr>
-          <w:rFonts w:cstheme="minorHAnsi"/>
-        </w:rPr>
-        <w:t>tern</w:t>
-      </w:r>
-      <w:r>
-        <w:rPr>
-          <w:rFonts w:cstheme="minorHAnsi"/>
-        </w:rPr>
-        <w:t>im</w:t>
-      </w:r>
-      <w:r>
-        <w:rPr>
-          <w:rFonts w:cstheme="minorHAnsi"/>
-        </w:rPr>
-        <w:t xml:space="preserve"> </w:t>
+        <w:t>event</w:t>
+      </w:r>
+      <w:r>
+        <w:rPr>
+          <w:rFonts w:cstheme="minorHAnsi"/>
+        </w:rPr>
+        <w:t>-</w:t>
+      </w:r>
+      <w:r>
+        <w:rPr>
+          <w:rFonts w:cstheme="minorHAnsi"/>
+        </w:rPr>
+        <w:t xml:space="preserve">a notifikuje </w:t>
       </w:r>
       <w:r>
         <w:rPr>
           <w:rFonts w:cstheme="minorHAnsi"/>
           <w:i/>
         </w:rPr>
-        <w:t>interrupt</w:t>
-      </w:r>
-      <w:r>
-        <w:rPr>
-          <w:rFonts w:cstheme="minorHAnsi"/>
-        </w:rPr>
-        <w:t>-</w:t>
-      </w:r>
-      <w:r>
-        <w:rPr>
-          <w:rFonts w:cstheme="minorHAnsi"/>
-        </w:rPr>
-        <w:t>om</w:t>
-      </w:r>
-      <w:r>
-        <w:rPr>
-          <w:rFonts w:cstheme="minorHAnsi"/>
-        </w:rPr>
-        <w:t xml:space="preserve"> </w:t>
-      </w:r>
-      <w:r>
-        <w:rPr>
-          <w:rFonts w:cstheme="minorHAnsi"/>
-        </w:rPr>
-        <w:t xml:space="preserve">putem </w:t>
-      </w:r>
-      <w:r>
-        <w:rPr>
-          <w:rFonts w:cstheme="minorHAnsi"/>
-          <w:i/>
-        </w:rPr>
-        <w:t>event</w:t>
-      </w:r>
-      <w:r>
-        <w:rPr>
-          <w:rFonts w:cstheme="minorHAnsi"/>
-        </w:rPr>
-        <w:t>-</w:t>
-      </w:r>
-      <w:r>
-        <w:rPr>
-          <w:rFonts w:cstheme="minorHAnsi"/>
-        </w:rPr>
-        <w:t xml:space="preserve">a notifikuje </w:t>
-      </w:r>
-      <w:r>
-        <w:rPr>
-          <w:rFonts w:cstheme="minorHAnsi"/>
-          <w:i/>
-        </w:rPr>
-        <w:t>T</w:t>
-      </w:r>
-      <w:r>
-        <w:rPr>
-          <w:rFonts w:cstheme="minorHAnsi"/>
-          <w:i/>
-        </w:rPr>
-        <w:t>ask</w:t>
-      </w:r>
-      <w:r>
-        <w:rPr>
-          <w:rFonts w:cstheme="minorHAnsi"/>
-        </w:rPr>
-        <w:t xml:space="preserve"> 2</w:t>
+        <w:t>Task_app_led2</w:t>
       </w:r>
       <w:r>
         <w:rPr>
@@ -4672,7 +6197,7 @@
           <w:szCs w:val="20"/>
         </w:rPr>
         <w:drawing>
-          <wp:inline distT="0" distB="0" distL="0" distR="0" wp14:anchorId="76282E3D" wp14:editId="7E82C202">
+          <wp:inline distT="0" distB="0" distL="0" distR="0" wp14:anchorId="6A0C9527" wp14:editId="7FC2E536">
             <wp:extent cx="2129827" cy="724277"/>
             <wp:effectExtent l="0" t="0" r="3810" b="0"/>
             <wp:docPr id="641324340" name="Picture 1" descr="A diagram of a process&#10;&#10;AI-generated content may be incorrect."/>
@@ -4687,7 +6212,7 @@
                     <pic:cNvPicPr/>
                   </pic:nvPicPr>
                   <pic:blipFill>
-                    <a:blip r:embed="rId7"/>
+                    <a:blip r:embed="rId9"/>
                     <a:stretch>
                       <a:fillRect/>
                     </a:stretch>
@@ -4787,7 +6312,6 @@
           <w:rFonts w:cstheme="minorHAnsi"/>
           <w:color w:val="FF0000"/>
         </w:rPr>
-        <w:lastRenderedPageBreak/>
         <w:t>Percepio tracer</w:t>
       </w:r>
       <w:r>
@@ -4844,7 +6368,7 @@
           <w:szCs w:val="14"/>
         </w:rPr>
       </w:pPr>
-      <w:hyperlink r:id="rId8" w:history="1">
+      <w:hyperlink r:id="rId10" w:history="1">
         <w:r>
           <w:rPr>
             <w:rStyle w:val="Hyperlink"/>
@@ -4862,304 +6386,6 @@
           <w:rFonts w:cstheme="minorHAnsi"/>
         </w:rPr>
       </w:pPr>
-    </w:p>
-    <w:p>
-      <w:pPr>
-        <w:rPr>
-          <w:rFonts w:cstheme="minorHAnsi"/>
-          <w:b/>
-        </w:rPr>
-      </w:pPr>
-      <w:r>
-        <w:rPr>
-          <w:rFonts w:cstheme="minorHAnsi"/>
-          <w:b/>
-        </w:rPr>
-        <w:t>Zabeleske</w:t>
-      </w:r>
-    </w:p>
-    <w:p>
-      <w:pPr>
-        <w:pStyle w:val="NormalWeb"/>
-        <w:numPr>
-          <w:ilvl w:val="0"/>
-          <w:numId w:val="25"/>
-        </w:numPr>
-        <w:spacing w:before="0" w:beforeAutospacing="0" w:after="120" w:afterAutospacing="0"/>
-        <w:rPr>
-          <w:rFonts w:asciiTheme="minorHAnsi" w:hAnsiTheme="minorHAnsi" w:cstheme="minorHAnsi"/>
-        </w:rPr>
-      </w:pPr>
-      <w:r>
-        <w:rPr>
-          <w:rFonts w:asciiTheme="minorHAnsi" w:hAnsiTheme="minorHAnsi" w:cstheme="minorHAnsi"/>
-        </w:rPr>
-        <w:t>FreeRTOS pojasnjenje</w:t>
-      </w:r>
-      <w:r>
-        <w:rPr>
-          <w:rFonts w:asciiTheme="minorHAnsi" w:hAnsiTheme="minorHAnsi" w:cstheme="minorHAnsi"/>
-        </w:rPr>
-        <w:t>: Mutex vs Binary semphore</w:t>
-      </w:r>
-    </w:p>
-    <w:p>
-      <w:pPr>
-        <w:pStyle w:val="NormalWeb"/>
-        <w:spacing w:before="0" w:beforeAutospacing="0" w:after="120" w:afterAutospacing="0"/>
-        <w:ind w:left="357"/>
-        <w:rPr>
-          <w:rFonts w:asciiTheme="minorHAnsi" w:hAnsiTheme="minorHAnsi" w:cstheme="minorHAnsi"/>
-          <w:b/>
-        </w:rPr>
-      </w:pPr>
-      <w:r>
-        <w:rPr>
-          <w:rFonts w:asciiTheme="minorHAnsi" w:hAnsiTheme="minorHAnsi" w:cstheme="minorHAnsi"/>
-        </w:rPr>
-        <w:t>(obzirom da se koriste iste funkcije u oba slucaja (xSemaphoreTake, xSemaphoreGive))</w:t>
-      </w:r>
-    </w:p>
-    <w:p>
-      <w:pPr>
-        <w:rPr>
-          <w:rFonts w:cstheme="minorHAnsi"/>
-        </w:rPr>
-      </w:pPr>
-      <w:r>
-        <w:rPr>
-          <w:rFonts w:cstheme="minorHAnsi"/>
-          <w:noProof/>
-        </w:rPr>
-        <w:drawing>
-          <wp:inline distT="0" distB="0" distL="0" distR="0" wp14:anchorId="7959BDA2" wp14:editId="02CCFA40">
-            <wp:extent cx="4399121" cy="1709360"/>
-            <wp:effectExtent l="0" t="0" r="1905" b="5715"/>
-            <wp:docPr id="1" name="Picture 1"/>
-            <wp:cNvGraphicFramePr>
-              <a:graphicFrameLocks xmlns:a="http://schemas.openxmlformats.org/drawingml/2006/main" noChangeAspect="1"/>
-            </wp:cNvGraphicFramePr>
-            <a:graphic xmlns:a="http://schemas.openxmlformats.org/drawingml/2006/main">
-              <a:graphicData uri="http://schemas.openxmlformats.org/drawingml/2006/picture">
-                <pic:pic xmlns:pic="http://schemas.openxmlformats.org/drawingml/2006/picture">
-                  <pic:nvPicPr>
-                    <pic:cNvPr id="1" name=""/>
-                    <pic:cNvPicPr/>
-                  </pic:nvPicPr>
-                  <pic:blipFill>
-                    <a:blip r:embed="rId9"/>
-                    <a:stretch>
-                      <a:fillRect/>
-                    </a:stretch>
-                  </pic:blipFill>
-                  <pic:spPr>
-                    <a:xfrm>
-                      <a:off x="0" y="0"/>
-                      <a:ext cx="4457370" cy="1731994"/>
-                    </a:xfrm>
-                    <a:prstGeom prst="rect">
-                      <a:avLst/>
-                    </a:prstGeom>
-                  </pic:spPr>
-                </pic:pic>
-              </a:graphicData>
-            </a:graphic>
-          </wp:inline>
-        </w:drawing>
-      </w:r>
-    </w:p>
-    <w:p>
-      <w:pPr>
-        <w:rPr>
-          <w:rFonts w:cstheme="minorHAnsi"/>
-          <w:color w:val="0A0A0A"/>
-          <w:shd w:val="clear" w:color="auto" w:fill="FFFFFF"/>
-        </w:rPr>
-      </w:pPr>
-      <w:r>
-        <w:rPr>
-          <w:rStyle w:val="Strong"/>
-          <w:rFonts w:cstheme="minorHAnsi"/>
-          <w:color w:val="0A0A0A"/>
-          <w:shd w:val="clear" w:color="auto" w:fill="FFFFFF"/>
-        </w:rPr>
-        <w:t>Savet:</w:t>
-      </w:r>
-      <w:r>
-        <w:rPr>
-          <w:rFonts w:cstheme="minorHAnsi"/>
-          <w:color w:val="0A0A0A"/>
-          <w:shd w:val="clear" w:color="auto" w:fill="FFFFFF"/>
-        </w:rPr>
-        <w:t> Iako tehnički možete koristiti binarni semafor za zaštitu resursa, uvek koristite </w:t>
-      </w:r>
-      <w:r>
-        <w:rPr>
-          <w:rStyle w:val="Strong"/>
-          <w:rFonts w:cstheme="minorHAnsi"/>
-          <w:color w:val="0A0A0A"/>
-          <w:shd w:val="clear" w:color="auto" w:fill="FFFFFF"/>
-        </w:rPr>
-        <w:t>Muteks</w:t>
-      </w:r>
-      <w:r>
-        <w:rPr>
-          <w:rFonts w:cstheme="minorHAnsi"/>
-          <w:color w:val="0A0A0A"/>
-          <w:shd w:val="clear" w:color="auto" w:fill="FFFFFF"/>
-        </w:rPr>
-        <w:t> zbog zaštite od </w:t>
-      </w:r>
-      <w:r>
-        <w:rPr>
-          <w:rStyle w:val="Emphasis"/>
-          <w:rFonts w:cstheme="minorHAnsi"/>
-          <w:color w:val="0A0A0A"/>
-          <w:shd w:val="clear" w:color="auto" w:fill="FFFFFF"/>
-        </w:rPr>
-        <w:t>priority inversion</w:t>
-      </w:r>
-      <w:r>
-        <w:rPr>
-          <w:rFonts w:cstheme="minorHAnsi"/>
-          <w:color w:val="0A0A0A"/>
-          <w:shd w:val="clear" w:color="auto" w:fill="FFFFFF"/>
-        </w:rPr>
-        <w:t> problema. Za komunikaciju sa prekidima, uvek koristite </w:t>
-      </w:r>
-      <w:r>
-        <w:rPr>
-          <w:rStyle w:val="Strong"/>
-          <w:rFonts w:cstheme="minorHAnsi"/>
-          <w:color w:val="0A0A0A"/>
-          <w:shd w:val="clear" w:color="auto" w:fill="FFFFFF"/>
-        </w:rPr>
-        <w:t>Binarni semafor</w:t>
-      </w:r>
-      <w:r>
-        <w:rPr>
-          <w:rFonts w:cstheme="minorHAnsi"/>
-          <w:color w:val="0A0A0A"/>
-          <w:shd w:val="clear" w:color="auto" w:fill="FFFFFF"/>
-        </w:rPr>
-        <w:t> (ili još bolje, </w:t>
-      </w:r>
-      <w:r>
-        <w:rPr>
-          <w:rStyle w:val="t286pc"/>
-          <w:rFonts w:cstheme="minorHAnsi"/>
-          <w:color w:val="0A0A0A"/>
-          <w:shd w:val="clear" w:color="auto" w:fill="FFFFFF"/>
-        </w:rPr>
-        <w:t>Task Notifications</w:t>
-      </w:r>
-      <w:r>
-        <w:rPr>
-          <w:rFonts w:cstheme="minorHAnsi"/>
-          <w:color w:val="0A0A0A"/>
-          <w:shd w:val="clear" w:color="auto" w:fill="FFFFFF"/>
-        </w:rPr>
-        <w:t> jer su brži).</w:t>
-      </w:r>
-    </w:p>
-    <w:p>
-      <w:pPr>
-        <w:rPr>
-          <w:rFonts w:cstheme="minorHAnsi"/>
-          <w:color w:val="0A0A0A"/>
-          <w:shd w:val="clear" w:color="auto" w:fill="FFFFFF"/>
-        </w:rPr>
-      </w:pPr>
-    </w:p>
-    <w:p>
-      <w:pPr>
-        <w:pStyle w:val="ListParagraph"/>
-        <w:numPr>
-          <w:ilvl w:val="0"/>
-          <w:numId w:val="25"/>
-        </w:numPr>
-        <w:rPr>
-          <w:rFonts w:cstheme="minorHAnsi"/>
-          <w:color w:val="0A0A0A"/>
-          <w:shd w:val="clear" w:color="auto" w:fill="FFFFFF"/>
-        </w:rPr>
-      </w:pPr>
-      <w:r>
-        <w:rPr>
-          <w:rFonts w:cstheme="minorHAnsi"/>
-          <w:color w:val="0A0A0A"/>
-          <w:shd w:val="clear" w:color="auto" w:fill="FFFFFF"/>
-        </w:rPr>
-        <w:t>FreeRTOS STM32 primeri:</w:t>
-      </w:r>
-    </w:p>
-    <w:p>
-      <w:pPr>
-        <w:rPr>
-          <w:rFonts w:eastAsia="Times New Roman" w:cstheme="minorHAnsi"/>
-          <w:color w:val="0A0A0A"/>
-          <w:sz w:val="14"/>
-          <w:szCs w:val="14"/>
-        </w:rPr>
-      </w:pPr>
-      <w:hyperlink r:id="rId10" w:history="1">
-        <w:r>
-          <w:rPr>
-            <w:rStyle w:val="Hyperlink"/>
-            <w:rFonts w:eastAsia="Times New Roman" w:cstheme="minorHAnsi"/>
-            <w:sz w:val="14"/>
-            <w:szCs w:val="14"/>
-          </w:rPr>
-          <w:t>https://www.youtube.com/playlist?list=PLnMKNibPkDnExrAsDpjjF1PsvtoAIBquX</w:t>
-        </w:r>
-      </w:hyperlink>
-    </w:p>
-    <w:p>
-      <w:pPr>
-        <w:rPr>
-          <w:rFonts w:eastAsia="Times New Roman" w:cstheme="minorHAnsi"/>
-          <w:color w:val="0A0A0A"/>
-          <w:sz w:val="14"/>
-          <w:szCs w:val="14"/>
-        </w:rPr>
-      </w:pPr>
-      <w:hyperlink r:id="rId11" w:history="1">
-        <w:r>
-          <w:rPr>
-            <w:rStyle w:val="Hyperlink"/>
-            <w:rFonts w:eastAsia="Times New Roman" w:cstheme="minorHAnsi"/>
-            <w:sz w:val="14"/>
-            <w:szCs w:val="14"/>
-          </w:rPr>
-          <w:t>https://www.youtube.com/playlist?list=PLfIJKC1ud8gj1t2y36sabPT4YcKzmN_5D</w:t>
-        </w:r>
-      </w:hyperlink>
-    </w:p>
-    <w:p>
-      <w:pPr>
-        <w:rPr>
-          <w:rFonts w:eastAsia="Times New Roman" w:cstheme="minorHAnsi"/>
-          <w:color w:val="0A0A0A"/>
-          <w:sz w:val="14"/>
-          <w:szCs w:val="14"/>
-        </w:rPr>
-      </w:pPr>
-    </w:p>
-    <w:p>
-      <w:pPr>
-        <w:rPr>
-          <w:rFonts w:cstheme="minorHAnsi"/>
-        </w:rPr>
-      </w:pPr>
-    </w:p>
-    <w:p>
-      <w:pPr>
-        <w:pStyle w:val="ListParagraph"/>
-        <w:ind w:left="360"/>
-        <w:rPr>
-          <w:rFonts w:cstheme="minorHAnsi"/>
-        </w:rPr>
-      </w:pPr>
       <w:r>
         <w:rPr>
           <w:rFonts w:cstheme="minorHAnsi"/>
@@ -7222,9 +8448,6 @@
       </w:pPr>
     </w:p>
     <w:sectPr>
-      <w:footerReference w:type="even" r:id="rId12"/>
-      <w:footerReference w:type="default" r:id="rId13"/>
-      <w:footerReference w:type="first" r:id="rId14"/>
       <w:pgSz w:w="12240" w:h="15840"/>
       <w:pgMar w:top="1440" w:right="1440" w:bottom="1440" w:left="1440" w:header="708" w:footer="708" w:gutter="0"/>
       <w:cols w:space="708"/>
@@ -7234,452 +8457,121 @@
 </w:document>
 </file>
 
-<file path=word/endnotes.xml><?xml version="1.0" encoding="utf-8"?>
-<w:endnotes xmlns:wpc="http://schemas.microsoft.com/office/word/2010/wordprocessingCanvas" xmlns:cx="http://schemas.microsoft.com/office/drawing/2014/chartex" xmlns:cx1="http://schemas.microsoft.com/office/drawing/2015/9/8/chartex" xmlns:cx2="http://schemas.microsoft.com/office/drawing/2015/10/21/chartex" xmlns:cx3="http://schemas.microsoft.com/office/drawing/2016/5/9/chartex" xmlns:cx4="http://schemas.microsoft.com/office/drawing/2016/5/10/chartex" xmlns:cx5="http://schemas.microsoft.com/office/drawing/2016/5/11/chartex" xmlns:cx6="http://schemas.microsoft.com/office/drawing/2016/5/12/chartex" xmlns:cx7="http://schemas.microsoft.com/office/drawing/2016/5/13/chartex" xmlns:cx8="http://schemas.microsoft.com/office/drawing/2016/5/14/chartex" xmlns:mc="http://schemas.openxmlformats.org/markup-compatibility/2006" xmlns:aink="http://schemas.microsoft.com/office/drawing/2016/ink" xmlns:am3d="http://schemas.microsoft.com/office/drawing/2017/model3d" xmlns:o="urn:schemas-microsoft-com:office:office" xmlns:oel="http://schemas.microsoft.com/office/2019/extlst" xmlns:r="http://schemas.openxmlformats.org/officeDocument/2006/relationships" xmlns:m="http://schemas.openxmlformats.org/officeDocument/2006/math" xmlns:v="urn:schemas-microsoft-com:vml" xmlns:wp14="http://schemas.microsoft.com/office/word/2010/wordprocessingDrawing" xmlns:wp="http://schemas.openxmlformats.org/drawingml/2006/wordprocessingDrawing" xmlns:w10="urn:schemas-microsoft-com:office:word" xmlns:w="http://schemas.openxmlformats.org/wordprocessingml/2006/main" xmlns:w14="http://schemas.microsoft.com/office/word/2010/wordml" xmlns:w15="http://schemas.microsoft.com/office/word/2012/wordml" xmlns:w16cex="http://schemas.microsoft.com/office/word/2018/wordml/cex" xmlns:w16cid="http://schemas.microsoft.com/office/word/2016/wordml/cid" xmlns:w16="http://schemas.microsoft.com/office/word/2018/wordml" xmlns:w16du="http://schemas.microsoft.com/office/word/2023/wordml/word16du" xmlns:w16sdtdh="http://schemas.microsoft.com/office/word/2020/wordml/sdtdatahash" xmlns:w16sdtfl="http://schemas.microsoft.com/office/word/2024/wordml/sdtformatlock" xmlns:w16se="http://schemas.microsoft.com/office/word/2015/wordml/symex" xmlns:wpg="http://schemas.microsoft.com/office/word/2010/wordprocessingGroup" xmlns:wpi="http://schemas.microsoft.com/office/word/2010/wordprocessingInk" xmlns:wne="http://schemas.microsoft.com/office/word/2006/wordml" xmlns:wps="http://schemas.microsoft.com/office/word/2010/wordprocessingShape" mc:Ignorable="w14 w15 w16se w16cid w16 w16cex w16sdtdh w16sdtfl w16du wp14">
-  <w:endnote w:type="separator" w:id="-1">
-    <w:p>
-      <w:pPr>
-        <w:spacing w:after="0" w:line="240" w:lineRule="auto"/>
-      </w:pPr>
-      <w:r>
-        <w:separator/>
-      </w:r>
-    </w:p>
-  </w:endnote>
-  <w:endnote w:type="continuationSeparator" w:id="0">
-    <w:p>
-      <w:pPr>
-        <w:spacing w:after="0" w:line="240" w:lineRule="auto"/>
-      </w:pPr>
-      <w:r>
-        <w:continuationSeparator/>
-      </w:r>
-    </w:p>
-  </w:endnote>
-</w:endnotes>
-</file>
-
-<file path=word/footer1.xml><?xml version="1.0" encoding="utf-8"?>
-<w:ftr xmlns:wpc="http://schemas.microsoft.com/office/word/2010/wordprocessingCanvas" xmlns:cx="http://schemas.microsoft.com/office/drawing/2014/chartex" xmlns:cx1="http://schemas.microsoft.com/office/drawing/2015/9/8/chartex" xmlns:cx2="http://schemas.microsoft.com/office/drawing/2015/10/21/chartex" xmlns:cx3="http://schemas.microsoft.com/office/drawing/2016/5/9/chartex" xmlns:cx4="http://schemas.microsoft.com/office/drawing/2016/5/10/chartex" xmlns:cx5="http://schemas.microsoft.com/office/drawing/2016/5/11/chartex" xmlns:cx6="http://schemas.microsoft.com/office/drawing/2016/5/12/chartex" xmlns:cx7="http://schemas.microsoft.com/office/drawing/2016/5/13/chartex" xmlns:cx8="http://schemas.microsoft.com/office/drawing/2016/5/14/chartex" xmlns:mc="http://schemas.openxmlformats.org/markup-compatibility/2006" xmlns:aink="http://schemas.microsoft.com/office/drawing/2016/ink" xmlns:am3d="http://schemas.microsoft.com/office/drawing/2017/model3d" xmlns:o="urn:schemas-microsoft-com:office:office" xmlns:oel="http://schemas.microsoft.com/office/2019/extlst" xmlns:r="http://schemas.openxmlformats.org/officeDocument/2006/relationships" xmlns:m="http://schemas.openxmlformats.org/officeDocument/2006/math" xmlns:v="urn:schemas-microsoft-com:vml" xmlns:wp14="http://schemas.microsoft.com/office/word/2010/wordprocessingDrawing" xmlns:wp="http://schemas.openxmlformats.org/drawingml/2006/wordprocessingDrawing" xmlns:w10="urn:schemas-microsoft-com:office:word" xmlns:w="http://schemas.openxmlformats.org/wordprocessingml/2006/main" xmlns:w14="http://schemas.microsoft.com/office/word/2010/wordml" xmlns:w15="http://schemas.microsoft.com/office/word/2012/wordml" xmlns:w16cex="http://schemas.microsoft.com/office/word/2018/wordml/cex" xmlns:w16cid="http://schemas.microsoft.com/office/word/2016/wordml/cid" xmlns:w16="http://schemas.microsoft.com/office/word/2018/wordml" xmlns:w16du="http://schemas.microsoft.com/office/word/2023/wordml/word16du" xmlns:w16sdtdh="http://schemas.microsoft.com/office/word/2020/wordml/sdtdatahash" xmlns:w16sdtfl="http://schemas.microsoft.com/office/word/2024/wordml/sdtformatlock" xmlns:w16se="http://schemas.microsoft.com/office/word/2015/wordml/symex" xmlns:wpg="http://schemas.microsoft.com/office/word/2010/wordprocessingGroup" xmlns:wpi="http://schemas.microsoft.com/office/word/2010/wordprocessingInk" xmlns:wne="http://schemas.microsoft.com/office/word/2006/wordml" xmlns:wps="http://schemas.microsoft.com/office/word/2010/wordprocessingShape" mc:Ignorable="w14 w15 w16se w16cid w16 w16cex w16sdtdh w16sdtfl w16du wp14">
-  <w:p>
-    <w:pPr>
-      <w:pStyle w:val="Footer"/>
-    </w:pPr>
-    <w:r>
-      <w:rPr>
-        <w:noProof/>
-      </w:rPr>
-      <mc:AlternateContent>
-        <mc:Choice Requires="wps">
-          <w:drawing>
-            <wp:anchor distT="0" distB="0" distL="0" distR="0" simplePos="0" relativeHeight="251659264" behindDoc="0" locked="0" layoutInCell="1" allowOverlap="1" wp14:anchorId="67B1C781" wp14:editId="0DEA9F8A">
-              <wp:simplePos x="635" y="635"/>
-              <wp:positionH relativeFrom="page">
-                <wp:align>center</wp:align>
-              </wp:positionH>
-              <wp:positionV relativeFrom="page">
-                <wp:align>bottom</wp:align>
-              </wp:positionV>
-              <wp:extent cx="324485" cy="324485"/>
-              <wp:effectExtent l="0" t="0" r="18415" b="0"/>
-              <wp:wrapNone/>
-              <wp:docPr id="757212754" name="Text Box 2" descr="Internal">
-                <a:extLst xmlns:a="http://schemas.openxmlformats.org/drawingml/2006/main">
-                  <a:ext uri="{5AE41FA2-C0FF-4470-9BD4-5FADCA87CBE2}">
-                    <aclsh:classification xmlns:aclsh="http://schemas.microsoft.com/office/drawing/2020/classificationShape" classificationOutcomeType="ftr"/>
-                  </a:ext>
-                </a:extLst>
-              </wp:docPr>
-              <wp:cNvGraphicFramePr/>
-              <a:graphic xmlns:a="http://schemas.openxmlformats.org/drawingml/2006/main">
-                <a:graphicData uri="http://schemas.microsoft.com/office/word/2010/wordprocessingShape">
-                  <wps:wsp>
-                    <wps:cNvSpPr txBox="1"/>
-                    <wps:spPr>
-                      <a:xfrm>
-                        <a:off x="0" y="0"/>
-                        <a:ext cx="324485" cy="324485"/>
-                      </a:xfrm>
-                      <a:prstGeom prst="rect">
-                        <a:avLst/>
-                      </a:prstGeom>
-                      <a:noFill/>
-                      <a:ln>
-                        <a:noFill/>
-                      </a:ln>
-                    </wps:spPr>
-                    <wps:txbx>
-                      <w:txbxContent>
-                        <w:p>
-                          <w:pPr>
-                            <w:spacing w:after="0"/>
-                            <w:rPr>
-                              <w:rFonts w:ascii="Calibri" w:eastAsia="Calibri" w:hAnsi="Calibri" w:cs="Calibri"/>
-                              <w:noProof/>
-                              <w:color w:val="000000"/>
-                              <w:sz w:val="16"/>
-                              <w:szCs w:val="16"/>
-                            </w:rPr>
-                          </w:pPr>
-                          <w:r>
-                            <w:rPr>
-                              <w:rFonts w:ascii="Calibri" w:eastAsia="Calibri" w:hAnsi="Calibri" w:cs="Calibri"/>
-                              <w:noProof/>
-                              <w:color w:val="000000"/>
-                              <w:sz w:val="16"/>
-                              <w:szCs w:val="16"/>
-                            </w:rPr>
-                            <w:t>Internal</w:t>
-                          </w:r>
-                        </w:p>
-                      </w:txbxContent>
-                    </wps:txbx>
-                    <wps:bodyPr rot="0" spcFirstLastPara="0" vertOverflow="overflow" horzOverflow="overflow" vert="horz" wrap="none" lIns="0" tIns="0" rIns="0" bIns="190500" numCol="1" spcCol="0" rtlCol="0" fromWordArt="0" anchor="b" anchorCtr="0" forceAA="0" compatLnSpc="1">
-                      <a:prstTxWarp prst="textNoShape">
-                        <a:avLst/>
-                      </a:prstTxWarp>
-                      <a:spAutoFit/>
-                    </wps:bodyPr>
-                  </wps:wsp>
-                </a:graphicData>
-              </a:graphic>
-            </wp:anchor>
-          </w:drawing>
-        </mc:Choice>
-        <mc:Fallback>
-          <w:pict>
-            <v:shapetype w14:anchorId="67B1C781" id="_x0000_t202" coordsize="21600,21600" o:spt="202" path="m,l,21600r21600,l21600,xe">
-              <v:stroke joinstyle="miter"/>
-              <v:path gradientshapeok="t" o:connecttype="rect"/>
-            </v:shapetype>
-            <v:shape id="Text Box 2" o:spid="_x0000_s1026" type="#_x0000_t202" alt="Internal" style="position:absolute;margin-left:0;margin-top:0;width:25.55pt;height:25.55pt;z-index:251659264;visibility:visible;mso-wrap-style:none;mso-wrap-distance-left:0;mso-wrap-distance-top:0;mso-wrap-distance-right:0;mso-wrap-distance-bottom:0;mso-position-horizontal:center;mso-position-horizontal-relative:page;mso-position-vertical:bottom;mso-position-vertical-relative:page;v-text-anchor:bottom" o:gfxdata="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" filled="f" stroked="f">
-              <v:fill o:detectmouseclick="t"/>
-              <v:textbox style="mso-fit-shape-to-text:t" inset="0,0,0,15pt">
-                <w:txbxContent>
-                  <w:p>
-                    <w:pPr>
-                      <w:spacing w:after="0"/>
-                      <w:rPr>
-                        <w:rFonts w:ascii="Calibri" w:eastAsia="Calibri" w:hAnsi="Calibri" w:cs="Calibri"/>
-                        <w:noProof/>
-                        <w:color w:val="000000"/>
-                        <w:sz w:val="16"/>
-                        <w:szCs w:val="16"/>
-                      </w:rPr>
-                    </w:pPr>
-                    <w:r>
-                      <w:rPr>
-                        <w:rFonts w:ascii="Calibri" w:eastAsia="Calibri" w:hAnsi="Calibri" w:cs="Calibri"/>
-                        <w:noProof/>
-                        <w:color w:val="000000"/>
-                        <w:sz w:val="16"/>
-                        <w:szCs w:val="16"/>
-                      </w:rPr>
-                      <w:t>Internal</w:t>
-                    </w:r>
-                  </w:p>
-                </w:txbxContent>
-              </v:textbox>
-              <w10:wrap anchorx="page" anchory="page"/>
-            </v:shape>
-          </w:pict>
-        </mc:Fallback>
-      </mc:AlternateContent>
-    </w:r>
-  </w:p>
-</w:ftr>
-</file>
-
-<file path=word/footer2.xml><?xml version="1.0" encoding="utf-8"?>
-<w:ftr xmlns:wpc="http://schemas.microsoft.com/office/word/2010/wordprocessingCanvas" xmlns:cx="http://schemas.microsoft.com/office/drawing/2014/chartex" xmlns:cx1="http://schemas.microsoft.com/office/drawing/2015/9/8/chartex" xmlns:cx2="http://schemas.microsoft.com/office/drawing/2015/10/21/chartex" xmlns:cx3="http://schemas.microsoft.com/office/drawing/2016/5/9/chartex" xmlns:cx4="http://schemas.microsoft.com/office/drawing/2016/5/10/chartex" xmlns:cx5="http://schemas.microsoft.com/office/drawing/2016/5/11/chartex" xmlns:cx6="http://schemas.microsoft.com/office/drawing/2016/5/12/chartex" xmlns:cx7="http://schemas.microsoft.com/office/drawing/2016/5/13/chartex" xmlns:cx8="http://schemas.microsoft.com/office/drawing/2016/5/14/chartex" xmlns:mc="http://schemas.openxmlformats.org/markup-compatibility/2006" xmlns:aink="http://schemas.microsoft.com/office/drawing/2016/ink" xmlns:am3d="http://schemas.microsoft.com/office/drawing/2017/model3d" xmlns:o="urn:schemas-microsoft-com:office:office" xmlns:oel="http://schemas.microsoft.com/office/2019/extlst" xmlns:r="http://schemas.openxmlformats.org/officeDocument/2006/relationships" xmlns:m="http://schemas.openxmlformats.org/officeDocument/2006/math" xmlns:v="urn:schemas-microsoft-com:vml" xmlns:wp14="http://schemas.microsoft.com/office/word/2010/wordprocessingDrawing" xmlns:wp="http://schemas.openxmlformats.org/drawingml/2006/wordprocessingDrawing" xmlns:w10="urn:schemas-microsoft-com:office:word" xmlns:w="http://schemas.openxmlformats.org/wordprocessingml/2006/main" xmlns:w14="http://schemas.microsoft.com/office/word/2010/wordml" xmlns:w15="http://schemas.microsoft.com/office/word/2012/wordml" xmlns:w16cex="http://schemas.microsoft.com/office/word/2018/wordml/cex" xmlns:w16cid="http://schemas.microsoft.com/office/word/2016/wordml/cid" xmlns:w16="http://schemas.microsoft.com/office/word/2018/wordml" xmlns:w16du="http://schemas.microsoft.com/office/word/2023/wordml/word16du" xmlns:w16sdtdh="http://schemas.microsoft.com/office/word/2020/wordml/sdtdatahash" xmlns:w16sdtfl="http://schemas.microsoft.com/office/word/2024/wordml/sdtformatlock" xmlns:w16se="http://schemas.microsoft.com/office/word/2015/wordml/symex" xmlns:wpg="http://schemas.microsoft.com/office/word/2010/wordprocessingGroup" xmlns:wpi="http://schemas.microsoft.com/office/word/2010/wordprocessingInk" xmlns:wne="http://schemas.microsoft.com/office/word/2006/wordml" xmlns:wps="http://schemas.microsoft.com/office/word/2010/wordprocessingShape" mc:Ignorable="w14 w15 w16se w16cid w16 w16cex w16sdtdh w16sdtfl w16du wp14">
-  <w:p>
-    <w:pPr>
-      <w:pStyle w:val="Footer"/>
-    </w:pPr>
-    <w:r>
-      <w:rPr>
-        <w:noProof/>
-      </w:rPr>
-      <mc:AlternateContent>
-        <mc:Choice Requires="wps">
-          <w:drawing>
-            <wp:anchor distT="0" distB="0" distL="0" distR="0" simplePos="0" relativeHeight="251660288" behindDoc="0" locked="0" layoutInCell="1" allowOverlap="1" wp14:anchorId="272287B2" wp14:editId="72D7567A">
-              <wp:simplePos x="914400" y="9436608"/>
-              <wp:positionH relativeFrom="page">
-                <wp:align>center</wp:align>
-              </wp:positionH>
-              <wp:positionV relativeFrom="page">
-                <wp:align>bottom</wp:align>
-              </wp:positionV>
-              <wp:extent cx="324485" cy="324485"/>
-              <wp:effectExtent l="0" t="0" r="18415" b="0"/>
-              <wp:wrapNone/>
-              <wp:docPr id="1632623623" name="Text Box 3" descr="Internal">
-                <a:extLst xmlns:a="http://schemas.openxmlformats.org/drawingml/2006/main">
-                  <a:ext uri="{5AE41FA2-C0FF-4470-9BD4-5FADCA87CBE2}">
-                    <aclsh:classification xmlns:aclsh="http://schemas.microsoft.com/office/drawing/2020/classificationShape" classificationOutcomeType="ftr"/>
-                  </a:ext>
-                </a:extLst>
-              </wp:docPr>
-              <wp:cNvGraphicFramePr/>
-              <a:graphic xmlns:a="http://schemas.openxmlformats.org/drawingml/2006/main">
-                <a:graphicData uri="http://schemas.microsoft.com/office/word/2010/wordprocessingShape">
-                  <wps:wsp>
-                    <wps:cNvSpPr txBox="1"/>
-                    <wps:spPr>
-                      <a:xfrm>
-                        <a:off x="0" y="0"/>
-                        <a:ext cx="324485" cy="324485"/>
-                      </a:xfrm>
-                      <a:prstGeom prst="rect">
-                        <a:avLst/>
-                      </a:prstGeom>
-                      <a:noFill/>
-                      <a:ln>
-                        <a:noFill/>
-                      </a:ln>
-                    </wps:spPr>
-                    <wps:txbx>
-                      <w:txbxContent>
-                        <w:p>
-                          <w:pPr>
-                            <w:spacing w:after="0"/>
-                            <w:rPr>
-                              <w:rFonts w:ascii="Calibri" w:eastAsia="Calibri" w:hAnsi="Calibri" w:cs="Calibri"/>
-                              <w:noProof/>
-                              <w:color w:val="000000"/>
-                              <w:sz w:val="16"/>
-                              <w:szCs w:val="16"/>
-                            </w:rPr>
-                          </w:pPr>
-                          <w:r>
-                            <w:rPr>
-                              <w:rFonts w:ascii="Calibri" w:eastAsia="Calibri" w:hAnsi="Calibri" w:cs="Calibri"/>
-                              <w:noProof/>
-                              <w:color w:val="000000"/>
-                              <w:sz w:val="16"/>
-                              <w:szCs w:val="16"/>
-                            </w:rPr>
-                            <w:t>Internal</w:t>
-                          </w:r>
-                        </w:p>
-                      </w:txbxContent>
-                    </wps:txbx>
-                    <wps:bodyPr rot="0" spcFirstLastPara="0" vertOverflow="overflow" horzOverflow="overflow" vert="horz" wrap="none" lIns="0" tIns="0" rIns="0" bIns="190500" numCol="1" spcCol="0" rtlCol="0" fromWordArt="0" anchor="b" anchorCtr="0" forceAA="0" compatLnSpc="1">
-                      <a:prstTxWarp prst="textNoShape">
-                        <a:avLst/>
-                      </a:prstTxWarp>
-                      <a:spAutoFit/>
-                    </wps:bodyPr>
-                  </wps:wsp>
-                </a:graphicData>
-              </a:graphic>
-            </wp:anchor>
-          </w:drawing>
-        </mc:Choice>
-        <mc:Fallback>
-          <w:pict>
-            <v:shapetype w14:anchorId="272287B2" id="_x0000_t202" coordsize="21600,21600" o:spt="202" path="m,l,21600r21600,l21600,xe">
-              <v:stroke joinstyle="miter"/>
-              <v:path gradientshapeok="t" o:connecttype="rect"/>
-            </v:shapetype>
-            <v:shape id="Text Box 3" o:spid="_x0000_s1027" type="#_x0000_t202" alt="Internal" style="position:absolute;margin-left:0;margin-top:0;width:25.55pt;height:25.55pt;z-index:251660288;visibility:visible;mso-wrap-style:none;mso-wrap-distance-left:0;mso-wrap-distance-top:0;mso-wrap-distance-right:0;mso-wrap-distance-bottom:0;mso-position-horizontal:center;mso-position-horizontal-relative:page;mso-position-vertical:bottom;mso-position-vertical-relative:page;v-text-anchor:bottom" o:gfxdata="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" filled="f" stroked="f">
-              <v:fill o:detectmouseclick="t"/>
-              <v:textbox style="mso-fit-shape-to-text:t" inset="0,0,0,15pt">
-                <w:txbxContent>
-                  <w:p>
-                    <w:pPr>
-                      <w:spacing w:after="0"/>
-                      <w:rPr>
-                        <w:rFonts w:ascii="Calibri" w:eastAsia="Calibri" w:hAnsi="Calibri" w:cs="Calibri"/>
-                        <w:noProof/>
-                        <w:color w:val="000000"/>
-                        <w:sz w:val="16"/>
-                        <w:szCs w:val="16"/>
-                      </w:rPr>
-                    </w:pPr>
-                    <w:r>
-                      <w:rPr>
-                        <w:rFonts w:ascii="Calibri" w:eastAsia="Calibri" w:hAnsi="Calibri" w:cs="Calibri"/>
-                        <w:noProof/>
-                        <w:color w:val="000000"/>
-                        <w:sz w:val="16"/>
-                        <w:szCs w:val="16"/>
-                      </w:rPr>
-                      <w:t>Internal</w:t>
-                    </w:r>
-                  </w:p>
-                </w:txbxContent>
-              </v:textbox>
-              <w10:wrap anchorx="page" anchory="page"/>
-            </v:shape>
-          </w:pict>
-        </mc:Fallback>
-      </mc:AlternateContent>
-    </w:r>
-  </w:p>
-</w:ftr>
-</file>
-
-<file path=word/footer3.xml><?xml version="1.0" encoding="utf-8"?>
-<w:ftr xmlns:wpc="http://schemas.microsoft.com/office/word/2010/wordprocessingCanvas" xmlns:cx="http://schemas.microsoft.com/office/drawing/2014/chartex" xmlns:cx1="http://schemas.microsoft.com/office/drawing/2015/9/8/chartex" xmlns:cx2="http://schemas.microsoft.com/office/drawing/2015/10/21/chartex" xmlns:cx3="http://schemas.microsoft.com/office/drawing/2016/5/9/chartex" xmlns:cx4="http://schemas.microsoft.com/office/drawing/2016/5/10/chartex" xmlns:cx5="http://schemas.microsoft.com/office/drawing/2016/5/11/chartex" xmlns:cx6="http://schemas.microsoft.com/office/drawing/2016/5/12/chartex" xmlns:cx7="http://schemas.microsoft.com/office/drawing/2016/5/13/chartex" xmlns:cx8="http://schemas.microsoft.com/office/drawing/2016/5/14/chartex" xmlns:mc="http://schemas.openxmlformats.org/markup-compatibility/2006" xmlns:aink="http://schemas.microsoft.com/office/drawing/2016/ink" xmlns:am3d="http://schemas.microsoft.com/office/drawing/2017/model3d" xmlns:o="urn:schemas-microsoft-com:office:office" xmlns:oel="http://schemas.microsoft.com/office/2019/extlst" xmlns:r="http://schemas.openxmlformats.org/officeDocument/2006/relationships" xmlns:m="http://schemas.openxmlformats.org/officeDocument/2006/math" xmlns:v="urn:schemas-microsoft-com:vml" xmlns:wp14="http://schemas.microsoft.com/office/word/2010/wordprocessingDrawing" xmlns:wp="http://schemas.openxmlformats.org/drawingml/2006/wordprocessingDrawing" xmlns:w10="urn:schemas-microsoft-com:office:word" xmlns:w="http://schemas.openxmlformats.org/wordprocessingml/2006/main" xmlns:w14="http://schemas.microsoft.com/office/word/2010/wordml" xmlns:w15="http://schemas.microsoft.com/office/word/2012/wordml" xmlns:w16cex="http://schemas.microsoft.com/office/word/2018/wordml/cex" xmlns:w16cid="http://schemas.microsoft.com/office/word/2016/wordml/cid" xmlns:w16="http://schemas.microsoft.com/office/word/2018/wordml" xmlns:w16du="http://schemas.microsoft.com/office/word/2023/wordml/word16du" xmlns:w16sdtdh="http://schemas.microsoft.com/office/word/2020/wordml/sdtdatahash" xmlns:w16sdtfl="http://schemas.microsoft.com/office/word/2024/wordml/sdtformatlock" xmlns:w16se="http://schemas.microsoft.com/office/word/2015/wordml/symex" xmlns:wpg="http://schemas.microsoft.com/office/word/2010/wordprocessingGroup" xmlns:wpi="http://schemas.microsoft.com/office/word/2010/wordprocessingInk" xmlns:wne="http://schemas.microsoft.com/office/word/2006/wordml" xmlns:wps="http://schemas.microsoft.com/office/word/2010/wordprocessingShape" mc:Ignorable="w14 w15 w16se w16cid w16 w16cex w16sdtdh w16sdtfl w16du wp14">
-  <w:p>
-    <w:pPr>
-      <w:pStyle w:val="Footer"/>
-    </w:pPr>
-    <w:r>
-      <w:rPr>
-        <w:noProof/>
-      </w:rPr>
-      <mc:AlternateContent>
-        <mc:Choice Requires="wps">
-          <w:drawing>
-            <wp:anchor distT="0" distB="0" distL="0" distR="0" simplePos="0" relativeHeight="251658240" behindDoc="0" locked="0" layoutInCell="1" allowOverlap="1" wp14:anchorId="72F08769" wp14:editId="33551B48">
-              <wp:simplePos x="635" y="635"/>
-              <wp:positionH relativeFrom="page">
-                <wp:align>center</wp:align>
-              </wp:positionH>
-              <wp:positionV relativeFrom="page">
-                <wp:align>bottom</wp:align>
-              </wp:positionV>
-              <wp:extent cx="324485" cy="324485"/>
-              <wp:effectExtent l="0" t="0" r="18415" b="0"/>
-              <wp:wrapNone/>
-              <wp:docPr id="796761008" name="Text Box 1" descr="Internal">
-                <a:extLst xmlns:a="http://schemas.openxmlformats.org/drawingml/2006/main">
-                  <a:ext uri="{5AE41FA2-C0FF-4470-9BD4-5FADCA87CBE2}">
-                    <aclsh:classification xmlns:aclsh="http://schemas.microsoft.com/office/drawing/2020/classificationShape" classificationOutcomeType="ftr"/>
-                  </a:ext>
-                </a:extLst>
-              </wp:docPr>
-              <wp:cNvGraphicFramePr/>
-              <a:graphic xmlns:a="http://schemas.openxmlformats.org/drawingml/2006/main">
-                <a:graphicData uri="http://schemas.microsoft.com/office/word/2010/wordprocessingShape">
-                  <wps:wsp>
-                    <wps:cNvSpPr txBox="1"/>
-                    <wps:spPr>
-                      <a:xfrm>
-                        <a:off x="0" y="0"/>
-                        <a:ext cx="324485" cy="324485"/>
-                      </a:xfrm>
-                      <a:prstGeom prst="rect">
-                        <a:avLst/>
-                      </a:prstGeom>
-                      <a:noFill/>
-                      <a:ln>
-                        <a:noFill/>
-                      </a:ln>
-                    </wps:spPr>
-                    <wps:txbx>
-                      <w:txbxContent>
-                        <w:p>
-                          <w:pPr>
-                            <w:spacing w:after="0"/>
-                            <w:rPr>
-                              <w:rFonts w:ascii="Calibri" w:eastAsia="Calibri" w:hAnsi="Calibri" w:cs="Calibri"/>
-                              <w:noProof/>
-                              <w:color w:val="000000"/>
-                              <w:sz w:val="16"/>
-                              <w:szCs w:val="16"/>
-                            </w:rPr>
-                          </w:pPr>
-                          <w:r>
-                            <w:rPr>
-                              <w:rFonts w:ascii="Calibri" w:eastAsia="Calibri" w:hAnsi="Calibri" w:cs="Calibri"/>
-                              <w:noProof/>
-                              <w:color w:val="000000"/>
-                              <w:sz w:val="16"/>
-                              <w:szCs w:val="16"/>
-                            </w:rPr>
-                            <w:t>Internal</w:t>
-                          </w:r>
-                        </w:p>
-                      </w:txbxContent>
-                    </wps:txbx>
-                    <wps:bodyPr rot="0" spcFirstLastPara="0" vertOverflow="overflow" horzOverflow="overflow" vert="horz" wrap="none" lIns="0" tIns="0" rIns="0" bIns="190500" numCol="1" spcCol="0" rtlCol="0" fromWordArt="0" anchor="b" anchorCtr="0" forceAA="0" compatLnSpc="1">
-                      <a:prstTxWarp prst="textNoShape">
-                        <a:avLst/>
-                      </a:prstTxWarp>
-                      <a:spAutoFit/>
-                    </wps:bodyPr>
-                  </wps:wsp>
-                </a:graphicData>
-              </a:graphic>
-            </wp:anchor>
-          </w:drawing>
-        </mc:Choice>
-        <mc:Fallback>
-          <w:pict>
-            <v:shapetype w14:anchorId="72F08769" id="_x0000_t202" coordsize="21600,21600" o:spt="202" path="m,l,21600r21600,l21600,xe">
-              <v:stroke joinstyle="miter"/>
-              <v:path gradientshapeok="t" o:connecttype="rect"/>
-            </v:shapetype>
-            <v:shape id="Text Box 1" o:spid="_x0000_s1028" type="#_x0000_t202" alt="Internal" style="position:absolute;margin-left:0;margin-top:0;width:25.55pt;height:25.55pt;z-index:251658240;visibility:visible;mso-wrap-style:none;mso-wrap-distance-left:0;mso-wrap-distance-top:0;mso-wrap-distance-right:0;mso-wrap-distance-bottom:0;mso-position-horizontal:center;mso-position-horizontal-relative:page;mso-position-vertical:bottom;mso-position-vertical-relative:page;v-text-anchor:bottom" o:gfxdata="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" filled="f" stroked="f">
-              <v:fill o:detectmouseclick="t"/>
-              <v:textbox style="mso-fit-shape-to-text:t" inset="0,0,0,15pt">
-                <w:txbxContent>
-                  <w:p>
-                    <w:pPr>
-                      <w:spacing w:after="0"/>
-                      <w:rPr>
-                        <w:rFonts w:ascii="Calibri" w:eastAsia="Calibri" w:hAnsi="Calibri" w:cs="Calibri"/>
-                        <w:noProof/>
-                        <w:color w:val="000000"/>
-                        <w:sz w:val="16"/>
-                        <w:szCs w:val="16"/>
-                      </w:rPr>
-                    </w:pPr>
-                    <w:r>
-                      <w:rPr>
-                        <w:rFonts w:ascii="Calibri" w:eastAsia="Calibri" w:hAnsi="Calibri" w:cs="Calibri"/>
-                        <w:noProof/>
-                        <w:color w:val="000000"/>
-                        <w:sz w:val="16"/>
-                        <w:szCs w:val="16"/>
-                      </w:rPr>
-                      <w:t>Internal</w:t>
-                    </w:r>
-                  </w:p>
-                </w:txbxContent>
-              </v:textbox>
-              <w10:wrap anchorx="page" anchory="page"/>
-            </v:shape>
-          </w:pict>
-        </mc:Fallback>
-      </mc:AlternateContent>
-    </w:r>
-  </w:p>
-</w:ftr>
-</file>
-
-<file path=word/footnotes.xml><?xml version="1.0" encoding="utf-8"?>
-<w:footnotes xmlns:wpc="http://schemas.microsoft.com/office/word/2010/wordprocessingCanvas" xmlns:cx="http://schemas.microsoft.com/office/drawing/2014/chartex" xmlns:cx1="http://schemas.microsoft.com/office/drawing/2015/9/8/chartex" xmlns:cx2="http://schemas.microsoft.com/office/drawing/2015/10/21/chartex" xmlns:cx3="http://schemas.microsoft.com/office/drawing/2016/5/9/chartex" xmlns:cx4="http://schemas.microsoft.com/office/drawing/2016/5/10/chartex" xmlns:cx5="http://schemas.microsoft.com/office/drawing/2016/5/11/chartex" xmlns:cx6="http://schemas.microsoft.com/office/drawing/2016/5/12/chartex" xmlns:cx7="http://schemas.microsoft.com/office/drawing/2016/5/13/chartex" xmlns:cx8="http://schemas.microsoft.com/office/drawing/2016/5/14/chartex" xmlns:mc="http://schemas.openxmlformats.org/markup-compatibility/2006" xmlns:aink="http://schemas.microsoft.com/office/drawing/2016/ink" xmlns:am3d="http://schemas.microsoft.com/office/drawing/2017/model3d" xmlns:o="urn:schemas-microsoft-com:office:office" xmlns:oel="http://schemas.microsoft.com/office/2019/extlst" xmlns:r="http://schemas.openxmlformats.org/officeDocument/2006/relationships" xmlns:m="http://schemas.openxmlformats.org/officeDocument/2006/math" xmlns:v="urn:schemas-microsoft-com:vml" xmlns:wp14="http://schemas.microsoft.com/office/word/2010/wordprocessingDrawing" xmlns:wp="http://schemas.openxmlformats.org/drawingml/2006/wordprocessingDrawing" xmlns:w10="urn:schemas-microsoft-com:office:word" xmlns:w="http://schemas.openxmlformats.org/wordprocessingml/2006/main" xmlns:w14="http://schemas.microsoft.com/office/word/2010/wordml" xmlns:w15="http://schemas.microsoft.com/office/word/2012/wordml" xmlns:w16cex="http://schemas.microsoft.com/office/word/2018/wordml/cex" xmlns:w16cid="http://schemas.microsoft.com/office/word/2016/wordml/cid" xmlns:w16="http://schemas.microsoft.com/office/word/2018/wordml" xmlns:w16du="http://schemas.microsoft.com/office/word/2023/wordml/word16du" xmlns:w16sdtdh="http://schemas.microsoft.com/office/word/2020/wordml/sdtdatahash" xmlns:w16sdtfl="http://schemas.microsoft.com/office/word/2024/wordml/sdtformatlock" xmlns:w16se="http://schemas.microsoft.com/office/word/2015/wordml/symex" xmlns:wpg="http://schemas.microsoft.com/office/word/2010/wordprocessingGroup" xmlns:wpi="http://schemas.microsoft.com/office/word/2010/wordprocessingInk" xmlns:wne="http://schemas.microsoft.com/office/word/2006/wordml" xmlns:wps="http://schemas.microsoft.com/office/word/2010/wordprocessingShape" mc:Ignorable="w14 w15 w16se w16cid w16 w16cex w16sdtdh w16sdtfl w16du wp14">
-  <w:footnote w:type="separator" w:id="-1">
-    <w:p>
-      <w:pPr>
-        <w:spacing w:after="0" w:line="240" w:lineRule="auto"/>
-      </w:pPr>
-      <w:r>
-        <w:separator/>
-      </w:r>
-    </w:p>
-  </w:footnote>
-  <w:footnote w:type="continuationSeparator" w:id="0">
-    <w:p>
-      <w:pPr>
-        <w:spacing w:after="0" w:line="240" w:lineRule="auto"/>
-      </w:pPr>
-      <w:r>
-        <w:continuationSeparator/>
-      </w:r>
-    </w:p>
-  </w:footnote>
-</w:footnotes>
-</file>
-
 <file path=word/numbering.xml><?xml version="1.0" encoding="utf-8"?>
-<w:numbering xmlns:wpc="http://schemas.microsoft.com/office/word/2010/wordprocessingCanvas" xmlns:cx="http://schemas.microsoft.com/office/drawing/2014/chartex" xmlns:cx1="http://schemas.microsoft.com/office/drawing/2015/9/8/chartex" xmlns:cx2="http://schemas.microsoft.com/office/drawing/2015/10/21/chartex" xmlns:cx3="http://schemas.microsoft.com/office/drawing/2016/5/9/chartex" xmlns:cx4="http://schemas.microsoft.com/office/drawing/2016/5/10/chartex" xmlns:cx5="http://schemas.microsoft.com/office/drawing/2016/5/11/chartex" xmlns:cx6="http://schemas.microsoft.com/office/drawing/2016/5/12/chartex" xmlns:cx7="http://schemas.microsoft.com/office/drawing/2016/5/13/chartex" xmlns:cx8="http://schemas.microsoft.com/office/drawing/2016/5/14/chartex" xmlns:mc="http://schemas.openxmlformats.org/markup-compatibility/2006" xmlns:aink="http://schemas.microsoft.com/office/drawing/2016/ink" xmlns:am3d="http://schemas.microsoft.com/office/drawing/2017/model3d" xmlns:o="urn:schemas-microsoft-com:office:office" xmlns:oel="http://schemas.microsoft.com/office/2019/extlst" xmlns:r="http://schemas.openxmlformats.org/officeDocument/2006/relationships" xmlns:m="http://schemas.openxmlformats.org/officeDocument/2006/math" xmlns:v="urn:schemas-microsoft-com:vml" xmlns:wp14="http://schemas.microsoft.com/office/word/2010/wordprocessingDrawing" xmlns:wp="http://schemas.openxmlformats.org/drawingml/2006/wordprocessingDrawing" xmlns:w10="urn:schemas-microsoft-com:office:word" xmlns:w="http://schemas.openxmlformats.org/wordprocessingml/2006/main" xmlns:w14="http://schemas.microsoft.com/office/word/2010/wordml" xmlns:w15="http://schemas.microsoft.com/office/word/2012/wordml" xmlns:w16cex="http://schemas.microsoft.com/office/word/2018/wordml/cex" xmlns:w16cid="http://schemas.microsoft.com/office/word/2016/wordml/cid" xmlns:w16="http://schemas.microsoft.com/office/word/2018/wordml" xmlns:w16du="http://schemas.microsoft.com/office/word/2023/wordml/word16du" xmlns:w16sdtdh="http://schemas.microsoft.com/office/word/2020/wordml/sdtdatahash" xmlns:w16sdtfl="http://schemas.microsoft.com/office/word/2024/wordml/sdtformatlock" xmlns:w16se="http://schemas.microsoft.com/office/word/2015/wordml/symex" xmlns:wpg="http://schemas.microsoft.com/office/word/2010/wordprocessingGroup" xmlns:wpi="http://schemas.microsoft.com/office/word/2010/wordprocessingInk" xmlns:wne="http://schemas.microsoft.com/office/word/2006/wordml" xmlns:wps="http://schemas.microsoft.com/office/word/2010/wordprocessingShape" mc:Ignorable="w14 w15 w16se w16cid w16 w16cex w16sdtdh w16sdtfl w16du wp14">
+<w:numbering xmlns:wpc="http://schemas.microsoft.com/office/word/2010/wordprocessingCanvas" xmlns:cx="http://schemas.microsoft.com/office/drawing/2014/chartex" xmlns:cx1="http://schemas.microsoft.com/office/drawing/2015/9/8/chartex" xmlns:mc="http://schemas.openxmlformats.org/markup-compatibility/2006" xmlns:o="urn:schemas-microsoft-com:office:office" xmlns:r="http://schemas.openxmlformats.org/officeDocument/2006/relationships" xmlns:m="http://schemas.openxmlformats.org/officeDocument/2006/math" xmlns:v="urn:schemas-microsoft-com:vml" xmlns:wp14="http://schemas.microsoft.com/office/word/2010/wordprocessingDrawing" xmlns:wp="http://schemas.openxmlformats.org/drawingml/2006/wordprocessingDrawing" xmlns:w10="urn:schemas-microsoft-com:office:word" xmlns:w="http://schemas.openxmlformats.org/wordprocessingml/2006/main" xmlns:w14="http://schemas.microsoft.com/office/word/2010/wordml" xmlns:w15="http://schemas.microsoft.com/office/word/2012/wordml" xmlns:w16se="http://schemas.microsoft.com/office/word/2015/wordml/symex" xmlns:wpg="http://schemas.microsoft.com/office/word/2010/wordprocessingGroup" xmlns:wpi="http://schemas.microsoft.com/office/word/2010/wordprocessingInk" xmlns:wne="http://schemas.microsoft.com/office/word/2006/wordml" xmlns:wps="http://schemas.microsoft.com/office/word/2010/wordprocessingShape" mc:Ignorable="w14 w15 w16se wp14">
   <w:abstractNum w:abstractNumId="0" w15:restartNumberingAfterBreak="0">
+    <w:nsid w:val="0B8809A7"/>
+    <w:multiLevelType w:val="hybridMultilevel"/>
+    <w:tmpl w:val="101440B0"/>
+    <w:lvl w:ilvl="0" w:tplc="DED07E56">
+      <w:numFmt w:val="bullet"/>
+      <w:lvlText w:val="-"/>
+      <w:lvlJc w:val="left"/>
+      <w:pPr>
+        <w:ind w:left="720" w:hanging="360"/>
+      </w:pPr>
+      <w:rPr>
+        <w:rFonts w:ascii="Calibri" w:eastAsiaTheme="minorHAnsi" w:hAnsi="Calibri" w:cs="Calibri" w:hint="default"/>
+      </w:rPr>
+    </w:lvl>
+    <w:lvl w:ilvl="1" w:tplc="04090003" w:tentative="1">
+      <w:start w:val="1"/>
+      <w:numFmt w:val="bullet"/>
+      <w:lvlText w:val="o"/>
+      <w:lvlJc w:val="left"/>
+      <w:pPr>
+        <w:ind w:left="1440" w:hanging="360"/>
+      </w:pPr>
+      <w:rPr>
+        <w:rFonts w:ascii="Courier New" w:hAnsi="Courier New" w:cs="Courier New" w:hint="default"/>
+      </w:rPr>
+    </w:lvl>
+    <w:lvl w:ilvl="2" w:tplc="04090005" w:tentative="1">
+      <w:start w:val="1"/>
+      <w:numFmt w:val="bullet"/>
+      <w:lvlText w:val=""/>
+      <w:lvlJc w:val="left"/>
+      <w:pPr>
+        <w:ind w:left="2160" w:hanging="360"/>
+      </w:pPr>
+      <w:rPr>
+        <w:rFonts w:ascii="Wingdings" w:hAnsi="Wingdings" w:hint="default"/>
+      </w:rPr>
+    </w:lvl>
+    <w:lvl w:ilvl="3" w:tplc="04090001" w:tentative="1">
+      <w:start w:val="1"/>
+      <w:numFmt w:val="bullet"/>
+      <w:lvlText w:val=""/>
+      <w:lvlJc w:val="left"/>
+      <w:pPr>
+        <w:ind w:left="2880" w:hanging="360"/>
+      </w:pPr>
+      <w:rPr>
+        <w:rFonts w:ascii="Symbol" w:hAnsi="Symbol" w:hint="default"/>
+      </w:rPr>
+    </w:lvl>
+    <w:lvl w:ilvl="4" w:tplc="04090003" w:tentative="1">
+      <w:start w:val="1"/>
+      <w:numFmt w:val="bullet"/>
+      <w:lvlText w:val="o"/>
+      <w:lvlJc w:val="left"/>
+      <w:pPr>
+        <w:ind w:left="3600" w:hanging="360"/>
+      </w:pPr>
+      <w:rPr>
+        <w:rFonts w:ascii="Courier New" w:hAnsi="Courier New" w:cs="Courier New" w:hint="default"/>
+      </w:rPr>
+    </w:lvl>
+    <w:lvl w:ilvl="5" w:tplc="04090005" w:tentative="1">
+      <w:start w:val="1"/>
+      <w:numFmt w:val="bullet"/>
+      <w:lvlText w:val=""/>
+      <w:lvlJc w:val="left"/>
+      <w:pPr>
+        <w:ind w:left="4320" w:hanging="360"/>
+      </w:pPr>
+      <w:rPr>
+        <w:rFonts w:ascii="Wingdings" w:hAnsi="Wingdings" w:hint="default"/>
+      </w:rPr>
+    </w:lvl>
+    <w:lvl w:ilvl="6" w:tplc="04090001" w:tentative="1">
+      <w:start w:val="1"/>
+      <w:numFmt w:val="bullet"/>
+      <w:lvlText w:val=""/>
+      <w:lvlJc w:val="left"/>
+      <w:pPr>
+        <w:ind w:left="5040" w:hanging="360"/>
+      </w:pPr>
+      <w:rPr>
+        <w:rFonts w:ascii="Symbol" w:hAnsi="Symbol" w:hint="default"/>
+      </w:rPr>
+    </w:lvl>
+    <w:lvl w:ilvl="7" w:tplc="04090003" w:tentative="1">
+      <w:start w:val="1"/>
+      <w:numFmt w:val="bullet"/>
+      <w:lvlText w:val="o"/>
+      <w:lvlJc w:val="left"/>
+      <w:pPr>
+        <w:ind w:left="5760" w:hanging="360"/>
+      </w:pPr>
+      <w:rPr>
+        <w:rFonts w:ascii="Courier New" w:hAnsi="Courier New" w:cs="Courier New" w:hint="default"/>
+      </w:rPr>
+    </w:lvl>
+    <w:lvl w:ilvl="8" w:tplc="04090005" w:tentative="1">
+      <w:start w:val="1"/>
+      <w:numFmt w:val="bullet"/>
+      <w:lvlText w:val=""/>
+      <w:lvlJc w:val="left"/>
+      <w:pPr>
+        <w:ind w:left="6480" w:hanging="360"/>
+      </w:pPr>
+      <w:rPr>
+        <w:rFonts w:ascii="Wingdings" w:hAnsi="Wingdings" w:hint="default"/>
+      </w:rPr>
+    </w:lvl>
+  </w:abstractNum>
+  <w:abstractNum w:abstractNumId="1" w15:restartNumberingAfterBreak="0">
     <w:nsid w:val="0D1D5593"/>
     <w:multiLevelType w:val="hybridMultilevel"/>
     <w:tmpl w:val="71B491FC"/>
@@ -7768,7 +8660,7 @@
       </w:pPr>
     </w:lvl>
   </w:abstractNum>
-  <w:abstractNum w:abstractNumId="1" w15:restartNumberingAfterBreak="0">
+  <w:abstractNum w:abstractNumId="2" w15:restartNumberingAfterBreak="0">
     <w:nsid w:val="18A533EB"/>
     <w:multiLevelType w:val="hybridMultilevel"/>
     <w:tmpl w:val="0B4A7608"/>
@@ -7881,7 +8773,7 @@
       </w:rPr>
     </w:lvl>
   </w:abstractNum>
-  <w:abstractNum w:abstractNumId="2" w15:restartNumberingAfterBreak="0">
+  <w:abstractNum w:abstractNumId="3" w15:restartNumberingAfterBreak="0">
     <w:nsid w:val="214A57A8"/>
     <w:multiLevelType w:val="multilevel"/>
     <w:tmpl w:val="0B4A7608"/>
@@ -7994,7 +8886,7 @@
       </w:rPr>
     </w:lvl>
   </w:abstractNum>
-  <w:abstractNum w:abstractNumId="3" w15:restartNumberingAfterBreak="0">
+  <w:abstractNum w:abstractNumId="4" w15:restartNumberingAfterBreak="0">
     <w:nsid w:val="21DF305D"/>
     <w:multiLevelType w:val="multilevel"/>
     <w:tmpl w:val="77E2A1AE"/>
@@ -8143,7 +9035,7 @@
       </w:rPr>
     </w:lvl>
   </w:abstractNum>
-  <w:abstractNum w:abstractNumId="4" w15:restartNumberingAfterBreak="0">
+  <w:abstractNum w:abstractNumId="5" w15:restartNumberingAfterBreak="0">
     <w:nsid w:val="235F20CC"/>
     <w:multiLevelType w:val="hybridMultilevel"/>
     <w:tmpl w:val="3B0CBB00"/>
@@ -8256,7 +9148,7 @@
       </w:rPr>
     </w:lvl>
   </w:abstractNum>
-  <w:abstractNum w:abstractNumId="5" w15:restartNumberingAfterBreak="0">
+  <w:abstractNum w:abstractNumId="6" w15:restartNumberingAfterBreak="0">
     <w:nsid w:val="2D1B166C"/>
     <w:multiLevelType w:val="hybridMultilevel"/>
     <w:tmpl w:val="C5EC7C24"/>
@@ -8368,7 +9260,7 @@
       </w:rPr>
     </w:lvl>
   </w:abstractNum>
-  <w:abstractNum w:abstractNumId="6" w15:restartNumberingAfterBreak="0">
+  <w:abstractNum w:abstractNumId="7" w15:restartNumberingAfterBreak="0">
     <w:nsid w:val="33103600"/>
     <w:multiLevelType w:val="multilevel"/>
     <w:tmpl w:val="77E2A1AE"/>
@@ -8517,7 +9409,119 @@
       </w:rPr>
     </w:lvl>
   </w:abstractNum>
-  <w:abstractNum w:abstractNumId="7" w15:restartNumberingAfterBreak="0">
+  <w:abstractNum w:abstractNumId="8" w15:restartNumberingAfterBreak="0">
+    <w:nsid w:val="39D55B65"/>
+    <w:multiLevelType w:val="hybridMultilevel"/>
+    <w:tmpl w:val="E7BCCC94"/>
+    <w:lvl w:ilvl="0" w:tplc="A60E18C2">
+      <w:numFmt w:val="bullet"/>
+      <w:lvlText w:val="-"/>
+      <w:lvlJc w:val="left"/>
+      <w:pPr>
+        <w:ind w:left="1160" w:hanging="360"/>
+      </w:pPr>
+      <w:rPr>
+        <w:rFonts w:ascii="Calibri" w:eastAsia="Times New Roman" w:hAnsi="Calibri" w:cs="Calibri" w:hint="default"/>
+      </w:rPr>
+    </w:lvl>
+    <w:lvl w:ilvl="1" w:tplc="04090003" w:tentative="1">
+      <w:start w:val="1"/>
+      <w:numFmt w:val="bullet"/>
+      <w:lvlText w:val="o"/>
+      <w:lvlJc w:val="left"/>
+      <w:pPr>
+        <w:ind w:left="1800" w:hanging="360"/>
+      </w:pPr>
+      <w:rPr>
+        <w:rFonts w:ascii="Courier New" w:hAnsi="Courier New" w:cs="Courier New" w:hint="default"/>
+      </w:rPr>
+    </w:lvl>
+    <w:lvl w:ilvl="2" w:tplc="04090005" w:tentative="1">
+      <w:start w:val="1"/>
+      <w:numFmt w:val="bullet"/>
+      <w:lvlText w:val=""/>
+      <w:lvlJc w:val="left"/>
+      <w:pPr>
+        <w:ind w:left="2520" w:hanging="360"/>
+      </w:pPr>
+      <w:rPr>
+        <w:rFonts w:ascii="Wingdings" w:hAnsi="Wingdings" w:hint="default"/>
+      </w:rPr>
+    </w:lvl>
+    <w:lvl w:ilvl="3" w:tplc="04090001" w:tentative="1">
+      <w:start w:val="1"/>
+      <w:numFmt w:val="bullet"/>
+      <w:lvlText w:val=""/>
+      <w:lvlJc w:val="left"/>
+      <w:pPr>
+        <w:ind w:left="3240" w:hanging="360"/>
+      </w:pPr>
+      <w:rPr>
+        <w:rFonts w:ascii="Symbol" w:hAnsi="Symbol" w:hint="default"/>
+      </w:rPr>
+    </w:lvl>
+    <w:lvl w:ilvl="4" w:tplc="04090003" w:tentative="1">
+      <w:start w:val="1"/>
+      <w:numFmt w:val="bullet"/>
+      <w:lvlText w:val="o"/>
+      <w:lvlJc w:val="left"/>
+      <w:pPr>
+        <w:ind w:left="3960" w:hanging="360"/>
+      </w:pPr>
+      <w:rPr>
+        <w:rFonts w:ascii="Courier New" w:hAnsi="Courier New" w:cs="Courier New" w:hint="default"/>
+      </w:rPr>
+    </w:lvl>
+    <w:lvl w:ilvl="5" w:tplc="04090005" w:tentative="1">
+      <w:start w:val="1"/>
+      <w:numFmt w:val="bullet"/>
+      <w:lvlText w:val=""/>
+      <w:lvlJc w:val="left"/>
+      <w:pPr>
+        <w:ind w:left="4680" w:hanging="360"/>
+      </w:pPr>
+      <w:rPr>
+        <w:rFonts w:ascii="Wingdings" w:hAnsi="Wingdings" w:hint="default"/>
+      </w:rPr>
+    </w:lvl>
+    <w:lvl w:ilvl="6" w:tplc="04090001" w:tentative="1">
+      <w:start w:val="1"/>
+      <w:numFmt w:val="bullet"/>
+      <w:lvlText w:val=""/>
+      <w:lvlJc w:val="left"/>
+      <w:pPr>
+        <w:ind w:left="5400" w:hanging="360"/>
+      </w:pPr>
+      <w:rPr>
+        <w:rFonts w:ascii="Symbol" w:hAnsi="Symbol" w:hint="default"/>
+      </w:rPr>
+    </w:lvl>
+    <w:lvl w:ilvl="7" w:tplc="04090003" w:tentative="1">
+      <w:start w:val="1"/>
+      <w:numFmt w:val="bullet"/>
+      <w:lvlText w:val="o"/>
+      <w:lvlJc w:val="left"/>
+      <w:pPr>
+        <w:ind w:left="6120" w:hanging="360"/>
+      </w:pPr>
+      <w:rPr>
+        <w:rFonts w:ascii="Courier New" w:hAnsi="Courier New" w:cs="Courier New" w:hint="default"/>
+      </w:rPr>
+    </w:lvl>
+    <w:lvl w:ilvl="8" w:tplc="04090005" w:tentative="1">
+      <w:start w:val="1"/>
+      <w:numFmt w:val="bullet"/>
+      <w:lvlText w:val=""/>
+      <w:lvlJc w:val="left"/>
+      <w:pPr>
+        <w:ind w:left="6840" w:hanging="360"/>
+      </w:pPr>
+      <w:rPr>
+        <w:rFonts w:ascii="Wingdings" w:hAnsi="Wingdings" w:hint="default"/>
+      </w:rPr>
+    </w:lvl>
+  </w:abstractNum>
+  <w:abstractNum w:abstractNumId="9" w15:restartNumberingAfterBreak="0">
     <w:nsid w:val="40B10F66"/>
     <w:multiLevelType w:val="hybridMultilevel"/>
     <w:tmpl w:val="FBE07CBA"/>
@@ -8630,7 +9634,7 @@
       </w:rPr>
     </w:lvl>
   </w:abstractNum>
-  <w:abstractNum w:abstractNumId="8" w15:restartNumberingAfterBreak="0">
+  <w:abstractNum w:abstractNumId="10" w15:restartNumberingAfterBreak="0">
     <w:nsid w:val="41EB1FE1"/>
     <w:multiLevelType w:val="multilevel"/>
     <w:tmpl w:val="776AAE82"/>
@@ -8747,7 +9751,7 @@
       </w:pPr>
     </w:lvl>
   </w:abstractNum>
-  <w:abstractNum w:abstractNumId="9" w15:restartNumberingAfterBreak="0">
+  <w:abstractNum w:abstractNumId="11" w15:restartNumberingAfterBreak="0">
     <w:nsid w:val="4347400A"/>
     <w:multiLevelType w:val="hybridMultilevel"/>
     <w:tmpl w:val="BE44AB9A"/>
@@ -8836,7 +9840,7 @@
       </w:pPr>
     </w:lvl>
   </w:abstractNum>
-  <w:abstractNum w:abstractNumId="10" w15:restartNumberingAfterBreak="0">
+  <w:abstractNum w:abstractNumId="12" w15:restartNumberingAfterBreak="0">
     <w:nsid w:val="45563A1E"/>
     <w:multiLevelType w:val="hybridMultilevel"/>
     <w:tmpl w:val="B9D24F98"/>
@@ -8925,7 +9929,7 @@
       </w:pPr>
     </w:lvl>
   </w:abstractNum>
-  <w:abstractNum w:abstractNumId="11" w15:restartNumberingAfterBreak="0">
+  <w:abstractNum w:abstractNumId="13" w15:restartNumberingAfterBreak="0">
     <w:nsid w:val="4AFF5F56"/>
     <w:multiLevelType w:val="hybridMultilevel"/>
     <w:tmpl w:val="3E9AF240"/>
@@ -9038,7 +10042,119 @@
       </w:rPr>
     </w:lvl>
   </w:abstractNum>
-  <w:abstractNum w:abstractNumId="12" w15:restartNumberingAfterBreak="0">
+  <w:abstractNum w:abstractNumId="14" w15:restartNumberingAfterBreak="0">
+    <w:nsid w:val="4CDD0B1D"/>
+    <w:multiLevelType w:val="hybridMultilevel"/>
+    <w:tmpl w:val="2334D5FC"/>
+    <w:lvl w:ilvl="0" w:tplc="A60E18C2">
+      <w:numFmt w:val="bullet"/>
+      <w:lvlText w:val="-"/>
+      <w:lvlJc w:val="left"/>
+      <w:pPr>
+        <w:ind w:left="800" w:hanging="360"/>
+      </w:pPr>
+      <w:rPr>
+        <w:rFonts w:ascii="Calibri" w:eastAsia="Times New Roman" w:hAnsi="Calibri" w:cs="Calibri" w:hint="default"/>
+      </w:rPr>
+    </w:lvl>
+    <w:lvl w:ilvl="1" w:tplc="04090003" w:tentative="1">
+      <w:start w:val="1"/>
+      <w:numFmt w:val="bullet"/>
+      <w:lvlText w:val="o"/>
+      <w:lvlJc w:val="left"/>
+      <w:pPr>
+        <w:ind w:left="1520" w:hanging="360"/>
+      </w:pPr>
+      <w:rPr>
+        <w:rFonts w:ascii="Courier New" w:hAnsi="Courier New" w:cs="Courier New" w:hint="default"/>
+      </w:rPr>
+    </w:lvl>
+    <w:lvl w:ilvl="2" w:tplc="04090005" w:tentative="1">
+      <w:start w:val="1"/>
+      <w:numFmt w:val="bullet"/>
+      <w:lvlText w:val=""/>
+      <w:lvlJc w:val="left"/>
+      <w:pPr>
+        <w:ind w:left="2240" w:hanging="360"/>
+      </w:pPr>
+      <w:rPr>
+        <w:rFonts w:ascii="Wingdings" w:hAnsi="Wingdings" w:hint="default"/>
+      </w:rPr>
+    </w:lvl>
+    <w:lvl w:ilvl="3" w:tplc="04090001" w:tentative="1">
+      <w:start w:val="1"/>
+      <w:numFmt w:val="bullet"/>
+      <w:lvlText w:val=""/>
+      <w:lvlJc w:val="left"/>
+      <w:pPr>
+        <w:ind w:left="2960" w:hanging="360"/>
+      </w:pPr>
+      <w:rPr>
+        <w:rFonts w:ascii="Symbol" w:hAnsi="Symbol" w:hint="default"/>
+      </w:rPr>
+    </w:lvl>
+    <w:lvl w:ilvl="4" w:tplc="04090003" w:tentative="1">
+      <w:start w:val="1"/>
+      <w:numFmt w:val="bullet"/>
+      <w:lvlText w:val="o"/>
+      <w:lvlJc w:val="left"/>
+      <w:pPr>
+        <w:ind w:left="3680" w:hanging="360"/>
+      </w:pPr>
+      <w:rPr>
+        <w:rFonts w:ascii="Courier New" w:hAnsi="Courier New" w:cs="Courier New" w:hint="default"/>
+      </w:rPr>
+    </w:lvl>
+    <w:lvl w:ilvl="5" w:tplc="04090005" w:tentative="1">
+      <w:start w:val="1"/>
+      <w:numFmt w:val="bullet"/>
+      <w:lvlText w:val=""/>
+      <w:lvlJc w:val="left"/>
+      <w:pPr>
+        <w:ind w:left="4400" w:hanging="360"/>
+      </w:pPr>
+      <w:rPr>
+        <w:rFonts w:ascii="Wingdings" w:hAnsi="Wingdings" w:hint="default"/>
+      </w:rPr>
+    </w:lvl>
+    <w:lvl w:ilvl="6" w:tplc="04090001" w:tentative="1">
+      <w:start w:val="1"/>
+      <w:numFmt w:val="bullet"/>
+      <w:lvlText w:val=""/>
+      <w:lvlJc w:val="left"/>
+      <w:pPr>
+        <w:ind w:left="5120" w:hanging="360"/>
+      </w:pPr>
+      <w:rPr>
+        <w:rFonts w:ascii="Symbol" w:hAnsi="Symbol" w:hint="default"/>
+      </w:rPr>
+    </w:lvl>
+    <w:lvl w:ilvl="7" w:tplc="04090003" w:tentative="1">
+      <w:start w:val="1"/>
+      <w:numFmt w:val="bullet"/>
+      <w:lvlText w:val="o"/>
+      <w:lvlJc w:val="left"/>
+      <w:pPr>
+        <w:ind w:left="5840" w:hanging="360"/>
+      </w:pPr>
+      <w:rPr>
+        <w:rFonts w:ascii="Courier New" w:hAnsi="Courier New" w:cs="Courier New" w:hint="default"/>
+      </w:rPr>
+    </w:lvl>
+    <w:lvl w:ilvl="8" w:tplc="04090005" w:tentative="1">
+      <w:start w:val="1"/>
+      <w:numFmt w:val="bullet"/>
+      <w:lvlText w:val=""/>
+      <w:lvlJc w:val="left"/>
+      <w:pPr>
+        <w:ind w:left="6560" w:hanging="360"/>
+      </w:pPr>
+      <w:rPr>
+        <w:rFonts w:ascii="Wingdings" w:hAnsi="Wingdings" w:hint="default"/>
+      </w:rPr>
+    </w:lvl>
+  </w:abstractNum>
+  <w:abstractNum w:abstractNumId="15" w15:restartNumberingAfterBreak="0">
     <w:nsid w:val="57A642B8"/>
     <w:multiLevelType w:val="hybridMultilevel"/>
     <w:tmpl w:val="B9D24F98"/>
@@ -9127,7 +10243,7 @@
       </w:pPr>
     </w:lvl>
   </w:abstractNum>
-  <w:abstractNum w:abstractNumId="13" w15:restartNumberingAfterBreak="0">
+  <w:abstractNum w:abstractNumId="16" w15:restartNumberingAfterBreak="0">
     <w:nsid w:val="5A065460"/>
     <w:multiLevelType w:val="hybridMultilevel"/>
     <w:tmpl w:val="CEB469D8"/>
@@ -9240,7 +10356,7 @@
       </w:rPr>
     </w:lvl>
   </w:abstractNum>
-  <w:abstractNum w:abstractNumId="14" w15:restartNumberingAfterBreak="0">
+  <w:abstractNum w:abstractNumId="17" w15:restartNumberingAfterBreak="0">
     <w:nsid w:val="5C562651"/>
     <w:multiLevelType w:val="hybridMultilevel"/>
     <w:tmpl w:val="3A507C46"/>
@@ -9329,7 +10445,7 @@
       </w:pPr>
     </w:lvl>
   </w:abstractNum>
-  <w:abstractNum w:abstractNumId="15" w15:restartNumberingAfterBreak="0">
+  <w:abstractNum w:abstractNumId="18" w15:restartNumberingAfterBreak="0">
     <w:nsid w:val="5EC97EFA"/>
     <w:multiLevelType w:val="hybridMultilevel"/>
     <w:tmpl w:val="4784133C"/>
@@ -9418,7 +10534,7 @@
       </w:pPr>
     </w:lvl>
   </w:abstractNum>
-  <w:abstractNum w:abstractNumId="16" w15:restartNumberingAfterBreak="0">
+  <w:abstractNum w:abstractNumId="19" w15:restartNumberingAfterBreak="0">
     <w:nsid w:val="617164F9"/>
     <w:multiLevelType w:val="hybridMultilevel"/>
     <w:tmpl w:val="12D6F200"/>
@@ -9507,7 +10623,7 @@
       </w:pPr>
     </w:lvl>
   </w:abstractNum>
-  <w:abstractNum w:abstractNumId="17" w15:restartNumberingAfterBreak="0">
+  <w:abstractNum w:abstractNumId="20" w15:restartNumberingAfterBreak="0">
     <w:nsid w:val="68221E95"/>
     <w:multiLevelType w:val="hybridMultilevel"/>
     <w:tmpl w:val="B9D24F98"/>
@@ -9596,7 +10712,7 @@
       </w:pPr>
     </w:lvl>
   </w:abstractNum>
-  <w:abstractNum w:abstractNumId="18" w15:restartNumberingAfterBreak="0">
+  <w:abstractNum w:abstractNumId="21" w15:restartNumberingAfterBreak="0">
     <w:nsid w:val="697C7FF1"/>
     <w:multiLevelType w:val="hybridMultilevel"/>
     <w:tmpl w:val="4D701F6C"/>
@@ -9709,7 +10825,119 @@
       </w:rPr>
     </w:lvl>
   </w:abstractNum>
-  <w:abstractNum w:abstractNumId="19" w15:restartNumberingAfterBreak="0">
+  <w:abstractNum w:abstractNumId="22" w15:restartNumberingAfterBreak="0">
+    <w:nsid w:val="7D5B6D04"/>
+    <w:multiLevelType w:val="hybridMultilevel"/>
+    <w:tmpl w:val="E200D4C0"/>
+    <w:lvl w:ilvl="0" w:tplc="A60E18C2">
+      <w:numFmt w:val="bullet"/>
+      <w:lvlText w:val="-"/>
+      <w:lvlJc w:val="left"/>
+      <w:pPr>
+        <w:ind w:left="360" w:hanging="360"/>
+      </w:pPr>
+      <w:rPr>
+        <w:rFonts w:ascii="Calibri" w:eastAsia="Times New Roman" w:hAnsi="Calibri" w:cs="Calibri" w:hint="default"/>
+      </w:rPr>
+    </w:lvl>
+    <w:lvl w:ilvl="1" w:tplc="04090003" w:tentative="1">
+      <w:start w:val="1"/>
+      <w:numFmt w:val="bullet"/>
+      <w:lvlText w:val="o"/>
+      <w:lvlJc w:val="left"/>
+      <w:pPr>
+        <w:ind w:left="1000" w:hanging="360"/>
+      </w:pPr>
+      <w:rPr>
+        <w:rFonts w:ascii="Courier New" w:hAnsi="Courier New" w:cs="Courier New" w:hint="default"/>
+      </w:rPr>
+    </w:lvl>
+    <w:lvl w:ilvl="2" w:tplc="04090005" w:tentative="1">
+      <w:start w:val="1"/>
+      <w:numFmt w:val="bullet"/>
+      <w:lvlText w:val=""/>
+      <w:lvlJc w:val="left"/>
+      <w:pPr>
+        <w:ind w:left="1720" w:hanging="360"/>
+      </w:pPr>
+      <w:rPr>
+        <w:rFonts w:ascii="Wingdings" w:hAnsi="Wingdings" w:hint="default"/>
+      </w:rPr>
+    </w:lvl>
+    <w:lvl w:ilvl="3" w:tplc="04090001" w:tentative="1">
+      <w:start w:val="1"/>
+      <w:numFmt w:val="bullet"/>
+      <w:lvlText w:val=""/>
+      <w:lvlJc w:val="left"/>
+      <w:pPr>
+        <w:ind w:left="2440" w:hanging="360"/>
+      </w:pPr>
+      <w:rPr>
+        <w:rFonts w:ascii="Symbol" w:hAnsi="Symbol" w:hint="default"/>
+      </w:rPr>
+    </w:lvl>
+    <w:lvl w:ilvl="4" w:tplc="04090003" w:tentative="1">
+      <w:start w:val="1"/>
+      <w:numFmt w:val="bullet"/>
+      <w:lvlText w:val="o"/>
+      <w:lvlJc w:val="left"/>
+      <w:pPr>
+        <w:ind w:left="3160" w:hanging="360"/>
+      </w:pPr>
+      <w:rPr>
+        <w:rFonts w:ascii="Courier New" w:hAnsi="Courier New" w:cs="Courier New" w:hint="default"/>
+      </w:rPr>
+    </w:lvl>
+    <w:lvl w:ilvl="5" w:tplc="04090005" w:tentative="1">
+      <w:start w:val="1"/>
+      <w:numFmt w:val="bullet"/>
+      <w:lvlText w:val=""/>
+      <w:lvlJc w:val="left"/>
+      <w:pPr>
+        <w:ind w:left="3880" w:hanging="360"/>
+      </w:pPr>
+      <w:rPr>
+        <w:rFonts w:ascii="Wingdings" w:hAnsi="Wingdings" w:hint="default"/>
+      </w:rPr>
+    </w:lvl>
+    <w:lvl w:ilvl="6" w:tplc="04090001" w:tentative="1">
+      <w:start w:val="1"/>
+      <w:numFmt w:val="bullet"/>
+      <w:lvlText w:val=""/>
+      <w:lvlJc w:val="left"/>
+      <w:pPr>
+        <w:ind w:left="4600" w:hanging="360"/>
+      </w:pPr>
+      <w:rPr>
+        <w:rFonts w:ascii="Symbol" w:hAnsi="Symbol" w:hint="default"/>
+      </w:rPr>
+    </w:lvl>
+    <w:lvl w:ilvl="7" w:tplc="04090003" w:tentative="1">
+      <w:start w:val="1"/>
+      <w:numFmt w:val="bullet"/>
+      <w:lvlText w:val="o"/>
+      <w:lvlJc w:val="left"/>
+      <w:pPr>
+        <w:ind w:left="5320" w:hanging="360"/>
+      </w:pPr>
+      <w:rPr>
+        <w:rFonts w:ascii="Courier New" w:hAnsi="Courier New" w:cs="Courier New" w:hint="default"/>
+      </w:rPr>
+    </w:lvl>
+    <w:lvl w:ilvl="8" w:tplc="04090005" w:tentative="1">
+      <w:start w:val="1"/>
+      <w:numFmt w:val="bullet"/>
+      <w:lvlText w:val=""/>
+      <w:lvlJc w:val="left"/>
+      <w:pPr>
+        <w:ind w:left="6040" w:hanging="360"/>
+      </w:pPr>
+      <w:rPr>
+        <w:rFonts w:ascii="Wingdings" w:hAnsi="Wingdings" w:hint="default"/>
+      </w:rPr>
+    </w:lvl>
+  </w:abstractNum>
+  <w:abstractNum w:abstractNumId="23" w15:restartNumberingAfterBreak="0">
     <w:nsid w:val="7E985931"/>
     <w:multiLevelType w:val="hybridMultilevel"/>
     <w:tmpl w:val="D1729246"/>
@@ -9798,7 +11026,7 @@
       </w:pPr>
     </w:lvl>
   </w:abstractNum>
-  <w:abstractNum w:abstractNumId="20" w15:restartNumberingAfterBreak="0">
+  <w:abstractNum w:abstractNumId="24" w15:restartNumberingAfterBreak="0">
     <w:nsid w:val="7F7506C1"/>
     <w:multiLevelType w:val="multilevel"/>
     <w:tmpl w:val="77E2A1AE"/>
@@ -9947,7 +11175,7 @@
       </w:rPr>
     </w:lvl>
   </w:abstractNum>
-  <w:abstractNum w:abstractNumId="21" w15:restartNumberingAfterBreak="0">
+  <w:abstractNum w:abstractNumId="25" w15:restartNumberingAfterBreak="0">
     <w:nsid w:val="7FA243D9"/>
     <w:multiLevelType w:val="hybridMultilevel"/>
     <w:tmpl w:val="D1729246"/>
@@ -10036,59 +11264,59 @@
       </w:pPr>
     </w:lvl>
   </w:abstractNum>
-  <w:num w:numId="1" w16cid:durableId="2121024224">
+  <w:num w:numId="1">
+    <w:abstractNumId w:val="19"/>
+  </w:num>
+  <w:num w:numId="2">
+    <w:abstractNumId w:val="6"/>
+  </w:num>
+  <w:num w:numId="3">
+    <w:abstractNumId w:val="23"/>
+  </w:num>
+  <w:num w:numId="4">
+    <w:abstractNumId w:val="11"/>
+  </w:num>
+  <w:num w:numId="5">
+    <w:abstractNumId w:val="25"/>
+  </w:num>
+  <w:num w:numId="6">
+    <w:abstractNumId w:val="18"/>
+  </w:num>
+  <w:num w:numId="7">
+    <w:abstractNumId w:val="15"/>
+  </w:num>
+  <w:num w:numId="8">
+    <w:abstractNumId w:val="1"/>
+  </w:num>
+  <w:num w:numId="9">
+    <w:abstractNumId w:val="20"/>
+  </w:num>
+  <w:num w:numId="10">
+    <w:abstractNumId w:val="9"/>
+  </w:num>
+  <w:num w:numId="11">
     <w:abstractNumId w:val="16"/>
   </w:num>
-  <w:num w:numId="2" w16cid:durableId="1360550074">
+  <w:num w:numId="12">
+    <w:abstractNumId w:val="13"/>
+  </w:num>
+  <w:num w:numId="13">
+    <w:abstractNumId w:val="17"/>
+  </w:num>
+  <w:num w:numId="14">
     <w:abstractNumId w:val="5"/>
   </w:num>
-  <w:num w:numId="3" w16cid:durableId="823082445">
-    <w:abstractNumId w:val="19"/>
-  </w:num>
-  <w:num w:numId="4" w16cid:durableId="1448086938">
-    <w:abstractNumId w:val="9"/>
-  </w:num>
-  <w:num w:numId="5" w16cid:durableId="288555287">
-    <w:abstractNumId w:val="21"/>
-  </w:num>
-  <w:num w:numId="6" w16cid:durableId="1416972358">
-    <w:abstractNumId w:val="15"/>
-  </w:num>
-  <w:num w:numId="7" w16cid:durableId="560943008">
+  <w:num w:numId="15">
     <w:abstractNumId w:val="12"/>
   </w:num>
-  <w:num w:numId="8" w16cid:durableId="1487238234">
-    <w:abstractNumId w:val="0"/>
+  <w:num w:numId="16">
+    <w:abstractNumId w:val="2"/>
   </w:num>
-  <w:num w:numId="9" w16cid:durableId="53161680">
-    <w:abstractNumId w:val="17"/>
-  </w:num>
-  <w:num w:numId="10" w16cid:durableId="856848171">
+  <w:num w:numId="17">
     <w:abstractNumId w:val="7"/>
   </w:num>
-  <w:num w:numId="11" w16cid:durableId="1246185486">
-    <w:abstractNumId w:val="13"/>
-  </w:num>
-  <w:num w:numId="12" w16cid:durableId="190996748">
-    <w:abstractNumId w:val="11"/>
-  </w:num>
-  <w:num w:numId="13" w16cid:durableId="1261066461">
-    <w:abstractNumId w:val="14"/>
-  </w:num>
-  <w:num w:numId="14" w16cid:durableId="681853965">
-    <w:abstractNumId w:val="4"/>
-  </w:num>
-  <w:num w:numId="15" w16cid:durableId="1505390012">
-    <w:abstractNumId w:val="10"/>
-  </w:num>
-  <w:num w:numId="16" w16cid:durableId="1854146212">
-    <w:abstractNumId w:val="1"/>
-  </w:num>
-  <w:num w:numId="17" w16cid:durableId="428233661">
-    <w:abstractNumId w:val="6"/>
-  </w:num>
-  <w:num w:numId="18" w16cid:durableId="737438349">
-    <w:abstractNumId w:val="6"/>
+  <w:num w:numId="18">
+    <w:abstractNumId w:val="7"/>
     <w:lvlOverride w:ilvl="1">
       <w:lvl w:ilvl="1">
         <w:numFmt w:val="decimal"/>
@@ -10097,8 +11325,8 @@
       </w:lvl>
     </w:lvlOverride>
   </w:num>
-  <w:num w:numId="19" w16cid:durableId="934676277">
-    <w:abstractNumId w:val="6"/>
+  <w:num w:numId="19">
+    <w:abstractNumId w:val="7"/>
     <w:lvlOverride w:ilvl="1">
       <w:lvl w:ilvl="1">
         <w:numFmt w:val="decimal"/>
@@ -10113,14 +11341,14 @@
       </w:lvl>
     </w:lvlOverride>
   </w:num>
-  <w:num w:numId="20" w16cid:durableId="1269119070">
-    <w:abstractNumId w:val="18"/>
+  <w:num w:numId="20">
+    <w:abstractNumId w:val="21"/>
   </w:num>
-  <w:num w:numId="21" w16cid:durableId="1728145681">
-    <w:abstractNumId w:val="8"/>
+  <w:num w:numId="21">
+    <w:abstractNumId w:val="10"/>
   </w:num>
-  <w:num w:numId="22" w16cid:durableId="1719084855">
-    <w:abstractNumId w:val="8"/>
+  <w:num w:numId="22">
+    <w:abstractNumId w:val="10"/>
     <w:lvlOverride w:ilvl="1">
       <w:lvl w:ilvl="1">
         <w:numFmt w:val="decimal"/>
@@ -10129,20 +11357,32 @@
       </w:lvl>
     </w:lvlOverride>
   </w:num>
-  <w:num w:numId="23" w16cid:durableId="1733498844">
-    <w:abstractNumId w:val="20"/>
+  <w:num w:numId="23">
+    <w:abstractNumId w:val="24"/>
   </w:num>
-  <w:num w:numId="24" w16cid:durableId="121311868">
+  <w:num w:numId="24">
+    <w:abstractNumId w:val="4"/>
+  </w:num>
+  <w:num w:numId="25">
     <w:abstractNumId w:val="3"/>
   </w:num>
-  <w:num w:numId="25" w16cid:durableId="1317613">
-    <w:abstractNumId w:val="2"/>
+  <w:num w:numId="26">
+    <w:abstractNumId w:val="0"/>
+  </w:num>
+  <w:num w:numId="27">
+    <w:abstractNumId w:val="14"/>
+  </w:num>
+  <w:num w:numId="28">
+    <w:abstractNumId w:val="22"/>
+  </w:num>
+  <w:num w:numId="29">
+    <w:abstractNumId w:val="8"/>
   </w:num>
 </w:numbering>
 </file>
 
 <file path=word/styles.xml><?xml version="1.0" encoding="utf-8"?>
-<w:styles xmlns:mc="http://schemas.openxmlformats.org/markup-compatibility/2006" xmlns:r="http://schemas.openxmlformats.org/officeDocument/2006/relationships" xmlns:w="http://schemas.openxmlformats.org/wordprocessingml/2006/main" xmlns:w14="http://schemas.microsoft.com/office/word/2010/wordml" xmlns:w15="http://schemas.microsoft.com/office/word/2012/wordml" xmlns:w16cex="http://schemas.microsoft.com/office/word/2018/wordml/cex" xmlns:w16cid="http://schemas.microsoft.com/office/word/2016/wordml/cid" xmlns:w16="http://schemas.microsoft.com/office/word/2018/wordml" xmlns:w16du="http://schemas.microsoft.com/office/word/2023/wordml/word16du" xmlns:w16sdtdh="http://schemas.microsoft.com/office/word/2020/wordml/sdtdatahash" xmlns:w16sdtfl="http://schemas.microsoft.com/office/word/2024/wordml/sdtformatlock" xmlns:w16se="http://schemas.microsoft.com/office/word/2015/wordml/symex" mc:Ignorable="w14 w15 w16se w16cid w16 w16cex w16sdtdh w16sdtfl w16du">
+<w:styles xmlns:mc="http://schemas.openxmlformats.org/markup-compatibility/2006" xmlns:r="http://schemas.openxmlformats.org/officeDocument/2006/relationships" xmlns:w="http://schemas.openxmlformats.org/wordprocessingml/2006/main" xmlns:w14="http://schemas.microsoft.com/office/word/2010/wordml" xmlns:w15="http://schemas.microsoft.com/office/word/2012/wordml" xmlns:w16se="http://schemas.microsoft.com/office/word/2015/wordml/symex" mc:Ignorable="w14 w15 w16se">
   <w:docDefaults>
     <w:rPrDefault>
       <w:rPr>
@@ -10158,7 +11398,7 @@
       </w:pPr>
     </w:pPrDefault>
   </w:docDefaults>
-  <w:latentStyles w:defLockedState="0" w:defUIPriority="99" w:defSemiHidden="0" w:defUnhideWhenUsed="0" w:defQFormat="0" w:count="376">
+  <w:latentStyles w:defLockedState="0" w:defUIPriority="99" w:defSemiHidden="0" w:defUnhideWhenUsed="0" w:defQFormat="0" w:count="371">
     <w:lsdException w:name="Normal" w:uiPriority="0" w:qFormat="1"/>
     <w:lsdException w:name="heading 1" w:uiPriority="9" w:qFormat="1"/>
     <w:lsdException w:name="heading 2" w:semiHidden="1" w:uiPriority="9" w:unhideWhenUsed="1" w:qFormat="1"/>
@@ -10530,11 +11770,6 @@
     <w:lsdException w:name="List Table 5 Dark Accent 6" w:uiPriority="50"/>
     <w:lsdException w:name="List Table 6 Colorful Accent 6" w:uiPriority="51"/>
     <w:lsdException w:name="List Table 7 Colorful Accent 6" w:uiPriority="52"/>
-    <w:lsdException w:name="Mention" w:semiHidden="1" w:unhideWhenUsed="1"/>
-    <w:lsdException w:name="Smart Hyperlink" w:semiHidden="1" w:unhideWhenUsed="1"/>
-    <w:lsdException w:name="Hashtag" w:semiHidden="1" w:unhideWhenUsed="1"/>
-    <w:lsdException w:name="Unresolved Mention" w:semiHidden="1" w:unhideWhenUsed="1"/>
-    <w:lsdException w:name="Smart Link" w:semiHidden="1" w:unhideWhenUsed="1"/>
   </w:latentStyles>
   <w:style w:type="paragraph" w:default="1" w:styleId="Normal">
     <w:name w:val="Normal"/>
@@ -10586,6 +11821,7 @@
   <w:style w:type="character" w:default="1" w:styleId="DefaultParagraphFont">
     <w:name w:val="Default Paragraph Font"/>
     <w:uiPriority w:val="1"/>
+    <w:semiHidden/>
     <w:unhideWhenUsed/>
   </w:style>
   <w:style w:type="table" w:default="1" w:styleId="TableNormal">
@@ -10721,27 +11957,186 @@
     <w:basedOn w:val="DefaultParagraphFont"/>
     <w:rsid w:val="00DD286A"/>
   </w:style>
-  <w:style w:type="paragraph" w:styleId="Footer">
-    <w:name w:val="footer"/>
-    <w:basedOn w:val="Normal"/>
-    <w:link w:val="FooterChar"/>
-    <w:uiPriority w:val="99"/>
-    <w:unhideWhenUsed/>
-    <w:rsid w:val="009E0CE1"/>
+  <w:style w:type="table" w:styleId="TableGrid">
+    <w:name w:val="Table Grid"/>
+    <w:basedOn w:val="TableNormal"/>
+    <w:uiPriority w:val="39"/>
+    <w:rsid w:val="00827131"/>
     <w:pPr>
-      <w:tabs>
-        <w:tab w:val="center" w:pos="4680"/>
-        <w:tab w:val="right" w:pos="9360"/>
-      </w:tabs>
       <w:spacing w:after="0" w:line="240" w:lineRule="auto"/>
     </w:pPr>
+    <w:tblPr>
+      <w:tblBorders>
+        <w:top w:val="single" w:sz="4" w:space="0" w:color="auto"/>
+        <w:left w:val="single" w:sz="4" w:space="0" w:color="auto"/>
+        <w:bottom w:val="single" w:sz="4" w:space="0" w:color="auto"/>
+        <w:right w:val="single" w:sz="4" w:space="0" w:color="auto"/>
+        <w:insideH w:val="single" w:sz="4" w:space="0" w:color="auto"/>
+        <w:insideV w:val="single" w:sz="4" w:space="0" w:color="auto"/>
+      </w:tblBorders>
+    </w:tblPr>
   </w:style>
-  <w:style w:type="character" w:customStyle="1" w:styleId="FooterChar">
-    <w:name w:val="Footer Char"/>
-    <w:basedOn w:val="DefaultParagraphFont"/>
-    <w:link w:val="Footer"/>
-    <w:uiPriority w:val="99"/>
-    <w:rsid w:val="009E0CE1"/>
+  <w:style w:type="table" w:styleId="TableGridLight">
+    <w:name w:val="Grid Table Light"/>
+    <w:basedOn w:val="TableNormal"/>
+    <w:uiPriority w:val="40"/>
+    <w:rsid w:val="00827131"/>
+    <w:pPr>
+      <w:spacing w:after="0" w:line="240" w:lineRule="auto"/>
+    </w:pPr>
+    <w:tblPr>
+      <w:tblBorders>
+        <w:top w:val="single" w:sz="4" w:space="0" w:color="BFBFBF" w:themeColor="background1" w:themeShade="BF"/>
+        <w:left w:val="single" w:sz="4" w:space="0" w:color="BFBFBF" w:themeColor="background1" w:themeShade="BF"/>
+        <w:bottom w:val="single" w:sz="4" w:space="0" w:color="BFBFBF" w:themeColor="background1" w:themeShade="BF"/>
+        <w:right w:val="single" w:sz="4" w:space="0" w:color="BFBFBF" w:themeColor="background1" w:themeShade="BF"/>
+        <w:insideH w:val="single" w:sz="4" w:space="0" w:color="BFBFBF" w:themeColor="background1" w:themeShade="BF"/>
+        <w:insideV w:val="single" w:sz="4" w:space="0" w:color="BFBFBF" w:themeColor="background1" w:themeShade="BF"/>
+      </w:tblBorders>
+    </w:tblPr>
+  </w:style>
+  <w:style w:type="table" w:styleId="PlainTable1">
+    <w:name w:val="Plain Table 1"/>
+    <w:basedOn w:val="TableNormal"/>
+    <w:uiPriority w:val="41"/>
+    <w:rsid w:val="00827131"/>
+    <w:pPr>
+      <w:spacing w:after="0" w:line="240" w:lineRule="auto"/>
+    </w:pPr>
+    <w:tblPr>
+      <w:tblStyleRowBandSize w:val="1"/>
+      <w:tblStyleColBandSize w:val="1"/>
+      <w:tblBorders>
+        <w:top w:val="single" w:sz="4" w:space="0" w:color="BFBFBF" w:themeColor="background1" w:themeShade="BF"/>
+        <w:left w:val="single" w:sz="4" w:space="0" w:color="BFBFBF" w:themeColor="background1" w:themeShade="BF"/>
+        <w:bottom w:val="single" w:sz="4" w:space="0" w:color="BFBFBF" w:themeColor="background1" w:themeShade="BF"/>
+        <w:right w:val="single" w:sz="4" w:space="0" w:color="BFBFBF" w:themeColor="background1" w:themeShade="BF"/>
+        <w:insideH w:val="single" w:sz="4" w:space="0" w:color="BFBFBF" w:themeColor="background1" w:themeShade="BF"/>
+        <w:insideV w:val="single" w:sz="4" w:space="0" w:color="BFBFBF" w:themeColor="background1" w:themeShade="BF"/>
+      </w:tblBorders>
+    </w:tblPr>
+    <w:tblStylePr w:type="firstRow">
+      <w:rPr>
+        <w:b/>
+        <w:bCs/>
+      </w:rPr>
+    </w:tblStylePr>
+    <w:tblStylePr w:type="lastRow">
+      <w:rPr>
+        <w:b/>
+        <w:bCs/>
+      </w:rPr>
+      <w:tblPr/>
+      <w:tcPr>
+        <w:tcBorders>
+          <w:top w:val="double" w:sz="4" w:space="0" w:color="BFBFBF" w:themeColor="background1" w:themeShade="BF"/>
+        </w:tcBorders>
+      </w:tcPr>
+    </w:tblStylePr>
+    <w:tblStylePr w:type="firstCol">
+      <w:rPr>
+        <w:b/>
+        <w:bCs/>
+      </w:rPr>
+    </w:tblStylePr>
+    <w:tblStylePr w:type="lastCol">
+      <w:rPr>
+        <w:b/>
+        <w:bCs/>
+      </w:rPr>
+    </w:tblStylePr>
+    <w:tblStylePr w:type="band1Vert">
+      <w:tblPr/>
+      <w:tcPr>
+        <w:shd w:val="clear" w:color="auto" w:fill="F2F2F2" w:themeFill="background1" w:themeFillShade="F2"/>
+      </w:tcPr>
+    </w:tblStylePr>
+    <w:tblStylePr w:type="band1Horz">
+      <w:tblPr/>
+      <w:tcPr>
+        <w:shd w:val="clear" w:color="auto" w:fill="F2F2F2" w:themeFill="background1" w:themeFillShade="F2"/>
+      </w:tcPr>
+    </w:tblStylePr>
+  </w:style>
+  <w:style w:type="table" w:styleId="PlainTable2">
+    <w:name w:val="Plain Table 2"/>
+    <w:basedOn w:val="TableNormal"/>
+    <w:uiPriority w:val="42"/>
+    <w:rsid w:val="00827131"/>
+    <w:pPr>
+      <w:spacing w:after="0" w:line="240" w:lineRule="auto"/>
+    </w:pPr>
+    <w:tblPr>
+      <w:tblStyleRowBandSize w:val="1"/>
+      <w:tblStyleColBandSize w:val="1"/>
+      <w:tblBorders>
+        <w:top w:val="single" w:sz="4" w:space="0" w:color="7F7F7F" w:themeColor="text1" w:themeTint="80"/>
+        <w:bottom w:val="single" w:sz="4" w:space="0" w:color="7F7F7F" w:themeColor="text1" w:themeTint="80"/>
+      </w:tblBorders>
+    </w:tblPr>
+    <w:tblStylePr w:type="firstRow">
+      <w:rPr>
+        <w:b/>
+        <w:bCs/>
+      </w:rPr>
+      <w:tblPr/>
+      <w:tcPr>
+        <w:tcBorders>
+          <w:bottom w:val="single" w:sz="4" w:space="0" w:color="7F7F7F" w:themeColor="text1" w:themeTint="80"/>
+        </w:tcBorders>
+      </w:tcPr>
+    </w:tblStylePr>
+    <w:tblStylePr w:type="lastRow">
+      <w:rPr>
+        <w:b/>
+        <w:bCs/>
+      </w:rPr>
+      <w:tblPr/>
+      <w:tcPr>
+        <w:tcBorders>
+          <w:top w:val="single" w:sz="4" w:space="0" w:color="7F7F7F" w:themeColor="text1" w:themeTint="80"/>
+        </w:tcBorders>
+      </w:tcPr>
+    </w:tblStylePr>
+    <w:tblStylePr w:type="firstCol">
+      <w:rPr>
+        <w:b/>
+        <w:bCs/>
+      </w:rPr>
+    </w:tblStylePr>
+    <w:tblStylePr w:type="lastCol">
+      <w:rPr>
+        <w:b/>
+        <w:bCs/>
+      </w:rPr>
+    </w:tblStylePr>
+    <w:tblStylePr w:type="band1Vert">
+      <w:tblPr/>
+      <w:tcPr>
+        <w:tcBorders>
+          <w:left w:val="single" w:sz="4" w:space="0" w:color="7F7F7F" w:themeColor="text1" w:themeTint="80"/>
+          <w:right w:val="single" w:sz="4" w:space="0" w:color="7F7F7F" w:themeColor="text1" w:themeTint="80"/>
+        </w:tcBorders>
+      </w:tcPr>
+    </w:tblStylePr>
+    <w:tblStylePr w:type="band2Vert">
+      <w:tblPr/>
+      <w:tcPr>
+        <w:tcBorders>
+          <w:left w:val="single" w:sz="4" w:space="0" w:color="7F7F7F" w:themeColor="text1" w:themeTint="80"/>
+          <w:right w:val="single" w:sz="4" w:space="0" w:color="7F7F7F" w:themeColor="text1" w:themeTint="80"/>
+        </w:tcBorders>
+      </w:tcPr>
+    </w:tblStylePr>
+    <w:tblStylePr w:type="band1Horz">
+      <w:tblPr/>
+      <w:tcPr>
+        <w:tcBorders>
+          <w:top w:val="single" w:sz="4" w:space="0" w:color="7F7F7F" w:themeColor="text1" w:themeTint="80"/>
+          <w:bottom w:val="single" w:sz="4" w:space="0" w:color="7F7F7F" w:themeColor="text1" w:themeTint="80"/>
+        </w:tcBorders>
+      </w:tcPr>
+    </w:tblStylePr>
   </w:style>
 </w:styles>
 </file>
@@ -11007,8 +12402,14 @@
 </a:theme>
 </file>
 
-<file path=docMetadata/LabelInfo.xml><?xml version="1.0" encoding="utf-8"?>
-<clbl:labelList xmlns:clbl="http://schemas.microsoft.com/office/2020/mipLabelMetadata">
-  <clbl:label id="{7e753c2c-bb14-4786-921b-97c6a6fc424f}" enabled="1" method="Standard" siteId="{3bd97919-57c3-48d3-9e9a-8e4c01614a8f}" contentBits="2" removed="0"/>
-</clbl:labelList>
+<file path=customXml/item1.xml><?xml version="1.0" encoding="utf-8"?>
+<b:Sources xmlns:b="http://schemas.openxmlformats.org/officeDocument/2006/bibliography" xmlns="http://schemas.openxmlformats.org/officeDocument/2006/bibliography" SelectedStyle="\APASixthEditionOfficeOnline.xsl" StyleName="APA" Version="6"/>
+</file>
+
+<file path=customXml/itemProps1.xml><?xml version="1.0" encoding="utf-8"?>
+<ds:datastoreItem xmlns:ds="http://schemas.openxmlformats.org/officeDocument/2006/customXml" ds:itemID="{CC4B3119-8C8A-4E60-91AB-067BD98284C0}">
+  <ds:schemaRefs>
+    <ds:schemaRef ds:uri="http://schemas.openxmlformats.org/officeDocument/2006/bibliography"/>
+  </ds:schemaRefs>
+</ds:datastoreItem>
 </file>
--- a/00_doc/LabDoc/Aurix_lab_zabeleske_i_plan_PoVl.docx
+++ b/00_doc/LabDoc/Aurix_lab_zabeleske_i_plan_PoVl.docx
@@ -142,21 +142,18 @@
     <w:tbl>
       <w:tblPr>
         <w:tblStyle w:val="PlainTable2"/>
-        <w:tblW w:w="9239" w:type="dxa"/>
+        <w:tblW w:w="0" w:type="auto"/>
         <w:tblLayout w:type="fixed"/>
         <w:tblLook w:val="04A0" w:firstRow="1" w:lastRow="0" w:firstColumn="1" w:lastColumn="0" w:noHBand="0" w:noVBand="1"/>
       </w:tblPr>
       <w:tblGrid>
-        <w:gridCol w:w="570"/>
-        <w:gridCol w:w="1147"/>
-        <w:gridCol w:w="1260"/>
-        <w:gridCol w:w="982"/>
-        <w:gridCol w:w="35"/>
-        <w:gridCol w:w="2422"/>
-        <w:gridCol w:w="35"/>
-        <w:gridCol w:w="1703"/>
-        <w:gridCol w:w="35"/>
-        <w:gridCol w:w="1050"/>
+        <w:gridCol w:w="624"/>
+        <w:gridCol w:w="1191"/>
+        <w:gridCol w:w="1247"/>
+        <w:gridCol w:w="1701"/>
+        <w:gridCol w:w="2552"/>
+        <w:gridCol w:w="1701"/>
+        <w:gridCol w:w="152"/>
       </w:tblGrid>
       <w:tr>
         <w:trPr>
@@ -165,7 +162,7 @@
         <w:tc>
           <w:tcPr>
             <w:cnfStyle w:val="001000000000" w:firstRow="0" w:lastRow="0" w:firstColumn="1" w:lastColumn="0" w:oddVBand="0" w:evenVBand="0" w:oddHBand="0" w:evenHBand="0" w:firstRowFirstColumn="0" w:firstRowLastColumn="0" w:lastRowFirstColumn="0" w:lastRowLastColumn="0"/>
-            <w:tcW w:w="570" w:type="dxa"/>
+            <w:tcW w:w="624" w:type="dxa"/>
           </w:tcPr>
           <w:p>
             <w:pPr>
@@ -191,7 +188,7 @@
         </w:tc>
         <w:tc>
           <w:tcPr>
-            <w:tcW w:w="1147" w:type="dxa"/>
+            <w:tcW w:w="1191" w:type="dxa"/>
           </w:tcPr>
           <w:p>
             <w:pPr>
@@ -218,7 +215,7 @@
         </w:tc>
         <w:tc>
           <w:tcPr>
-            <w:tcW w:w="1260" w:type="dxa"/>
+            <w:tcW w:w="1247" w:type="dxa"/>
           </w:tcPr>
           <w:p>
             <w:pPr>
@@ -254,7 +251,7 @@
         </w:tc>
         <w:tc>
           <w:tcPr>
-            <w:tcW w:w="982" w:type="dxa"/>
+            <w:tcW w:w="1701" w:type="dxa"/>
           </w:tcPr>
           <w:p>
             <w:pPr>
@@ -281,7 +278,34 @@
         </w:tc>
         <w:tc>
           <w:tcPr>
-            <w:tcW w:w="2457" w:type="dxa"/>
+            <w:tcW w:w="2552" w:type="dxa"/>
+          </w:tcPr>
+          <w:p>
+            <w:pPr>
+              <w:cnfStyle w:val="100000000000" w:firstRow="1" w:lastRow="0" w:firstColumn="0" w:lastColumn="0" w:oddVBand="0" w:evenVBand="0" w:oddHBand="0" w:evenHBand="0" w:firstRowFirstColumn="0" w:firstRowLastColumn="0" w:lastRowFirstColumn="0" w:lastRowLastColumn="0"/>
+              <w:rPr>
+                <w:rFonts w:eastAsia="Times New Roman" w:cstheme="minorHAnsi"/>
+                <w:b w:val="0"/>
+                <w:bCs w:val="0"/>
+                <w:color w:val="0A0A0A"/>
+                <w:sz w:val="14"/>
+                <w:szCs w:val="14"/>
+              </w:rPr>
+            </w:pPr>
+            <w:r>
+              <w:rPr>
+                <w:rFonts w:eastAsia="Times New Roman" w:cstheme="minorHAnsi"/>
+                <w:color w:val="0A0A0A"/>
+                <w:sz w:val="14"/>
+                <w:szCs w:val="14"/>
+              </w:rPr>
+              <w:t>Opis i uloga mehanizma</w:t>
+            </w:r>
+          </w:p>
+        </w:tc>
+        <w:tc>
+          <w:tcPr>
+            <w:tcW w:w="1853" w:type="dxa"/>
             <w:gridSpan w:val="2"/>
           </w:tcPr>
           <w:p>
@@ -289,7 +313,6 @@
               <w:cnfStyle w:val="100000000000" w:firstRow="1" w:lastRow="0" w:firstColumn="0" w:lastColumn="0" w:oddVBand="0" w:evenVBand="0" w:oddHBand="0" w:evenHBand="0" w:firstRowFirstColumn="0" w:firstRowLastColumn="0" w:lastRowFirstColumn="0" w:lastRowLastColumn="0"/>
               <w:rPr>
                 <w:rFonts w:eastAsia="Times New Roman" w:cstheme="minorHAnsi"/>
-                <w:b w:val="0"/>
                 <w:bCs w:val="0"/>
                 <w:color w:val="0A0A0A"/>
                 <w:sz w:val="14"/>
@@ -299,62 +322,6 @@
             <w:r>
               <w:rPr>
                 <w:rFonts w:eastAsia="Times New Roman" w:cstheme="minorHAnsi"/>
-                <w:color w:val="0A0A0A"/>
-                <w:sz w:val="14"/>
-                <w:szCs w:val="14"/>
-              </w:rPr>
-              <w:t>Opis zadatka i uloga mehanizma</w:t>
-            </w:r>
-          </w:p>
-        </w:tc>
-        <w:tc>
-          <w:tcPr>
-            <w:tcW w:w="1738" w:type="dxa"/>
-            <w:gridSpan w:val="2"/>
-          </w:tcPr>
-          <w:p>
-            <w:pPr>
-              <w:cnfStyle w:val="100000000000" w:firstRow="1" w:lastRow="0" w:firstColumn="0" w:lastColumn="0" w:oddVBand="0" w:evenVBand="0" w:oddHBand="0" w:evenHBand="0" w:firstRowFirstColumn="0" w:firstRowLastColumn="0" w:lastRowFirstColumn="0" w:lastRowLastColumn="0"/>
-              <w:rPr>
-                <w:rFonts w:eastAsia="Times New Roman" w:cstheme="minorHAnsi"/>
-                <w:b w:val="0"/>
-                <w:bCs w:val="0"/>
-                <w:color w:val="0A0A0A"/>
-                <w:sz w:val="14"/>
-                <w:szCs w:val="14"/>
-              </w:rPr>
-            </w:pPr>
-            <w:r>
-              <w:rPr>
-                <w:rFonts w:eastAsia="Times New Roman" w:cstheme="minorHAnsi"/>
-                <w:color w:val="0A0A0A"/>
-                <w:sz w:val="14"/>
-                <w:szCs w:val="14"/>
-              </w:rPr>
-              <w:t>Ključni edukativni cilj</w:t>
-            </w:r>
-          </w:p>
-        </w:tc>
-        <w:tc>
-          <w:tcPr>
-            <w:tcW w:w="1085" w:type="dxa"/>
-            <w:gridSpan w:val="2"/>
-          </w:tcPr>
-          <w:p>
-            <w:pPr>
-              <w:cnfStyle w:val="100000000000" w:firstRow="1" w:lastRow="0" w:firstColumn="0" w:lastColumn="0" w:oddVBand="0" w:evenVBand="0" w:oddHBand="0" w:evenHBand="0" w:firstRowFirstColumn="0" w:firstRowLastColumn="0" w:lastRowFirstColumn="0" w:lastRowLastColumn="0"/>
-              <w:rPr>
-                <w:rFonts w:eastAsia="Times New Roman" w:cstheme="minorHAnsi"/>
-                <w:bCs w:val="0"/>
-                <w:color w:val="0A0A0A"/>
-                <w:sz w:val="14"/>
-                <w:szCs w:val="14"/>
-              </w:rPr>
-            </w:pPr>
-            <w:r>
-              <w:rPr>
-                <w:rFonts w:eastAsia="Times New Roman" w:cstheme="minorHAnsi"/>
-                <w:bCs w:val="0"/>
                 <w:color w:val="0A0A0A"/>
                 <w:sz w:val="14"/>
                 <w:szCs w:val="14"/>
@@ -366,12 +333,14 @@
       </w:tr>
       <w:tr>
         <w:trPr>
+          <w:gridAfter w:val="1"/>
           <w:cnfStyle w:val="000000100000" w:firstRow="0" w:lastRow="0" w:firstColumn="0" w:lastColumn="0" w:oddVBand="0" w:evenVBand="0" w:oddHBand="1" w:evenHBand="0" w:firstRowFirstColumn="0" w:firstRowLastColumn="0" w:lastRowFirstColumn="0" w:lastRowLastColumn="0"/>
+          <w:wAfter w:w="152" w:type="dxa"/>
         </w:trPr>
         <w:tc>
           <w:tcPr>
             <w:cnfStyle w:val="001000000000" w:firstRow="0" w:lastRow="0" w:firstColumn="1" w:lastColumn="0" w:oddVBand="0" w:evenVBand="0" w:oddHBand="0" w:evenHBand="0" w:firstRowFirstColumn="0" w:firstRowLastColumn="0" w:lastRowFirstColumn="0" w:lastRowLastColumn="0"/>
-            <w:tcW w:w="570" w:type="dxa"/>
+            <w:tcW w:w="624" w:type="dxa"/>
           </w:tcPr>
           <w:p>
             <w:pPr>
@@ -397,7 +366,7 @@
         </w:tc>
         <w:tc>
           <w:tcPr>
-            <w:tcW w:w="1147" w:type="dxa"/>
+            <w:tcW w:w="1191" w:type="dxa"/>
           </w:tcPr>
           <w:p>
             <w:pPr>
@@ -422,25 +391,13 @@
                 <w:szCs w:val="14"/>
                 <w:highlight w:val="yellow"/>
               </w:rPr>
-              <w:t>FreeRTOS_</w:t>
-            </w:r>
-            <w:r>
-              <w:rPr>
-                <w:rFonts w:eastAsia="Times New Roman" w:cstheme="minorHAnsi"/>
-                <w:b/>
-                <w:bCs/>
-                <w:color w:val="0A0A0A"/>
-                <w:sz w:val="14"/>
-                <w:szCs w:val="14"/>
-                <w:highlight w:val="yellow"/>
-              </w:rPr>
-              <w:t xml:space="preserve">Basic </w:t>
+              <w:t xml:space="preserve">FreeRTOS_Basic </w:t>
             </w:r>
           </w:p>
         </w:tc>
         <w:tc>
           <w:tcPr>
-            <w:tcW w:w="1260" w:type="dxa"/>
+            <w:tcW w:w="1247" w:type="dxa"/>
           </w:tcPr>
           <w:p>
             <w:pPr>
@@ -463,7 +420,7 @@
                 <w:sz w:val="14"/>
                 <w:szCs w:val="14"/>
               </w:rPr>
-              <w:t>Task_app_led1</w:t>
+              <w:t>t</w:t>
             </w:r>
             <w:r>
               <w:rPr>
@@ -474,7 +431,7 @@
                 <w:sz w:val="14"/>
                 <w:szCs w:val="14"/>
               </w:rPr>
-              <w:t xml:space="preserve"> </w:t>
+              <w:t xml:space="preserve">ask_app_led1 </w:t>
             </w:r>
             <w:r>
               <w:rPr>
@@ -509,7 +466,18 @@
                 <w:sz w:val="14"/>
                 <w:szCs w:val="14"/>
               </w:rPr>
-              <w:t>Task_app_led2</w:t>
+              <w:t>t</w:t>
+            </w:r>
+            <w:r>
+              <w:rPr>
+                <w:rFonts w:eastAsia="Times New Roman" w:cstheme="minorHAnsi"/>
+                <w:b/>
+                <w:bCs/>
+                <w:color w:val="0A0A0A"/>
+                <w:sz w:val="14"/>
+                <w:szCs w:val="14"/>
+              </w:rPr>
+              <w:t>ask_app_led2</w:t>
             </w:r>
             <w:r>
               <w:rPr>
@@ -526,35 +494,33 @@
         </w:tc>
         <w:tc>
           <w:tcPr>
-            <w:tcW w:w="982" w:type="dxa"/>
+            <w:tcW w:w="1701" w:type="dxa"/>
           </w:tcPr>
           <w:p>
             <w:pPr>
               <w:cnfStyle w:val="000000100000" w:firstRow="0" w:lastRow="0" w:firstColumn="0" w:lastColumn="0" w:oddVBand="0" w:evenVBand="0" w:oddHBand="1" w:evenHBand="0" w:firstRowFirstColumn="0" w:firstRowLastColumn="0" w:lastRowFirstColumn="0" w:lastRowLastColumn="0"/>
               <w:rPr>
                 <w:rFonts w:eastAsia="Times New Roman" w:cstheme="minorHAnsi"/>
+                <w:bCs/>
+                <w:color w:val="0A0A0A"/>
+                <w:sz w:val="14"/>
+                <w:szCs w:val="14"/>
+              </w:rPr>
+            </w:pPr>
+            <w:r>
+              <w:rPr>
+                <w:rFonts w:eastAsia="Times New Roman" w:cstheme="minorHAnsi"/>
                 <w:b/>
                 <w:bCs/>
                 <w:color w:val="0A0A0A"/>
                 <w:sz w:val="14"/>
                 <w:szCs w:val="14"/>
               </w:rPr>
-            </w:pPr>
-            <w:r>
-              <w:rPr>
-                <w:rFonts w:eastAsia="Times New Roman" w:cstheme="minorHAnsi"/>
-                <w:b/>
-                <w:bCs/>
-                <w:color w:val="0A0A0A"/>
-                <w:sz w:val="14"/>
-                <w:szCs w:val="14"/>
-              </w:rPr>
-              <w:t>Periodičnost</w:t>
-            </w:r>
-            <w:r>
-              <w:rPr>
-                <w:rFonts w:eastAsia="Times New Roman" w:cstheme="minorHAnsi"/>
-                <w:b/>
+              <w:t>Periodičan task</w:t>
+            </w:r>
+            <w:r>
+              <w:rPr>
+                <w:rFonts w:eastAsia="Times New Roman" w:cstheme="minorHAnsi"/>
                 <w:bCs/>
                 <w:color w:val="0A0A0A"/>
                 <w:sz w:val="14"/>
@@ -562,8 +528,6 @@
               </w:rPr>
               <w:t>;</w:t>
             </w:r>
-            <w:bookmarkStart w:id="0" w:name="_GoBack"/>
-            <w:bookmarkEnd w:id="0"/>
           </w:p>
           <w:p>
             <w:pPr>
@@ -580,24 +544,126 @@
             <w:r>
               <w:rPr>
                 <w:rFonts w:eastAsia="Times New Roman" w:cstheme="minorHAnsi"/>
+                <w:bCs/>
+                <w:color w:val="0A0A0A"/>
+                <w:sz w:val="14"/>
+                <w:szCs w:val="14"/>
+              </w:rPr>
+              <w:t>Sinhronizacija taska i ISR-a</w:t>
+            </w:r>
+            <w:r>
+              <w:rPr>
+                <w:rFonts w:eastAsia="Times New Roman" w:cstheme="minorHAnsi"/>
+                <w:bCs/>
+                <w:color w:val="0A0A0A"/>
+                <w:sz w:val="14"/>
+                <w:szCs w:val="14"/>
+              </w:rPr>
+              <w:t xml:space="preserve"> upotrebom</w:t>
+            </w:r>
+            <w:r>
+              <w:rPr>
+                <w:rFonts w:eastAsia="Times New Roman" w:cstheme="minorHAnsi"/>
+                <w:bCs/>
+                <w:color w:val="0A0A0A"/>
+                <w:sz w:val="14"/>
+                <w:szCs w:val="14"/>
+              </w:rPr>
+              <w:t xml:space="preserve"> </w:t>
+            </w:r>
+            <w:r>
+              <w:rPr>
+                <w:rFonts w:eastAsia="Times New Roman" w:cstheme="minorHAnsi"/>
                 <w:b/>
                 <w:bCs/>
-                <w:color w:val="0A0A0A"/>
-                <w:sz w:val="14"/>
-                <w:szCs w:val="14"/>
-              </w:rPr>
-              <w:t>Task n</w:t>
+                <w:i/>
+                <w:color w:val="0A0A0A"/>
+                <w:sz w:val="14"/>
+                <w:szCs w:val="14"/>
+              </w:rPr>
+              <w:t>binary sem</w:t>
             </w:r>
             <w:r>
               <w:rPr>
                 <w:rFonts w:eastAsia="Times New Roman" w:cstheme="minorHAnsi"/>
                 <w:b/>
                 <w:bCs/>
-                <w:color w:val="0A0A0A"/>
-                <w:sz w:val="14"/>
-                <w:szCs w:val="14"/>
-              </w:rPr>
-              <w:t>otification</w:t>
+                <w:i/>
+                <w:color w:val="0A0A0A"/>
+                <w:sz w:val="14"/>
+                <w:szCs w:val="14"/>
+              </w:rPr>
+              <w:t>a</w:t>
+            </w:r>
+            <w:r>
+              <w:rPr>
+                <w:rFonts w:eastAsia="Times New Roman" w:cstheme="minorHAnsi"/>
+                <w:b/>
+                <w:bCs/>
+                <w:i/>
+                <w:color w:val="0A0A0A"/>
+                <w:sz w:val="14"/>
+                <w:szCs w:val="14"/>
+              </w:rPr>
+              <w:t>phore</w:t>
+            </w:r>
+          </w:p>
+        </w:tc>
+        <w:tc>
+          <w:tcPr>
+            <w:tcW w:w="2552" w:type="dxa"/>
+          </w:tcPr>
+          <w:p>
+            <w:pPr>
+              <w:cnfStyle w:val="000000100000" w:firstRow="0" w:lastRow="0" w:firstColumn="0" w:lastColumn="0" w:oddVBand="0" w:evenVBand="0" w:oddHBand="1" w:evenHBand="0" w:firstRowFirstColumn="0" w:firstRowLastColumn="0" w:lastRowFirstColumn="0" w:lastRowLastColumn="0"/>
+              <w:rPr>
+                <w:rFonts w:eastAsia="Times New Roman" w:cstheme="minorHAnsi"/>
+                <w:bCs/>
+                <w:color w:val="0A0A0A"/>
+                <w:sz w:val="14"/>
+                <w:szCs w:val="14"/>
+              </w:rPr>
+            </w:pPr>
+            <w:r>
+              <w:rPr>
+                <w:rFonts w:eastAsia="Times New Roman" w:cstheme="minorHAnsi"/>
+                <w:bCs/>
+                <w:color w:val="0A0A0A"/>
+                <w:sz w:val="14"/>
+                <w:szCs w:val="14"/>
+              </w:rPr>
+              <w:t>Task_app_led1</w:t>
+            </w:r>
+            <w:r>
+              <w:rPr>
+                <w:rFonts w:eastAsia="Times New Roman" w:cstheme="minorHAnsi"/>
+                <w:bCs/>
+                <w:color w:val="0A0A0A"/>
+                <w:sz w:val="14"/>
+                <w:szCs w:val="14"/>
+              </w:rPr>
+              <w:t xml:space="preserve">: periodičan, </w:t>
+            </w:r>
+            <w:r>
+              <w:rPr>
+                <w:rFonts w:eastAsia="Times New Roman" w:cstheme="minorHAnsi"/>
+                <w:bCs/>
+                <w:i/>
+                <w:color w:val="0A0A0A"/>
+                <w:sz w:val="14"/>
+                <w:szCs w:val="14"/>
+              </w:rPr>
+              <w:t>toggle-</w:t>
+            </w:r>
+            <w:r>
+              <w:rPr>
+                <w:rFonts w:eastAsia="Times New Roman" w:cstheme="minorHAnsi"/>
+                <w:bCs/>
+                <w:color w:val="0A0A0A"/>
+                <w:sz w:val="14"/>
+                <w:szCs w:val="14"/>
+              </w:rPr>
+              <w:t>uje LED1 </w:t>
             </w:r>
           </w:p>
           <w:p>
@@ -615,20 +681,212 @@
             <w:r>
               <w:rPr>
                 <w:rFonts w:eastAsia="Times New Roman" w:cstheme="minorHAnsi"/>
+                <w:bCs/>
+                <w:color w:val="0A0A0A"/>
+                <w:sz w:val="14"/>
+                <w:szCs w:val="14"/>
+              </w:rPr>
+              <w:t>Task_app_led2</w:t>
+            </w:r>
+            <w:r>
+              <w:rPr>
+                <w:rFonts w:eastAsia="Times New Roman" w:cstheme="minorHAnsi"/>
+                <w:bCs/>
+                <w:color w:val="0A0A0A"/>
+                <w:sz w:val="14"/>
+                <w:szCs w:val="14"/>
+              </w:rPr>
+              <w:t>: </w:t>
+            </w:r>
+            <w:r>
+              <w:rPr>
+                <w:rFonts w:eastAsia="Times New Roman" w:cstheme="minorHAnsi"/>
+                <w:bCs/>
+                <w:color w:val="0A0A0A"/>
+                <w:sz w:val="14"/>
+                <w:szCs w:val="14"/>
+              </w:rPr>
+              <w:t>s</w:t>
+            </w:r>
+            <w:r>
+              <w:rPr>
+                <w:rFonts w:eastAsia="Times New Roman" w:cstheme="minorHAnsi"/>
+                <w:bCs/>
+                <w:color w:val="0A0A0A"/>
+                <w:sz w:val="14"/>
+                <w:szCs w:val="14"/>
+              </w:rPr>
+              <w:t xml:space="preserve">inhronizacija taska sa prekidom </w:t>
+            </w:r>
+            <w:r>
+              <w:rPr>
+                <w:rFonts w:eastAsia="Times New Roman" w:cstheme="minorHAnsi"/>
+                <w:bCs/>
+                <w:color w:val="0A0A0A"/>
+                <w:sz w:val="14"/>
+                <w:szCs w:val="14"/>
+              </w:rPr>
+              <w:t>(eksternim ISR</w:t>
+            </w:r>
+            <w:r>
+              <w:rPr>
+                <w:rFonts w:eastAsia="Times New Roman" w:cstheme="minorHAnsi"/>
+                <w:bCs/>
+                <w:color w:val="0A0A0A"/>
+                <w:sz w:val="14"/>
+                <w:szCs w:val="14"/>
+              </w:rPr>
+              <w:t xml:space="preserve"> upotrebom tastera</w:t>
+            </w:r>
+            <w:r>
+              <w:rPr>
+                <w:rFonts w:eastAsia="Times New Roman" w:cstheme="minorHAnsi"/>
+                <w:bCs/>
+                <w:color w:val="0A0A0A"/>
+                <w:sz w:val="14"/>
+                <w:szCs w:val="14"/>
+              </w:rPr>
+              <w:t>) upotrebom</w:t>
+            </w:r>
+            <w:r>
+              <w:rPr>
+                <w:rFonts w:eastAsia="Times New Roman" w:cstheme="minorHAnsi"/>
+                <w:bCs/>
+                <w:color w:val="0A0A0A"/>
+                <w:sz w:val="14"/>
+                <w:szCs w:val="14"/>
+              </w:rPr>
+              <w:t xml:space="preserve"> </w:t>
+            </w:r>
+            <w:r>
+              <w:rPr>
+                <w:rFonts w:eastAsia="Times New Roman" w:cstheme="minorHAnsi"/>
                 <w:b/>
                 <w:bCs/>
                 <w:color w:val="0A0A0A"/>
                 <w:sz w:val="14"/>
                 <w:szCs w:val="14"/>
               </w:rPr>
-              <w:t>(binary semphore))</w:t>
+              <w:t>binarnog semafora</w:t>
+            </w:r>
+          </w:p>
+          <w:p>
+            <w:pPr>
+              <w:cnfStyle w:val="000000100000" w:firstRow="0" w:lastRow="0" w:firstColumn="0" w:lastColumn="0" w:oddVBand="0" w:evenVBand="0" w:oddHBand="1" w:evenHBand="0" w:firstRowFirstColumn="0" w:firstRowLastColumn="0" w:lastRowFirstColumn="0" w:lastRowLastColumn="0"/>
+              <w:rPr>
+                <w:rFonts w:eastAsia="Times New Roman" w:cstheme="minorHAnsi"/>
+                <w:bCs/>
+                <w:color w:val="0A0A0A"/>
+                <w:sz w:val="14"/>
+                <w:szCs w:val="14"/>
+              </w:rPr>
+            </w:pPr>
+            <w:r>
+              <w:rPr>
+                <w:rFonts w:eastAsia="Times New Roman" w:cstheme="minorHAnsi"/>
+                <w:bCs/>
+                <w:color w:val="0A0A0A"/>
+                <w:sz w:val="14"/>
+                <w:szCs w:val="14"/>
+              </w:rPr>
+              <w:t>(</w:t>
+            </w:r>
+            <w:r>
+              <w:rPr>
+                <w:rFonts w:eastAsia="Times New Roman" w:cstheme="minorHAnsi"/>
+                <w:bCs/>
+                <w:color w:val="0A0A0A"/>
+                <w:sz w:val="14"/>
+                <w:szCs w:val="14"/>
+              </w:rPr>
+              <w:t>vTaskNotifyGiveFromISR() + ulTaskNotifyTake()</w:t>
+            </w:r>
+            <w:r>
+              <w:rPr>
+                <w:rFonts w:eastAsia="Times New Roman" w:cstheme="minorHAnsi"/>
+                <w:bCs/>
+                <w:color w:val="0A0A0A"/>
+                <w:sz w:val="14"/>
+                <w:szCs w:val="14"/>
+              </w:rPr>
+              <w:t>)</w:t>
+            </w:r>
+            <w:r>
+              <w:rPr>
+                <w:rFonts w:eastAsia="Times New Roman" w:cstheme="minorHAnsi"/>
+                <w:bCs/>
+                <w:color w:val="0A0A0A"/>
+                <w:sz w:val="14"/>
+                <w:szCs w:val="14"/>
+              </w:rPr>
+              <w:t xml:space="preserve">. Nakon dobijene </w:t>
+            </w:r>
+            <w:r>
+              <w:rPr>
+                <w:rFonts w:eastAsia="Times New Roman" w:cstheme="minorHAnsi"/>
+                <w:bCs/>
+                <w:color w:val="0A0A0A"/>
+                <w:sz w:val="14"/>
+                <w:szCs w:val="14"/>
+              </w:rPr>
+              <w:t>notifikacij</w:t>
+            </w:r>
+            <w:r>
+              <w:rPr>
+                <w:rFonts w:eastAsia="Times New Roman" w:cstheme="minorHAnsi"/>
+                <w:bCs/>
+                <w:color w:val="0A0A0A"/>
+                <w:sz w:val="14"/>
+                <w:szCs w:val="14"/>
+              </w:rPr>
+              <w:t>e</w:t>
+            </w:r>
+            <w:r>
+              <w:rPr>
+                <w:rFonts w:eastAsia="Times New Roman" w:cstheme="minorHAnsi"/>
+                <w:bCs/>
+                <w:color w:val="0A0A0A"/>
+                <w:sz w:val="14"/>
+                <w:szCs w:val="14"/>
+              </w:rPr>
+              <w:t>,</w:t>
+            </w:r>
+            <w:r>
+              <w:rPr>
+                <w:rFonts w:eastAsia="Times New Roman" w:cstheme="minorHAnsi"/>
+                <w:bCs/>
+                <w:color w:val="0A0A0A"/>
+                <w:sz w:val="14"/>
+                <w:szCs w:val="14"/>
+              </w:rPr>
+              <w:t xml:space="preserve"> task </w:t>
+            </w:r>
+            <w:r>
+              <w:rPr>
+                <w:rFonts w:eastAsia="Times New Roman" w:cstheme="minorHAnsi"/>
+                <w:bCs/>
+                <w:i/>
+                <w:color w:val="0A0A0A"/>
+                <w:sz w:val="14"/>
+                <w:szCs w:val="14"/>
+              </w:rPr>
+              <w:t>toggle</w:t>
+            </w:r>
+            <w:r>
+              <w:rPr>
+                <w:rFonts w:eastAsia="Times New Roman" w:cstheme="minorHAnsi"/>
+                <w:bCs/>
+                <w:color w:val="0A0A0A"/>
+                <w:sz w:val="14"/>
+                <w:szCs w:val="14"/>
+              </w:rPr>
+              <w:t>-uje LED2</w:t>
             </w:r>
           </w:p>
         </w:tc>
         <w:tc>
           <w:tcPr>
-            <w:tcW w:w="2457" w:type="dxa"/>
-            <w:gridSpan w:val="2"/>
+            <w:tcW w:w="1701" w:type="dxa"/>
           </w:tcPr>
           <w:p>
             <w:pPr>
@@ -659,69 +917,813 @@
                 <w:sz w:val="14"/>
                 <w:szCs w:val="14"/>
               </w:rPr>
-              <w:t>:</w:t>
-            </w:r>
-            <w:r>
-              <w:rPr>
-                <w:rFonts w:eastAsia="Times New Roman" w:cstheme="minorHAnsi"/>
-                <w:bCs/>
-                <w:color w:val="0A0A0A"/>
-                <w:sz w:val="14"/>
-                <w:szCs w:val="14"/>
-              </w:rPr>
-              <w:t> periodičan</w:t>
-            </w:r>
-            <w:r>
-              <w:rPr>
-                <w:rFonts w:eastAsia="Times New Roman" w:cstheme="minorHAnsi"/>
-                <w:bCs/>
-                <w:color w:val="0A0A0A"/>
-                <w:sz w:val="14"/>
-                <w:szCs w:val="14"/>
-              </w:rPr>
-              <w:t>,</w:t>
-            </w:r>
-            <w:r>
-              <w:rPr>
-                <w:rFonts w:eastAsia="Times New Roman" w:cstheme="minorHAnsi"/>
-                <w:bCs/>
-                <w:color w:val="0A0A0A"/>
-                <w:sz w:val="14"/>
-                <w:szCs w:val="14"/>
-              </w:rPr>
               <w:t xml:space="preserve"> </w:t>
             </w:r>
             <w:r>
               <w:rPr>
                 <w:rFonts w:eastAsia="Times New Roman" w:cstheme="minorHAnsi"/>
                 <w:bCs/>
+                <w:color w:val="0A0A0A"/>
+                <w:sz w:val="14"/>
+                <w:szCs w:val="14"/>
+              </w:rPr>
+              <w:t xml:space="preserve">treba da </w:t>
+            </w:r>
+            <w:r>
+              <w:rPr>
+                <w:rFonts w:eastAsia="Times New Roman" w:cstheme="minorHAnsi"/>
+                <w:bCs/>
+                <w:color w:val="0A0A0A"/>
+                <w:sz w:val="14"/>
+                <w:szCs w:val="14"/>
+              </w:rPr>
+              <w:t xml:space="preserve">ažurira </w:t>
+            </w:r>
+            <w:r>
+              <w:rPr>
+                <w:rFonts w:eastAsia="Times New Roman" w:cstheme="minorHAnsi"/>
+                <w:bCs/>
+                <w:color w:val="0A0A0A"/>
+                <w:sz w:val="14"/>
+                <w:szCs w:val="14"/>
+              </w:rPr>
+              <w:t xml:space="preserve">novo </w:t>
+            </w:r>
+            <w:r>
+              <w:rPr>
+                <w:rFonts w:eastAsia="Times New Roman" w:cstheme="minorHAnsi"/>
+                <w:bCs/>
+                <w:color w:val="0A0A0A"/>
+                <w:sz w:val="14"/>
+                <w:szCs w:val="14"/>
+              </w:rPr>
+              <w:t xml:space="preserve">kreiranu strukturu vremena </w:t>
+            </w:r>
+            <w:r>
+              <w:rPr>
+                <w:rFonts w:eastAsia="Times New Roman" w:cstheme="minorHAnsi"/>
+                <w:bCs/>
                 <w:i/>
                 <w:color w:val="0A0A0A"/>
                 <w:sz w:val="14"/>
                 <w:szCs w:val="14"/>
               </w:rPr>
-              <w:t>toggl</w:t>
-            </w:r>
-            <w:r>
-              <w:rPr>
-                <w:rFonts w:eastAsia="Times New Roman" w:cstheme="minorHAnsi"/>
-                <w:bCs/>
+              <w:t>SystemTime</w:t>
+            </w:r>
+            <w:r>
+              <w:rPr>
+                <w:rFonts w:eastAsia="Times New Roman" w:cstheme="minorHAnsi"/>
+                <w:bCs/>
+                <w:color w:val="0A0A0A"/>
+                <w:sz w:val="14"/>
+                <w:szCs w:val="14"/>
+              </w:rPr>
+              <w:t xml:space="preserve"> (hh:mm:ss)</w:t>
+            </w:r>
+          </w:p>
+        </w:tc>
+      </w:tr>
+      <w:tr>
+        <w:trPr>
+          <w:gridAfter w:val="1"/>
+          <w:wAfter w:w="152" w:type="dxa"/>
+        </w:trPr>
+        <w:tc>
+          <w:tcPr>
+            <w:cnfStyle w:val="001000000000" w:firstRow="0" w:lastRow="0" w:firstColumn="1" w:lastColumn="0" w:oddVBand="0" w:evenVBand="0" w:oddHBand="0" w:evenHBand="0" w:firstRowFirstColumn="0" w:firstRowLastColumn="0" w:lastRowFirstColumn="0" w:lastRowLastColumn="0"/>
+            <w:tcW w:w="624" w:type="dxa"/>
+          </w:tcPr>
+          <w:p>
+            <w:pPr>
+              <w:rPr>
+                <w:rFonts w:eastAsia="Times New Roman" w:cstheme="minorHAnsi"/>
+                <w:color w:val="0A0A0A"/>
+                <w:sz w:val="14"/>
+                <w:szCs w:val="14"/>
+              </w:rPr>
+            </w:pPr>
+            <w:r>
+              <w:rPr>
+                <w:rFonts w:eastAsia="Times New Roman" w:cstheme="minorHAnsi"/>
+                <w:color w:val="0A0A0A"/>
+                <w:sz w:val="14"/>
+                <w:szCs w:val="14"/>
+              </w:rPr>
+              <w:t>2.</w:t>
+            </w:r>
+          </w:p>
+        </w:tc>
+        <w:tc>
+          <w:tcPr>
+            <w:tcW w:w="1191" w:type="dxa"/>
+          </w:tcPr>
+          <w:p>
+            <w:pPr>
+              <w:cnfStyle w:val="000000000000" w:firstRow="0" w:lastRow="0" w:firstColumn="0" w:lastColumn="0" w:oddVBand="0" w:evenVBand="0" w:oddHBand="0" w:evenHBand="0" w:firstRowFirstColumn="0" w:firstRowLastColumn="0" w:lastRowFirstColumn="0" w:lastRowLastColumn="0"/>
+              <w:rPr>
+                <w:rFonts w:eastAsia="Times New Roman" w:cstheme="minorHAnsi"/>
+                <w:color w:val="0A0A0A"/>
+                <w:sz w:val="14"/>
+                <w:szCs w:val="14"/>
+              </w:rPr>
+            </w:pPr>
+            <w:r>
+              <w:rPr>
+                <w:rFonts w:eastAsia="Times New Roman" w:cstheme="minorHAnsi"/>
+                <w:b/>
+                <w:bCs/>
+                <w:color w:val="0A0A0A"/>
+                <w:sz w:val="14"/>
+                <w:szCs w:val="14"/>
+                <w:highlight w:val="yellow"/>
+              </w:rPr>
+              <w:t>CAN Bus (Rx/Tx)</w:t>
+            </w:r>
+          </w:p>
+        </w:tc>
+        <w:tc>
+          <w:tcPr>
+            <w:tcW w:w="1247" w:type="dxa"/>
+          </w:tcPr>
+          <w:p>
+            <w:pPr>
+              <w:cnfStyle w:val="000000000000" w:firstRow="0" w:lastRow="0" w:firstColumn="0" w:lastColumn="0" w:oddVBand="0" w:evenVBand="0" w:oddHBand="0" w:evenHBand="0" w:firstRowFirstColumn="0" w:firstRowLastColumn="0" w:lastRowFirstColumn="0" w:lastRowLastColumn="0"/>
+              <w:rPr>
+                <w:rFonts w:eastAsia="Times New Roman" w:cstheme="minorHAnsi"/>
+                <w:color w:val="0A0A0A"/>
+                <w:sz w:val="14"/>
+                <w:szCs w:val="14"/>
+              </w:rPr>
+            </w:pPr>
+            <w:r>
+              <w:rPr>
+                <w:rFonts w:eastAsia="Times New Roman" w:cstheme="minorHAnsi"/>
+                <w:b/>
+                <w:bCs/>
+                <w:color w:val="0A0A0A"/>
+                <w:sz w:val="14"/>
+                <w:szCs w:val="14"/>
+              </w:rPr>
+              <w:t>Bez FreeRTOS</w:t>
+            </w:r>
+          </w:p>
+        </w:tc>
+        <w:tc>
+          <w:tcPr>
+            <w:tcW w:w="1701" w:type="dxa"/>
+          </w:tcPr>
+          <w:p>
+            <w:pPr>
+              <w:cnfStyle w:val="000000000000" w:firstRow="0" w:lastRow="0" w:firstColumn="0" w:lastColumn="0" w:oddVBand="0" w:evenVBand="0" w:oddHBand="0" w:evenHBand="0" w:firstRowFirstColumn="0" w:firstRowLastColumn="0" w:lastRowFirstColumn="0" w:lastRowLastColumn="0"/>
+              <w:rPr>
+                <w:rFonts w:eastAsia="Times New Roman" w:cstheme="minorHAnsi"/>
+                <w:color w:val="0A0A0A"/>
+                <w:sz w:val="14"/>
+                <w:szCs w:val="14"/>
+              </w:rPr>
+            </w:pPr>
+            <w:r>
+              <w:rPr>
+                <w:rFonts w:eastAsia="Times New Roman" w:cstheme="minorHAnsi"/>
+                <w:color w:val="0A0A0A"/>
+                <w:sz w:val="14"/>
+                <w:szCs w:val="14"/>
+              </w:rPr>
+              <w:t>-</w:t>
+            </w:r>
+          </w:p>
+        </w:tc>
+        <w:tc>
+          <w:tcPr>
+            <w:tcW w:w="2552" w:type="dxa"/>
+          </w:tcPr>
+          <w:p>
+            <w:pPr>
+              <w:cnfStyle w:val="000000000000" w:firstRow="0" w:lastRow="0" w:firstColumn="0" w:lastColumn="0" w:oddVBand="0" w:evenVBand="0" w:oddHBand="0" w:evenHBand="0" w:firstRowFirstColumn="0" w:firstRowLastColumn="0" w:lastRowFirstColumn="0" w:lastRowLastColumn="0"/>
+              <w:rPr>
+                <w:rFonts w:eastAsia="Times New Roman" w:cstheme="minorHAnsi"/>
+                <w:color w:val="0A0A0A"/>
+                <w:sz w:val="14"/>
+                <w:szCs w:val="14"/>
+              </w:rPr>
+            </w:pPr>
+            <w:r>
+              <w:rPr>
+                <w:rFonts w:eastAsia="Times New Roman" w:cstheme="minorHAnsi"/>
+                <w:bCs/>
+                <w:color w:val="0A0A0A"/>
+                <w:sz w:val="14"/>
+                <w:szCs w:val="14"/>
+              </w:rPr>
+              <w:t>CAN komunikacija (CAN loopback između 2 noda, a posle između 2 kartice)</w:t>
+            </w:r>
+            <w:r>
+              <w:rPr>
+                <w:rFonts w:eastAsia="Times New Roman" w:cstheme="minorHAnsi"/>
+                <w:bCs/>
+                <w:color w:val="0A0A0A"/>
+                <w:sz w:val="14"/>
+                <w:szCs w:val="14"/>
+              </w:rPr>
+              <w:t>. Definisani</w:t>
+            </w:r>
+            <w:r>
+              <w:rPr>
+                <w:rFonts w:eastAsia="Times New Roman" w:cstheme="minorHAnsi"/>
+                <w:bCs/>
+                <w:color w:val="0A0A0A"/>
+                <w:sz w:val="14"/>
+                <w:szCs w:val="14"/>
+              </w:rPr>
+              <w:t xml:space="preserve"> CAN</w:t>
+            </w:r>
+            <w:r>
+              <w:rPr>
+                <w:rFonts w:eastAsia="Times New Roman" w:cstheme="minorHAnsi"/>
+                <w:bCs/>
+                <w:color w:val="0A0A0A"/>
+                <w:sz w:val="14"/>
+                <w:szCs w:val="14"/>
+              </w:rPr>
+              <w:t xml:space="preserve"> ISR</w:t>
+            </w:r>
+            <w:r>
+              <w:rPr>
+                <w:rFonts w:eastAsia="Times New Roman" w:cstheme="minorHAnsi"/>
+                <w:color w:val="0A0A0A"/>
+                <w:sz w:val="14"/>
+                <w:szCs w:val="14"/>
+              </w:rPr>
+              <w:t> Tx, Rx</w:t>
+            </w:r>
+            <w:r>
+              <w:rPr>
+                <w:rFonts w:eastAsia="Times New Roman" w:cstheme="minorHAnsi"/>
+                <w:color w:val="0A0A0A"/>
+                <w:sz w:val="14"/>
+                <w:szCs w:val="14"/>
+              </w:rPr>
+              <w:t>, prijem, slanje.</w:t>
+            </w:r>
+            <w:r>
+              <w:rPr>
+                <w:rFonts w:eastAsia="Times New Roman" w:cstheme="minorHAnsi"/>
+                <w:color w:val="0A0A0A"/>
+                <w:sz w:val="14"/>
+                <w:szCs w:val="14"/>
+              </w:rPr>
+              <w:t xml:space="preserve"> </w:t>
+            </w:r>
+          </w:p>
+        </w:tc>
+        <w:tc>
+          <w:tcPr>
+            <w:tcW w:w="1701" w:type="dxa"/>
+          </w:tcPr>
+          <w:p>
+            <w:pPr>
+              <w:cnfStyle w:val="000000000000" w:firstRow="0" w:lastRow="0" w:firstColumn="0" w:lastColumn="0" w:oddVBand="0" w:evenVBand="0" w:oddHBand="0" w:evenHBand="0" w:firstRowFirstColumn="0" w:firstRowLastColumn="0" w:lastRowFirstColumn="0" w:lastRowLastColumn="0"/>
+              <w:rPr>
+                <w:rFonts w:eastAsia="Times New Roman" w:cstheme="minorHAnsi"/>
+                <w:b/>
+                <w:bCs/>
+                <w:color w:val="0A0A0A"/>
+                <w:sz w:val="14"/>
+                <w:szCs w:val="14"/>
+              </w:rPr>
+            </w:pPr>
+            <w:r>
+              <w:rPr>
+                <w:rFonts w:eastAsia="Times New Roman" w:cstheme="minorHAnsi"/>
+                <w:color w:val="0A0A0A"/>
+                <w:sz w:val="14"/>
+                <w:szCs w:val="14"/>
+              </w:rPr>
+              <w:t xml:space="preserve">Preraditi originalni CAN loopback primer, tako da se ostvari </w:t>
+            </w:r>
+            <w:r>
+              <w:rPr>
+                <w:rFonts w:eastAsia="Times New Roman" w:cstheme="minorHAnsi"/>
+                <w:color w:val="0A0A0A"/>
+                <w:sz w:val="14"/>
+                <w:szCs w:val="14"/>
+              </w:rPr>
+              <w:t xml:space="preserve">CAN </w:t>
+            </w:r>
+            <w:r>
+              <w:rPr>
+                <w:rFonts w:eastAsia="Times New Roman" w:cstheme="minorHAnsi"/>
+                <w:color w:val="0A0A0A"/>
+                <w:sz w:val="14"/>
+                <w:szCs w:val="14"/>
+              </w:rPr>
+              <w:t>komunikacija izme</w:t>
+            </w:r>
+            <w:r>
+              <w:rPr>
+                <w:rFonts w:eastAsia="Times New Roman" w:cstheme="minorHAnsi"/>
+                <w:color w:val="0A0A0A"/>
+                <w:sz w:val="14"/>
+                <w:szCs w:val="14"/>
+                <w:lang w:val="sr-Latn-RS"/>
+              </w:rPr>
+              <w:t xml:space="preserve">đu 2 kartice. </w:t>
+            </w:r>
+            <w:r>
+              <w:rPr>
+                <w:rFonts w:eastAsia="Times New Roman" w:cstheme="minorHAnsi"/>
+                <w:color w:val="0A0A0A"/>
+                <w:sz w:val="14"/>
+                <w:szCs w:val="14"/>
+              </w:rPr>
+              <w:t xml:space="preserve">Osciloskopom </w:t>
+            </w:r>
+            <w:r>
+              <w:rPr>
+                <w:rFonts w:eastAsia="Times New Roman" w:cstheme="minorHAnsi"/>
+                <w:color w:val="0A0A0A"/>
+                <w:sz w:val="14"/>
+                <w:szCs w:val="14"/>
+              </w:rPr>
+              <w:t xml:space="preserve">analizirati </w:t>
+            </w:r>
+            <w:r>
+              <w:rPr>
+                <w:rFonts w:eastAsia="Times New Roman" w:cstheme="minorHAnsi"/>
+                <w:color w:val="0A0A0A"/>
+                <w:sz w:val="14"/>
+                <w:szCs w:val="14"/>
+              </w:rPr>
+              <w:t xml:space="preserve">CAN </w:t>
+            </w:r>
+            <w:r>
+              <w:rPr>
+                <w:rFonts w:eastAsia="Times New Roman" w:cstheme="minorHAnsi"/>
                 <w:i/>
                 <w:color w:val="0A0A0A"/>
                 <w:sz w:val="14"/>
                 <w:szCs w:val="14"/>
               </w:rPr>
-              <w:t>e-</w:t>
-            </w:r>
-            <w:r>
-              <w:rPr>
-                <w:rFonts w:eastAsia="Times New Roman" w:cstheme="minorHAnsi"/>
-                <w:bCs/>
-                <w:color w:val="0A0A0A"/>
-                <w:sz w:val="14"/>
-                <w:szCs w:val="14"/>
-              </w:rPr>
-              <w:t>uje LED1 </w:t>
+              <w:t>bus</w:t>
+            </w:r>
+            <w:r>
+              <w:rPr>
+                <w:rFonts w:eastAsia="Times New Roman" w:cstheme="minorHAnsi"/>
+                <w:color w:val="0A0A0A"/>
+                <w:sz w:val="14"/>
+                <w:szCs w:val="14"/>
+              </w:rPr>
+              <w:t>.</w:t>
+            </w:r>
+          </w:p>
+        </w:tc>
+      </w:tr>
+      <w:tr>
+        <w:trPr>
+          <w:gridAfter w:val="1"/>
+          <w:cnfStyle w:val="000000100000" w:firstRow="0" w:lastRow="0" w:firstColumn="0" w:lastColumn="0" w:oddVBand="0" w:evenVBand="0" w:oddHBand="1" w:evenHBand="0" w:firstRowFirstColumn="0" w:firstRowLastColumn="0" w:lastRowFirstColumn="0" w:lastRowLastColumn="0"/>
+          <w:wAfter w:w="152" w:type="dxa"/>
+        </w:trPr>
+        <w:tc>
+          <w:tcPr>
+            <w:cnfStyle w:val="001000000000" w:firstRow="0" w:lastRow="0" w:firstColumn="1" w:lastColumn="0" w:oddVBand="0" w:evenVBand="0" w:oddHBand="0" w:evenHBand="0" w:firstRowFirstColumn="0" w:firstRowLastColumn="0" w:lastRowFirstColumn="0" w:lastRowLastColumn="0"/>
+            <w:tcW w:w="624" w:type="dxa"/>
+          </w:tcPr>
+          <w:p>
+            <w:pPr>
+              <w:rPr>
+                <w:rFonts w:eastAsia="Times New Roman" w:cstheme="minorHAnsi"/>
+                <w:color w:val="0A0A0A"/>
+                <w:sz w:val="14"/>
+                <w:szCs w:val="14"/>
+              </w:rPr>
+            </w:pPr>
+            <w:r>
+              <w:rPr>
+                <w:rFonts w:eastAsia="Times New Roman" w:cstheme="minorHAnsi"/>
+                <w:color w:val="0A0A0A"/>
+                <w:sz w:val="14"/>
+                <w:szCs w:val="14"/>
+              </w:rPr>
+              <w:t>3</w:t>
+            </w:r>
+            <w:r>
+              <w:rPr>
+                <w:rFonts w:eastAsia="Times New Roman" w:cstheme="minorHAnsi"/>
+                <w:color w:val="0A0A0A"/>
+                <w:sz w:val="14"/>
+                <w:szCs w:val="14"/>
+              </w:rPr>
+              <w:t>.</w:t>
+            </w:r>
+          </w:p>
+        </w:tc>
+        <w:tc>
+          <w:tcPr>
+            <w:tcW w:w="1191" w:type="dxa"/>
+          </w:tcPr>
+          <w:p>
+            <w:pPr>
+              <w:cnfStyle w:val="000000100000" w:firstRow="0" w:lastRow="0" w:firstColumn="0" w:lastColumn="0" w:oddVBand="0" w:evenVBand="0" w:oddHBand="1" w:evenHBand="0" w:firstRowFirstColumn="0" w:firstRowLastColumn="0" w:lastRowFirstColumn="0" w:lastRowLastColumn="0"/>
+              <w:rPr>
+                <w:rFonts w:eastAsia="Times New Roman" w:cstheme="minorHAnsi"/>
+                <w:color w:val="0A0A0A"/>
+                <w:sz w:val="14"/>
+                <w:szCs w:val="14"/>
+                <w:highlight w:val="green"/>
+              </w:rPr>
+            </w:pPr>
+            <w:r>
+              <w:rPr>
+                <w:rFonts w:eastAsia="Times New Roman" w:cstheme="minorHAnsi"/>
+                <w:b/>
+                <w:bCs/>
+                <w:color w:val="0A0A0A"/>
+                <w:sz w:val="14"/>
+                <w:szCs w:val="14"/>
+                <w:highlight w:val="green"/>
+              </w:rPr>
+              <w:t>System init</w:t>
+            </w:r>
+          </w:p>
+        </w:tc>
+        <w:tc>
+          <w:tcPr>
+            <w:tcW w:w="1247" w:type="dxa"/>
+          </w:tcPr>
+          <w:p>
+            <w:pPr>
+              <w:cnfStyle w:val="000000100000" w:firstRow="0" w:lastRow="0" w:firstColumn="0" w:lastColumn="0" w:oddVBand="0" w:evenVBand="0" w:oddHBand="1" w:evenHBand="0" w:firstRowFirstColumn="0" w:firstRowLastColumn="0" w:lastRowFirstColumn="0" w:lastRowLastColumn="0"/>
+              <w:rPr>
+                <w:rFonts w:eastAsia="Times New Roman" w:cstheme="minorHAnsi"/>
+                <w:color w:val="0A0A0A"/>
+                <w:sz w:val="14"/>
+                <w:szCs w:val="14"/>
+              </w:rPr>
+            </w:pPr>
+            <w:r>
+              <w:rPr>
+                <w:rFonts w:eastAsia="Times New Roman" w:cstheme="minorHAnsi"/>
+                <w:b/>
+                <w:bCs/>
+                <w:color w:val="0A0A0A"/>
+                <w:sz w:val="14"/>
+                <w:szCs w:val="14"/>
+              </w:rPr>
+              <w:t>t</w:t>
+            </w:r>
+            <w:r>
+              <w:rPr>
+                <w:rFonts w:eastAsia="Times New Roman" w:cstheme="minorHAnsi"/>
+                <w:b/>
+                <w:bCs/>
+                <w:color w:val="0A0A0A"/>
+                <w:sz w:val="14"/>
+                <w:szCs w:val="14"/>
+              </w:rPr>
+              <w:t>ask_system_</w:t>
+            </w:r>
+            <w:r>
+              <w:rPr>
+                <w:rFonts w:eastAsia="Times New Roman" w:cstheme="minorHAnsi"/>
+                <w:b/>
+                <w:bCs/>
+                <w:color w:val="0A0A0A"/>
+                <w:sz w:val="14"/>
+                <w:szCs w:val="14"/>
+              </w:rPr>
+              <w:t>init (6)</w:t>
+            </w:r>
+          </w:p>
+        </w:tc>
+        <w:tc>
+          <w:tcPr>
+            <w:tcW w:w="1701" w:type="dxa"/>
+          </w:tcPr>
+          <w:p>
+            <w:pPr>
+              <w:cnfStyle w:val="000000100000" w:firstRow="0" w:lastRow="0" w:firstColumn="0" w:lastColumn="0" w:oddVBand="0" w:evenVBand="0" w:oddHBand="1" w:evenHBand="0" w:firstRowFirstColumn="0" w:firstRowLastColumn="0" w:lastRowFirstColumn="0" w:lastRowLastColumn="0"/>
+              <w:rPr>
+                <w:rFonts w:eastAsia="Times New Roman" w:cstheme="minorHAnsi"/>
+                <w:b/>
+                <w:color w:val="0A0A0A"/>
+                <w:sz w:val="14"/>
+                <w:szCs w:val="14"/>
+              </w:rPr>
+            </w:pPr>
+            <w:r>
+              <w:rPr>
+                <w:rFonts w:eastAsia="Times New Roman" w:cstheme="minorHAnsi"/>
+                <w:b/>
+                <w:bCs/>
+                <w:color w:val="0A0A0A"/>
+                <w:sz w:val="14"/>
+                <w:szCs w:val="14"/>
+              </w:rPr>
+              <w:t>Task Management</w:t>
+            </w:r>
+          </w:p>
+        </w:tc>
+        <w:tc>
+          <w:tcPr>
+            <w:tcW w:w="2552" w:type="dxa"/>
+          </w:tcPr>
+          <w:p>
+            <w:pPr>
+              <w:cnfStyle w:val="000000100000" w:firstRow="0" w:lastRow="0" w:firstColumn="0" w:lastColumn="0" w:oddVBand="0" w:evenVBand="0" w:oddHBand="1" w:evenHBand="0" w:firstRowFirstColumn="0" w:firstRowLastColumn="0" w:lastRowFirstColumn="0" w:lastRowLastColumn="0"/>
+              <w:rPr>
+                <w:rFonts w:eastAsia="Times New Roman" w:cstheme="minorHAnsi"/>
+                <w:color w:val="0A0A0A"/>
+                <w:sz w:val="14"/>
+                <w:szCs w:val="14"/>
+              </w:rPr>
+            </w:pPr>
+            <w:r>
+              <w:rPr>
+                <w:rFonts w:eastAsia="Times New Roman" w:cstheme="minorHAnsi"/>
+                <w:color w:val="0A0A0A"/>
+                <w:sz w:val="14"/>
+                <w:szCs w:val="14"/>
+              </w:rPr>
+              <w:t xml:space="preserve">Task za </w:t>
+            </w:r>
+            <w:r>
+              <w:rPr>
+                <w:rFonts w:eastAsia="Times New Roman" w:cstheme="minorHAnsi"/>
+                <w:color w:val="0A0A0A"/>
+                <w:sz w:val="14"/>
+                <w:szCs w:val="14"/>
+              </w:rPr>
+              <w:t>Inicijalizacij</w:t>
+            </w:r>
+            <w:r>
+              <w:rPr>
+                <w:rFonts w:eastAsia="Times New Roman" w:cstheme="minorHAnsi"/>
+                <w:color w:val="0A0A0A"/>
+                <w:sz w:val="14"/>
+                <w:szCs w:val="14"/>
+              </w:rPr>
+              <w:t>u sistema</w:t>
+            </w:r>
+            <w:r>
+              <w:rPr>
+                <w:rFonts w:eastAsia="Times New Roman" w:cstheme="minorHAnsi"/>
+                <w:bCs/>
+                <w:color w:val="0A0A0A"/>
+                <w:sz w:val="14"/>
+                <w:szCs w:val="14"/>
+              </w:rPr>
+              <w:t xml:space="preserve">, za kao priprema </w:t>
+            </w:r>
+            <w:r>
+              <w:rPr>
+                <w:rFonts w:eastAsia="Times New Roman" w:cstheme="minorHAnsi"/>
+                <w:bCs/>
+                <w:color w:val="0A0A0A"/>
+                <w:sz w:val="14"/>
+                <w:szCs w:val="14"/>
+              </w:rPr>
+              <w:t xml:space="preserve">za </w:t>
+            </w:r>
+            <w:r>
+              <w:rPr>
+                <w:rFonts w:eastAsia="Times New Roman" w:cstheme="minorHAnsi"/>
+                <w:bCs/>
+                <w:color w:val="0A0A0A"/>
+                <w:sz w:val="14"/>
+                <w:szCs w:val="14"/>
+              </w:rPr>
+              <w:t>kasniju</w:t>
+            </w:r>
+            <w:r>
+              <w:rPr>
+                <w:rFonts w:eastAsia="Times New Roman" w:cstheme="minorHAnsi"/>
+                <w:color w:val="0A0A0A"/>
+                <w:sz w:val="14"/>
+                <w:szCs w:val="14"/>
+              </w:rPr>
+              <w:t> konfigur</w:t>
+            </w:r>
+            <w:r>
+              <w:rPr>
+                <w:rFonts w:eastAsia="Times New Roman" w:cstheme="minorHAnsi"/>
+                <w:color w:val="0A0A0A"/>
+                <w:sz w:val="14"/>
+                <w:szCs w:val="14"/>
+              </w:rPr>
+              <w:t xml:space="preserve">acija </w:t>
+            </w:r>
+            <w:r>
+              <w:rPr>
+                <w:rFonts w:eastAsia="Times New Roman" w:cstheme="minorHAnsi"/>
+                <w:color w:val="0A0A0A"/>
+                <w:sz w:val="14"/>
+                <w:szCs w:val="14"/>
+              </w:rPr>
+              <w:t xml:space="preserve">svih </w:t>
+            </w:r>
+            <w:r>
+              <w:rPr>
+                <w:rFonts w:eastAsia="Times New Roman" w:cstheme="minorHAnsi"/>
+                <w:color w:val="0A0A0A"/>
+                <w:sz w:val="14"/>
+                <w:szCs w:val="14"/>
+              </w:rPr>
+              <w:t>periferija</w:t>
+            </w:r>
+            <w:r>
+              <w:rPr>
+                <w:rFonts w:eastAsia="Times New Roman" w:cstheme="minorHAnsi"/>
+                <w:color w:val="0A0A0A"/>
+                <w:sz w:val="14"/>
+                <w:szCs w:val="14"/>
+                <w:lang w:val="sr-Latn-RS"/>
+              </w:rPr>
+              <w:t xml:space="preserve"> </w:t>
+            </w:r>
+            <w:r>
+              <w:rPr>
+                <w:rFonts w:eastAsia="Times New Roman" w:cstheme="minorHAnsi"/>
+                <w:color w:val="0A0A0A"/>
+                <w:sz w:val="14"/>
+                <w:szCs w:val="14"/>
+                <w:lang w:val="sr-Latn-RS"/>
+              </w:rPr>
+              <w:t>(</w:t>
+            </w:r>
+            <w:r>
+              <w:rPr>
+                <w:rFonts w:eastAsia="Times New Roman" w:cstheme="minorHAnsi"/>
+                <w:color w:val="0A0A0A"/>
+                <w:sz w:val="14"/>
+                <w:szCs w:val="14"/>
+              </w:rPr>
+              <w:t xml:space="preserve">CAN, </w:t>
+            </w:r>
+            <w:r>
+              <w:rPr>
+                <w:rFonts w:eastAsia="Times New Roman" w:cstheme="minorHAnsi"/>
+                <w:color w:val="0A0A0A"/>
+                <w:sz w:val="14"/>
+                <w:szCs w:val="14"/>
+              </w:rPr>
+              <w:t>I2C + RTC, SPI + EEPROM, UART...</w:t>
+            </w:r>
+            <w:r>
+              <w:rPr>
+                <w:rFonts w:eastAsia="Times New Roman" w:cstheme="minorHAnsi"/>
+                <w:color w:val="0A0A0A"/>
+                <w:sz w:val="14"/>
+                <w:szCs w:val="14"/>
+              </w:rPr>
+              <w:t>).</w:t>
+            </w:r>
+            <w:r>
+              <w:rPr>
+                <w:rFonts w:eastAsia="Times New Roman" w:cstheme="minorHAnsi"/>
+                <w:color w:val="0A0A0A"/>
+                <w:sz w:val="14"/>
+                <w:szCs w:val="14"/>
+              </w:rPr>
+              <w:t xml:space="preserve"> </w:t>
+            </w:r>
+            <w:r>
+              <w:rPr>
+                <w:rFonts w:eastAsia="Times New Roman" w:cstheme="minorHAnsi"/>
+                <w:color w:val="0A0A0A"/>
+                <w:sz w:val="14"/>
+                <w:szCs w:val="14"/>
+              </w:rPr>
+              <w:t>Na kraju kreira sve ostale taskove</w:t>
+            </w:r>
+            <w:r>
+              <w:rPr>
+                <w:rFonts w:eastAsia="Times New Roman" w:cstheme="minorHAnsi"/>
+                <w:color w:val="0A0A0A"/>
+                <w:sz w:val="14"/>
+                <w:szCs w:val="14"/>
+              </w:rPr>
+              <w:t xml:space="preserve"> i zatim briše sam sebe.</w:t>
+            </w:r>
+          </w:p>
+        </w:tc>
+        <w:tc>
+          <w:tcPr>
+            <w:tcW w:w="1701" w:type="dxa"/>
+          </w:tcPr>
+          <w:p>
+            <w:pPr>
+              <w:cnfStyle w:val="000000100000" w:firstRow="0" w:lastRow="0" w:firstColumn="0" w:lastColumn="0" w:oddVBand="0" w:evenVBand="0" w:oddHBand="1" w:evenHBand="0" w:firstRowFirstColumn="0" w:firstRowLastColumn="0" w:lastRowFirstColumn="0" w:lastRowLastColumn="0"/>
+              <w:rPr>
+                <w:rFonts w:eastAsia="Times New Roman" w:cstheme="minorHAnsi"/>
+                <w:bCs/>
+                <w:color w:val="0A0A0A"/>
+                <w:sz w:val="14"/>
+                <w:szCs w:val="14"/>
+              </w:rPr>
+            </w:pPr>
+            <w:r>
+              <w:rPr>
+                <w:rFonts w:eastAsia="Times New Roman" w:cstheme="minorHAnsi"/>
+                <w:bCs/>
+                <w:color w:val="0A0A0A"/>
+                <w:sz w:val="14"/>
+                <w:szCs w:val="14"/>
+              </w:rPr>
+              <w:t xml:space="preserve">U originalnom </w:t>
+            </w:r>
+            <w:r>
+              <w:rPr>
+                <w:rFonts w:eastAsia="Times New Roman" w:cstheme="minorHAnsi"/>
+                <w:bCs/>
+                <w:color w:val="0A0A0A"/>
+                <w:sz w:val="14"/>
+                <w:szCs w:val="14"/>
+              </w:rPr>
+              <w:t xml:space="preserve">projektu </w:t>
+            </w:r>
+            <w:r>
+              <w:rPr>
+                <w:rFonts w:eastAsia="Times New Roman" w:cstheme="minorHAnsi"/>
+                <w:bCs/>
+                <w:i/>
+                <w:color w:val="0A0A0A"/>
+                <w:sz w:val="14"/>
+                <w:szCs w:val="14"/>
+              </w:rPr>
+              <w:t>FreeRTOS_Basic</w:t>
+            </w:r>
+            <w:r>
+              <w:rPr>
+                <w:rFonts w:eastAsia="Times New Roman" w:cstheme="minorHAnsi"/>
+                <w:b/>
+                <w:bCs/>
+                <w:color w:val="0A0A0A"/>
+                <w:sz w:val="14"/>
+                <w:szCs w:val="14"/>
+                <w:highlight w:val="yellow"/>
+              </w:rPr>
+              <w:t xml:space="preserve"> </w:t>
+            </w:r>
+            <w:r>
+              <w:rPr>
+                <w:rFonts w:eastAsia="Times New Roman" w:cstheme="minorHAnsi"/>
+                <w:bCs/>
+                <w:color w:val="0A0A0A"/>
+                <w:sz w:val="14"/>
+                <w:szCs w:val="14"/>
+              </w:rPr>
+              <w:t>n</w:t>
+            </w:r>
+            <w:r>
+              <w:rPr>
+                <w:rFonts w:eastAsia="Times New Roman" w:cstheme="minorHAnsi"/>
+                <w:bCs/>
+                <w:color w:val="0A0A0A"/>
+                <w:sz w:val="14"/>
+                <w:szCs w:val="14"/>
+              </w:rPr>
+              <w:t xml:space="preserve">apraviti novi task za inicijalizaciju sistema </w:t>
+            </w:r>
+            <w:r>
+              <w:rPr>
+                <w:rFonts w:eastAsia="Times New Roman" w:cstheme="minorHAnsi"/>
+                <w:bCs/>
+                <w:color w:val="0A0A0A"/>
+                <w:sz w:val="14"/>
+                <w:szCs w:val="14"/>
+              </w:rPr>
+              <w:t>(videti predlog</w:t>
+            </w:r>
+            <w:r>
+              <w:rPr>
+                <w:rFonts w:eastAsia="Times New Roman" w:cstheme="minorHAnsi"/>
+                <w:bCs/>
+                <w:color w:val="0A0A0A"/>
+                <w:sz w:val="14"/>
+                <w:szCs w:val="14"/>
+              </w:rPr>
+              <w:t xml:space="preserve"> strukture taska ispod ove tabele</w:t>
+            </w:r>
+            <w:r>
+              <w:rPr>
+                <w:rFonts w:eastAsia="Times New Roman" w:cstheme="minorHAnsi"/>
+                <w:bCs/>
+                <w:color w:val="0A0A0A"/>
+                <w:sz w:val="14"/>
+                <w:szCs w:val="14"/>
+              </w:rPr>
+              <w:t>)</w:t>
+            </w:r>
+            <w:r>
+              <w:rPr>
+                <w:rFonts w:eastAsia="Times New Roman" w:cstheme="minorHAnsi"/>
+                <w:bCs/>
+                <w:color w:val="0A0A0A"/>
+                <w:sz w:val="14"/>
+                <w:szCs w:val="14"/>
+              </w:rPr>
+              <w:t>.</w:t>
             </w:r>
           </w:p>
           <w:p>
@@ -743,37 +1745,27 @@
                 <w:sz w:val="14"/>
                 <w:szCs w:val="14"/>
               </w:rPr>
-              <w:t>Task_app_led2</w:t>
-            </w:r>
-            <w:r>
-              <w:rPr>
-                <w:rFonts w:eastAsia="Times New Roman" w:cstheme="minorHAnsi"/>
-                <w:bCs/>
-                <w:color w:val="0A0A0A"/>
-                <w:sz w:val="14"/>
-                <w:szCs w:val="14"/>
-              </w:rPr>
-              <w:t>:</w:t>
-            </w:r>
-            <w:r>
-              <w:rPr>
-                <w:rFonts w:eastAsia="Times New Roman" w:cstheme="minorHAnsi"/>
-                <w:bCs/>
-                <w:color w:val="0A0A0A"/>
-                <w:sz w:val="14"/>
-                <w:szCs w:val="14"/>
-              </w:rPr>
-              <w:t> čeka notifikaciju</w:t>
-            </w:r>
-            <w:r>
-              <w:rPr>
-                <w:rFonts w:eastAsia="Times New Roman" w:cstheme="minorHAnsi"/>
-                <w:bCs/>
-                <w:color w:val="0A0A0A"/>
-                <w:sz w:val="14"/>
-                <w:szCs w:val="14"/>
-              </w:rPr>
-              <w:t>,</w:t>
+              <w:t>Test</w:t>
+            </w:r>
+            <w:r>
+              <w:rPr>
+                <w:rFonts w:eastAsia="Times New Roman" w:cstheme="minorHAnsi"/>
+                <w:bCs/>
+                <w:color w:val="0A0A0A"/>
+                <w:sz w:val="14"/>
+                <w:szCs w:val="14"/>
+              </w:rPr>
+              <w:t>irati</w:t>
+            </w:r>
+            <w:r>
+              <w:rPr>
+                <w:rFonts w:eastAsia="Times New Roman" w:cstheme="minorHAnsi"/>
+                <w:bCs/>
+                <w:color w:val="0A0A0A"/>
+                <w:sz w:val="14"/>
+                <w:szCs w:val="14"/>
+              </w:rPr>
+              <w:t xml:space="preserve">: </w:t>
             </w:r>
             <w:r>
               <w:rPr>
@@ -793,77 +1785,7 @@
                 <w:sz w:val="14"/>
                 <w:szCs w:val="14"/>
               </w:rPr>
-              <w:t xml:space="preserve">koja se dobija </w:t>
-            </w:r>
-            <w:r>
-              <w:rPr>
-                <w:rFonts w:eastAsia="Times New Roman" w:cstheme="minorHAnsi"/>
-                <w:bCs/>
-                <w:color w:val="0A0A0A"/>
-                <w:sz w:val="14"/>
-                <w:szCs w:val="14"/>
-              </w:rPr>
-              <w:t xml:space="preserve">iz </w:t>
-            </w:r>
-            <w:r>
-              <w:rPr>
-                <w:rFonts w:eastAsia="Times New Roman" w:cstheme="minorHAnsi"/>
-                <w:bCs/>
-                <w:color w:val="0A0A0A"/>
-                <w:sz w:val="14"/>
-                <w:szCs w:val="14"/>
-              </w:rPr>
-              <w:t xml:space="preserve">eksternog </w:t>
-            </w:r>
-            <w:r>
-              <w:rPr>
-                <w:rFonts w:eastAsia="Times New Roman" w:cstheme="minorHAnsi"/>
-                <w:bCs/>
-                <w:color w:val="0A0A0A"/>
-                <w:sz w:val="14"/>
-                <w:szCs w:val="14"/>
-              </w:rPr>
-              <w:t xml:space="preserve">ISR-a </w:t>
-            </w:r>
-            <w:r>
-              <w:rPr>
-                <w:rFonts w:eastAsia="Times New Roman" w:cstheme="minorHAnsi"/>
-                <w:bCs/>
-                <w:color w:val="0A0A0A"/>
-                <w:sz w:val="14"/>
-                <w:szCs w:val="14"/>
-              </w:rPr>
-              <w:t>izazvanog tasterom,</w:t>
-            </w:r>
-            <w:r>
-              <w:rPr>
-                <w:rFonts w:eastAsia="Times New Roman" w:cstheme="minorHAnsi"/>
-                <w:bCs/>
-                <w:color w:val="0A0A0A"/>
-                <w:sz w:val="14"/>
-                <w:szCs w:val="14"/>
-              </w:rPr>
-              <w:t xml:space="preserve"> </w:t>
-            </w:r>
-            <w:r>
-              <w:rPr>
-                <w:rFonts w:eastAsia="Times New Roman" w:cstheme="minorHAnsi"/>
-                <w:bCs/>
-                <w:color w:val="0A0A0A"/>
-                <w:sz w:val="14"/>
-                <w:szCs w:val="14"/>
-              </w:rPr>
-              <w:t>kada se</w:t>
-            </w:r>
-            <w:r>
-              <w:rPr>
-                <w:rFonts w:eastAsia="Times New Roman" w:cstheme="minorHAnsi"/>
-                <w:bCs/>
-                <w:color w:val="0A0A0A"/>
-                <w:sz w:val="14"/>
-                <w:szCs w:val="14"/>
-              </w:rPr>
-              <w:t xml:space="preserve"> </w:t>
+              <w:t xml:space="preserve">nepromenjene funkcionalnosti iz </w:t>
             </w:r>
             <w:r>
               <w:rPr>
@@ -874,184 +1796,93 @@
                 <w:sz w:val="14"/>
                 <w:szCs w:val="14"/>
               </w:rPr>
-              <w:t>toggle</w:t>
-            </w:r>
-            <w:r>
-              <w:rPr>
-                <w:rFonts w:eastAsia="Times New Roman" w:cstheme="minorHAnsi"/>
-                <w:bCs/>
-                <w:color w:val="0A0A0A"/>
-                <w:sz w:val="14"/>
-                <w:szCs w:val="14"/>
-              </w:rPr>
-              <w:t>-uje</w:t>
-            </w:r>
-            <w:r>
-              <w:rPr>
-                <w:rFonts w:eastAsia="Times New Roman" w:cstheme="minorHAnsi"/>
-                <w:bCs/>
-                <w:color w:val="0A0A0A"/>
-                <w:sz w:val="14"/>
-                <w:szCs w:val="14"/>
-              </w:rPr>
-              <w:t xml:space="preserve"> LED2</w:t>
+              <w:t>FreeRTOS_Basic</w:t>
+            </w:r>
+          </w:p>
+        </w:tc>
+      </w:tr>
+      <w:tr>
+        <w:trPr>
+          <w:gridAfter w:val="1"/>
+          <w:wAfter w:w="152" w:type="dxa"/>
+        </w:trPr>
+        <w:tc>
+          <w:tcPr>
+            <w:cnfStyle w:val="001000000000" w:firstRow="0" w:lastRow="0" w:firstColumn="1" w:lastColumn="0" w:oddVBand="0" w:evenVBand="0" w:oddHBand="0" w:evenHBand="0" w:firstRowFirstColumn="0" w:firstRowLastColumn="0" w:lastRowFirstColumn="0" w:lastRowLastColumn="0"/>
+            <w:tcW w:w="624" w:type="dxa"/>
+          </w:tcPr>
+          <w:p>
+            <w:pPr>
+              <w:rPr>
+                <w:rFonts w:eastAsia="Times New Roman" w:cstheme="minorHAnsi"/>
+                <w:b w:val="0"/>
+                <w:bCs w:val="0"/>
+                <w:color w:val="0A0A0A"/>
+                <w:sz w:val="14"/>
+                <w:szCs w:val="14"/>
+              </w:rPr>
+            </w:pPr>
+            <w:r>
+              <w:rPr>
+                <w:rFonts w:eastAsia="Times New Roman" w:cstheme="minorHAnsi"/>
+                <w:color w:val="0A0A0A"/>
+                <w:sz w:val="14"/>
+                <w:szCs w:val="14"/>
+              </w:rPr>
+              <w:t>4</w:t>
+            </w:r>
+            <w:r>
+              <w:rPr>
+                <w:rFonts w:eastAsia="Times New Roman" w:cstheme="minorHAnsi"/>
+                <w:color w:val="0A0A0A"/>
+                <w:sz w:val="14"/>
+                <w:szCs w:val="14"/>
+              </w:rPr>
+              <w:t>.</w:t>
             </w:r>
           </w:p>
         </w:tc>
         <w:tc>
           <w:tcPr>
-            <w:tcW w:w="1738" w:type="dxa"/>
-            <w:gridSpan w:val="2"/>
+            <w:tcW w:w="1191" w:type="dxa"/>
           </w:tcPr>
           <w:p>
             <w:pPr>
-              <w:cnfStyle w:val="000000100000" w:firstRow="0" w:lastRow="0" w:firstColumn="0" w:lastColumn="0" w:oddVBand="0" w:evenVBand="0" w:oddHBand="1" w:evenHBand="0" w:firstRowFirstColumn="0" w:firstRowLastColumn="0" w:lastRowFirstColumn="0" w:lastRowLastColumn="0"/>
-              <w:rPr>
-                <w:rFonts w:eastAsia="Times New Roman" w:cstheme="minorHAnsi"/>
-                <w:bCs/>
-                <w:color w:val="0A0A0A"/>
-                <w:sz w:val="14"/>
-                <w:szCs w:val="14"/>
+              <w:cnfStyle w:val="000000000000" w:firstRow="0" w:lastRow="0" w:firstColumn="0" w:lastColumn="0" w:oddVBand="0" w:evenVBand="0" w:oddHBand="0" w:evenHBand="0" w:firstRowFirstColumn="0" w:firstRowLastColumn="0" w:lastRowFirstColumn="0" w:lastRowLastColumn="0"/>
+              <w:rPr>
+                <w:rFonts w:eastAsia="Times New Roman" w:cstheme="minorHAnsi"/>
+                <w:b/>
+                <w:bCs/>
+                <w:color w:val="0A0A0A"/>
+                <w:sz w:val="14"/>
+                <w:szCs w:val="14"/>
+                <w:highlight w:val="green"/>
               </w:rPr>
             </w:pPr>
             <w:r>
               <w:rPr>
                 <w:rFonts w:eastAsia="Times New Roman" w:cstheme="minorHAnsi"/>
-                <w:bCs/>
-                <w:color w:val="0A0A0A"/>
-                <w:sz w:val="14"/>
-                <w:szCs w:val="14"/>
-              </w:rPr>
-              <w:t>Periodične aktivnosti</w:t>
-            </w:r>
-            <w:r>
-              <w:rPr>
-                <w:rFonts w:eastAsia="Times New Roman" w:cstheme="minorHAnsi"/>
-                <w:bCs/>
-                <w:color w:val="0A0A0A"/>
-                <w:sz w:val="14"/>
-                <w:szCs w:val="14"/>
-              </w:rPr>
-              <w:t>;</w:t>
-            </w:r>
-          </w:p>
-          <w:p>
-            <w:pPr>
-              <w:cnfStyle w:val="000000100000" w:firstRow="0" w:lastRow="0" w:firstColumn="0" w:lastColumn="0" w:oddVBand="0" w:evenVBand="0" w:oddHBand="1" w:evenHBand="0" w:firstRowFirstColumn="0" w:firstRowLastColumn="0" w:lastRowFirstColumn="0" w:lastRowLastColumn="0"/>
-              <w:rPr>
-                <w:rFonts w:eastAsia="Times New Roman" w:cstheme="minorHAnsi"/>
                 <w:b/>
                 <w:bCs/>
                 <w:color w:val="0A0A0A"/>
                 <w:sz w:val="14"/>
                 <w:szCs w:val="14"/>
-              </w:rPr>
-            </w:pPr>
-            <w:r>
-              <w:rPr>
-                <w:rFonts w:eastAsia="Times New Roman" w:cstheme="minorHAnsi"/>
-                <w:bCs/>
-                <w:color w:val="0A0A0A"/>
-                <w:sz w:val="14"/>
-                <w:szCs w:val="14"/>
-              </w:rPr>
-              <w:t xml:space="preserve">Sinhronizacija taska sa prekidom </w:t>
-            </w:r>
-            <w:r>
-              <w:rPr>
-                <w:rFonts w:eastAsia="Times New Roman" w:cstheme="minorHAnsi"/>
-                <w:bCs/>
-                <w:color w:val="0A0A0A"/>
-                <w:sz w:val="14"/>
-                <w:szCs w:val="14"/>
-              </w:rPr>
-              <w:t xml:space="preserve">(eksternim ISR)  </w:t>
-            </w:r>
-            <w:r>
-              <w:rPr>
-                <w:rFonts w:eastAsia="Times New Roman" w:cstheme="minorHAnsi"/>
-                <w:bCs/>
-                <w:color w:val="0A0A0A"/>
-                <w:sz w:val="14"/>
-                <w:szCs w:val="14"/>
-              </w:rPr>
-              <w:t>upotrebom</w:t>
-            </w:r>
-            <w:r>
-              <w:rPr>
-                <w:rFonts w:eastAsia="Times New Roman" w:cstheme="minorHAnsi"/>
-                <w:bCs/>
-                <w:color w:val="0A0A0A"/>
-                <w:sz w:val="14"/>
-                <w:szCs w:val="14"/>
-              </w:rPr>
-              <w:t xml:space="preserve"> </w:t>
-            </w:r>
-            <w:r>
-              <w:rPr>
-                <w:rFonts w:eastAsia="Times New Roman" w:cstheme="minorHAnsi"/>
-                <w:b/>
-                <w:bCs/>
-                <w:color w:val="0A0A0A"/>
-                <w:sz w:val="14"/>
-                <w:szCs w:val="14"/>
-              </w:rPr>
-              <w:t>binarnog semafora</w:t>
-            </w:r>
-          </w:p>
-          <w:p>
-            <w:pPr>
-              <w:cnfStyle w:val="000000100000" w:firstRow="0" w:lastRow="0" w:firstColumn="0" w:lastColumn="0" w:oddVBand="0" w:evenVBand="0" w:oddHBand="1" w:evenHBand="0" w:firstRowFirstColumn="0" w:firstRowLastColumn="0" w:lastRowFirstColumn="0" w:lastRowLastColumn="0"/>
-              <w:rPr>
-                <w:rFonts w:eastAsia="Times New Roman" w:cstheme="minorHAnsi"/>
-                <w:bCs/>
-                <w:color w:val="0A0A0A"/>
-                <w:sz w:val="14"/>
-                <w:szCs w:val="14"/>
-              </w:rPr>
-            </w:pPr>
-            <w:r>
-              <w:rPr>
-                <w:rFonts w:eastAsia="Times New Roman" w:cstheme="minorHAnsi"/>
-                <w:bCs/>
-                <w:color w:val="0A0A0A"/>
-                <w:sz w:val="14"/>
-                <w:szCs w:val="14"/>
-              </w:rPr>
-              <w:t>(</w:t>
-            </w:r>
-            <w:r>
-              <w:rPr>
-                <w:rFonts w:eastAsia="Times New Roman" w:cstheme="minorHAnsi"/>
-                <w:bCs/>
-                <w:color w:val="0A0A0A"/>
-                <w:sz w:val="14"/>
-                <w:szCs w:val="14"/>
-              </w:rPr>
-              <w:t>vTaskNotifyGiveFromISR() + ulTaskNotifyTake()</w:t>
-            </w:r>
-            <w:r>
-              <w:rPr>
-                <w:rFonts w:eastAsia="Times New Roman" w:cstheme="minorHAnsi"/>
-                <w:bCs/>
-                <w:color w:val="0A0A0A"/>
-                <w:sz w:val="14"/>
-                <w:szCs w:val="14"/>
-              </w:rPr>
-              <w:t>)</w:t>
+                <w:highlight w:val="green"/>
+              </w:rPr>
+              <w:t>CAN Bus (Rx/Tx)</w:t>
             </w:r>
           </w:p>
         </w:tc>
         <w:tc>
           <w:tcPr>
-            <w:tcW w:w="1085" w:type="dxa"/>
-            <w:gridSpan w:val="2"/>
+            <w:tcW w:w="1247" w:type="dxa"/>
           </w:tcPr>
           <w:p>
             <w:pPr>
-              <w:cnfStyle w:val="000000100000" w:firstRow="0" w:lastRow="0" w:firstColumn="0" w:lastColumn="0" w:oddVBand="0" w:evenVBand="0" w:oddHBand="1" w:evenHBand="0" w:firstRowFirstColumn="0" w:firstRowLastColumn="0" w:lastRowFirstColumn="0" w:lastRowLastColumn="0"/>
-              <w:rPr>
-                <w:rFonts w:eastAsia="Times New Roman" w:cstheme="minorHAnsi"/>
+              <w:cnfStyle w:val="000000000000" w:firstRow="0" w:lastRow="0" w:firstColumn="0" w:lastColumn="0" w:oddVBand="0" w:evenVBand="0" w:oddHBand="0" w:evenHBand="0" w:firstRowFirstColumn="0" w:firstRowLastColumn="0" w:lastRowFirstColumn="0" w:lastRowLastColumn="0"/>
+              <w:rPr>
+                <w:rFonts w:eastAsia="Times New Roman" w:cstheme="minorHAnsi"/>
+                <w:b/>
                 <w:bCs/>
                 <w:color w:val="0A0A0A"/>
                 <w:sz w:val="14"/>
@@ -1061,61 +1892,60 @@
             <w:r>
               <w:rPr>
                 <w:rFonts w:eastAsia="Times New Roman" w:cstheme="minorHAnsi"/>
-                <w:bCs/>
-                <w:color w:val="0A0A0A"/>
-                <w:sz w:val="14"/>
-                <w:szCs w:val="14"/>
-              </w:rPr>
-              <w:t>Task_app_led1</w:t>
-            </w:r>
-            <w:r>
-              <w:rPr>
-                <w:rFonts w:eastAsia="Times New Roman" w:cstheme="minorHAnsi"/>
-                <w:bCs/>
-                <w:color w:val="0A0A0A"/>
-                <w:sz w:val="14"/>
-                <w:szCs w:val="14"/>
-              </w:rPr>
-              <w:t xml:space="preserve"> ažurira kreiranu strukturu vremena SystemTime (hh:mm:ss)</w:t>
-            </w:r>
-          </w:p>
-        </w:tc>
-      </w:tr>
-      <w:tr>
-        <w:tc>
-          <w:tcPr>
-            <w:cnfStyle w:val="001000000000" w:firstRow="0" w:lastRow="0" w:firstColumn="1" w:lastColumn="0" w:oddVBand="0" w:evenVBand="0" w:oddHBand="0" w:evenHBand="0" w:firstRowFirstColumn="0" w:firstRowLastColumn="0" w:lastRowFirstColumn="0" w:lastRowLastColumn="0"/>
-            <w:tcW w:w="570" w:type="dxa"/>
-          </w:tcPr>
-          <w:p>
-            <w:pPr>
-              <w:rPr>
-                <w:rFonts w:eastAsia="Times New Roman" w:cstheme="minorHAnsi"/>
-                <w:color w:val="0A0A0A"/>
-                <w:sz w:val="14"/>
-                <w:szCs w:val="14"/>
-              </w:rPr>
-            </w:pPr>
-            <w:r>
-              <w:rPr>
-                <w:rFonts w:eastAsia="Times New Roman" w:cstheme="minorHAnsi"/>
-                <w:color w:val="0A0A0A"/>
-                <w:sz w:val="14"/>
-                <w:szCs w:val="14"/>
-              </w:rPr>
-              <w:t>2.</w:t>
+                <w:b/>
+                <w:bCs/>
+                <w:color w:val="0A0A0A"/>
+                <w:sz w:val="14"/>
+                <w:szCs w:val="14"/>
+              </w:rPr>
+              <w:t>t</w:t>
+            </w:r>
+            <w:r>
+              <w:rPr>
+                <w:rFonts w:eastAsia="Times New Roman" w:cstheme="minorHAnsi"/>
+                <w:b/>
+                <w:bCs/>
+                <w:color w:val="0A0A0A"/>
+                <w:sz w:val="14"/>
+                <w:szCs w:val="14"/>
+              </w:rPr>
+              <w:t>ask_</w:t>
+            </w:r>
+            <w:r>
+              <w:rPr>
+                <w:rFonts w:eastAsia="Times New Roman" w:cstheme="minorHAnsi"/>
+                <w:b/>
+                <w:bCs/>
+                <w:color w:val="0A0A0A"/>
+                <w:sz w:val="14"/>
+                <w:szCs w:val="14"/>
+              </w:rPr>
+              <w:t>canr</w:t>
+            </w:r>
+            <w:r>
+              <w:rPr>
+                <w:rFonts w:eastAsia="Times New Roman" w:cstheme="minorHAnsi"/>
+                <w:b/>
+                <w:bCs/>
+                <w:color w:val="0A0A0A"/>
+                <w:sz w:val="14"/>
+                <w:szCs w:val="14"/>
+              </w:rPr>
+              <w:t>x_handler (4)</w:t>
             </w:r>
           </w:p>
         </w:tc>
         <w:tc>
           <w:tcPr>
-            <w:tcW w:w="1147" w:type="dxa"/>
+            <w:tcW w:w="1701" w:type="dxa"/>
           </w:tcPr>
           <w:p>
             <w:pPr>
               <w:cnfStyle w:val="000000000000" w:firstRow="0" w:lastRow="0" w:firstColumn="0" w:lastColumn="0" w:oddVBand="0" w:evenVBand="0" w:oddHBand="0" w:evenHBand="0" w:firstRowFirstColumn="0" w:firstRowLastColumn="0" w:lastRowFirstColumn="0" w:lastRowLastColumn="0"/>
               <w:rPr>
                 <w:rFonts w:eastAsia="Times New Roman" w:cstheme="minorHAnsi"/>
+                <w:b/>
+                <w:bCs/>
                 <w:color w:val="0A0A0A"/>
                 <w:sz w:val="14"/>
                 <w:szCs w:val="14"/>
@@ -1129,153 +1959,8 @@
                 <w:color w:val="0A0A0A"/>
                 <w:sz w:val="14"/>
                 <w:szCs w:val="14"/>
-                <w:highlight w:val="yellow"/>
-              </w:rPr>
-              <w:t>CAN Bus (Rx/Tx)</w:t>
-            </w:r>
-          </w:p>
-        </w:tc>
-        <w:tc>
-          <w:tcPr>
-            <w:tcW w:w="1260" w:type="dxa"/>
-          </w:tcPr>
-          <w:p>
-            <w:pPr>
-              <w:cnfStyle w:val="000000000000" w:firstRow="0" w:lastRow="0" w:firstColumn="0" w:lastColumn="0" w:oddVBand="0" w:evenVBand="0" w:oddHBand="0" w:evenHBand="0" w:firstRowFirstColumn="0" w:firstRowLastColumn="0" w:lastRowFirstColumn="0" w:lastRowLastColumn="0"/>
-              <w:rPr>
-                <w:rFonts w:eastAsia="Times New Roman" w:cstheme="minorHAnsi"/>
-                <w:color w:val="0A0A0A"/>
-                <w:sz w:val="14"/>
-                <w:szCs w:val="14"/>
-              </w:rPr>
-            </w:pPr>
-            <w:r>
-              <w:rPr>
-                <w:rFonts w:eastAsia="Times New Roman" w:cstheme="minorHAnsi"/>
-                <w:b/>
-                <w:bCs/>
-                <w:color w:val="0A0A0A"/>
-                <w:sz w:val="14"/>
-                <w:szCs w:val="14"/>
-              </w:rPr>
-              <w:t>Bez FreeRTOS</w:t>
-            </w:r>
-          </w:p>
-        </w:tc>
-        <w:tc>
-          <w:tcPr>
-            <w:tcW w:w="982" w:type="dxa"/>
-          </w:tcPr>
-          <w:p>
-            <w:pPr>
-              <w:cnfStyle w:val="000000000000" w:firstRow="0" w:lastRow="0" w:firstColumn="0" w:lastColumn="0" w:oddVBand="0" w:evenVBand="0" w:oddHBand="0" w:evenHBand="0" w:firstRowFirstColumn="0" w:firstRowLastColumn="0" w:lastRowFirstColumn="0" w:lastRowLastColumn="0"/>
-              <w:rPr>
-                <w:rFonts w:eastAsia="Times New Roman" w:cstheme="minorHAnsi"/>
-                <w:color w:val="0A0A0A"/>
-                <w:sz w:val="14"/>
-                <w:szCs w:val="14"/>
-              </w:rPr>
-            </w:pPr>
-            <w:r>
-              <w:rPr>
-                <w:rFonts w:eastAsia="Times New Roman" w:cstheme="minorHAnsi"/>
-                <w:color w:val="0A0A0A"/>
-                <w:sz w:val="14"/>
-                <w:szCs w:val="14"/>
-              </w:rPr>
-              <w:t>-</w:t>
-            </w:r>
-          </w:p>
-        </w:tc>
-        <w:tc>
-          <w:tcPr>
-            <w:tcW w:w="2457" w:type="dxa"/>
-            <w:gridSpan w:val="2"/>
-          </w:tcPr>
-          <w:p>
-            <w:pPr>
-              <w:cnfStyle w:val="000000000000" w:firstRow="0" w:lastRow="0" w:firstColumn="0" w:lastColumn="0" w:oddVBand="0" w:evenVBand="0" w:oddHBand="0" w:evenHBand="0" w:firstRowFirstColumn="0" w:firstRowLastColumn="0" w:lastRowFirstColumn="0" w:lastRowLastColumn="0"/>
-              <w:rPr>
-                <w:rFonts w:eastAsia="Times New Roman" w:cstheme="minorHAnsi"/>
-                <w:color w:val="0A0A0A"/>
-                <w:sz w:val="14"/>
-                <w:szCs w:val="14"/>
-              </w:rPr>
-            </w:pPr>
-            <w:r>
-              <w:rPr>
-                <w:rFonts w:eastAsia="Times New Roman" w:cstheme="minorHAnsi"/>
-                <w:bCs/>
-                <w:color w:val="0A0A0A"/>
-                <w:sz w:val="14"/>
-                <w:szCs w:val="14"/>
-              </w:rPr>
-              <w:t>Razmena CAN poruka između 2 kontrolera. Definisani</w:t>
-            </w:r>
-            <w:r>
-              <w:rPr>
-                <w:rFonts w:eastAsia="Times New Roman" w:cstheme="minorHAnsi"/>
-                <w:bCs/>
-                <w:color w:val="0A0A0A"/>
-                <w:sz w:val="14"/>
-                <w:szCs w:val="14"/>
-              </w:rPr>
-              <w:t xml:space="preserve"> CAN</w:t>
-            </w:r>
-            <w:r>
-              <w:rPr>
-                <w:rFonts w:eastAsia="Times New Roman" w:cstheme="minorHAnsi"/>
-                <w:bCs/>
-                <w:color w:val="0A0A0A"/>
-                <w:sz w:val="14"/>
-                <w:szCs w:val="14"/>
-              </w:rPr>
-              <w:t xml:space="preserve"> </w:t>
-            </w:r>
-            <w:r>
-              <w:rPr>
-                <w:rFonts w:eastAsia="Times New Roman" w:cstheme="minorHAnsi"/>
-                <w:bCs/>
-                <w:color w:val="0A0A0A"/>
-                <w:sz w:val="14"/>
-                <w:szCs w:val="14"/>
-              </w:rPr>
-              <w:t>ISR</w:t>
-            </w:r>
-            <w:r>
-              <w:rPr>
-                <w:rFonts w:eastAsia="Times New Roman" w:cstheme="minorHAnsi"/>
-                <w:color w:val="0A0A0A"/>
-                <w:sz w:val="14"/>
-                <w:szCs w:val="14"/>
-              </w:rPr>
-              <w:t xml:space="preserve"> Tx, Rx </w:t>
-            </w:r>
-          </w:p>
-        </w:tc>
-        <w:tc>
-          <w:tcPr>
-            <w:tcW w:w="1738" w:type="dxa"/>
-            <w:gridSpan w:val="2"/>
-          </w:tcPr>
-          <w:p>
-            <w:pPr>
-              <w:cnfStyle w:val="000000000000" w:firstRow="0" w:lastRow="0" w:firstColumn="0" w:lastColumn="0" w:oddVBand="0" w:evenVBand="0" w:oddHBand="0" w:evenHBand="0" w:firstRowFirstColumn="0" w:firstRowLastColumn="0" w:lastRowFirstColumn="0" w:lastRowLastColumn="0"/>
-              <w:rPr>
-                <w:rFonts w:eastAsia="Times New Roman" w:cstheme="minorHAnsi"/>
-                <w:color w:val="0A0A0A"/>
-                <w:sz w:val="14"/>
-                <w:szCs w:val="14"/>
-              </w:rPr>
-            </w:pPr>
-            <w:r>
-              <w:rPr>
-                <w:rFonts w:eastAsia="Times New Roman" w:cstheme="minorHAnsi"/>
-                <w:color w:val="0A0A0A"/>
-                <w:sz w:val="14"/>
-                <w:szCs w:val="14"/>
-              </w:rPr>
-              <w:t>CAN komunikacija</w:t>
+              </w:rPr>
+              <w:t>Queue (za Rx)</w:t>
             </w:r>
           </w:p>
           <w:p>
@@ -1283,6 +1968,60 @@
               <w:cnfStyle w:val="000000000000" w:firstRow="0" w:lastRow="0" w:firstColumn="0" w:lastColumn="0" w:oddVBand="0" w:evenVBand="0" w:oddHBand="0" w:evenHBand="0" w:firstRowFirstColumn="0" w:firstRowLastColumn="0" w:lastRowFirstColumn="0" w:lastRowLastColumn="0"/>
               <w:rPr>
                 <w:rFonts w:eastAsia="Times New Roman" w:cstheme="minorHAnsi"/>
+                <w:bCs/>
+                <w:color w:val="0A0A0A"/>
+                <w:sz w:val="14"/>
+                <w:szCs w:val="14"/>
+              </w:rPr>
+            </w:pPr>
+            <w:r>
+              <w:rPr>
+                <w:rFonts w:eastAsia="Times New Roman" w:cstheme="minorHAnsi"/>
+                <w:bCs/>
+                <w:color w:val="0A0A0A"/>
+                <w:sz w:val="14"/>
+                <w:szCs w:val="14"/>
+              </w:rPr>
+              <w:t>(s</w:t>
+            </w:r>
+            <w:r>
+              <w:rPr>
+                <w:rFonts w:eastAsia="Times New Roman" w:cstheme="minorHAnsi"/>
+                <w:bCs/>
+                <w:color w:val="0A0A0A"/>
+                <w:sz w:val="14"/>
+                <w:szCs w:val="14"/>
+              </w:rPr>
+              <w:t>inhronizacija taska i ISR-a</w:t>
+            </w:r>
+            <w:r>
+              <w:rPr>
+                <w:rFonts w:eastAsia="Times New Roman" w:cstheme="minorHAnsi"/>
+                <w:bCs/>
+                <w:color w:val="0A0A0A"/>
+                <w:sz w:val="14"/>
+                <w:szCs w:val="14"/>
+              </w:rPr>
+              <w:t xml:space="preserve"> upotrebom queue</w:t>
+            </w:r>
+            <w:r>
+              <w:rPr>
+                <w:rFonts w:eastAsia="Times New Roman" w:cstheme="minorHAnsi"/>
+                <w:bCs/>
+                <w:color w:val="0A0A0A"/>
+                <w:sz w:val="14"/>
+                <w:szCs w:val="14"/>
+              </w:rPr>
+              <w:t>)</w:t>
+            </w:r>
+          </w:p>
+          <w:p>
+            <w:pPr>
+              <w:cnfStyle w:val="000000000000" w:firstRow="0" w:lastRow="0" w:firstColumn="0" w:lastColumn="0" w:oddVBand="0" w:evenVBand="0" w:oddHBand="0" w:evenHBand="0" w:firstRowFirstColumn="0" w:firstRowLastColumn="0" w:lastRowFirstColumn="0" w:lastRowLastColumn="0"/>
+              <w:rPr>
+                <w:rFonts w:eastAsia="Times New Roman" w:cstheme="minorHAnsi"/>
+                <w:b/>
+                <w:bCs/>
                 <w:color w:val="0A0A0A"/>
                 <w:sz w:val="14"/>
                 <w:szCs w:val="14"/>
@@ -1292,14 +2031,374 @@
         </w:tc>
         <w:tc>
           <w:tcPr>
-            <w:tcW w:w="1085" w:type="dxa"/>
-            <w:gridSpan w:val="2"/>
+            <w:tcW w:w="2552" w:type="dxa"/>
           </w:tcPr>
           <w:p>
             <w:pPr>
               <w:cnfStyle w:val="000000000000" w:firstRow="0" w:lastRow="0" w:firstColumn="0" w:lastColumn="0" w:oddVBand="0" w:evenVBand="0" w:oddHBand="0" w:evenHBand="0" w:firstRowFirstColumn="0" w:firstRowLastColumn="0" w:lastRowFirstColumn="0" w:lastRowLastColumn="0"/>
               <w:rPr>
                 <w:rFonts w:eastAsia="Times New Roman" w:cstheme="minorHAnsi"/>
+                <w:color w:val="0A0A0A"/>
+                <w:sz w:val="14"/>
+                <w:szCs w:val="14"/>
+              </w:rPr>
+            </w:pPr>
+            <w:r>
+              <w:rPr>
+                <w:rFonts w:eastAsia="Times New Roman" w:cstheme="minorHAnsi"/>
+                <w:color w:val="0A0A0A"/>
+                <w:sz w:val="14"/>
+                <w:szCs w:val="14"/>
+              </w:rPr>
+              <w:t>Upot</w:t>
+            </w:r>
+            <w:r>
+              <w:rPr>
+                <w:rFonts w:eastAsia="Times New Roman" w:cstheme="minorHAnsi"/>
+                <w:color w:val="0A0A0A"/>
+                <w:sz w:val="14"/>
+                <w:szCs w:val="14"/>
+              </w:rPr>
+              <w:t>reba redova za asinhroni prijem:</w:t>
+            </w:r>
+          </w:p>
+          <w:p>
+            <w:pPr>
+              <w:cnfStyle w:val="000000000000" w:firstRow="0" w:lastRow="0" w:firstColumn="0" w:lastColumn="0" w:oddVBand="0" w:evenVBand="0" w:oddHBand="0" w:evenHBand="0" w:firstRowFirstColumn="0" w:firstRowLastColumn="0" w:lastRowFirstColumn="0" w:lastRowLastColumn="0"/>
+              <w:rPr>
+                <w:rFonts w:eastAsia="Times New Roman" w:cstheme="minorHAnsi"/>
+                <w:bCs/>
+                <w:color w:val="0A0A0A"/>
+                <w:sz w:val="14"/>
+                <w:szCs w:val="14"/>
+              </w:rPr>
+            </w:pPr>
+            <w:r>
+              <w:rPr>
+                <w:rFonts w:eastAsia="Times New Roman" w:cstheme="minorHAnsi"/>
+                <w:bCs/>
+                <w:color w:val="0A0A0A"/>
+                <w:sz w:val="14"/>
+                <w:szCs w:val="14"/>
+              </w:rPr>
+              <w:t xml:space="preserve">CAN Rx: ISR stavlja primljeni podatak u queue, čime se aktivira odgovarajući task za parsiranje. </w:t>
+            </w:r>
+          </w:p>
+          <w:p>
+            <w:pPr>
+              <w:cnfStyle w:val="000000000000" w:firstRow="0" w:lastRow="0" w:firstColumn="0" w:lastColumn="0" w:oddVBand="0" w:evenVBand="0" w:oddHBand="0" w:evenHBand="0" w:firstRowFirstColumn="0" w:firstRowLastColumn="0" w:lastRowFirstColumn="0" w:lastRowLastColumn="0"/>
+              <w:rPr>
+                <w:rFonts w:eastAsia="Times New Roman" w:cstheme="minorHAnsi"/>
+                <w:bCs/>
+                <w:color w:val="0A0A0A"/>
+                <w:sz w:val="14"/>
+                <w:szCs w:val="14"/>
+              </w:rPr>
+            </w:pPr>
+            <w:r>
+              <w:rPr>
+                <w:rFonts w:eastAsia="Times New Roman" w:cstheme="minorHAnsi"/>
+                <w:bCs/>
+                <w:color w:val="0A0A0A"/>
+                <w:sz w:val="14"/>
+                <w:szCs w:val="14"/>
+              </w:rPr>
+              <w:t>CANTx: ciklicno slanje u postoje</w:t>
+            </w:r>
+            <w:r>
+              <w:rPr>
+                <w:rFonts w:eastAsia="Times New Roman" w:cstheme="minorHAnsi"/>
+                <w:bCs/>
+                <w:color w:val="0A0A0A"/>
+                <w:sz w:val="14"/>
+                <w:szCs w:val="14"/>
+                <w:lang w:val="sr-Latn-RS"/>
+              </w:rPr>
+              <w:t>ćem tasku (</w:t>
+            </w:r>
+            <w:r>
+              <w:rPr>
+                <w:rFonts w:eastAsia="Times New Roman" w:cstheme="minorHAnsi"/>
+                <w:bCs/>
+                <w:color w:val="0A0A0A"/>
+                <w:sz w:val="14"/>
+                <w:szCs w:val="14"/>
+              </w:rPr>
+              <w:t>t</w:t>
+            </w:r>
+            <w:r>
+              <w:rPr>
+                <w:rFonts w:eastAsia="Times New Roman" w:cstheme="minorHAnsi"/>
+                <w:bCs/>
+                <w:color w:val="0A0A0A"/>
+                <w:sz w:val="14"/>
+                <w:szCs w:val="14"/>
+              </w:rPr>
+              <w:t>ask_app_led2</w:t>
+            </w:r>
+            <w:r>
+              <w:rPr>
+                <w:rFonts w:eastAsia="Times New Roman" w:cstheme="minorHAnsi"/>
+                <w:bCs/>
+                <w:color w:val="0A0A0A"/>
+                <w:sz w:val="14"/>
+                <w:szCs w:val="14"/>
+                <w:lang w:val="sr-Latn-RS"/>
+              </w:rPr>
+              <w:t>)</w:t>
+            </w:r>
+          </w:p>
+          <w:p>
+            <w:pPr>
+              <w:cnfStyle w:val="000000000000" w:firstRow="0" w:lastRow="0" w:firstColumn="0" w:lastColumn="0" w:oddVBand="0" w:evenVBand="0" w:oddHBand="0" w:evenHBand="0" w:firstRowFirstColumn="0" w:firstRowLastColumn="0" w:lastRowFirstColumn="0" w:lastRowLastColumn="0"/>
+              <w:rPr>
+                <w:rFonts w:eastAsia="Times New Roman" w:cstheme="minorHAnsi"/>
+                <w:bCs/>
+                <w:color w:val="0A0A0A"/>
+                <w:sz w:val="14"/>
+                <w:szCs w:val="14"/>
+              </w:rPr>
+            </w:pPr>
+          </w:p>
+        </w:tc>
+        <w:tc>
+          <w:tcPr>
+            <w:tcW w:w="1701" w:type="dxa"/>
+          </w:tcPr>
+          <w:p>
+            <w:pPr>
+              <w:cnfStyle w:val="000000000000" w:firstRow="0" w:lastRow="0" w:firstColumn="0" w:lastColumn="0" w:oddVBand="0" w:evenVBand="0" w:oddHBand="0" w:evenHBand="0" w:firstRowFirstColumn="0" w:firstRowLastColumn="0" w:lastRowFirstColumn="0" w:lastRowLastColumn="0"/>
+              <w:rPr>
+                <w:rFonts w:eastAsia="Times New Roman" w:cstheme="minorHAnsi"/>
+                <w:color w:val="0A0A0A"/>
+                <w:sz w:val="14"/>
+                <w:szCs w:val="14"/>
+              </w:rPr>
+            </w:pPr>
+            <w:r>
+              <w:rPr>
+                <w:rFonts w:eastAsia="Times New Roman" w:cstheme="minorHAnsi"/>
+                <w:color w:val="0A0A0A"/>
+                <w:sz w:val="14"/>
+                <w:szCs w:val="14"/>
+              </w:rPr>
+              <w:t>Dodati</w:t>
+            </w:r>
+            <w:r>
+              <w:rPr>
+                <w:rFonts w:eastAsia="Times New Roman" w:cstheme="minorHAnsi"/>
+                <w:color w:val="0A0A0A"/>
+                <w:sz w:val="14"/>
+                <w:szCs w:val="14"/>
+              </w:rPr>
+              <w:t>:</w:t>
+            </w:r>
+          </w:p>
+          <w:p>
+            <w:pPr>
+              <w:cnfStyle w:val="000000000000" w:firstRow="0" w:lastRow="0" w:firstColumn="0" w:lastColumn="0" w:oddVBand="0" w:evenVBand="0" w:oddHBand="0" w:evenHBand="0" w:firstRowFirstColumn="0" w:firstRowLastColumn="0" w:lastRowFirstColumn="0" w:lastRowLastColumn="0"/>
+              <w:rPr>
+                <w:rFonts w:eastAsia="Times New Roman" w:cstheme="minorHAnsi"/>
+                <w:bCs/>
+                <w:i/>
+                <w:color w:val="0A0A0A"/>
+                <w:sz w:val="14"/>
+                <w:szCs w:val="14"/>
+              </w:rPr>
+            </w:pPr>
+            <w:r>
+              <w:rPr>
+                <w:rFonts w:eastAsia="Times New Roman" w:cstheme="minorHAnsi"/>
+                <w:color w:val="0A0A0A"/>
+                <w:sz w:val="14"/>
+                <w:szCs w:val="14"/>
+              </w:rPr>
+              <w:t>-</w:t>
+            </w:r>
+            <w:r>
+              <w:rPr>
+                <w:rFonts w:eastAsia="Times New Roman" w:cstheme="minorHAnsi"/>
+                <w:color w:val="0A0A0A"/>
+                <w:sz w:val="14"/>
+                <w:szCs w:val="14"/>
+              </w:rPr>
+              <w:t xml:space="preserve"> inicijalizaciju za CAN u </w:t>
+            </w:r>
+            <w:r>
+              <w:rPr>
+                <w:rFonts w:eastAsia="Times New Roman" w:cstheme="minorHAnsi"/>
+                <w:bCs/>
+                <w:i/>
+                <w:color w:val="0A0A0A"/>
+                <w:sz w:val="14"/>
+                <w:szCs w:val="14"/>
+              </w:rPr>
+              <w:t>task_system_init</w:t>
+            </w:r>
+          </w:p>
+          <w:p>
+            <w:pPr>
+              <w:cnfStyle w:val="000000000000" w:firstRow="0" w:lastRow="0" w:firstColumn="0" w:lastColumn="0" w:oddVBand="0" w:evenVBand="0" w:oddHBand="0" w:evenHBand="0" w:firstRowFirstColumn="0" w:firstRowLastColumn="0" w:lastRowFirstColumn="0" w:lastRowLastColumn="0"/>
+              <w:rPr>
+                <w:rFonts w:eastAsia="Times New Roman" w:cstheme="minorHAnsi"/>
+                <w:bCs/>
+                <w:i/>
+                <w:color w:val="0A0A0A"/>
+                <w:sz w:val="14"/>
+                <w:szCs w:val="14"/>
+              </w:rPr>
+            </w:pPr>
+            <w:r>
+              <w:rPr>
+                <w:rFonts w:eastAsia="Times New Roman" w:cstheme="minorHAnsi"/>
+                <w:bCs/>
+                <w:i/>
+                <w:color w:val="0A0A0A"/>
+                <w:sz w:val="14"/>
+                <w:szCs w:val="14"/>
+              </w:rPr>
+              <w:t>- queue</w:t>
+            </w:r>
+            <w:r>
+              <w:rPr>
+                <w:rFonts w:eastAsia="Times New Roman" w:cstheme="minorHAnsi"/>
+                <w:bCs/>
+                <w:i/>
+                <w:color w:val="0A0A0A"/>
+                <w:sz w:val="14"/>
+                <w:szCs w:val="14"/>
+              </w:rPr>
+              <w:t xml:space="preserve"> </w:t>
+            </w:r>
+            <w:r>
+              <w:rPr>
+                <w:rFonts w:eastAsia="Times New Roman" w:cstheme="minorHAnsi"/>
+                <w:bCs/>
+                <w:color w:val="0A0A0A"/>
+                <w:sz w:val="14"/>
+                <w:szCs w:val="14"/>
+              </w:rPr>
+              <w:t>(</w:t>
+            </w:r>
+            <w:r>
+              <w:rPr>
+                <w:rFonts w:eastAsia="Times New Roman" w:cstheme="minorHAnsi"/>
+                <w:bCs/>
+                <w:color w:val="0A0A0A"/>
+                <w:sz w:val="14"/>
+                <w:szCs w:val="14"/>
+              </w:rPr>
+              <w:t xml:space="preserve">po </w:t>
+            </w:r>
+            <w:r>
+              <w:rPr>
+                <w:rFonts w:eastAsia="Times New Roman" w:cstheme="minorHAnsi"/>
+                <w:bCs/>
+                <w:color w:val="0A0A0A"/>
+                <w:sz w:val="14"/>
+                <w:szCs w:val="14"/>
+              </w:rPr>
+              <w:t>primer</w:t>
+            </w:r>
+            <w:r>
+              <w:rPr>
+                <w:rFonts w:eastAsia="Times New Roman" w:cstheme="minorHAnsi"/>
+                <w:bCs/>
+                <w:color w:val="0A0A0A"/>
+                <w:sz w:val="14"/>
+                <w:szCs w:val="14"/>
+              </w:rPr>
+              <w:t>u</w:t>
+            </w:r>
+            <w:r>
+              <w:rPr>
+                <w:rFonts w:eastAsia="Times New Roman" w:cstheme="minorHAnsi"/>
+                <w:bCs/>
+                <w:color w:val="0A0A0A"/>
+                <w:sz w:val="14"/>
+                <w:szCs w:val="14"/>
+              </w:rPr>
+              <w:t xml:space="preserve"> iz knjige</w:t>
+            </w:r>
+            <w:r>
+              <w:rPr>
+                <w:rFonts w:eastAsia="Times New Roman" w:cstheme="minorHAnsi"/>
+                <w:bCs/>
+                <w:color w:val="0A0A0A"/>
+                <w:sz w:val="14"/>
+                <w:szCs w:val="14"/>
+              </w:rPr>
+              <w:t>)</w:t>
+            </w:r>
+            <w:r>
+              <w:rPr>
+                <w:rFonts w:eastAsia="Times New Roman" w:cstheme="minorHAnsi"/>
+                <w:bCs/>
+                <w:color w:val="0A0A0A"/>
+                <w:sz w:val="14"/>
+                <w:szCs w:val="14"/>
+              </w:rPr>
+              <w:t>:</w:t>
+            </w:r>
+            <w:r>
+              <w:rPr>
+                <w:rFonts w:eastAsia="Times New Roman" w:cstheme="minorHAnsi"/>
+                <w:color w:val="0A0A0A"/>
+                <w:sz w:val="14"/>
+                <w:szCs w:val="14"/>
+              </w:rPr>
+              <w:t xml:space="preserve"> </w:t>
+            </w:r>
+          </w:p>
+          <w:p>
+            <w:pPr>
+              <w:cnfStyle w:val="000000000000" w:firstRow="0" w:lastRow="0" w:firstColumn="0" w:lastColumn="0" w:oddVBand="0" w:evenVBand="0" w:oddHBand="0" w:evenHBand="0" w:firstRowFirstColumn="0" w:firstRowLastColumn="0" w:lastRowFirstColumn="0" w:lastRowLastColumn="0"/>
+              <w:rPr>
+                <w:rFonts w:eastAsia="Times New Roman" w:cstheme="minorHAnsi"/>
+                <w:color w:val="0A0A0A"/>
+                <w:sz w:val="14"/>
+                <w:szCs w:val="14"/>
+              </w:rPr>
+            </w:pPr>
+            <w:r>
+              <w:rPr>
+                <w:rFonts w:eastAsia="Times New Roman" w:cstheme="minorHAnsi"/>
+                <w:color w:val="0A0A0A"/>
+                <w:sz w:val="14"/>
+                <w:szCs w:val="14"/>
+              </w:rPr>
+              <w:t>xQueueCreate(),</w:t>
+            </w:r>
+          </w:p>
+          <w:p>
+            <w:pPr>
+              <w:cnfStyle w:val="000000000000" w:firstRow="0" w:lastRow="0" w:firstColumn="0" w:lastColumn="0" w:oddVBand="0" w:evenVBand="0" w:oddHBand="0" w:evenHBand="0" w:firstRowFirstColumn="0" w:firstRowLastColumn="0" w:lastRowFirstColumn="0" w:lastRowLastColumn="0"/>
+              <w:rPr>
+                <w:rFonts w:eastAsia="Times New Roman" w:cstheme="minorHAnsi"/>
+                <w:i/>
+                <w:iCs/>
+                <w:color w:val="0A0A0A"/>
+                <w:sz w:val="14"/>
+                <w:szCs w:val="14"/>
+              </w:rPr>
+            </w:pPr>
+            <w:r>
+              <w:rPr>
+                <w:rFonts w:eastAsia="Times New Roman" w:cstheme="minorHAnsi"/>
+                <w:i/>
+                <w:iCs/>
+                <w:color w:val="0A0A0A"/>
+                <w:sz w:val="14"/>
+                <w:szCs w:val="14"/>
+              </w:rPr>
+              <w:t>xQueueSend() - CAN Rx ISR,</w:t>
+            </w:r>
+          </w:p>
+          <w:p>
+            <w:pPr>
+              <w:cnfStyle w:val="000000000000" w:firstRow="0" w:lastRow="0" w:firstColumn="0" w:lastColumn="0" w:oddVBand="0" w:evenVBand="0" w:oddHBand="0" w:evenHBand="0" w:firstRowFirstColumn="0" w:firstRowLastColumn="0" w:lastRowFirstColumn="0" w:lastRowLastColumn="0"/>
+              <w:rPr>
+                <w:rFonts w:eastAsia="Times New Roman" w:cstheme="minorHAnsi"/>
                 <w:b/>
                 <w:bCs/>
                 <w:color w:val="0A0A0A"/>
@@ -1310,23 +2409,27 @@
             <w:r>
               <w:rPr>
                 <w:rFonts w:eastAsia="Times New Roman" w:cstheme="minorHAnsi"/>
-                <w:color w:val="0A0A0A"/>
-                <w:sz w:val="14"/>
-                <w:szCs w:val="14"/>
-              </w:rPr>
-              <w:t>Osciloskop…</w:t>
+                <w:i/>
+                <w:iCs/>
+                <w:color w:val="0A0A0A"/>
+                <w:sz w:val="14"/>
+                <w:szCs w:val="14"/>
+              </w:rPr>
+              <w:t>xQueueReceive()) – Task_CANRx</w:t>
             </w:r>
           </w:p>
         </w:tc>
       </w:tr>
       <w:tr>
         <w:trPr>
+          <w:gridAfter w:val="1"/>
           <w:cnfStyle w:val="000000100000" w:firstRow="0" w:lastRow="0" w:firstColumn="0" w:lastColumn="0" w:oddVBand="0" w:evenVBand="0" w:oddHBand="1" w:evenHBand="0" w:firstRowFirstColumn="0" w:firstRowLastColumn="0" w:lastRowFirstColumn="0" w:lastRowLastColumn="0"/>
+          <w:wAfter w:w="152" w:type="dxa"/>
         </w:trPr>
         <w:tc>
           <w:tcPr>
             <w:cnfStyle w:val="001000000000" w:firstRow="0" w:lastRow="0" w:firstColumn="1" w:lastColumn="0" w:oddVBand="0" w:evenVBand="0" w:oddHBand="0" w:evenHBand="0" w:firstRowFirstColumn="0" w:firstRowLastColumn="0" w:lastRowFirstColumn="0" w:lastRowLastColumn="0"/>
-            <w:tcW w:w="570" w:type="dxa"/>
+            <w:tcW w:w="624" w:type="dxa"/>
           </w:tcPr>
           <w:p>
             <w:pPr>
@@ -1344,7 +2447,7 @@
                 <w:sz w:val="14"/>
                 <w:szCs w:val="14"/>
               </w:rPr>
-              <w:t>3</w:t>
+              <w:t>x</w:t>
             </w:r>
             <w:r>
               <w:rPr>
@@ -1359,7 +2462,7 @@
         </w:tc>
         <w:tc>
           <w:tcPr>
-            <w:tcW w:w="1147" w:type="dxa"/>
+            <w:tcW w:w="1191" w:type="dxa"/>
           </w:tcPr>
           <w:p>
             <w:pPr>
@@ -1369,7 +2472,6 @@
                 <w:color w:val="0A0A0A"/>
                 <w:sz w:val="14"/>
                 <w:szCs w:val="14"/>
-                <w:highlight w:val="green"/>
               </w:rPr>
             </w:pPr>
             <w:r>
@@ -1380,15 +2482,14 @@
                 <w:color w:val="0A0A0A"/>
                 <w:sz w:val="14"/>
                 <w:szCs w:val="14"/>
-                <w:highlight w:val="green"/>
-              </w:rPr>
-              <w:t>System init</w:t>
+              </w:rPr>
+              <w:t>UART Terminal</w:t>
             </w:r>
           </w:p>
         </w:tc>
         <w:tc>
           <w:tcPr>
-            <w:tcW w:w="1260" w:type="dxa"/>
+            <w:tcW w:w="1247" w:type="dxa"/>
           </w:tcPr>
           <w:p>
             <w:pPr>
@@ -1409,14 +2510,13 @@
                 <w:sz w:val="14"/>
                 <w:szCs w:val="14"/>
               </w:rPr>
-              <w:t>System init (6)</w:t>
+              <w:t>Task 5 (5)</w:t>
             </w:r>
           </w:p>
         </w:tc>
         <w:tc>
           <w:tcPr>
-            <w:tcW w:w="1017" w:type="dxa"/>
-            <w:gridSpan w:val="2"/>
+            <w:tcW w:w="1701" w:type="dxa"/>
           </w:tcPr>
           <w:p>
             <w:pPr>
@@ -1437,21 +2537,21 @@
                 <w:sz w:val="14"/>
                 <w:szCs w:val="14"/>
               </w:rPr>
-              <w:t>Task Management</w:t>
+              <w:t>Mutex (za Tx) + Queue (za Rx)</w:t>
             </w:r>
           </w:p>
         </w:tc>
         <w:tc>
           <w:tcPr>
-            <w:tcW w:w="2457" w:type="dxa"/>
-            <w:gridSpan w:val="2"/>
+            <w:tcW w:w="2552" w:type="dxa"/>
           </w:tcPr>
           <w:p>
             <w:pPr>
               <w:cnfStyle w:val="000000100000" w:firstRow="0" w:lastRow="0" w:firstColumn="0" w:lastColumn="0" w:oddVBand="0" w:evenVBand="0" w:oddHBand="1" w:evenHBand="0" w:firstRowFirstColumn="0" w:firstRowLastColumn="0" w:lastRowFirstColumn="0" w:lastRowLastColumn="0"/>
               <w:rPr>
                 <w:rFonts w:eastAsia="Times New Roman" w:cstheme="minorHAnsi"/>
-                <w:color w:val="0A0A0A"/>
+                <w:bCs/>
+                <w:color w:val="FF0000"/>
                 <w:sz w:val="14"/>
                 <w:szCs w:val="14"/>
               </w:rPr>
@@ -1464,43 +2564,167 @@
                 <w:color w:val="0A0A0A"/>
                 <w:sz w:val="14"/>
                 <w:szCs w:val="14"/>
-              </w:rPr>
-              <w:t>Inicijalizacija:</w:t>
-            </w:r>
-            <w:r>
-              <w:rPr>
-                <w:rFonts w:eastAsia="Times New Roman" w:cstheme="minorHAnsi"/>
-                <w:color w:val="0A0A0A"/>
-                <w:sz w:val="14"/>
-                <w:szCs w:val="14"/>
-              </w:rPr>
-              <w:t> Konfiguracija perifierija i ure</w:t>
-            </w:r>
-            <w:r>
-              <w:rPr>
-                <w:rFonts w:eastAsia="Times New Roman" w:cstheme="minorHAnsi"/>
-                <w:color w:val="0A0A0A"/>
-                <w:sz w:val="14"/>
-                <w:szCs w:val="14"/>
+                <w:u w:val="single"/>
+              </w:rPr>
+              <w:t>Po</w:t>
+            </w:r>
+            <w:r>
+              <w:rPr>
+                <w:rFonts w:eastAsia="Times New Roman" w:cstheme="minorHAnsi"/>
+                <w:b/>
+                <w:bCs/>
+                <w:color w:val="0A0A0A"/>
+                <w:sz w:val="14"/>
+                <w:szCs w:val="14"/>
+                <w:u w:val="single"/>
                 <w:lang w:val="sr-Latn-RS"/>
               </w:rPr>
-              <w:t xml:space="preserve">đaja: </w:t>
-            </w:r>
-            <w:r>
-              <w:rPr>
-                <w:rFonts w:eastAsia="Times New Roman" w:cstheme="minorHAnsi"/>
-                <w:color w:val="0A0A0A"/>
-                <w:sz w:val="14"/>
-                <w:szCs w:val="14"/>
-              </w:rPr>
-              <w:t>CAN, I2C + RTC, SPI + EEPROM, UART... Kreira sve ostale taskove (1-6) i zatim briše sam sebe.</w:t>
+              <w:t>č</w:t>
+            </w:r>
+            <w:r>
+              <w:rPr>
+                <w:rFonts w:eastAsia="Times New Roman" w:cstheme="minorHAnsi"/>
+                <w:b/>
+                <w:bCs/>
+                <w:color w:val="0A0A0A"/>
+                <w:sz w:val="14"/>
+                <w:szCs w:val="14"/>
+                <w:u w:val="single"/>
+              </w:rPr>
+              <w:t>eti od primera</w:t>
+            </w:r>
+            <w:r>
+              <w:rPr>
+                <w:rFonts w:eastAsia="Times New Roman" w:cstheme="minorHAnsi"/>
+                <w:b/>
+                <w:bCs/>
+                <w:color w:val="0A0A0A"/>
+                <w:sz w:val="14"/>
+                <w:szCs w:val="14"/>
+              </w:rPr>
+              <w:t xml:space="preserve">: </w:t>
+            </w:r>
+            <w:r>
+              <w:rPr>
+                <w:rFonts w:eastAsia="Times New Roman" w:cstheme="minorHAnsi"/>
+                <w:bCs/>
+                <w:color w:val="FF0000"/>
+                <w:sz w:val="14"/>
+                <w:szCs w:val="14"/>
+              </w:rPr>
+              <w:t>ASCLIN_Shell_UART_1_KIT_TC375_LK</w:t>
+            </w:r>
+          </w:p>
+          <w:p>
+            <w:pPr>
+              <w:cnfStyle w:val="000000100000" w:firstRow="0" w:lastRow="0" w:firstColumn="0" w:lastColumn="0" w:oddVBand="0" w:evenVBand="0" w:oddHBand="1" w:evenHBand="0" w:firstRowFirstColumn="0" w:firstRowLastColumn="0" w:lastRowFirstColumn="0" w:lastRowLastColumn="0"/>
+              <w:rPr>
+                <w:rFonts w:eastAsia="Times New Roman" w:cstheme="minorHAnsi"/>
+                <w:bCs/>
+                <w:color w:val="FF0000"/>
+                <w:sz w:val="14"/>
+                <w:szCs w:val="14"/>
+              </w:rPr>
+            </w:pPr>
+            <w:r>
+              <w:rPr>
+                <w:rFonts w:eastAsia="Times New Roman" w:cstheme="minorHAnsi"/>
+                <w:bCs/>
+                <w:color w:val="FF0000"/>
+                <w:sz w:val="14"/>
+                <w:szCs w:val="14"/>
+              </w:rPr>
+              <w:t>iLLD_TC375_ADS_printf_scanf</w:t>
+            </w:r>
+          </w:p>
+          <w:p>
+            <w:pPr>
+              <w:cnfStyle w:val="000000100000" w:firstRow="0" w:lastRow="0" w:firstColumn="0" w:lastColumn="0" w:oddVBand="0" w:evenVBand="0" w:oddHBand="1" w:evenHBand="0" w:firstRowFirstColumn="0" w:firstRowLastColumn="0" w:lastRowFirstColumn="0" w:lastRowLastColumn="0"/>
+              <w:rPr>
+                <w:rFonts w:eastAsia="Times New Roman" w:cstheme="minorHAnsi"/>
+                <w:b/>
+                <w:bCs/>
+                <w:color w:val="0A0A0A"/>
+                <w:sz w:val="14"/>
+                <w:szCs w:val="14"/>
+              </w:rPr>
+            </w:pPr>
+          </w:p>
+          <w:p>
+            <w:pPr>
+              <w:cnfStyle w:val="000000100000" w:firstRow="0" w:lastRow="0" w:firstColumn="0" w:lastColumn="0" w:oddVBand="0" w:evenVBand="0" w:oddHBand="1" w:evenHBand="0" w:firstRowFirstColumn="0" w:firstRowLastColumn="0" w:lastRowFirstColumn="0" w:lastRowLastColumn="0"/>
+              <w:rPr>
+                <w:rFonts w:eastAsia="Times New Roman" w:cstheme="minorHAnsi"/>
+                <w:color w:val="0A0A0A"/>
+                <w:sz w:val="14"/>
+                <w:szCs w:val="14"/>
+              </w:rPr>
+            </w:pPr>
+            <w:r>
+              <w:rPr>
+                <w:rFonts w:eastAsia="Times New Roman" w:cstheme="minorHAnsi"/>
+                <w:b/>
+                <w:bCs/>
+                <w:color w:val="0A0A0A"/>
+                <w:sz w:val="14"/>
+                <w:szCs w:val="14"/>
+              </w:rPr>
+              <w:t>Task 5 (CLI)</w:t>
+            </w:r>
+            <w:r>
+              <w:rPr>
+                <w:rFonts w:eastAsia="Times New Roman" w:cstheme="minorHAnsi"/>
+                <w:color w:val="0A0A0A"/>
+                <w:sz w:val="14"/>
+                <w:szCs w:val="14"/>
+              </w:rPr>
+              <w:t> čita komande iz reda. Svi ostali taskovi koriste </w:t>
+            </w:r>
+            <w:r>
+              <w:rPr>
+                <w:rFonts w:eastAsia="Times New Roman" w:cstheme="minorHAnsi"/>
+                <w:b/>
+                <w:bCs/>
+                <w:color w:val="0A0A0A"/>
+                <w:sz w:val="14"/>
+                <w:szCs w:val="14"/>
+              </w:rPr>
+              <w:t>Mutex</w:t>
+            </w:r>
+            <w:r>
+              <w:rPr>
+                <w:rFonts w:eastAsia="Times New Roman" w:cstheme="minorHAnsi"/>
+                <w:color w:val="0A0A0A"/>
+                <w:sz w:val="14"/>
+                <w:szCs w:val="14"/>
+              </w:rPr>
+              <w:t> prilikom </w:t>
+            </w:r>
+            <w:r>
+              <w:rPr>
+                <w:rFonts w:eastAsia="Times New Roman" w:cstheme="minorHAnsi"/>
+                <w:color w:val="0A0A0A"/>
+                <w:sz w:val="14"/>
+                <w:szCs w:val="14"/>
+                <w:bdr w:val="single" w:sz="6" w:space="2" w:color="F0F2F5" w:frame="1"/>
+                <w:shd w:val="clear" w:color="auto" w:fill="F0F2F5"/>
+              </w:rPr>
+              <w:t>printf</w:t>
+            </w:r>
+            <w:r>
+              <w:rPr>
+                <w:rFonts w:eastAsia="Times New Roman" w:cstheme="minorHAnsi"/>
+                <w:color w:val="0A0A0A"/>
+                <w:sz w:val="14"/>
+                <w:szCs w:val="14"/>
+              </w:rPr>
+              <w:t> funkcije kako bi sprečili mešanje karaktera.</w:t>
             </w:r>
           </w:p>
         </w:tc>
         <w:tc>
           <w:tcPr>
-            <w:tcW w:w="1738" w:type="dxa"/>
-            <w:gridSpan w:val="2"/>
+            <w:tcW w:w="1701" w:type="dxa"/>
           </w:tcPr>
           <w:p>
             <w:pPr>
@@ -1519,411 +2743,20 @@
                 <w:sz w:val="14"/>
                 <w:szCs w:val="14"/>
               </w:rPr>
-              <w:t>Upravljanje životnim ciklusom taskova i redosled podizanja sistema.</w:t>
-            </w:r>
-          </w:p>
-        </w:tc>
-        <w:tc>
-          <w:tcPr>
-            <w:tcW w:w="1050" w:type="dxa"/>
-          </w:tcPr>
-          <w:p>
-            <w:pPr>
-              <w:cnfStyle w:val="000000100000" w:firstRow="0" w:lastRow="0" w:firstColumn="0" w:lastColumn="0" w:oddVBand="0" w:evenVBand="0" w:oddHBand="1" w:evenHBand="0" w:firstRowFirstColumn="0" w:firstRowLastColumn="0" w:lastRowFirstColumn="0" w:lastRowLastColumn="0"/>
-              <w:rPr>
-                <w:rFonts w:eastAsia="Times New Roman" w:cstheme="minorHAnsi"/>
-                <w:b/>
-                <w:bCs/>
-                <w:color w:val="0A0A0A"/>
-                <w:sz w:val="14"/>
-                <w:szCs w:val="14"/>
-              </w:rPr>
-            </w:pPr>
-          </w:p>
-        </w:tc>
-      </w:tr>
-      <w:tr>
-        <w:tc>
-          <w:tcPr>
-            <w:cnfStyle w:val="001000000000" w:firstRow="0" w:lastRow="0" w:firstColumn="1" w:lastColumn="0" w:oddVBand="0" w:evenVBand="0" w:oddHBand="0" w:evenHBand="0" w:firstRowFirstColumn="0" w:firstRowLastColumn="0" w:lastRowFirstColumn="0" w:lastRowLastColumn="0"/>
-            <w:tcW w:w="570" w:type="dxa"/>
-          </w:tcPr>
-          <w:p>
-            <w:pPr>
-              <w:rPr>
-                <w:rFonts w:eastAsia="Times New Roman" w:cstheme="minorHAnsi"/>
-                <w:b w:val="0"/>
-                <w:bCs w:val="0"/>
-                <w:color w:val="0A0A0A"/>
-                <w:sz w:val="14"/>
-                <w:szCs w:val="14"/>
-              </w:rPr>
-            </w:pPr>
-            <w:r>
-              <w:rPr>
-                <w:rFonts w:eastAsia="Times New Roman" w:cstheme="minorHAnsi"/>
-                <w:color w:val="0A0A0A"/>
-                <w:sz w:val="14"/>
-                <w:szCs w:val="14"/>
-              </w:rPr>
-              <w:t>4</w:t>
-            </w:r>
-            <w:r>
-              <w:rPr>
-                <w:rFonts w:eastAsia="Times New Roman" w:cstheme="minorHAnsi"/>
-                <w:color w:val="0A0A0A"/>
-                <w:sz w:val="14"/>
-                <w:szCs w:val="14"/>
-              </w:rPr>
-              <w:t>.</w:t>
-            </w:r>
-          </w:p>
-        </w:tc>
-        <w:tc>
-          <w:tcPr>
-            <w:tcW w:w="1147" w:type="dxa"/>
-          </w:tcPr>
-          <w:p>
-            <w:pPr>
-              <w:cnfStyle w:val="000000000000" w:firstRow="0" w:lastRow="0" w:firstColumn="0" w:lastColumn="0" w:oddVBand="0" w:evenVBand="0" w:oddHBand="0" w:evenHBand="0" w:firstRowFirstColumn="0" w:firstRowLastColumn="0" w:lastRowFirstColumn="0" w:lastRowLastColumn="0"/>
-              <w:rPr>
-                <w:rFonts w:eastAsia="Times New Roman" w:cstheme="minorHAnsi"/>
-                <w:b/>
-                <w:bCs/>
-                <w:color w:val="0A0A0A"/>
-                <w:sz w:val="14"/>
-                <w:szCs w:val="14"/>
-                <w:highlight w:val="green"/>
-              </w:rPr>
-            </w:pPr>
-            <w:r>
-              <w:rPr>
-                <w:rFonts w:eastAsia="Times New Roman" w:cstheme="minorHAnsi"/>
-                <w:b/>
-                <w:bCs/>
-                <w:color w:val="0A0A0A"/>
-                <w:sz w:val="14"/>
-                <w:szCs w:val="14"/>
-                <w:highlight w:val="green"/>
-              </w:rPr>
-              <w:t>CAN Bus (Rx/Tx)</w:t>
-            </w:r>
-          </w:p>
-        </w:tc>
-        <w:tc>
-          <w:tcPr>
-            <w:tcW w:w="1260" w:type="dxa"/>
-          </w:tcPr>
-          <w:p>
-            <w:pPr>
-              <w:cnfStyle w:val="000000000000" w:firstRow="0" w:lastRow="0" w:firstColumn="0" w:lastColumn="0" w:oddVBand="0" w:evenVBand="0" w:oddHBand="0" w:evenHBand="0" w:firstRowFirstColumn="0" w:firstRowLastColumn="0" w:lastRowFirstColumn="0" w:lastRowLastColumn="0"/>
-              <w:rPr>
-                <w:rFonts w:eastAsia="Times New Roman" w:cstheme="minorHAnsi"/>
-                <w:b/>
-                <w:bCs/>
-                <w:color w:val="0A0A0A"/>
-                <w:sz w:val="14"/>
-                <w:szCs w:val="14"/>
-              </w:rPr>
-            </w:pPr>
-            <w:r>
-              <w:rPr>
-                <w:rFonts w:eastAsia="Times New Roman" w:cstheme="minorHAnsi"/>
-                <w:b/>
-                <w:bCs/>
-                <w:color w:val="0A0A0A"/>
-                <w:sz w:val="14"/>
-                <w:szCs w:val="14"/>
-              </w:rPr>
-              <w:t>Task_CANRx_handler</w:t>
-            </w:r>
-            <w:r>
-              <w:rPr>
-                <w:rFonts w:eastAsia="Times New Roman" w:cstheme="minorHAnsi"/>
-                <w:b/>
-                <w:bCs/>
-                <w:color w:val="0A0A0A"/>
-                <w:sz w:val="14"/>
-                <w:szCs w:val="14"/>
-              </w:rPr>
-              <w:t xml:space="preserve"> (4)</w:t>
-            </w:r>
-          </w:p>
-        </w:tc>
-        <w:tc>
-          <w:tcPr>
-            <w:tcW w:w="982" w:type="dxa"/>
-          </w:tcPr>
-          <w:p>
-            <w:pPr>
-              <w:cnfStyle w:val="000000000000" w:firstRow="0" w:lastRow="0" w:firstColumn="0" w:lastColumn="0" w:oddVBand="0" w:evenVBand="0" w:oddHBand="0" w:evenHBand="0" w:firstRowFirstColumn="0" w:firstRowLastColumn="0" w:lastRowFirstColumn="0" w:lastRowLastColumn="0"/>
-              <w:rPr>
-                <w:rFonts w:eastAsia="Times New Roman" w:cstheme="minorHAnsi"/>
-                <w:b/>
-                <w:bCs/>
-                <w:color w:val="0A0A0A"/>
-                <w:sz w:val="14"/>
-                <w:szCs w:val="14"/>
-              </w:rPr>
-            </w:pPr>
-            <w:r>
-              <w:rPr>
-                <w:rFonts w:eastAsia="Times New Roman" w:cstheme="minorHAnsi"/>
-                <w:b/>
-                <w:bCs/>
-                <w:color w:val="0A0A0A"/>
-                <w:sz w:val="14"/>
-                <w:szCs w:val="14"/>
-              </w:rPr>
-              <w:t>Queue (za Rx)</w:t>
-            </w:r>
-          </w:p>
-        </w:tc>
-        <w:tc>
-          <w:tcPr>
-            <w:tcW w:w="2457" w:type="dxa"/>
-            <w:gridSpan w:val="2"/>
-          </w:tcPr>
-          <w:p>
-            <w:pPr>
-              <w:cnfStyle w:val="000000000000" w:firstRow="0" w:lastRow="0" w:firstColumn="0" w:lastColumn="0" w:oddVBand="0" w:evenVBand="0" w:oddHBand="0" w:evenHBand="0" w:firstRowFirstColumn="0" w:firstRowLastColumn="0" w:lastRowFirstColumn="0" w:lastRowLastColumn="0"/>
-              <w:rPr>
-                <w:rFonts w:eastAsia="Times New Roman" w:cstheme="minorHAnsi"/>
-                <w:bCs/>
-                <w:color w:val="0A0A0A"/>
-                <w:sz w:val="14"/>
-                <w:szCs w:val="14"/>
-              </w:rPr>
-            </w:pPr>
-            <w:r>
-              <w:rPr>
-                <w:rFonts w:eastAsia="Times New Roman" w:cstheme="minorHAnsi"/>
-                <w:bCs/>
-                <w:color w:val="0A0A0A"/>
-                <w:sz w:val="14"/>
-                <w:szCs w:val="14"/>
-              </w:rPr>
-              <w:t xml:space="preserve">CAN Rx: ISR stavlja primljeni podatak u queue, čime se aktivira odgovarajući task za parsiranje. </w:t>
-            </w:r>
-          </w:p>
-          <w:p>
-            <w:pPr>
-              <w:cnfStyle w:val="000000000000" w:firstRow="0" w:lastRow="0" w:firstColumn="0" w:lastColumn="0" w:oddVBand="0" w:evenVBand="0" w:oddHBand="0" w:evenHBand="0" w:firstRowFirstColumn="0" w:firstRowLastColumn="0" w:lastRowFirstColumn="0" w:lastRowLastColumn="0"/>
-              <w:rPr>
-                <w:rFonts w:eastAsia="Times New Roman" w:cstheme="minorHAnsi"/>
-                <w:bCs/>
-                <w:color w:val="0A0A0A"/>
-                <w:sz w:val="14"/>
-                <w:szCs w:val="14"/>
-              </w:rPr>
-            </w:pPr>
-            <w:r>
-              <w:rPr>
-                <w:rFonts w:eastAsia="Times New Roman" w:cstheme="minorHAnsi"/>
-                <w:bCs/>
-                <w:color w:val="0A0A0A"/>
-                <w:sz w:val="14"/>
-                <w:szCs w:val="14"/>
-              </w:rPr>
-              <w:t>CANTx: ciklicno slanje u postoje</w:t>
-            </w:r>
-            <w:r>
-              <w:rPr>
-                <w:rFonts w:eastAsia="Times New Roman" w:cstheme="minorHAnsi"/>
-                <w:bCs/>
-                <w:color w:val="0A0A0A"/>
-                <w:sz w:val="14"/>
-                <w:szCs w:val="14"/>
-                <w:lang w:val="sr-Latn-RS"/>
-              </w:rPr>
-              <w:t>ćem tasku (</w:t>
-            </w:r>
-            <w:r>
-              <w:rPr>
-                <w:rFonts w:eastAsia="Times New Roman" w:cstheme="minorHAnsi"/>
-                <w:bCs/>
-                <w:color w:val="0A0A0A"/>
-                <w:sz w:val="14"/>
-                <w:szCs w:val="14"/>
-              </w:rPr>
-              <w:t>Task_app_led2</w:t>
-            </w:r>
-            <w:r>
-              <w:rPr>
-                <w:rFonts w:eastAsia="Times New Roman" w:cstheme="minorHAnsi"/>
-                <w:bCs/>
-                <w:color w:val="0A0A0A"/>
-                <w:sz w:val="14"/>
-                <w:szCs w:val="14"/>
-                <w:lang w:val="sr-Latn-RS"/>
-              </w:rPr>
-              <w:t>)</w:t>
-            </w:r>
-          </w:p>
-          <w:p>
-            <w:pPr>
-              <w:cnfStyle w:val="000000000000" w:firstRow="0" w:lastRow="0" w:firstColumn="0" w:lastColumn="0" w:oddVBand="0" w:evenVBand="0" w:oddHBand="0" w:evenHBand="0" w:firstRowFirstColumn="0" w:firstRowLastColumn="0" w:lastRowFirstColumn="0" w:lastRowLastColumn="0"/>
-              <w:rPr>
-                <w:rFonts w:eastAsia="Times New Roman" w:cstheme="minorHAnsi"/>
-                <w:bCs/>
-                <w:color w:val="0A0A0A"/>
-                <w:sz w:val="14"/>
-                <w:szCs w:val="14"/>
-              </w:rPr>
-            </w:pPr>
-          </w:p>
-        </w:tc>
-        <w:tc>
-          <w:tcPr>
-            <w:tcW w:w="1738" w:type="dxa"/>
-            <w:gridSpan w:val="2"/>
-          </w:tcPr>
-          <w:p>
-            <w:pPr>
-              <w:cnfStyle w:val="000000000000" w:firstRow="0" w:lastRow="0" w:firstColumn="0" w:lastColumn="0" w:oddVBand="0" w:evenVBand="0" w:oddHBand="0" w:evenHBand="0" w:firstRowFirstColumn="0" w:firstRowLastColumn="0" w:lastRowFirstColumn="0" w:lastRowLastColumn="0"/>
-              <w:rPr>
-                <w:rFonts w:eastAsia="Times New Roman" w:cstheme="minorHAnsi"/>
-                <w:color w:val="0A0A0A"/>
-                <w:sz w:val="14"/>
-                <w:szCs w:val="14"/>
-              </w:rPr>
-            </w:pPr>
-            <w:r>
-              <w:rPr>
-                <w:rFonts w:eastAsia="Times New Roman" w:cstheme="minorHAnsi"/>
-                <w:color w:val="0A0A0A"/>
-                <w:sz w:val="14"/>
-                <w:szCs w:val="14"/>
-              </w:rPr>
-              <w:t>Upot</w:t>
-            </w:r>
-            <w:r>
-              <w:rPr>
-                <w:rFonts w:eastAsia="Times New Roman" w:cstheme="minorHAnsi"/>
-                <w:color w:val="0A0A0A"/>
-                <w:sz w:val="14"/>
-                <w:szCs w:val="14"/>
-              </w:rPr>
-              <w:t>reba redova za asinhroni prijem.</w:t>
-            </w:r>
-          </w:p>
-          <w:p>
-            <w:pPr>
-              <w:cnfStyle w:val="000000000000" w:firstRow="0" w:lastRow="0" w:firstColumn="0" w:lastColumn="0" w:oddVBand="0" w:evenVBand="0" w:oddHBand="0" w:evenHBand="0" w:firstRowFirstColumn="0" w:firstRowLastColumn="0" w:lastRowFirstColumn="0" w:lastRowLastColumn="0"/>
-              <w:rPr>
-                <w:rFonts w:eastAsia="Times New Roman" w:cstheme="minorHAnsi"/>
-                <w:color w:val="0A0A0A"/>
-                <w:sz w:val="14"/>
-                <w:szCs w:val="14"/>
-              </w:rPr>
-            </w:pPr>
-            <w:r>
-              <w:rPr>
-                <w:rFonts w:eastAsia="Times New Roman" w:cstheme="minorHAnsi"/>
-                <w:color w:val="0A0A0A"/>
-                <w:sz w:val="14"/>
-                <w:szCs w:val="14"/>
-              </w:rPr>
-              <w:t>xQueueCreate(),</w:t>
-            </w:r>
-          </w:p>
-          <w:p>
-            <w:pPr>
-              <w:cnfStyle w:val="000000000000" w:firstRow="0" w:lastRow="0" w:firstColumn="0" w:lastColumn="0" w:oddVBand="0" w:evenVBand="0" w:oddHBand="0" w:evenHBand="0" w:firstRowFirstColumn="0" w:firstRowLastColumn="0" w:lastRowFirstColumn="0" w:lastRowLastColumn="0"/>
-              <w:rPr>
-                <w:rFonts w:eastAsia="Times New Roman" w:cstheme="minorHAnsi"/>
-                <w:i/>
-                <w:iCs/>
-                <w:color w:val="0A0A0A"/>
-                <w:sz w:val="14"/>
-                <w:szCs w:val="14"/>
-              </w:rPr>
-            </w:pPr>
-            <w:r>
-              <w:rPr>
-                <w:rFonts w:eastAsia="Times New Roman" w:cstheme="minorHAnsi"/>
-                <w:i/>
-                <w:iCs/>
-                <w:color w:val="0A0A0A"/>
-                <w:sz w:val="14"/>
-                <w:szCs w:val="14"/>
-              </w:rPr>
-              <w:t>xQueueSend() - CAN Rx ISR,</w:t>
-            </w:r>
-          </w:p>
-          <w:p>
-            <w:pPr>
-              <w:cnfStyle w:val="000000000000" w:firstRow="0" w:lastRow="0" w:firstColumn="0" w:lastColumn="0" w:oddVBand="0" w:evenVBand="0" w:oddHBand="0" w:evenHBand="0" w:firstRowFirstColumn="0" w:firstRowLastColumn="0" w:lastRowFirstColumn="0" w:lastRowLastColumn="0"/>
-              <w:rPr>
-                <w:rFonts w:eastAsia="Times New Roman" w:cstheme="minorHAnsi"/>
-                <w:color w:val="0A0A0A"/>
-                <w:sz w:val="14"/>
-                <w:szCs w:val="14"/>
-              </w:rPr>
-            </w:pPr>
-            <w:r>
-              <w:rPr>
-                <w:rFonts w:eastAsia="Times New Roman" w:cstheme="minorHAnsi"/>
-                <w:i/>
-                <w:iCs/>
-                <w:color w:val="0A0A0A"/>
-                <w:sz w:val="14"/>
-                <w:szCs w:val="14"/>
-              </w:rPr>
-              <w:t>xQueueReceive())</w:t>
-            </w:r>
-            <w:r>
-              <w:rPr>
-                <w:rFonts w:eastAsia="Times New Roman" w:cstheme="minorHAnsi"/>
-                <w:i/>
-                <w:iCs/>
-                <w:color w:val="0A0A0A"/>
-                <w:sz w:val="14"/>
-                <w:szCs w:val="14"/>
-              </w:rPr>
-              <w:t xml:space="preserve"> – T</w:t>
-            </w:r>
-            <w:r>
-              <w:rPr>
-                <w:rFonts w:eastAsia="Times New Roman" w:cstheme="minorHAnsi"/>
-                <w:i/>
-                <w:iCs/>
-                <w:color w:val="0A0A0A"/>
-                <w:sz w:val="14"/>
-                <w:szCs w:val="14"/>
-              </w:rPr>
-              <w:t>ask_CANRx</w:t>
-            </w:r>
-          </w:p>
-        </w:tc>
-        <w:tc>
-          <w:tcPr>
-            <w:tcW w:w="1085" w:type="dxa"/>
-            <w:gridSpan w:val="2"/>
-          </w:tcPr>
-          <w:p>
-            <w:pPr>
-              <w:cnfStyle w:val="000000000000" w:firstRow="0" w:lastRow="0" w:firstColumn="0" w:lastColumn="0" w:oddVBand="0" w:evenVBand="0" w:oddHBand="0" w:evenHBand="0" w:firstRowFirstColumn="0" w:firstRowLastColumn="0" w:lastRowFirstColumn="0" w:lastRowLastColumn="0"/>
-              <w:rPr>
-                <w:rFonts w:eastAsia="Times New Roman" w:cstheme="minorHAnsi"/>
-                <w:b/>
-                <w:bCs/>
-                <w:color w:val="0A0A0A"/>
-                <w:sz w:val="14"/>
-                <w:szCs w:val="14"/>
-              </w:rPr>
-            </w:pPr>
+              <w:t>TBD</w:t>
+            </w:r>
           </w:p>
         </w:tc>
       </w:tr>
       <w:tr>
         <w:trPr>
-          <w:cnfStyle w:val="000000100000" w:firstRow="0" w:lastRow="0" w:firstColumn="0" w:lastColumn="0" w:oddVBand="0" w:evenVBand="0" w:oddHBand="1" w:evenHBand="0" w:firstRowFirstColumn="0" w:firstRowLastColumn="0" w:lastRowFirstColumn="0" w:lastRowLastColumn="0"/>
+          <w:gridAfter w:val="1"/>
+          <w:wAfter w:w="152" w:type="dxa"/>
         </w:trPr>
         <w:tc>
           <w:tcPr>
             <w:cnfStyle w:val="001000000000" w:firstRow="0" w:lastRow="0" w:firstColumn="1" w:lastColumn="0" w:oddVBand="0" w:evenVBand="0" w:oddHBand="0" w:evenHBand="0" w:firstRowFirstColumn="0" w:firstRowLastColumn="0" w:lastRowFirstColumn="0" w:lastRowLastColumn="0"/>
-            <w:tcW w:w="570" w:type="dxa"/>
+            <w:tcW w:w="624" w:type="dxa"/>
           </w:tcPr>
           <w:p>
             <w:pPr>
@@ -1956,11 +2789,11 @@
         </w:tc>
         <w:tc>
           <w:tcPr>
-            <w:tcW w:w="1147" w:type="dxa"/>
+            <w:tcW w:w="1191" w:type="dxa"/>
           </w:tcPr>
           <w:p>
             <w:pPr>
-              <w:cnfStyle w:val="000000100000" w:firstRow="0" w:lastRow="0" w:firstColumn="0" w:lastColumn="0" w:oddVBand="0" w:evenVBand="0" w:oddHBand="1" w:evenHBand="0" w:firstRowFirstColumn="0" w:firstRowLastColumn="0" w:lastRowFirstColumn="0" w:lastRowLastColumn="0"/>
+              <w:cnfStyle w:val="000000000000" w:firstRow="0" w:lastRow="0" w:firstColumn="0" w:lastColumn="0" w:oddVBand="0" w:evenVBand="0" w:oddHBand="0" w:evenHBand="0" w:firstRowFirstColumn="0" w:firstRowLastColumn="0" w:lastRowFirstColumn="0" w:lastRowLastColumn="0"/>
               <w:rPr>
                 <w:rFonts w:eastAsia="Times New Roman" w:cstheme="minorHAnsi"/>
                 <w:color w:val="0A0A0A"/>
@@ -1977,17 +2810,17 @@
                 <w:sz w:val="14"/>
                 <w:szCs w:val="14"/>
               </w:rPr>
-              <w:t>I2C - RTC 3 Click</w:t>
+              <w:t>OneEye Monitoring</w:t>
             </w:r>
           </w:p>
         </w:tc>
         <w:tc>
           <w:tcPr>
-            <w:tcW w:w="1260" w:type="dxa"/>
+            <w:tcW w:w="1247" w:type="dxa"/>
           </w:tcPr>
           <w:p>
             <w:pPr>
-              <w:cnfStyle w:val="000000100000" w:firstRow="0" w:lastRow="0" w:firstColumn="0" w:lastColumn="0" w:oddVBand="0" w:evenVBand="0" w:oddHBand="1" w:evenHBand="0" w:firstRowFirstColumn="0" w:firstRowLastColumn="0" w:lastRowFirstColumn="0" w:lastRowLastColumn="0"/>
+              <w:cnfStyle w:val="000000000000" w:firstRow="0" w:lastRow="0" w:firstColumn="0" w:lastColumn="0" w:oddVBand="0" w:evenVBand="0" w:oddHBand="0" w:evenHBand="0" w:firstRowFirstColumn="0" w:firstRowLastColumn="0" w:lastRowFirstColumn="0" w:lastRowLastColumn="0"/>
               <w:rPr>
                 <w:rFonts w:eastAsia="Times New Roman" w:cstheme="minorHAnsi"/>
                 <w:color w:val="0A0A0A"/>
@@ -2004,17 +2837,17 @@
                 <w:sz w:val="14"/>
                 <w:szCs w:val="14"/>
               </w:rPr>
-              <w:t>Task 1 (3)</w:t>
+              <w:t>Svi Taskovi</w:t>
             </w:r>
           </w:p>
         </w:tc>
         <w:tc>
           <w:tcPr>
-            <w:tcW w:w="982" w:type="dxa"/>
+            <w:tcW w:w="1701" w:type="dxa"/>
           </w:tcPr>
           <w:p>
             <w:pPr>
-              <w:cnfStyle w:val="000000100000" w:firstRow="0" w:lastRow="0" w:firstColumn="0" w:lastColumn="0" w:oddVBand="0" w:evenVBand="0" w:oddHBand="1" w:evenHBand="0" w:firstRowFirstColumn="0" w:firstRowLastColumn="0" w:lastRowFirstColumn="0" w:lastRowLastColumn="0"/>
+              <w:cnfStyle w:val="000000000000" w:firstRow="0" w:lastRow="0" w:firstColumn="0" w:lastColumn="0" w:oddVBand="0" w:evenVBand="0" w:oddHBand="0" w:evenHBand="0" w:firstRowFirstColumn="0" w:firstRowLastColumn="0" w:lastRowFirstColumn="0" w:lastRowLastColumn="0"/>
               <w:rPr>
                 <w:rFonts w:eastAsia="Times New Roman" w:cstheme="minorHAnsi"/>
                 <w:color w:val="0A0A0A"/>
@@ -2031,18 +2864,17 @@
                 <w:sz w:val="14"/>
                 <w:szCs w:val="14"/>
               </w:rPr>
-              <w:t>Binary Semaphore</w:t>
+              <w:t>DAP Interface</w:t>
             </w:r>
           </w:p>
         </w:tc>
         <w:tc>
           <w:tcPr>
-            <w:tcW w:w="2457" w:type="dxa"/>
-            <w:gridSpan w:val="2"/>
+            <w:tcW w:w="2552" w:type="dxa"/>
           </w:tcPr>
           <w:p>
             <w:pPr>
-              <w:cnfStyle w:val="000000100000" w:firstRow="0" w:lastRow="0" w:firstColumn="0" w:lastColumn="0" w:oddVBand="0" w:evenVBand="0" w:oddHBand="1" w:evenHBand="0" w:firstRowFirstColumn="0" w:firstRowLastColumn="0" w:lastRowFirstColumn="0" w:lastRowLastColumn="0"/>
+              <w:cnfStyle w:val="000000000000" w:firstRow="0" w:lastRow="0" w:firstColumn="0" w:lastColumn="0" w:oddVBand="0" w:evenVBand="0" w:oddHBand="0" w:evenHBand="0" w:firstRowFirstColumn="0" w:firstRowLastColumn="0" w:lastRowFirstColumn="0" w:lastRowLastColumn="0"/>
               <w:rPr>
                 <w:rFonts w:eastAsia="Times New Roman" w:cstheme="minorHAnsi"/>
                 <w:color w:val="0A0A0A"/>
@@ -2053,135 +2885,25 @@
             <w:r>
               <w:rPr>
                 <w:rFonts w:eastAsia="Times New Roman" w:cstheme="minorHAnsi"/>
-                <w:b/>
-                <w:bCs/>
-                <w:color w:val="0A0A0A"/>
-                <w:sz w:val="14"/>
-                <w:szCs w:val="14"/>
-              </w:rPr>
-              <w:t>Task 1</w:t>
-            </w:r>
-            <w:r>
-              <w:rPr>
-                <w:rFonts w:eastAsia="Times New Roman" w:cstheme="minorHAnsi"/>
-                <w:color w:val="0A0A0A"/>
-                <w:sz w:val="14"/>
-                <w:szCs w:val="14"/>
-              </w:rPr>
-              <w:t> inicira sekvencijalno čitanje 7 bajtova sa DS1307 i blokira se na </w:t>
-            </w:r>
-            <w:r>
-              <w:rPr>
-                <w:rFonts w:eastAsia="Times New Roman" w:cstheme="minorHAnsi"/>
-                <w:b/>
-                <w:bCs/>
-                <w:color w:val="0A0A0A"/>
-                <w:sz w:val="14"/>
-                <w:szCs w:val="14"/>
-              </w:rPr>
-              <w:t>semaforu</w:t>
-            </w:r>
-            <w:r>
-              <w:rPr>
-                <w:rFonts w:eastAsia="Times New Roman" w:cstheme="minorHAnsi"/>
-                <w:color w:val="0A0A0A"/>
-                <w:sz w:val="14"/>
-                <w:szCs w:val="14"/>
-              </w:rPr>
-              <w:t> dok I2C ISR ne završi prenos.</w:t>
+                <w:color w:val="0A0A0A"/>
+                <w:sz w:val="14"/>
+                <w:szCs w:val="14"/>
+              </w:rPr>
+              <w:t>Alat za vizuelizaciju varijabli (vreme, CAN brojači) u realnom vremenu putem DAP interfejsa bez uticaja na scheduler.</w:t>
             </w:r>
           </w:p>
         </w:tc>
         <w:tc>
           <w:tcPr>
-            <w:tcW w:w="1738" w:type="dxa"/>
-            <w:gridSpan w:val="2"/>
-          </w:tcPr>
-          <w:p>
-            <w:pPr>
-              <w:cnfStyle w:val="000000100000" w:firstRow="0" w:lastRow="0" w:firstColumn="0" w:lastColumn="0" w:oddVBand="0" w:evenVBand="0" w:oddHBand="1" w:evenHBand="0" w:firstRowFirstColumn="0" w:firstRowLastColumn="0" w:lastRowFirstColumn="0" w:lastRowLastColumn="0"/>
-              <w:rPr>
-                <w:rFonts w:eastAsia="Times New Roman" w:cstheme="minorHAnsi"/>
-                <w:color w:val="0A0A0A"/>
-                <w:sz w:val="14"/>
-                <w:szCs w:val="14"/>
-              </w:rPr>
-            </w:pPr>
-            <w:r>
-              <w:rPr>
-                <w:rFonts w:eastAsia="Times New Roman" w:cstheme="minorHAnsi"/>
-                <w:color w:val="0A0A0A"/>
-                <w:sz w:val="14"/>
-                <w:szCs w:val="14"/>
-              </w:rPr>
-              <w:t>Upravljanje višebajtnim prenosom i pretvaranje blokirajućih poziva u neblokirajuće.</w:t>
-            </w:r>
-          </w:p>
-        </w:tc>
-        <w:tc>
-          <w:tcPr>
-            <w:tcW w:w="1085" w:type="dxa"/>
-            <w:gridSpan w:val="2"/>
-          </w:tcPr>
-          <w:p>
-            <w:pPr>
-              <w:cnfStyle w:val="000000100000" w:firstRow="0" w:lastRow="0" w:firstColumn="0" w:lastColumn="0" w:oddVBand="0" w:evenVBand="0" w:oddHBand="1" w:evenHBand="0" w:firstRowFirstColumn="0" w:firstRowLastColumn="0" w:lastRowFirstColumn="0" w:lastRowLastColumn="0"/>
-              <w:rPr>
-                <w:rFonts w:eastAsia="Times New Roman" w:cstheme="minorHAnsi"/>
-                <w:b/>
-                <w:bCs/>
-                <w:color w:val="0A0A0A"/>
-                <w:sz w:val="14"/>
-                <w:szCs w:val="14"/>
-              </w:rPr>
-            </w:pPr>
-          </w:p>
-        </w:tc>
-      </w:tr>
-      <w:tr>
-        <w:tc>
-          <w:tcPr>
-            <w:cnfStyle w:val="001000000000" w:firstRow="0" w:lastRow="0" w:firstColumn="1" w:lastColumn="0" w:oddVBand="0" w:evenVBand="0" w:oddHBand="0" w:evenHBand="0" w:firstRowFirstColumn="0" w:firstRowLastColumn="0" w:lastRowFirstColumn="0" w:lastRowLastColumn="0"/>
-            <w:tcW w:w="570" w:type="dxa"/>
-          </w:tcPr>
-          <w:p>
-            <w:pPr>
-              <w:rPr>
-                <w:rFonts w:eastAsia="Times New Roman" w:cstheme="minorHAnsi"/>
-                <w:color w:val="0A0A0A"/>
-                <w:sz w:val="14"/>
-                <w:szCs w:val="14"/>
-              </w:rPr>
-            </w:pPr>
-            <w:r>
-              <w:rPr>
-                <w:rFonts w:eastAsia="Times New Roman" w:cstheme="minorHAnsi"/>
-                <w:color w:val="0A0A0A"/>
-                <w:sz w:val="14"/>
-                <w:szCs w:val="14"/>
-              </w:rPr>
-              <w:t>x</w:t>
-            </w:r>
-            <w:r>
-              <w:rPr>
-                <w:rFonts w:eastAsia="Times New Roman" w:cstheme="minorHAnsi"/>
-                <w:color w:val="0A0A0A"/>
-                <w:sz w:val="14"/>
-                <w:szCs w:val="14"/>
-              </w:rPr>
-              <w:t>.</w:t>
-            </w:r>
-          </w:p>
-        </w:tc>
-        <w:tc>
-          <w:tcPr>
-            <w:tcW w:w="1147" w:type="dxa"/>
+            <w:tcW w:w="1701" w:type="dxa"/>
           </w:tcPr>
           <w:p>
             <w:pPr>
               <w:cnfStyle w:val="000000000000" w:firstRow="0" w:lastRow="0" w:firstColumn="0" w:lastColumn="0" w:oddVBand="0" w:evenVBand="0" w:oddHBand="0" w:evenHBand="0" w:firstRowFirstColumn="0" w:firstRowLastColumn="0" w:lastRowFirstColumn="0" w:lastRowLastColumn="0"/>
               <w:rPr>
                 <w:rFonts w:eastAsia="Times New Roman" w:cstheme="minorHAnsi"/>
+                <w:b/>
+                <w:bCs/>
                 <w:color w:val="0A0A0A"/>
                 <w:sz w:val="14"/>
                 <w:szCs w:val="14"/>
@@ -2190,201 +2912,25 @@
             <w:r>
               <w:rPr>
                 <w:rFonts w:eastAsia="Times New Roman" w:cstheme="minorHAnsi"/>
-                <w:b/>
-                <w:bCs/>
-                <w:color w:val="0A0A0A"/>
-                <w:sz w:val="14"/>
-                <w:szCs w:val="14"/>
-              </w:rPr>
-              <w:t>SPI - EEPROM</w:t>
-            </w:r>
-          </w:p>
-        </w:tc>
-        <w:tc>
-          <w:tcPr>
-            <w:tcW w:w="1260" w:type="dxa"/>
-          </w:tcPr>
-          <w:p>
-            <w:pPr>
-              <w:cnfStyle w:val="000000000000" w:firstRow="0" w:lastRow="0" w:firstColumn="0" w:lastColumn="0" w:oddVBand="0" w:evenVBand="0" w:oddHBand="0" w:evenHBand="0" w:firstRowFirstColumn="0" w:firstRowLastColumn="0" w:lastRowFirstColumn="0" w:lastRowLastColumn="0"/>
-              <w:rPr>
-                <w:rFonts w:eastAsia="Times New Roman" w:cstheme="minorHAnsi"/>
-                <w:color w:val="0A0A0A"/>
-                <w:sz w:val="14"/>
-                <w:szCs w:val="14"/>
-              </w:rPr>
-            </w:pPr>
-            <w:r>
-              <w:rPr>
-                <w:rFonts w:eastAsia="Times New Roman" w:cstheme="minorHAnsi"/>
-                <w:b/>
-                <w:bCs/>
-                <w:color w:val="0A0A0A"/>
-                <w:sz w:val="14"/>
-                <w:szCs w:val="14"/>
-              </w:rPr>
-              <w:t>Task 4 (1)</w:t>
-            </w:r>
-          </w:p>
-        </w:tc>
-        <w:tc>
-          <w:tcPr>
-            <w:tcW w:w="982" w:type="dxa"/>
-          </w:tcPr>
-          <w:p>
-            <w:pPr>
-              <w:cnfStyle w:val="000000000000" w:firstRow="0" w:lastRow="0" w:firstColumn="0" w:lastColumn="0" w:oddVBand="0" w:evenVBand="0" w:oddHBand="0" w:evenHBand="0" w:firstRowFirstColumn="0" w:firstRowLastColumn="0" w:lastRowFirstColumn="0" w:lastRowLastColumn="0"/>
-              <w:rPr>
-                <w:rFonts w:eastAsia="Times New Roman" w:cstheme="minorHAnsi"/>
-                <w:color w:val="0A0A0A"/>
-                <w:sz w:val="14"/>
-                <w:szCs w:val="14"/>
-              </w:rPr>
-            </w:pPr>
-            <w:r>
-              <w:rPr>
-                <w:rFonts w:eastAsia="Times New Roman" w:cstheme="minorHAnsi"/>
-                <w:b/>
-                <w:bCs/>
-                <w:color w:val="0A0A0A"/>
-                <w:sz w:val="14"/>
-                <w:szCs w:val="14"/>
-              </w:rPr>
-              <w:t>Mutex + vTaskDelay</w:t>
-            </w:r>
-          </w:p>
-        </w:tc>
-        <w:tc>
-          <w:tcPr>
-            <w:tcW w:w="2457" w:type="dxa"/>
-            <w:gridSpan w:val="2"/>
-          </w:tcPr>
-          <w:p>
-            <w:pPr>
-              <w:cnfStyle w:val="000000000000" w:firstRow="0" w:lastRow="0" w:firstColumn="0" w:lastColumn="0" w:oddVBand="0" w:evenVBand="0" w:oddHBand="0" w:evenHBand="0" w:firstRowFirstColumn="0" w:firstRowLastColumn="0" w:lastRowFirstColumn="0" w:lastRowLastColumn="0"/>
-              <w:rPr>
-                <w:rFonts w:eastAsia="Times New Roman" w:cstheme="minorHAnsi"/>
-                <w:color w:val="0A0A0A"/>
-                <w:sz w:val="14"/>
-                <w:szCs w:val="14"/>
-              </w:rPr>
-            </w:pPr>
-            <w:r>
-              <w:rPr>
-                <w:rFonts w:eastAsia="Times New Roman" w:cstheme="minorHAnsi"/>
-                <w:b/>
-                <w:bCs/>
-                <w:color w:val="0A0A0A"/>
-                <w:sz w:val="14"/>
-                <w:szCs w:val="14"/>
-              </w:rPr>
-              <w:t>Task 4</w:t>
-            </w:r>
-            <w:r>
-              <w:rPr>
-                <w:rFonts w:eastAsia="Times New Roman" w:cstheme="minorHAnsi"/>
-                <w:color w:val="0A0A0A"/>
-                <w:sz w:val="14"/>
-                <w:szCs w:val="14"/>
-              </w:rPr>
-              <w:t> piše podatke. Koristi </w:t>
-            </w:r>
-            <w:r>
-              <w:rPr>
-                <w:rFonts w:eastAsia="Times New Roman" w:cstheme="minorHAnsi"/>
-                <w:b/>
-                <w:bCs/>
-                <w:color w:val="0A0A0A"/>
-                <w:sz w:val="14"/>
-                <w:szCs w:val="14"/>
-              </w:rPr>
-              <w:t>Mutex</w:t>
-            </w:r>
-            <w:r>
-              <w:rPr>
-                <w:rFonts w:eastAsia="Times New Roman" w:cstheme="minorHAnsi"/>
-                <w:color w:val="0A0A0A"/>
-                <w:sz w:val="14"/>
-                <w:szCs w:val="14"/>
-              </w:rPr>
-              <w:t> za QSPI bus, a unutar petlje proverava WIP bit memorije uz </w:t>
-            </w:r>
-            <w:r>
-              <w:rPr>
-                <w:rFonts w:eastAsia="Times New Roman" w:cstheme="minorHAnsi"/>
-                <w:b/>
-                <w:bCs/>
-                <w:color w:val="0A0A0A"/>
-                <w:sz w:val="14"/>
-                <w:szCs w:val="14"/>
-              </w:rPr>
-              <w:t>vTaskDelay</w:t>
-            </w:r>
-            <w:r>
-              <w:rPr>
-                <w:rFonts w:eastAsia="Times New Roman" w:cstheme="minorHAnsi"/>
-                <w:color w:val="0A0A0A"/>
-                <w:sz w:val="14"/>
-                <w:szCs w:val="14"/>
-              </w:rPr>
-              <w:t> da ne troši CPU.</w:t>
-            </w:r>
-          </w:p>
-        </w:tc>
-        <w:tc>
-          <w:tcPr>
-            <w:tcW w:w="1738" w:type="dxa"/>
-            <w:gridSpan w:val="2"/>
-          </w:tcPr>
-          <w:p>
-            <w:pPr>
-              <w:cnfStyle w:val="000000000000" w:firstRow="0" w:lastRow="0" w:firstColumn="0" w:lastColumn="0" w:oddVBand="0" w:evenVBand="0" w:oddHBand="0" w:evenHBand="0" w:firstRowFirstColumn="0" w:firstRowLastColumn="0" w:lastRowFirstColumn="0" w:lastRowLastColumn="0"/>
-              <w:rPr>
-                <w:rFonts w:eastAsia="Times New Roman" w:cstheme="minorHAnsi"/>
-                <w:color w:val="0A0A0A"/>
-                <w:sz w:val="14"/>
-                <w:szCs w:val="14"/>
-              </w:rPr>
-            </w:pPr>
-            <w:r>
-              <w:rPr>
-                <w:rFonts w:eastAsia="Times New Roman" w:cstheme="minorHAnsi"/>
-                <w:color w:val="0A0A0A"/>
-                <w:sz w:val="14"/>
-                <w:szCs w:val="14"/>
-              </w:rPr>
-              <w:t>Rešavanje problema sporosti periferije (EEPROM write cycle) unutar RTOS-a.</w:t>
-            </w:r>
-          </w:p>
-        </w:tc>
-        <w:tc>
-          <w:tcPr>
-            <w:tcW w:w="1085" w:type="dxa"/>
-            <w:gridSpan w:val="2"/>
-          </w:tcPr>
-          <w:p>
-            <w:pPr>
-              <w:cnfStyle w:val="000000000000" w:firstRow="0" w:lastRow="0" w:firstColumn="0" w:lastColumn="0" w:oddVBand="0" w:evenVBand="0" w:oddHBand="0" w:evenHBand="0" w:firstRowFirstColumn="0" w:firstRowLastColumn="0" w:lastRowFirstColumn="0" w:lastRowLastColumn="0"/>
-              <w:rPr>
-                <w:rFonts w:eastAsia="Times New Roman" w:cstheme="minorHAnsi"/>
-                <w:b/>
-                <w:bCs/>
-                <w:color w:val="0A0A0A"/>
-                <w:sz w:val="14"/>
-                <w:szCs w:val="14"/>
-              </w:rPr>
-            </w:pPr>
+                <w:color w:val="0A0A0A"/>
+                <w:sz w:val="14"/>
+                <w:szCs w:val="14"/>
+              </w:rPr>
+              <w:t>TBD</w:t>
+            </w:r>
           </w:p>
         </w:tc>
       </w:tr>
       <w:tr>
         <w:trPr>
+          <w:gridAfter w:val="1"/>
           <w:cnfStyle w:val="000000100000" w:firstRow="0" w:lastRow="0" w:firstColumn="0" w:lastColumn="0" w:oddVBand="0" w:evenVBand="0" w:oddHBand="1" w:evenHBand="0" w:firstRowFirstColumn="0" w:firstRowLastColumn="0" w:lastRowFirstColumn="0" w:lastRowLastColumn="0"/>
+          <w:wAfter w:w="152" w:type="dxa"/>
         </w:trPr>
         <w:tc>
           <w:tcPr>
             <w:cnfStyle w:val="001000000000" w:firstRow="0" w:lastRow="0" w:firstColumn="1" w:lastColumn="0" w:oddVBand="0" w:evenVBand="0" w:oddHBand="0" w:evenHBand="0" w:firstRowFirstColumn="0" w:firstRowLastColumn="0" w:lastRowFirstColumn="0" w:lastRowLastColumn="0"/>
-            <w:tcW w:w="570" w:type="dxa"/>
+            <w:tcW w:w="624" w:type="dxa"/>
           </w:tcPr>
           <w:p>
             <w:pPr>
@@ -2417,7 +2963,7 @@
         </w:tc>
         <w:tc>
           <w:tcPr>
-            <w:tcW w:w="1147" w:type="dxa"/>
+            <w:tcW w:w="1191" w:type="dxa"/>
           </w:tcPr>
           <w:p>
             <w:pPr>
@@ -2438,13 +2984,13 @@
                 <w:sz w:val="14"/>
                 <w:szCs w:val="14"/>
               </w:rPr>
-              <w:t>UART Terminal</w:t>
+              <w:t>I2C - RTC 3 Click</w:t>
             </w:r>
           </w:p>
         </w:tc>
         <w:tc>
           <w:tcPr>
-            <w:tcW w:w="1260" w:type="dxa"/>
+            <w:tcW w:w="1247" w:type="dxa"/>
           </w:tcPr>
           <w:p>
             <w:pPr>
@@ -2465,13 +3011,13 @@
                 <w:sz w:val="14"/>
                 <w:szCs w:val="14"/>
               </w:rPr>
-              <w:t>Task 5 (5)</w:t>
+              <w:t>Task 1 (3)</w:t>
             </w:r>
           </w:p>
         </w:tc>
         <w:tc>
           <w:tcPr>
-            <w:tcW w:w="982" w:type="dxa"/>
+            <w:tcW w:w="1701" w:type="dxa"/>
           </w:tcPr>
           <w:p>
             <w:pPr>
@@ -2492,14 +3038,13 @@
                 <w:sz w:val="14"/>
                 <w:szCs w:val="14"/>
               </w:rPr>
-              <w:t>Mutex (za Tx) + Queue (za Rx)</w:t>
+              <w:t>Binary Semaphore</w:t>
             </w:r>
           </w:p>
         </w:tc>
         <w:tc>
           <w:tcPr>
-            <w:tcW w:w="2457" w:type="dxa"/>
-            <w:gridSpan w:val="2"/>
+            <w:tcW w:w="2552" w:type="dxa"/>
           </w:tcPr>
           <w:p>
             <w:pPr>
@@ -2520,16 +3065,16 @@
                 <w:sz w:val="14"/>
                 <w:szCs w:val="14"/>
               </w:rPr>
-              <w:t>Task 5 (CLI)</w:t>
-            </w:r>
-            <w:r>
-              <w:rPr>
-                <w:rFonts w:eastAsia="Times New Roman" w:cstheme="minorHAnsi"/>
-                <w:color w:val="0A0A0A"/>
-                <w:sz w:val="14"/>
-                <w:szCs w:val="14"/>
-              </w:rPr>
-              <w:t> čita komande iz reda. Svi ostali taskovi koriste </w:t>
+              <w:t>Task 1</w:t>
+            </w:r>
+            <w:r>
+              <w:rPr>
+                <w:rFonts w:eastAsia="Times New Roman" w:cstheme="minorHAnsi"/>
+                <w:color w:val="0A0A0A"/>
+                <w:sz w:val="14"/>
+                <w:szCs w:val="14"/>
+              </w:rPr>
+              <w:t> inicira sekvencijalno čitanje 7 bajtova sa DS1307 i blokira se na </w:t>
             </w:r>
             <w:r>
               <w:rPr>
@@ -2540,49 +3085,30 @@
                 <w:sz w:val="14"/>
                 <w:szCs w:val="14"/>
               </w:rPr>
-              <w:t>Mutex</w:t>
-            </w:r>
-            <w:r>
-              <w:rPr>
-                <w:rFonts w:eastAsia="Times New Roman" w:cstheme="minorHAnsi"/>
-                <w:color w:val="0A0A0A"/>
-                <w:sz w:val="14"/>
-                <w:szCs w:val="14"/>
-              </w:rPr>
-              <w:t> prilikom </w:t>
-            </w:r>
-            <w:r>
-              <w:rPr>
-                <w:rFonts w:eastAsia="Times New Roman" w:cstheme="minorHAnsi"/>
-                <w:color w:val="0A0A0A"/>
-                <w:sz w:val="14"/>
-                <w:szCs w:val="14"/>
-                <w:bdr w:val="single" w:sz="6" w:space="2" w:color="F0F2F5" w:frame="1"/>
-                <w:shd w:val="clear" w:color="auto" w:fill="F0F2F5"/>
-              </w:rPr>
-              <w:t>printf</w:t>
-            </w:r>
-            <w:r>
-              <w:rPr>
-                <w:rFonts w:eastAsia="Times New Roman" w:cstheme="minorHAnsi"/>
-                <w:color w:val="0A0A0A"/>
-                <w:sz w:val="14"/>
-                <w:szCs w:val="14"/>
-              </w:rPr>
-              <w:t> funkcije kako bi sprečili mešanje karaktera.</w:t>
+              <w:t>semaforu</w:t>
+            </w:r>
+            <w:r>
+              <w:rPr>
+                <w:rFonts w:eastAsia="Times New Roman" w:cstheme="minorHAnsi"/>
+                <w:color w:val="0A0A0A"/>
+                <w:sz w:val="14"/>
+                <w:szCs w:val="14"/>
+              </w:rPr>
+              <w:t> dok I2C ISR ne završi prenos.</w:t>
             </w:r>
           </w:p>
         </w:tc>
         <w:tc>
           <w:tcPr>
-            <w:tcW w:w="1738" w:type="dxa"/>
-            <w:gridSpan w:val="2"/>
+            <w:tcW w:w="1701" w:type="dxa"/>
           </w:tcPr>
           <w:p>
             <w:pPr>
               <w:cnfStyle w:val="000000100000" w:firstRow="0" w:lastRow="0" w:firstColumn="0" w:lastColumn="0" w:oddVBand="0" w:evenVBand="0" w:oddHBand="1" w:evenHBand="0" w:firstRowFirstColumn="0" w:firstRowLastColumn="0" w:lastRowFirstColumn="0" w:lastRowLastColumn="0"/>
               <w:rPr>
                 <w:rFonts w:eastAsia="Times New Roman" w:cstheme="minorHAnsi"/>
+                <w:b/>
+                <w:bCs/>
                 <w:color w:val="0A0A0A"/>
                 <w:sz w:val="14"/>
                 <w:szCs w:val="14"/>
@@ -2595,226 +3121,20 @@
                 <w:sz w:val="14"/>
                 <w:szCs w:val="14"/>
               </w:rPr>
-              <w:t>Implementacija Command Line Interfejsa i zaštita standardnog izlaza.</w:t>
-            </w:r>
-          </w:p>
-        </w:tc>
-        <w:tc>
-          <w:tcPr>
-            <w:tcW w:w="1085" w:type="dxa"/>
-            <w:gridSpan w:val="2"/>
-          </w:tcPr>
-          <w:p>
-            <w:pPr>
-              <w:cnfStyle w:val="000000100000" w:firstRow="0" w:lastRow="0" w:firstColumn="0" w:lastColumn="0" w:oddVBand="0" w:evenVBand="0" w:oddHBand="1" w:evenHBand="0" w:firstRowFirstColumn="0" w:firstRowLastColumn="0" w:lastRowFirstColumn="0" w:lastRowLastColumn="0"/>
-              <w:rPr>
-                <w:rFonts w:eastAsia="Times New Roman" w:cstheme="minorHAnsi"/>
-                <w:b/>
-                <w:bCs/>
-                <w:color w:val="0A0A0A"/>
-                <w:sz w:val="14"/>
-                <w:szCs w:val="14"/>
-              </w:rPr>
-            </w:pPr>
-          </w:p>
-        </w:tc>
-      </w:tr>
-      <w:tr>
-        <w:tc>
-          <w:tcPr>
-            <w:cnfStyle w:val="001000000000" w:firstRow="0" w:lastRow="0" w:firstColumn="1" w:lastColumn="0" w:oddVBand="0" w:evenVBand="0" w:oddHBand="0" w:evenHBand="0" w:firstRowFirstColumn="0" w:firstRowLastColumn="0" w:lastRowFirstColumn="0" w:lastRowLastColumn="0"/>
-            <w:tcW w:w="570" w:type="dxa"/>
-          </w:tcPr>
-          <w:p>
-            <w:pPr>
-              <w:rPr>
-                <w:rFonts w:eastAsia="Times New Roman" w:cstheme="minorHAnsi"/>
-                <w:color w:val="0A0A0A"/>
-                <w:sz w:val="14"/>
-                <w:szCs w:val="14"/>
-              </w:rPr>
-            </w:pPr>
-            <w:r>
-              <w:rPr>
-                <w:rFonts w:eastAsia="Times New Roman" w:cstheme="minorHAnsi"/>
-                <w:color w:val="0A0A0A"/>
-                <w:sz w:val="14"/>
-                <w:szCs w:val="14"/>
-              </w:rPr>
-              <w:t>x</w:t>
-            </w:r>
-            <w:r>
-              <w:rPr>
-                <w:rFonts w:eastAsia="Times New Roman" w:cstheme="minorHAnsi"/>
-                <w:color w:val="0A0A0A"/>
-                <w:sz w:val="14"/>
-                <w:szCs w:val="14"/>
-              </w:rPr>
-              <w:t>.</w:t>
-            </w:r>
-          </w:p>
-        </w:tc>
-        <w:tc>
-          <w:tcPr>
-            <w:tcW w:w="1147" w:type="dxa"/>
-          </w:tcPr>
-          <w:p>
-            <w:pPr>
-              <w:cnfStyle w:val="000000000000" w:firstRow="0" w:lastRow="0" w:firstColumn="0" w:lastColumn="0" w:oddVBand="0" w:evenVBand="0" w:oddHBand="0" w:evenHBand="0" w:firstRowFirstColumn="0" w:firstRowLastColumn="0" w:lastRowFirstColumn="0" w:lastRowLastColumn="0"/>
-              <w:rPr>
-                <w:rFonts w:eastAsia="Times New Roman" w:cstheme="minorHAnsi"/>
-                <w:color w:val="0A0A0A"/>
-                <w:sz w:val="14"/>
-                <w:szCs w:val="14"/>
-              </w:rPr>
-            </w:pPr>
-            <w:r>
-              <w:rPr>
-                <w:rFonts w:eastAsia="Times New Roman" w:cstheme="minorHAnsi"/>
-                <w:b/>
-                <w:bCs/>
-                <w:color w:val="0A0A0A"/>
-                <w:sz w:val="14"/>
-                <w:szCs w:val="14"/>
-              </w:rPr>
-              <w:t>OneEye Monitoring</w:t>
-            </w:r>
-          </w:p>
-        </w:tc>
-        <w:tc>
-          <w:tcPr>
-            <w:tcW w:w="1260" w:type="dxa"/>
-          </w:tcPr>
-          <w:p>
-            <w:pPr>
-              <w:cnfStyle w:val="000000000000" w:firstRow="0" w:lastRow="0" w:firstColumn="0" w:lastColumn="0" w:oddVBand="0" w:evenVBand="0" w:oddHBand="0" w:evenHBand="0" w:firstRowFirstColumn="0" w:firstRowLastColumn="0" w:lastRowFirstColumn="0" w:lastRowLastColumn="0"/>
-              <w:rPr>
-                <w:rFonts w:eastAsia="Times New Roman" w:cstheme="minorHAnsi"/>
-                <w:color w:val="0A0A0A"/>
-                <w:sz w:val="14"/>
-                <w:szCs w:val="14"/>
-              </w:rPr>
-            </w:pPr>
-            <w:r>
-              <w:rPr>
-                <w:rFonts w:eastAsia="Times New Roman" w:cstheme="minorHAnsi"/>
-                <w:b/>
-                <w:bCs/>
-                <w:color w:val="0A0A0A"/>
-                <w:sz w:val="14"/>
-                <w:szCs w:val="14"/>
-              </w:rPr>
-              <w:t>Svi Taskovi</w:t>
-            </w:r>
-          </w:p>
-        </w:tc>
-        <w:tc>
-          <w:tcPr>
-            <w:tcW w:w="982" w:type="dxa"/>
-          </w:tcPr>
-          <w:p>
-            <w:pPr>
-              <w:cnfStyle w:val="000000000000" w:firstRow="0" w:lastRow="0" w:firstColumn="0" w:lastColumn="0" w:oddVBand="0" w:evenVBand="0" w:oddHBand="0" w:evenHBand="0" w:firstRowFirstColumn="0" w:firstRowLastColumn="0" w:lastRowFirstColumn="0" w:lastRowLastColumn="0"/>
-              <w:rPr>
-                <w:rFonts w:eastAsia="Times New Roman" w:cstheme="minorHAnsi"/>
-                <w:color w:val="0A0A0A"/>
-                <w:sz w:val="14"/>
-                <w:szCs w:val="14"/>
-              </w:rPr>
-            </w:pPr>
-            <w:r>
-              <w:rPr>
-                <w:rFonts w:eastAsia="Times New Roman" w:cstheme="minorHAnsi"/>
-                <w:b/>
-                <w:bCs/>
-                <w:color w:val="0A0A0A"/>
-                <w:sz w:val="14"/>
-                <w:szCs w:val="14"/>
-              </w:rPr>
-              <w:t>DAP Interface</w:t>
-            </w:r>
-          </w:p>
-        </w:tc>
-        <w:tc>
-          <w:tcPr>
-            <w:tcW w:w="2457" w:type="dxa"/>
-            <w:gridSpan w:val="2"/>
-          </w:tcPr>
-          <w:p>
-            <w:pPr>
-              <w:cnfStyle w:val="000000000000" w:firstRow="0" w:lastRow="0" w:firstColumn="0" w:lastColumn="0" w:oddVBand="0" w:evenVBand="0" w:oddHBand="0" w:evenHBand="0" w:firstRowFirstColumn="0" w:firstRowLastColumn="0" w:lastRowFirstColumn="0" w:lastRowLastColumn="0"/>
-              <w:rPr>
-                <w:rFonts w:eastAsia="Times New Roman" w:cstheme="minorHAnsi"/>
-                <w:color w:val="0A0A0A"/>
-                <w:sz w:val="14"/>
-                <w:szCs w:val="14"/>
-              </w:rPr>
-            </w:pPr>
-            <w:r>
-              <w:rPr>
-                <w:rFonts w:eastAsia="Times New Roman" w:cstheme="minorHAnsi"/>
-                <w:color w:val="0A0A0A"/>
-                <w:sz w:val="14"/>
-                <w:szCs w:val="14"/>
-              </w:rPr>
-              <w:t>Alat za vizuelizaciju varijabli (vreme, CAN brojači) u realnom vremenu putem DAP interfejsa bez uticaja na scheduler.</w:t>
-            </w:r>
-          </w:p>
-        </w:tc>
-        <w:tc>
-          <w:tcPr>
-            <w:tcW w:w="1738" w:type="dxa"/>
-            <w:gridSpan w:val="2"/>
-          </w:tcPr>
-          <w:p>
-            <w:pPr>
-              <w:cnfStyle w:val="000000000000" w:firstRow="0" w:lastRow="0" w:firstColumn="0" w:lastColumn="0" w:oddVBand="0" w:evenVBand="0" w:oddHBand="0" w:evenHBand="0" w:firstRowFirstColumn="0" w:firstRowLastColumn="0" w:lastRowFirstColumn="0" w:lastRowLastColumn="0"/>
-              <w:rPr>
-                <w:rFonts w:eastAsia="Times New Roman" w:cstheme="minorHAnsi"/>
-                <w:color w:val="0A0A0A"/>
-                <w:sz w:val="14"/>
-                <w:szCs w:val="14"/>
-              </w:rPr>
-            </w:pPr>
-            <w:r>
-              <w:rPr>
-                <w:rFonts w:eastAsia="Times New Roman" w:cstheme="minorHAnsi"/>
-                <w:color w:val="0A0A0A"/>
-                <w:sz w:val="14"/>
-                <w:szCs w:val="14"/>
-              </w:rPr>
-              <w:t>Napredna dijagnostika i monitoring sistema u realnom vremenu.</w:t>
-            </w:r>
-          </w:p>
-        </w:tc>
-        <w:tc>
-          <w:tcPr>
-            <w:tcW w:w="1085" w:type="dxa"/>
-            <w:gridSpan w:val="2"/>
-          </w:tcPr>
-          <w:p>
-            <w:pPr>
-              <w:cnfStyle w:val="000000000000" w:firstRow="0" w:lastRow="0" w:firstColumn="0" w:lastColumn="0" w:oddVBand="0" w:evenVBand="0" w:oddHBand="0" w:evenHBand="0" w:firstRowFirstColumn="0" w:firstRowLastColumn="0" w:lastRowFirstColumn="0" w:lastRowLastColumn="0"/>
-              <w:rPr>
-                <w:rFonts w:eastAsia="Times New Roman" w:cstheme="minorHAnsi"/>
-                <w:b/>
-                <w:bCs/>
-                <w:color w:val="0A0A0A"/>
-                <w:sz w:val="14"/>
-                <w:szCs w:val="14"/>
-              </w:rPr>
-            </w:pPr>
+              <w:t>Upravljanje višebajtnim prenosom i pretvaranje blokirajućih poziva u neblokirajuće.</w:t>
+            </w:r>
           </w:p>
         </w:tc>
       </w:tr>
       <w:tr>
         <w:trPr>
-          <w:cnfStyle w:val="000000100000" w:firstRow="0" w:lastRow="0" w:firstColumn="0" w:lastColumn="0" w:oddVBand="0" w:evenVBand="0" w:oddHBand="1" w:evenHBand="0" w:firstRowFirstColumn="0" w:firstRowLastColumn="0" w:lastRowFirstColumn="0" w:lastRowLastColumn="0"/>
+          <w:gridAfter w:val="1"/>
+          <w:wAfter w:w="152" w:type="dxa"/>
         </w:trPr>
         <w:tc>
           <w:tcPr>
             <w:cnfStyle w:val="001000000000" w:firstRow="0" w:lastRow="0" w:firstColumn="1" w:lastColumn="0" w:oddVBand="0" w:evenVBand="0" w:oddHBand="0" w:evenHBand="0" w:firstRowFirstColumn="0" w:firstRowLastColumn="0" w:lastRowFirstColumn="0" w:lastRowLastColumn="0"/>
-            <w:tcW w:w="570" w:type="dxa"/>
+            <w:tcW w:w="624" w:type="dxa"/>
           </w:tcPr>
           <w:p>
             <w:pPr>
@@ -2847,7 +3167,230 @@
         </w:tc>
         <w:tc>
           <w:tcPr>
-            <w:tcW w:w="1147" w:type="dxa"/>
+            <w:tcW w:w="1191" w:type="dxa"/>
+          </w:tcPr>
+          <w:p>
+            <w:pPr>
+              <w:cnfStyle w:val="000000000000" w:firstRow="0" w:lastRow="0" w:firstColumn="0" w:lastColumn="0" w:oddVBand="0" w:evenVBand="0" w:oddHBand="0" w:evenHBand="0" w:firstRowFirstColumn="0" w:firstRowLastColumn="0" w:lastRowFirstColumn="0" w:lastRowLastColumn="0"/>
+              <w:rPr>
+                <w:rFonts w:eastAsia="Times New Roman" w:cstheme="minorHAnsi"/>
+                <w:color w:val="0A0A0A"/>
+                <w:sz w:val="14"/>
+                <w:szCs w:val="14"/>
+              </w:rPr>
+            </w:pPr>
+            <w:r>
+              <w:rPr>
+                <w:rFonts w:eastAsia="Times New Roman" w:cstheme="minorHAnsi"/>
+                <w:b/>
+                <w:bCs/>
+                <w:color w:val="0A0A0A"/>
+                <w:sz w:val="14"/>
+                <w:szCs w:val="14"/>
+              </w:rPr>
+              <w:t>SPI - EEPROM</w:t>
+            </w:r>
+          </w:p>
+        </w:tc>
+        <w:tc>
+          <w:tcPr>
+            <w:tcW w:w="1247" w:type="dxa"/>
+          </w:tcPr>
+          <w:p>
+            <w:pPr>
+              <w:cnfStyle w:val="000000000000" w:firstRow="0" w:lastRow="0" w:firstColumn="0" w:lastColumn="0" w:oddVBand="0" w:evenVBand="0" w:oddHBand="0" w:evenHBand="0" w:firstRowFirstColumn="0" w:firstRowLastColumn="0" w:lastRowFirstColumn="0" w:lastRowLastColumn="0"/>
+              <w:rPr>
+                <w:rFonts w:eastAsia="Times New Roman" w:cstheme="minorHAnsi"/>
+                <w:color w:val="0A0A0A"/>
+                <w:sz w:val="14"/>
+                <w:szCs w:val="14"/>
+              </w:rPr>
+            </w:pPr>
+            <w:r>
+              <w:rPr>
+                <w:rFonts w:eastAsia="Times New Roman" w:cstheme="minorHAnsi"/>
+                <w:b/>
+                <w:bCs/>
+                <w:color w:val="0A0A0A"/>
+                <w:sz w:val="14"/>
+                <w:szCs w:val="14"/>
+              </w:rPr>
+              <w:t>Task 4 (1)</w:t>
+            </w:r>
+          </w:p>
+        </w:tc>
+        <w:tc>
+          <w:tcPr>
+            <w:tcW w:w="1701" w:type="dxa"/>
+          </w:tcPr>
+          <w:p>
+            <w:pPr>
+              <w:cnfStyle w:val="000000000000" w:firstRow="0" w:lastRow="0" w:firstColumn="0" w:lastColumn="0" w:oddVBand="0" w:evenVBand="0" w:oddHBand="0" w:evenHBand="0" w:firstRowFirstColumn="0" w:firstRowLastColumn="0" w:lastRowFirstColumn="0" w:lastRowLastColumn="0"/>
+              <w:rPr>
+                <w:rFonts w:eastAsia="Times New Roman" w:cstheme="minorHAnsi"/>
+                <w:color w:val="0A0A0A"/>
+                <w:sz w:val="14"/>
+                <w:szCs w:val="14"/>
+              </w:rPr>
+            </w:pPr>
+            <w:r>
+              <w:rPr>
+                <w:rFonts w:eastAsia="Times New Roman" w:cstheme="minorHAnsi"/>
+                <w:b/>
+                <w:bCs/>
+                <w:color w:val="0A0A0A"/>
+                <w:sz w:val="14"/>
+                <w:szCs w:val="14"/>
+              </w:rPr>
+              <w:t>Mutex + vTaskDelay</w:t>
+            </w:r>
+          </w:p>
+        </w:tc>
+        <w:tc>
+          <w:tcPr>
+            <w:tcW w:w="2552" w:type="dxa"/>
+          </w:tcPr>
+          <w:p>
+            <w:pPr>
+              <w:cnfStyle w:val="000000000000" w:firstRow="0" w:lastRow="0" w:firstColumn="0" w:lastColumn="0" w:oddVBand="0" w:evenVBand="0" w:oddHBand="0" w:evenHBand="0" w:firstRowFirstColumn="0" w:firstRowLastColumn="0" w:lastRowFirstColumn="0" w:lastRowLastColumn="0"/>
+              <w:rPr>
+                <w:rFonts w:eastAsia="Times New Roman" w:cstheme="minorHAnsi"/>
+                <w:color w:val="0A0A0A"/>
+                <w:sz w:val="14"/>
+                <w:szCs w:val="14"/>
+              </w:rPr>
+            </w:pPr>
+            <w:r>
+              <w:rPr>
+                <w:rFonts w:eastAsia="Times New Roman" w:cstheme="minorHAnsi"/>
+                <w:b/>
+                <w:bCs/>
+                <w:color w:val="0A0A0A"/>
+                <w:sz w:val="14"/>
+                <w:szCs w:val="14"/>
+              </w:rPr>
+              <w:t>Task 4</w:t>
+            </w:r>
+            <w:r>
+              <w:rPr>
+                <w:rFonts w:eastAsia="Times New Roman" w:cstheme="minorHAnsi"/>
+                <w:color w:val="0A0A0A"/>
+                <w:sz w:val="14"/>
+                <w:szCs w:val="14"/>
+              </w:rPr>
+              <w:t> piše podatke. Koristi </w:t>
+            </w:r>
+            <w:r>
+              <w:rPr>
+                <w:rFonts w:eastAsia="Times New Roman" w:cstheme="minorHAnsi"/>
+                <w:b/>
+                <w:bCs/>
+                <w:color w:val="0A0A0A"/>
+                <w:sz w:val="14"/>
+                <w:szCs w:val="14"/>
+              </w:rPr>
+              <w:t>Mutex</w:t>
+            </w:r>
+            <w:r>
+              <w:rPr>
+                <w:rFonts w:eastAsia="Times New Roman" w:cstheme="minorHAnsi"/>
+                <w:color w:val="0A0A0A"/>
+                <w:sz w:val="14"/>
+                <w:szCs w:val="14"/>
+              </w:rPr>
+              <w:t> za QSPI bus, a unutar petlje proverava WIP bit memorije uz </w:t>
+            </w:r>
+            <w:r>
+              <w:rPr>
+                <w:rFonts w:eastAsia="Times New Roman" w:cstheme="minorHAnsi"/>
+                <w:b/>
+                <w:bCs/>
+                <w:color w:val="0A0A0A"/>
+                <w:sz w:val="14"/>
+                <w:szCs w:val="14"/>
+              </w:rPr>
+              <w:t>vTaskDelay</w:t>
+            </w:r>
+            <w:r>
+              <w:rPr>
+                <w:rFonts w:eastAsia="Times New Roman" w:cstheme="minorHAnsi"/>
+                <w:color w:val="0A0A0A"/>
+                <w:sz w:val="14"/>
+                <w:szCs w:val="14"/>
+              </w:rPr>
+              <w:t> da ne troši CPU.</w:t>
+            </w:r>
+          </w:p>
+        </w:tc>
+        <w:tc>
+          <w:tcPr>
+            <w:tcW w:w="1701" w:type="dxa"/>
+          </w:tcPr>
+          <w:p>
+            <w:pPr>
+              <w:cnfStyle w:val="000000000000" w:firstRow="0" w:lastRow="0" w:firstColumn="0" w:lastColumn="0" w:oddVBand="0" w:evenVBand="0" w:oddHBand="0" w:evenHBand="0" w:firstRowFirstColumn="0" w:firstRowLastColumn="0" w:lastRowFirstColumn="0" w:lastRowLastColumn="0"/>
+              <w:rPr>
+                <w:rFonts w:eastAsia="Times New Roman" w:cstheme="minorHAnsi"/>
+                <w:color w:val="0A0A0A"/>
+                <w:sz w:val="14"/>
+                <w:szCs w:val="14"/>
+              </w:rPr>
+            </w:pPr>
+            <w:r>
+              <w:rPr>
+                <w:rFonts w:eastAsia="Times New Roman" w:cstheme="minorHAnsi"/>
+                <w:color w:val="0A0A0A"/>
+                <w:sz w:val="14"/>
+                <w:szCs w:val="14"/>
+              </w:rPr>
+              <w:t>Rešavanje problema sporosti periferije (EEPROM write cycle) unutar RTOS-a.</w:t>
+            </w:r>
+          </w:p>
+        </w:tc>
+      </w:tr>
+      <w:tr>
+        <w:trPr>
+          <w:gridAfter w:val="1"/>
+          <w:cnfStyle w:val="000000100000" w:firstRow="0" w:lastRow="0" w:firstColumn="0" w:lastColumn="0" w:oddVBand="0" w:evenVBand="0" w:oddHBand="1" w:evenHBand="0" w:firstRowFirstColumn="0" w:firstRowLastColumn="0" w:lastRowFirstColumn="0" w:lastRowLastColumn="0"/>
+          <w:wAfter w:w="152" w:type="dxa"/>
+        </w:trPr>
+        <w:tc>
+          <w:tcPr>
+            <w:cnfStyle w:val="001000000000" w:firstRow="0" w:lastRow="0" w:firstColumn="1" w:lastColumn="0" w:oddVBand="0" w:evenVBand="0" w:oddHBand="0" w:evenHBand="0" w:firstRowFirstColumn="0" w:firstRowLastColumn="0" w:lastRowFirstColumn="0" w:lastRowLastColumn="0"/>
+            <w:tcW w:w="624" w:type="dxa"/>
+          </w:tcPr>
+          <w:p>
+            <w:pPr>
+              <w:rPr>
+                <w:rFonts w:eastAsia="Times New Roman" w:cstheme="minorHAnsi"/>
+                <w:color w:val="0A0A0A"/>
+                <w:sz w:val="14"/>
+                <w:szCs w:val="14"/>
+              </w:rPr>
+            </w:pPr>
+            <w:r>
+              <w:rPr>
+                <w:rFonts w:eastAsia="Times New Roman" w:cstheme="minorHAnsi"/>
+                <w:color w:val="0A0A0A"/>
+                <w:sz w:val="14"/>
+                <w:szCs w:val="14"/>
+              </w:rPr>
+              <w:t>x</w:t>
+            </w:r>
+            <w:r>
+              <w:rPr>
+                <w:rFonts w:eastAsia="Times New Roman" w:cstheme="minorHAnsi"/>
+                <w:color w:val="0A0A0A"/>
+                <w:sz w:val="14"/>
+                <w:szCs w:val="14"/>
+              </w:rPr>
+              <w:t>.</w:t>
+            </w:r>
+          </w:p>
+        </w:tc>
+        <w:tc>
+          <w:tcPr>
+            <w:tcW w:w="1191" w:type="dxa"/>
           </w:tcPr>
           <w:p>
             <w:pPr>
@@ -2874,7 +3417,7 @@
         </w:tc>
         <w:tc>
           <w:tcPr>
-            <w:tcW w:w="1260" w:type="dxa"/>
+            <w:tcW w:w="1247" w:type="dxa"/>
           </w:tcPr>
           <w:p>
             <w:pPr>
@@ -2901,7 +3444,7 @@
         </w:tc>
         <w:tc>
           <w:tcPr>
-            <w:tcW w:w="982" w:type="dxa"/>
+            <w:tcW w:w="1701" w:type="dxa"/>
           </w:tcPr>
           <w:p>
             <w:pPr>
@@ -2928,8 +3471,7 @@
         </w:tc>
         <w:tc>
           <w:tcPr>
-            <w:tcW w:w="2457" w:type="dxa"/>
-            <w:gridSpan w:val="2"/>
+            <w:tcW w:w="2552" w:type="dxa"/>
           </w:tcPr>
           <w:p>
             <w:pPr>
@@ -2965,34 +3507,7 @@
         </w:tc>
         <w:tc>
           <w:tcPr>
-            <w:tcW w:w="1738" w:type="dxa"/>
-            <w:gridSpan w:val="2"/>
-          </w:tcPr>
-          <w:p>
-            <w:pPr>
-              <w:cnfStyle w:val="000000100000" w:firstRow="0" w:lastRow="0" w:firstColumn="0" w:lastColumn="0" w:oddVBand="0" w:evenVBand="0" w:oddHBand="1" w:evenHBand="0" w:firstRowFirstColumn="0" w:firstRowLastColumn="0" w:lastRowFirstColumn="0" w:lastRowLastColumn="0"/>
-              <w:rPr>
-                <w:rFonts w:eastAsia="Times New Roman" w:cstheme="minorHAnsi"/>
-                <w:color w:val="0A0A0A"/>
-                <w:sz w:val="14"/>
-                <w:szCs w:val="14"/>
-              </w:rPr>
-            </w:pPr>
-            <w:r>
-              <w:rPr>
-                <w:rFonts w:eastAsia="Times New Roman" w:cstheme="minorHAnsi"/>
-                <w:color w:val="0A0A0A"/>
-                <w:sz w:val="14"/>
-                <w:szCs w:val="14"/>
-              </w:rPr>
-              <w:t>Implementacija determinističkih protokola na bazi vremenskog planiranja.</w:t>
-            </w:r>
-          </w:p>
-        </w:tc>
-        <w:tc>
-          <w:tcPr>
-            <w:tcW w:w="1085" w:type="dxa"/>
-            <w:gridSpan w:val="2"/>
+            <w:tcW w:w="1701" w:type="dxa"/>
           </w:tcPr>
           <w:p>
             <w:pPr>
@@ -3038,6 +3553,97 @@
     </w:p>
     <w:p>
       <w:pPr>
+        <w:spacing w:after="0" w:line="240" w:lineRule="auto"/>
+        <w:rPr>
+          <w:rFonts w:eastAsia="Times New Roman" w:cstheme="minorHAnsi"/>
+          <w:b/>
+          <w:bCs/>
+          <w:color w:val="0A0A0A"/>
+          <w:sz w:val="14"/>
+          <w:szCs w:val="14"/>
+        </w:rPr>
+      </w:pPr>
+    </w:p>
+    <w:p>
+      <w:pPr>
+        <w:spacing w:after="0" w:line="240" w:lineRule="auto"/>
+        <w:rPr>
+          <w:rFonts w:eastAsia="Times New Roman" w:cstheme="minorHAnsi"/>
+          <w:b/>
+          <w:bCs/>
+          <w:color w:val="0A0A0A"/>
+          <w:sz w:val="14"/>
+          <w:szCs w:val="14"/>
+        </w:rPr>
+      </w:pPr>
+    </w:p>
+    <w:p>
+      <w:pPr>
+        <w:spacing w:after="0" w:line="240" w:lineRule="auto"/>
+        <w:rPr>
+          <w:rFonts w:eastAsia="Times New Roman" w:cstheme="minorHAnsi"/>
+          <w:b/>
+          <w:bCs/>
+          <w:color w:val="0A0A0A"/>
+          <w:sz w:val="14"/>
+          <w:szCs w:val="14"/>
+        </w:rPr>
+      </w:pPr>
+    </w:p>
+    <w:p>
+      <w:pPr>
+        <w:spacing w:after="0" w:line="240" w:lineRule="auto"/>
+        <w:rPr>
+          <w:rFonts w:eastAsia="Times New Roman" w:cstheme="minorHAnsi"/>
+          <w:b/>
+          <w:bCs/>
+          <w:color w:val="0A0A0A"/>
+          <w:sz w:val="14"/>
+          <w:szCs w:val="14"/>
+        </w:rPr>
+      </w:pPr>
+    </w:p>
+    <w:p>
+      <w:pPr>
+        <w:spacing w:after="0" w:line="240" w:lineRule="auto"/>
+        <w:rPr>
+          <w:rFonts w:eastAsia="Times New Roman" w:cstheme="minorHAnsi"/>
+          <w:b/>
+          <w:bCs/>
+          <w:color w:val="0A0A0A"/>
+          <w:sz w:val="14"/>
+          <w:szCs w:val="14"/>
+        </w:rPr>
+      </w:pPr>
+    </w:p>
+    <w:p>
+      <w:pPr>
+        <w:spacing w:after="0" w:line="240" w:lineRule="auto"/>
+        <w:rPr>
+          <w:rFonts w:eastAsia="Times New Roman" w:cstheme="minorHAnsi"/>
+          <w:b/>
+          <w:bCs/>
+          <w:color w:val="0A0A0A"/>
+          <w:sz w:val="14"/>
+          <w:szCs w:val="14"/>
+        </w:rPr>
+      </w:pPr>
+    </w:p>
+    <w:p>
+      <w:pPr>
+        <w:spacing w:after="0" w:line="240" w:lineRule="auto"/>
+        <w:rPr>
+          <w:rFonts w:eastAsia="Times New Roman" w:cstheme="minorHAnsi"/>
+          <w:b/>
+          <w:bCs/>
+          <w:color w:val="0A0A0A"/>
+          <w:sz w:val="14"/>
+          <w:szCs w:val="14"/>
+        </w:rPr>
+      </w:pPr>
+    </w:p>
+    <w:p>
+      <w:pPr>
         <w:tabs>
           <w:tab w:val="left" w:pos="1006"/>
         </w:tabs>
@@ -3055,7 +3661,17 @@
           <w:sz w:val="14"/>
           <w:szCs w:val="14"/>
         </w:rPr>
+        <w:lastRenderedPageBreak/>
         <w:t>Zabeleske</w:t>
+      </w:r>
+      <w:r>
+        <w:rPr>
+          <w:rFonts w:cstheme="minorHAnsi"/>
+          <w:b/>
+          <w:sz w:val="14"/>
+          <w:szCs w:val="14"/>
+        </w:rPr>
+        <w:t>:</w:t>
       </w:r>
       <w:r>
         <w:rPr>
@@ -3085,15 +3701,6 @@
       </w:pPr>
       <w:r>
         <w:rPr>
-          <w:rFonts w:cstheme="minorHAnsi"/>
-          <w:b/>
-          <w:sz w:val="14"/>
-          <w:szCs w:val="14"/>
-        </w:rPr>
-        <w:t xml:space="preserve">Init </w:t>
-      </w:r>
-      <w:r>
-        <w:rPr>
           <w:rFonts w:eastAsia="Times New Roman" w:cstheme="minorHAnsi"/>
           <w:b/>
           <w:bCs/>
@@ -3101,22 +3708,30 @@
           <w:sz w:val="14"/>
           <w:szCs w:val="14"/>
         </w:rPr>
-        <w:t>task</w:t>
-      </w:r>
-    </w:p>
-    <w:p>
-      <w:pPr>
-        <w:pStyle w:val="ListParagraph"/>
-        <w:shd w:val="clear" w:color="auto" w:fill="FFFFFF"/>
-        <w:spacing w:after="0" w:line="240" w:lineRule="auto"/>
-        <w:ind w:left="360"/>
-        <w:rPr>
-          <w:rFonts w:cstheme="minorHAnsi"/>
+        <w:t>t</w:t>
+      </w:r>
+      <w:r>
+        <w:rPr>
+          <w:rFonts w:eastAsia="Times New Roman" w:cstheme="minorHAnsi"/>
           <w:b/>
-          <w:sz w:val="14"/>
-          <w:szCs w:val="14"/>
-        </w:rPr>
-      </w:pPr>
+          <w:bCs/>
+          <w:color w:val="0A0A0A"/>
+          <w:sz w:val="14"/>
+          <w:szCs w:val="14"/>
+        </w:rPr>
+        <w:t>ask_system_init</w:t>
+      </w:r>
+      <w:r>
+        <w:rPr>
+          <w:rFonts w:eastAsia="Times New Roman" w:cstheme="minorHAnsi"/>
+          <w:b/>
+          <w:bCs/>
+          <w:color w:val="0A0A0A"/>
+          <w:sz w:val="14"/>
+          <w:szCs w:val="14"/>
+        </w:rPr>
+        <w:t xml:space="preserve"> – primer </w:t>
+      </w:r>
     </w:p>
     <w:p>
       <w:pPr>
@@ -3854,7 +4469,56 @@
           <w:sz w:val="14"/>
           <w:szCs w:val="14"/>
         </w:rPr>
-        <w:t xml:space="preserve">    init_can();</w:t>
+        <w:t xml:space="preserve">    </w:t>
+      </w:r>
+      <w:r>
+        <w:rPr>
+          <w:rFonts w:ascii="Consolas" w:hAnsi="Consolas" w:cstheme="minorHAnsi"/>
+          <w:sz w:val="14"/>
+          <w:szCs w:val="14"/>
+        </w:rPr>
+        <w:t xml:space="preserve">// </w:t>
+      </w:r>
+      <w:r>
+        <w:rPr>
+          <w:rFonts w:ascii="Consolas" w:hAnsi="Consolas" w:cstheme="minorHAnsi"/>
+          <w:sz w:val="14"/>
+          <w:szCs w:val="14"/>
+        </w:rPr>
+        <w:t>init_can();</w:t>
+      </w:r>
+      <w:r>
+        <w:rPr>
+          <w:rFonts w:ascii="Consolas" w:hAnsi="Consolas" w:cstheme="minorHAnsi"/>
+          <w:sz w:val="14"/>
+          <w:szCs w:val="14"/>
+        </w:rPr>
+        <w:t xml:space="preserve">     </w:t>
+      </w:r>
+      <w:r>
+        <w:rPr>
+          <w:rFonts w:ascii="Consolas" w:hAnsi="Consolas" w:cstheme="minorHAnsi"/>
+          <w:sz w:val="14"/>
+          <w:szCs w:val="14"/>
+        </w:rPr>
+        <w:tab/>
+      </w:r>
+      <w:r>
+        <w:rPr>
+          <w:rFonts w:ascii="Consolas" w:hAnsi="Consolas" w:cstheme="minorHAnsi"/>
+          <w:sz w:val="14"/>
+          <w:szCs w:val="14"/>
+        </w:rPr>
+        <w:tab/>
+      </w:r>
+      <w:r>
+        <w:rPr>
+          <w:rFonts w:ascii="Consolas" w:hAnsi="Consolas" w:cstheme="minorHAnsi"/>
+          <w:sz w:val="14"/>
+          <w:szCs w:val="14"/>
+        </w:rPr>
+        <w:tab/>
+        <w:t>// will be done later</w:t>
       </w:r>
     </w:p>
     <w:p>
@@ -3875,14 +4539,6 @@
           <w:szCs w:val="14"/>
         </w:rPr>
       </w:pPr>
-      <w:r>
-        <w:rPr>
-          <w:rFonts w:ascii="Consolas" w:hAnsi="Consolas" w:cstheme="minorHAnsi"/>
-          <w:sz w:val="14"/>
-          <w:szCs w:val="14"/>
-        </w:rPr>
-        <w:t xml:space="preserve">    init_adc();</w:t>
-      </w:r>
     </w:p>
     <w:p>
       <w:pPr>
@@ -3902,6 +4558,14 @@
           <w:szCs w:val="14"/>
         </w:rPr>
       </w:pPr>
+      <w:r>
+        <w:rPr>
+          <w:rFonts w:ascii="Consolas" w:hAnsi="Consolas" w:cstheme="minorHAnsi"/>
+          <w:sz w:val="14"/>
+          <w:szCs w:val="14"/>
+        </w:rPr>
+        <w:t xml:space="preserve">    /* Create application tasks */</w:t>
+      </w:r>
     </w:p>
     <w:p>
       <w:pPr>
@@ -3927,7 +4591,23 @@
           <w:sz w:val="14"/>
           <w:szCs w:val="14"/>
         </w:rPr>
-        <w:t xml:space="preserve">    /* Create application tasks */</w:t>
+        <w:t xml:space="preserve">    xTaskCreat</w:t>
+      </w:r>
+      <w:r>
+        <w:rPr>
+          <w:rFonts w:ascii="Consolas" w:hAnsi="Consolas" w:cstheme="minorHAnsi"/>
+          <w:sz w:val="14"/>
+          <w:szCs w:val="14"/>
+        </w:rPr>
+        <w:t>e(task_app_led1</w:t>
+      </w:r>
+      <w:r>
+        <w:rPr>
+          <w:rFonts w:ascii="Consolas" w:hAnsi="Consolas" w:cstheme="minorHAnsi"/>
+          <w:sz w:val="14"/>
+          <w:szCs w:val="14"/>
+        </w:rPr>
+        <w:t>, "LED2", 512, NULL, 1, NULL);</w:t>
       </w:r>
     </w:p>
     <w:p>
@@ -3954,7 +4634,23 @@
           <w:sz w:val="14"/>
           <w:szCs w:val="14"/>
         </w:rPr>
-        <w:t xml:space="preserve">    xTaskCreate(task_app_led2, "LED2", 512, NULL, 1, NULL);</w:t>
+        <w:t xml:space="preserve">    xTaskCreate(</w:t>
+      </w:r>
+      <w:r>
+        <w:rPr>
+          <w:rFonts w:ascii="Consolas" w:hAnsi="Consolas" w:cstheme="minorHAnsi"/>
+          <w:sz w:val="14"/>
+          <w:szCs w:val="14"/>
+        </w:rPr>
+        <w:t>task_app_led2</w:t>
+      </w:r>
+      <w:r>
+        <w:rPr>
+          <w:rFonts w:ascii="Consolas" w:hAnsi="Consolas" w:cstheme="minorHAnsi"/>
+          <w:sz w:val="14"/>
+          <w:szCs w:val="14"/>
+        </w:rPr>
+        <w:t>, "COMM", 1024, NULL, 2, NULL);</w:t>
       </w:r>
     </w:p>
     <w:p>
@@ -3975,14 +4671,6 @@
           <w:szCs w:val="14"/>
         </w:rPr>
       </w:pPr>
-      <w:r>
-        <w:rPr>
-          <w:rFonts w:ascii="Consolas" w:hAnsi="Consolas" w:cstheme="minorHAnsi"/>
-          <w:sz w:val="14"/>
-          <w:szCs w:val="14"/>
-        </w:rPr>
-        <w:t xml:space="preserve">    xTaskCreate(task_app_comm, "COMM", 1024, NULL, 2, NULL);</w:t>
-      </w:r>
     </w:p>
     <w:p>
       <w:pPr>
@@ -4008,7 +4696,7 @@
           <w:sz w:val="14"/>
           <w:szCs w:val="14"/>
         </w:rPr>
-        <w:t xml:space="preserve">    xTaskCreate(task_app_ctrl, "CTRL", 1024, NULL, 3, NULL);</w:t>
+        <w:t xml:space="preserve">    /* Optional: signal "system ready" event here */</w:t>
       </w:r>
     </w:p>
     <w:p>
@@ -4054,7 +4742,7 @@
           <w:sz w:val="14"/>
           <w:szCs w:val="14"/>
         </w:rPr>
-        <w:t xml:space="preserve">    /* Optional: signal "system ready" event here */</w:t>
+        <w:t xml:space="preserve">    /* Delete self */</w:t>
       </w:r>
     </w:p>
     <w:p>
@@ -4075,6 +4763,14 @@
           <w:szCs w:val="14"/>
         </w:rPr>
       </w:pPr>
+      <w:r>
+        <w:rPr>
+          <w:rFonts w:ascii="Consolas" w:hAnsi="Consolas" w:cstheme="minorHAnsi"/>
+          <w:sz w:val="14"/>
+          <w:szCs w:val="14"/>
+        </w:rPr>
+        <w:t xml:space="preserve">    vTaskDelete(NULL);</w:t>
+      </w:r>
     </w:p>
     <w:p>
       <w:pPr>
@@ -4100,60 +4796,6 @@
           <w:sz w:val="14"/>
           <w:szCs w:val="14"/>
         </w:rPr>
-        <w:t xml:space="preserve">    /* Delete self */</w:t>
-      </w:r>
-    </w:p>
-    <w:p>
-      <w:pPr>
-        <w:pBdr>
-          <w:top w:val="single" w:sz="4" w:space="1" w:color="auto"/>
-          <w:left w:val="single" w:sz="4" w:space="4" w:color="auto"/>
-          <w:bottom w:val="single" w:sz="4" w:space="1" w:color="auto"/>
-          <w:right w:val="single" w:sz="4" w:space="4" w:color="auto"/>
-        </w:pBdr>
-        <w:tabs>
-          <w:tab w:val="left" w:pos="1006"/>
-        </w:tabs>
-        <w:spacing w:after="0"/>
-        <w:rPr>
-          <w:rFonts w:ascii="Consolas" w:hAnsi="Consolas" w:cstheme="minorHAnsi"/>
-          <w:sz w:val="14"/>
-          <w:szCs w:val="14"/>
-        </w:rPr>
-      </w:pPr>
-      <w:r>
-        <w:rPr>
-          <w:rFonts w:ascii="Consolas" w:hAnsi="Consolas" w:cstheme="minorHAnsi"/>
-          <w:sz w:val="14"/>
-          <w:szCs w:val="14"/>
-        </w:rPr>
-        <w:t xml:space="preserve">    vTaskDelete(NULL);</w:t>
-      </w:r>
-    </w:p>
-    <w:p>
-      <w:pPr>
-        <w:pBdr>
-          <w:top w:val="single" w:sz="4" w:space="1" w:color="auto"/>
-          <w:left w:val="single" w:sz="4" w:space="4" w:color="auto"/>
-          <w:bottom w:val="single" w:sz="4" w:space="1" w:color="auto"/>
-          <w:right w:val="single" w:sz="4" w:space="4" w:color="auto"/>
-        </w:pBdr>
-        <w:tabs>
-          <w:tab w:val="left" w:pos="1006"/>
-        </w:tabs>
-        <w:spacing w:after="0"/>
-        <w:rPr>
-          <w:rFonts w:ascii="Consolas" w:hAnsi="Consolas" w:cstheme="minorHAnsi"/>
-          <w:sz w:val="14"/>
-          <w:szCs w:val="14"/>
-        </w:rPr>
-      </w:pPr>
-      <w:r>
-        <w:rPr>
-          <w:rFonts w:ascii="Consolas" w:hAnsi="Consolas" w:cstheme="minorHAnsi"/>
-          <w:sz w:val="14"/>
-          <w:szCs w:val="14"/>
-        </w:rPr>
         <w:t>}</w:t>
       </w:r>
     </w:p>
@@ -4179,12 +4821,29 @@
         <w:spacing w:after="0" w:line="240" w:lineRule="auto"/>
         <w:rPr>
           <w:rFonts w:eastAsia="Times New Roman" w:cstheme="minorHAnsi"/>
+          <w:b/>
+          <w:bCs/>
           <w:color w:val="0A0A0A"/>
           <w:sz w:val="14"/>
           <w:szCs w:val="14"/>
         </w:rPr>
       </w:pPr>
       <w:r>
+        <w:rPr>
+          <w:rFonts w:eastAsia="Times New Roman" w:cstheme="minorHAnsi"/>
+          <w:b/>
+          <w:bCs/>
+          <w:color w:val="0A0A0A"/>
+          <w:sz w:val="14"/>
+          <w:szCs w:val="14"/>
+        </w:rPr>
+        <w:t>Detalji:</w:t>
+      </w:r>
+    </w:p>
+    <w:p>
+      <w:pPr>
+        <w:shd w:val="clear" w:color="auto" w:fill="FFFFFF"/>
+        <w:spacing w:after="0" w:line="240" w:lineRule="auto"/>
         <w:rPr>
           <w:rFonts w:eastAsia="Times New Roman" w:cstheme="minorHAnsi"/>
           <w:b/>
@@ -4195,7 +4854,42 @@
           <w:sz w:val="14"/>
           <w:szCs w:val="14"/>
         </w:rPr>
-        <w:t>Prioriteti:</w:t>
+      </w:pPr>
+    </w:p>
+    <w:p>
+      <w:pPr>
+        <w:shd w:val="clear" w:color="auto" w:fill="FFFFFF"/>
+        <w:spacing w:after="0" w:line="240" w:lineRule="auto"/>
+        <w:rPr>
+          <w:rFonts w:eastAsia="Times New Roman" w:cstheme="minorHAnsi"/>
+          <w:color w:val="0A0A0A"/>
+          <w:sz w:val="14"/>
+          <w:szCs w:val="14"/>
+        </w:rPr>
+      </w:pPr>
+      <w:r>
+        <w:rPr>
+          <w:rFonts w:eastAsia="Times New Roman" w:cstheme="minorHAnsi"/>
+          <w:b/>
+          <w:bCs/>
+          <w:color w:val="0A0A0A"/>
+          <w:sz w:val="14"/>
+          <w:szCs w:val="14"/>
+        </w:rPr>
+        <w:t>Prioriteti</w:t>
+      </w:r>
+      <w:r>
+        <w:rPr>
+          <w:rFonts w:eastAsia="Times New Roman" w:cstheme="minorHAnsi"/>
+          <w:b/>
+          <w:bCs/>
+          <w:i/>
+          <w:iCs/>
+          <w:color w:val="0A0A0A"/>
+          <w:sz w:val="14"/>
+          <w:szCs w:val="14"/>
+        </w:rPr>
+        <w:t>:</w:t>
       </w:r>
       <w:r>
         <w:rPr>
@@ -4207,6 +4901,17 @@
           <w:szCs w:val="14"/>
         </w:rPr>
         <w:t> 6 je najviši (najhitniji), 1 je najniži (pozadinski).</w:t>
+      </w:r>
+      <w:r>
+        <w:rPr>
+          <w:rFonts w:eastAsia="Times New Roman" w:cstheme="minorHAnsi"/>
+          <w:i/>
+          <w:iCs/>
+          <w:color w:val="0A0A0A"/>
+          <w:sz w:val="14"/>
+          <w:szCs w:val="14"/>
+        </w:rPr>
+        <w:t xml:space="preserve"> - TBD</w:t>
       </w:r>
     </w:p>
     <w:p>
@@ -4243,7 +4948,16 @@
           <w:sz w:val="14"/>
           <w:szCs w:val="14"/>
         </w:rPr>
-        <w:t> Task za inicijalizaciju, Task 5 (UART RX) i Task 3 (CAN) – jer ne smeju da propuste podatke.</w:t>
+        <w:t xml:space="preserve"> Task za inicijalizaciju, Task </w:t>
+      </w:r>
+      <w:r>
+        <w:rPr>
+          <w:rFonts w:eastAsia="Times New Roman" w:cstheme="minorHAnsi"/>
+          <w:color w:val="0A0A0A"/>
+          <w:sz w:val="14"/>
+          <w:szCs w:val="14"/>
+        </w:rPr>
+        <w:t xml:space="preserve"> (UART RX) i Task 3 (CAN) – jer ne smeju da propuste podatke.</w:t>
       </w:r>
     </w:p>
     <w:p>
@@ -4356,7 +5070,7 @@
           <w:sz w:val="14"/>
           <w:szCs w:val="14"/>
         </w:rPr>
-        <w:t>Detalji:</w:t>
+        <w:t>Razno:</w:t>
       </w:r>
     </w:p>
     <w:p>
@@ -4742,6 +5456,7 @@
           <w:sz w:val="14"/>
           <w:szCs w:val="14"/>
         </w:rPr>
+        <w:lastRenderedPageBreak/>
         <w:drawing>
           <wp:inline distT="0" distB="0" distL="0" distR="0" wp14:anchorId="282804DE" wp14:editId="224F85C0">
             <wp:extent cx="4001401" cy="1554819"/>
@@ -5744,296 +6459,6 @@
         <w:ind w:left="357"/>
         <w:rPr>
           <w:rFonts w:cstheme="minorHAnsi"/>
-        </w:rPr>
-      </w:pPr>
-      <w:r>
-        <w:rPr>
-          <w:rFonts w:cstheme="minorHAnsi"/>
-        </w:rPr>
-        <w:t xml:space="preserve"> </w:t>
-      </w:r>
-      <w:r>
-        <w:rPr>
-          <w:rFonts w:cstheme="minorHAnsi"/>
-          <w:color w:val="FF0000"/>
-        </w:rPr>
-        <w:t>I2C</w:t>
-      </w:r>
-      <w:r>
-        <w:rPr>
-          <w:rFonts w:cstheme="minorHAnsi"/>
-          <w:color w:val="FF0000"/>
-        </w:rPr>
-        <w:t xml:space="preserve"> – RTC</w:t>
-      </w:r>
-      <w:r>
-        <w:rPr>
-          <w:rFonts w:cstheme="minorHAnsi"/>
-          <w:color w:val="FF0000"/>
-        </w:rPr>
-        <w:t xml:space="preserve"> </w:t>
-      </w:r>
-    </w:p>
-    <w:p>
-      <w:pPr>
-        <w:pStyle w:val="ListParagraph"/>
-        <w:spacing w:after="0"/>
-        <w:ind w:left="357"/>
-        <w:rPr>
-          <w:rFonts w:cstheme="minorHAnsi"/>
-        </w:rPr>
-      </w:pPr>
-      <w:r>
-        <w:rPr>
-          <w:rFonts w:cstheme="minorHAnsi"/>
-        </w:rPr>
-        <w:t>Opis (originala): TBD</w:t>
-      </w:r>
-    </w:p>
-    <w:p>
-      <w:pPr>
-        <w:pStyle w:val="ListParagraph"/>
-        <w:spacing w:after="120"/>
-        <w:ind w:left="360"/>
-        <w:rPr>
-          <w:rFonts w:cstheme="minorHAnsi"/>
-        </w:rPr>
-      </w:pPr>
-      <w:r>
-        <w:rPr>
-          <w:rFonts w:cstheme="minorHAnsi"/>
-        </w:rPr>
-        <w:t xml:space="preserve">Zadatak: </w:t>
-      </w:r>
-    </w:p>
-    <w:p>
-      <w:pPr>
-        <w:pStyle w:val="ListParagraph"/>
-        <w:numPr>
-          <w:ilvl w:val="0"/>
-          <w:numId w:val="12"/>
-        </w:numPr>
-        <w:spacing w:after="0"/>
-        <w:rPr>
-          <w:rFonts w:cstheme="minorHAnsi"/>
-        </w:rPr>
-      </w:pPr>
-      <w:r>
-        <w:rPr>
-          <w:rFonts w:cstheme="minorHAnsi"/>
-        </w:rPr>
-        <w:t>write</w:t>
-      </w:r>
-      <w:r>
-        <w:rPr>
-          <w:rFonts w:cstheme="minorHAnsi"/>
-        </w:rPr>
-        <w:t>/read</w:t>
-      </w:r>
-      <w:r>
-        <w:rPr>
-          <w:rFonts w:cstheme="minorHAnsi"/>
-        </w:rPr>
-        <w:t xml:space="preserve"> (</w:t>
-      </w:r>
-      <w:r>
-        <w:rPr>
-          <w:rFonts w:cstheme="minorHAnsi"/>
-        </w:rPr>
-        <w:t>set alarm -&gt; eksterni isr</w:t>
-      </w:r>
-      <w:r>
-        <w:rPr>
-          <w:rFonts w:cstheme="minorHAnsi"/>
-        </w:rPr>
-        <w:t xml:space="preserve"> ?)</w:t>
-      </w:r>
-    </w:p>
-    <w:p>
-      <w:pPr>
-        <w:pStyle w:val="ListParagraph"/>
-        <w:numPr>
-          <w:ilvl w:val="0"/>
-          <w:numId w:val="12"/>
-        </w:numPr>
-        <w:spacing w:after="0"/>
-        <w:rPr>
-          <w:rFonts w:cstheme="minorHAnsi"/>
-        </w:rPr>
-      </w:pPr>
-      <w:r>
-        <w:rPr>
-          <w:rFonts w:cstheme="minorHAnsi"/>
-        </w:rPr>
-        <w:t>ubac</w:t>
-      </w:r>
-      <w:r>
-        <w:rPr>
-          <w:rFonts w:cstheme="minorHAnsi"/>
-        </w:rPr>
-        <w:t>i</w:t>
-      </w:r>
-      <w:r>
-        <w:rPr>
-          <w:rFonts w:cstheme="minorHAnsi"/>
-        </w:rPr>
-        <w:t>ti u FreeRTOS primer</w:t>
-      </w:r>
-      <w:r>
-        <w:rPr>
-          <w:rFonts w:cstheme="minorHAnsi"/>
-        </w:rPr>
-        <w:t>: write u init-u, periodican read</w:t>
-      </w:r>
-    </w:p>
-    <w:p>
-      <w:pPr>
-        <w:pStyle w:val="ListParagraph"/>
-        <w:numPr>
-          <w:ilvl w:val="0"/>
-          <w:numId w:val="5"/>
-        </w:numPr>
-        <w:spacing w:after="0"/>
-        <w:ind w:left="357"/>
-        <w:rPr>
-          <w:rFonts w:cstheme="minorHAnsi"/>
-        </w:rPr>
-      </w:pPr>
-      <w:r>
-        <w:rPr>
-          <w:rFonts w:cstheme="minorHAnsi"/>
-        </w:rPr>
-        <w:t xml:space="preserve"> </w:t>
-      </w:r>
-      <w:r>
-        <w:rPr>
-          <w:rFonts w:cstheme="minorHAnsi"/>
-          <w:color w:val="FF0000"/>
-        </w:rPr>
-        <w:t>SPI</w:t>
-      </w:r>
-      <w:r>
-        <w:rPr>
-          <w:rFonts w:cstheme="minorHAnsi"/>
-          <w:color w:val="FF0000"/>
-        </w:rPr>
-        <w:t xml:space="preserve"> </w:t>
-      </w:r>
-      <w:r>
-        <w:rPr>
-          <w:rFonts w:cstheme="minorHAnsi"/>
-          <w:color w:val="FF0000"/>
-        </w:rPr>
-        <w:t>–</w:t>
-      </w:r>
-      <w:r>
-        <w:rPr>
-          <w:rFonts w:cstheme="minorHAnsi"/>
-          <w:color w:val="FF0000"/>
-        </w:rPr>
-        <w:t xml:space="preserve"> EEPROM</w:t>
-      </w:r>
-      <w:r>
-        <w:rPr>
-          <w:rFonts w:cstheme="minorHAnsi"/>
-          <w:color w:val="FF0000"/>
-        </w:rPr>
-        <w:t xml:space="preserve"> </w:t>
-      </w:r>
-    </w:p>
-    <w:p>
-      <w:pPr>
-        <w:pStyle w:val="ListParagraph"/>
-        <w:spacing w:after="0"/>
-        <w:ind w:left="360"/>
-        <w:rPr>
-          <w:rFonts w:cstheme="minorHAnsi"/>
-        </w:rPr>
-      </w:pPr>
-      <w:r>
-        <w:rPr>
-          <w:rFonts w:cstheme="minorHAnsi"/>
-        </w:rPr>
-        <w:t>Opis (originala): TBD</w:t>
-      </w:r>
-    </w:p>
-    <w:p>
-      <w:pPr>
-        <w:pStyle w:val="ListParagraph"/>
-        <w:spacing w:after="120"/>
-        <w:ind w:left="360"/>
-        <w:rPr>
-          <w:rFonts w:cstheme="minorHAnsi"/>
-        </w:rPr>
-      </w:pPr>
-      <w:r>
-        <w:rPr>
-          <w:rFonts w:cstheme="minorHAnsi"/>
-        </w:rPr>
-        <w:t xml:space="preserve">Zadatak: </w:t>
-      </w:r>
-    </w:p>
-    <w:p>
-      <w:pPr>
-        <w:pStyle w:val="ListParagraph"/>
-        <w:numPr>
-          <w:ilvl w:val="0"/>
-          <w:numId w:val="12"/>
-        </w:numPr>
-        <w:spacing w:after="0"/>
-        <w:rPr>
-          <w:rFonts w:cstheme="minorHAnsi"/>
-        </w:rPr>
-      </w:pPr>
-      <w:r>
-        <w:rPr>
-          <w:rFonts w:cstheme="minorHAnsi"/>
-        </w:rPr>
-        <w:t xml:space="preserve">write/read </w:t>
-      </w:r>
-    </w:p>
-    <w:p>
-      <w:pPr>
-        <w:pStyle w:val="ListParagraph"/>
-        <w:numPr>
-          <w:ilvl w:val="0"/>
-          <w:numId w:val="12"/>
-        </w:numPr>
-        <w:spacing w:after="0"/>
-        <w:rPr>
-          <w:rFonts w:cstheme="minorHAnsi"/>
-        </w:rPr>
-      </w:pPr>
-      <w:r>
-        <w:rPr>
-          <w:rFonts w:cstheme="minorHAnsi"/>
-        </w:rPr>
-        <w:t xml:space="preserve">ubaciti u FreeRTOS primer: write </w:t>
-      </w:r>
-      <w:r>
-        <w:rPr>
-          <w:rFonts w:cstheme="minorHAnsi"/>
-        </w:rPr>
-        <w:t>po zahtevu</w:t>
-      </w:r>
-      <w:r>
-        <w:rPr>
-          <w:rFonts w:cstheme="minorHAnsi"/>
-        </w:rPr>
-        <w:t>, periodican read</w:t>
-      </w:r>
-    </w:p>
-    <w:p>
-      <w:pPr>
-        <w:pStyle w:val="ListParagraph"/>
-        <w:numPr>
-          <w:ilvl w:val="0"/>
-          <w:numId w:val="5"/>
-        </w:numPr>
-        <w:spacing w:after="0"/>
-        <w:ind w:left="357"/>
-        <w:rPr>
-          <w:rFonts w:cstheme="minorHAnsi"/>
           <w:bCs/>
         </w:rPr>
       </w:pPr>
@@ -6251,6 +6676,196 @@
           <w:rFonts w:cstheme="minorHAnsi"/>
           <w:color w:val="FF0000"/>
         </w:rPr>
+        <w:t xml:space="preserve">I2C – RTC </w:t>
+      </w:r>
+    </w:p>
+    <w:p>
+      <w:pPr>
+        <w:pStyle w:val="ListParagraph"/>
+        <w:spacing w:after="0"/>
+        <w:ind w:left="357"/>
+        <w:rPr>
+          <w:rFonts w:cstheme="minorHAnsi"/>
+        </w:rPr>
+      </w:pPr>
+      <w:r>
+        <w:rPr>
+          <w:rFonts w:cstheme="minorHAnsi"/>
+        </w:rPr>
+        <w:t>Opis (originala): TBD</w:t>
+      </w:r>
+    </w:p>
+    <w:p>
+      <w:pPr>
+        <w:pStyle w:val="ListParagraph"/>
+        <w:spacing w:after="120"/>
+        <w:ind w:left="360"/>
+        <w:rPr>
+          <w:rFonts w:cstheme="minorHAnsi"/>
+        </w:rPr>
+      </w:pPr>
+      <w:r>
+        <w:rPr>
+          <w:rFonts w:cstheme="minorHAnsi"/>
+        </w:rPr>
+        <w:t xml:space="preserve">Zadatak: </w:t>
+      </w:r>
+    </w:p>
+    <w:p>
+      <w:pPr>
+        <w:pStyle w:val="ListParagraph"/>
+        <w:numPr>
+          <w:ilvl w:val="0"/>
+          <w:numId w:val="12"/>
+        </w:numPr>
+        <w:spacing w:after="0"/>
+        <w:rPr>
+          <w:rFonts w:cstheme="minorHAnsi"/>
+        </w:rPr>
+      </w:pPr>
+      <w:r>
+        <w:rPr>
+          <w:rFonts w:cstheme="minorHAnsi"/>
+        </w:rPr>
+        <w:t>write/read (set alarm -&gt; eksterni isr ?)</w:t>
+      </w:r>
+    </w:p>
+    <w:p>
+      <w:pPr>
+        <w:pStyle w:val="ListParagraph"/>
+        <w:numPr>
+          <w:ilvl w:val="0"/>
+          <w:numId w:val="12"/>
+        </w:numPr>
+        <w:spacing w:after="0"/>
+        <w:rPr>
+          <w:rFonts w:cstheme="minorHAnsi"/>
+        </w:rPr>
+      </w:pPr>
+      <w:r>
+        <w:rPr>
+          <w:rFonts w:cstheme="minorHAnsi"/>
+        </w:rPr>
+        <w:t>ubaciti u FreeRTOS primer: write u init-u, periodican read</w:t>
+      </w:r>
+    </w:p>
+    <w:p>
+      <w:pPr>
+        <w:pStyle w:val="ListParagraph"/>
+        <w:numPr>
+          <w:ilvl w:val="0"/>
+          <w:numId w:val="5"/>
+        </w:numPr>
+        <w:spacing w:after="0"/>
+        <w:ind w:left="357"/>
+        <w:rPr>
+          <w:rFonts w:cstheme="minorHAnsi"/>
+        </w:rPr>
+      </w:pPr>
+      <w:r>
+        <w:rPr>
+          <w:rFonts w:cstheme="minorHAnsi"/>
+        </w:rPr>
+        <w:t xml:space="preserve"> </w:t>
+      </w:r>
+      <w:r>
+        <w:rPr>
+          <w:rFonts w:cstheme="minorHAnsi"/>
+          <w:color w:val="FF0000"/>
+        </w:rPr>
+        <w:t xml:space="preserve">SPI – EEPROM </w:t>
+      </w:r>
+    </w:p>
+    <w:p>
+      <w:pPr>
+        <w:pStyle w:val="ListParagraph"/>
+        <w:spacing w:after="0"/>
+        <w:ind w:left="360"/>
+        <w:rPr>
+          <w:rFonts w:cstheme="minorHAnsi"/>
+        </w:rPr>
+      </w:pPr>
+      <w:r>
+        <w:rPr>
+          <w:rFonts w:cstheme="minorHAnsi"/>
+        </w:rPr>
+        <w:t>Opis (originala): TBD</w:t>
+      </w:r>
+    </w:p>
+    <w:p>
+      <w:pPr>
+        <w:pStyle w:val="ListParagraph"/>
+        <w:spacing w:after="120"/>
+        <w:ind w:left="360"/>
+        <w:rPr>
+          <w:rFonts w:cstheme="minorHAnsi"/>
+        </w:rPr>
+      </w:pPr>
+      <w:r>
+        <w:rPr>
+          <w:rFonts w:cstheme="minorHAnsi"/>
+        </w:rPr>
+        <w:t xml:space="preserve">Zadatak: </w:t>
+      </w:r>
+    </w:p>
+    <w:p>
+      <w:pPr>
+        <w:pStyle w:val="ListParagraph"/>
+        <w:numPr>
+          <w:ilvl w:val="0"/>
+          <w:numId w:val="12"/>
+        </w:numPr>
+        <w:spacing w:after="0"/>
+        <w:rPr>
+          <w:rFonts w:cstheme="minorHAnsi"/>
+        </w:rPr>
+      </w:pPr>
+      <w:r>
+        <w:rPr>
+          <w:rFonts w:cstheme="minorHAnsi"/>
+        </w:rPr>
+        <w:t xml:space="preserve">write/read </w:t>
+      </w:r>
+    </w:p>
+    <w:p>
+      <w:pPr>
+        <w:pStyle w:val="ListParagraph"/>
+        <w:numPr>
+          <w:ilvl w:val="0"/>
+          <w:numId w:val="12"/>
+        </w:numPr>
+        <w:spacing w:after="0"/>
+        <w:rPr>
+          <w:rFonts w:cstheme="minorHAnsi"/>
+        </w:rPr>
+      </w:pPr>
+      <w:r>
+        <w:rPr>
+          <w:rFonts w:cstheme="minorHAnsi"/>
+        </w:rPr>
+        <w:t>ubaciti u FreeRTOS primer: write po zahtevu, periodican read</w:t>
+      </w:r>
+    </w:p>
+    <w:p>
+      <w:pPr>
+        <w:pStyle w:val="ListParagraph"/>
+        <w:numPr>
+          <w:ilvl w:val="0"/>
+          <w:numId w:val="5"/>
+        </w:numPr>
+        <w:spacing w:after="0"/>
+        <w:ind w:left="357"/>
+        <w:rPr>
+          <w:rFonts w:cstheme="minorHAnsi"/>
+        </w:rPr>
+      </w:pPr>
+      <w:bookmarkStart w:id="0" w:name="_GoBack"/>
+      <w:bookmarkEnd w:id="0"/>
+      <w:r>
+        <w:rPr>
+          <w:rFonts w:cstheme="minorHAnsi"/>
+          <w:color w:val="FF0000"/>
+        </w:rPr>
         <w:t xml:space="preserve">LIN, </w:t>
       </w:r>
       <w:r>
@@ -6450,13 +7065,37 @@
         <w:rPr>
           <w:rFonts w:asciiTheme="minorHAnsi" w:hAnsiTheme="minorHAnsi" w:cstheme="minorHAnsi"/>
         </w:rPr>
-        <w:t xml:space="preserve"> – to be updated</w:t>
+        <w:t xml:space="preserve"> – </w:t>
       </w:r>
       <w:r>
         <w:rPr>
           <w:rFonts w:asciiTheme="minorHAnsi" w:hAnsiTheme="minorHAnsi" w:cstheme="minorHAnsi"/>
         </w:rPr>
+        <w:t xml:space="preserve">obsolite, </w:t>
+      </w:r>
+      <w:r>
+        <w:rPr>
+          <w:rFonts w:asciiTheme="minorHAnsi" w:hAnsiTheme="minorHAnsi" w:cstheme="minorHAnsi"/>
+        </w:rPr>
+        <w:t>to be updated</w:t>
+      </w:r>
+      <w:r>
+        <w:rPr>
+          <w:rFonts w:asciiTheme="minorHAnsi" w:hAnsiTheme="minorHAnsi" w:cstheme="minorHAnsi"/>
+        </w:rPr>
+        <w:t>/abandoned</w:t>
+      </w:r>
+      <w:r>
+        <w:rPr>
+          <w:rFonts w:asciiTheme="minorHAnsi" w:hAnsiTheme="minorHAnsi" w:cstheme="minorHAnsi"/>
+        </w:rPr>
         <w:t xml:space="preserve"> </w:t>
+      </w:r>
+      <w:r>
+        <w:rPr>
+          <w:rFonts w:asciiTheme="minorHAnsi" w:hAnsiTheme="minorHAnsi" w:cstheme="minorHAnsi"/>
+        </w:rPr>
+        <w:t>…</w:t>
       </w:r>
     </w:p>
     <w:p>
@@ -12407,7 +13046,7 @@
 </file>
 
 <file path=customXml/itemProps1.xml><?xml version="1.0" encoding="utf-8"?>
-<ds:datastoreItem xmlns:ds="http://schemas.openxmlformats.org/officeDocument/2006/customXml" ds:itemID="{CC4B3119-8C8A-4E60-91AB-067BD98284C0}">
+<ds:datastoreItem xmlns:ds="http://schemas.openxmlformats.org/officeDocument/2006/customXml" ds:itemID="{C231FF15-46C9-45F9-83BE-78AA285DB854}">
   <ds:schemaRefs>
     <ds:schemaRef ds:uri="http://schemas.openxmlformats.org/officeDocument/2006/bibliography"/>
   </ds:schemaRefs>
